--- a/ApêndiceA-Planejamento/PID_Cronograma_Projeto.docx
+++ b/ApêndiceA-Planejamento/PID_Cronograma_Projeto.docx
@@ -1,6 +1,6 @@
 
 <file path=word/document.xml><?xml version="1.0" encoding="utf-8"?>
-<w:document xmlns:wpc="http://schemas.microsoft.com/office/word/2010/wordprocessingCanvas" xmlns:cx="http://schemas.microsoft.com/office/drawing/2014/chartex" xmlns:cx1="http://schemas.microsoft.com/office/drawing/2015/9/8/chartex" xmlns:cx2="http://schemas.microsoft.com/office/drawing/2015/10/21/chartex" xmlns:cx3="http://schemas.microsoft.com/office/drawing/2016/5/9/chartex" xmlns:cx4="http://schemas.microsoft.com/office/drawing/2016/5/10/chartex" xmlns:cx5="http://schemas.microsoft.com/office/drawing/2016/5/11/chartex" xmlns:cx6="http://schemas.microsoft.com/office/drawing/2016/5/12/chartex" xmlns:cx7="http://schemas.microsoft.com/office/drawing/2016/5/13/chartex" xmlns:cx8="http://schemas.microsoft.com/office/drawing/2016/5/14/chartex" xmlns:mc="http://schemas.openxmlformats.org/markup-compatibility/2006" xmlns:aink="http://schemas.microsoft.com/office/drawing/2016/ink" xmlns:am3d="http://schemas.microsoft.com/office/drawing/2017/model3d" xmlns:o="urn:schemas-microsoft-com:office:office" xmlns:oel="http://schemas.microsoft.com/office/2019/extlst" xmlns:r="http://schemas.openxmlformats.org/officeDocument/2006/relationships" xmlns:m="http://schemas.openxmlformats.org/officeDocument/2006/math" xmlns:v="urn:schemas-microsoft-com:vml" xmlns:wp14="http://schemas.microsoft.com/office/word/2010/wordprocessingDrawing" xmlns:wp="http://schemas.openxmlformats.org/drawingml/2006/wordprocessingDrawing" xmlns:w10="urn:schemas-microsoft-com:office:word" xmlns:w="http://schemas.openxmlformats.org/wordprocessingml/2006/main" xmlns:w14="http://schemas.microsoft.com/office/word/2010/wordml" xmlns:w15="http://schemas.microsoft.com/office/word/2012/wordml" xmlns:w16cex="http://schemas.microsoft.com/office/word/2018/wordml/cex" xmlns:w16cid="http://schemas.microsoft.com/office/word/2016/wordml/cid" xmlns:w16="http://schemas.microsoft.com/office/word/2018/wordml" xmlns:w16du="http://schemas.microsoft.com/office/word/2023/wordml/word16du" xmlns:w16sdtdh="http://schemas.microsoft.com/office/word/2020/wordml/sdtdatahash" xmlns:w16sdtfl="http://schemas.microsoft.com/office/word/2024/wordml/sdtformatlock" xmlns:w16se="http://schemas.microsoft.com/office/word/2015/wordml/symex" xmlns:wpg="http://schemas.microsoft.com/office/word/2010/wordprocessingGroup" xmlns:wpi="http://schemas.microsoft.com/office/word/2010/wordprocessingInk" xmlns:wne="http://schemas.microsoft.com/office/word/2006/wordml" xmlns:wps="http://schemas.microsoft.com/office/word/2010/wordprocessingShape" mc:Ignorable="w14 w15 w16se w16cid w16 w16cex w16sdtdh w16sdtfl w16du wp14">
+<w:document xmlns:wpc="http://schemas.microsoft.com/office/word/2010/wordprocessingCanvas" xmlns:mc="http://schemas.openxmlformats.org/markup-compatibility/2006" xmlns:o="urn:schemas-microsoft-com:office:office" xmlns:r="http://schemas.openxmlformats.org/officeDocument/2006/relationships" xmlns:m="http://schemas.openxmlformats.org/officeDocument/2006/math" xmlns:v="urn:schemas-microsoft-com:vml" xmlns:wp14="http://schemas.microsoft.com/office/word/2010/wordprocessingDrawing" xmlns:wp="http://schemas.openxmlformats.org/drawingml/2006/wordprocessingDrawing" xmlns:w10="urn:schemas-microsoft-com:office:word" xmlns:w="http://schemas.openxmlformats.org/wordprocessingml/2006/main" xmlns:w14="http://schemas.microsoft.com/office/word/2010/wordml" xmlns:wpg="http://schemas.microsoft.com/office/word/2010/wordprocessingGroup" xmlns:wpi="http://schemas.microsoft.com/office/word/2010/wordprocessingInk" xmlns:wne="http://schemas.microsoft.com/office/word/2006/wordml" xmlns:wps="http://schemas.microsoft.com/office/word/2010/wordprocessingShape" mc:Ignorable="w14 wp14">
   <w:body>
     <w:p>
       <w:pPr>
@@ -789,6 +789,7 @@
                 <w:szCs w:val="20"/>
               </w:rPr>
             </w:pPr>
+            <w:proofErr w:type="gramStart"/>
             <w:r>
               <w:rPr>
                 <w:rFonts w:ascii="Arial" w:eastAsia="Arial" w:hAnsi="Arial" w:cs="Arial"/>
@@ -797,6 +798,7 @@
               </w:rPr>
               <w:t>sem1</w:t>
             </w:r>
+            <w:proofErr w:type="gramEnd"/>
           </w:p>
         </w:tc>
         <w:tc>
@@ -820,6 +822,7 @@
                 <w:szCs w:val="20"/>
               </w:rPr>
             </w:pPr>
+            <w:proofErr w:type="gramStart"/>
             <w:r>
               <w:rPr>
                 <w:rFonts w:ascii="Arial" w:eastAsia="Arial" w:hAnsi="Arial" w:cs="Arial"/>
@@ -828,6 +831,7 @@
               </w:rPr>
               <w:t>sem2</w:t>
             </w:r>
+            <w:proofErr w:type="gramEnd"/>
           </w:p>
         </w:tc>
         <w:tc>
@@ -851,6 +855,7 @@
                 <w:szCs w:val="20"/>
               </w:rPr>
             </w:pPr>
+            <w:proofErr w:type="gramStart"/>
             <w:r>
               <w:rPr>
                 <w:rFonts w:ascii="Arial" w:eastAsia="Arial" w:hAnsi="Arial" w:cs="Arial"/>
@@ -859,6 +864,7 @@
               </w:rPr>
               <w:t>sem3</w:t>
             </w:r>
+            <w:proofErr w:type="gramEnd"/>
           </w:p>
         </w:tc>
         <w:tc>
@@ -882,6 +888,7 @@
                 <w:szCs w:val="20"/>
               </w:rPr>
             </w:pPr>
+            <w:proofErr w:type="gramStart"/>
             <w:r>
               <w:rPr>
                 <w:rFonts w:ascii="Arial" w:eastAsia="Arial" w:hAnsi="Arial" w:cs="Arial"/>
@@ -890,6 +897,7 @@
               </w:rPr>
               <w:t>sem1</w:t>
             </w:r>
+            <w:proofErr w:type="gramEnd"/>
           </w:p>
         </w:tc>
         <w:tc>
@@ -913,6 +921,7 @@
                 <w:szCs w:val="20"/>
               </w:rPr>
             </w:pPr>
+            <w:proofErr w:type="gramStart"/>
             <w:r>
               <w:rPr>
                 <w:rFonts w:ascii="Arial" w:eastAsia="Arial" w:hAnsi="Arial" w:cs="Arial"/>
@@ -921,6 +930,7 @@
               </w:rPr>
               <w:t>sem2</w:t>
             </w:r>
+            <w:proofErr w:type="gramEnd"/>
           </w:p>
         </w:tc>
         <w:tc>
@@ -944,6 +954,7 @@
                 <w:szCs w:val="20"/>
               </w:rPr>
             </w:pPr>
+            <w:proofErr w:type="gramStart"/>
             <w:r>
               <w:rPr>
                 <w:rFonts w:ascii="Arial" w:eastAsia="Arial" w:hAnsi="Arial" w:cs="Arial"/>
@@ -952,6 +963,7 @@
               </w:rPr>
               <w:t>sem3</w:t>
             </w:r>
+            <w:proofErr w:type="gramEnd"/>
           </w:p>
         </w:tc>
         <w:tc>
@@ -975,6 +987,7 @@
                 <w:szCs w:val="20"/>
               </w:rPr>
             </w:pPr>
+            <w:proofErr w:type="gramStart"/>
             <w:r>
               <w:rPr>
                 <w:rFonts w:ascii="Arial" w:eastAsia="Arial" w:hAnsi="Arial" w:cs="Arial"/>
@@ -983,6 +996,7 @@
               </w:rPr>
               <w:t>sem4</w:t>
             </w:r>
+            <w:proofErr w:type="gramEnd"/>
           </w:p>
         </w:tc>
         <w:tc>
@@ -1006,6 +1020,7 @@
                 <w:szCs w:val="20"/>
               </w:rPr>
             </w:pPr>
+            <w:proofErr w:type="gramStart"/>
             <w:r>
               <w:rPr>
                 <w:rFonts w:ascii="Arial" w:eastAsia="Arial" w:hAnsi="Arial" w:cs="Arial"/>
@@ -1014,6 +1029,7 @@
               </w:rPr>
               <w:t>sem4</w:t>
             </w:r>
+            <w:proofErr w:type="gramEnd"/>
           </w:p>
         </w:tc>
         <w:tc>
@@ -1037,6 +1053,7 @@
                 <w:szCs w:val="20"/>
               </w:rPr>
             </w:pPr>
+            <w:proofErr w:type="gramStart"/>
             <w:r>
               <w:rPr>
                 <w:rFonts w:ascii="Arial" w:eastAsia="Arial" w:hAnsi="Arial" w:cs="Arial"/>
@@ -1045,6 +1062,7 @@
               </w:rPr>
               <w:t>sem1</w:t>
             </w:r>
+            <w:proofErr w:type="gramEnd"/>
           </w:p>
         </w:tc>
         <w:tc>
@@ -1068,6 +1086,7 @@
                 <w:szCs w:val="20"/>
               </w:rPr>
             </w:pPr>
+            <w:proofErr w:type="gramStart"/>
             <w:r>
               <w:rPr>
                 <w:rFonts w:ascii="Arial" w:eastAsia="Arial" w:hAnsi="Arial" w:cs="Arial"/>
@@ -1076,6 +1095,7 @@
               </w:rPr>
               <w:t>sem2</w:t>
             </w:r>
+            <w:proofErr w:type="gramEnd"/>
           </w:p>
         </w:tc>
         <w:tc>
@@ -1099,6 +1119,7 @@
                 <w:szCs w:val="20"/>
               </w:rPr>
             </w:pPr>
+            <w:proofErr w:type="gramStart"/>
             <w:r>
               <w:rPr>
                 <w:rFonts w:ascii="Arial" w:eastAsia="Arial" w:hAnsi="Arial" w:cs="Arial"/>
@@ -1107,6 +1128,7 @@
               </w:rPr>
               <w:t>sem3</w:t>
             </w:r>
+            <w:proofErr w:type="gramEnd"/>
           </w:p>
         </w:tc>
         <w:tc>
@@ -1130,6 +1152,7 @@
                 <w:szCs w:val="20"/>
               </w:rPr>
             </w:pPr>
+            <w:proofErr w:type="gramStart"/>
             <w:r>
               <w:rPr>
                 <w:rFonts w:ascii="Arial" w:eastAsia="Arial" w:hAnsi="Arial" w:cs="Arial"/>
@@ -1138,6 +1161,7 @@
               </w:rPr>
               <w:t>sem4</w:t>
             </w:r>
+            <w:proofErr w:type="gramEnd"/>
           </w:p>
         </w:tc>
         <w:tc>
@@ -1161,6 +1185,7 @@
                 <w:szCs w:val="20"/>
               </w:rPr>
             </w:pPr>
+            <w:proofErr w:type="gramStart"/>
             <w:r>
               <w:rPr>
                 <w:rFonts w:ascii="Arial" w:eastAsia="Arial" w:hAnsi="Arial" w:cs="Arial"/>
@@ -1169,6 +1194,7 @@
               </w:rPr>
               <w:t>sem1</w:t>
             </w:r>
+            <w:proofErr w:type="gramEnd"/>
           </w:p>
         </w:tc>
         <w:tc>
@@ -1192,6 +1218,7 @@
                 <w:szCs w:val="20"/>
               </w:rPr>
             </w:pPr>
+            <w:proofErr w:type="gramStart"/>
             <w:r>
               <w:rPr>
                 <w:rFonts w:ascii="Arial" w:eastAsia="Arial" w:hAnsi="Arial" w:cs="Arial"/>
@@ -1200,6 +1227,7 @@
               </w:rPr>
               <w:t>sem2</w:t>
             </w:r>
+            <w:proofErr w:type="gramEnd"/>
           </w:p>
         </w:tc>
         <w:tc>
@@ -1223,6 +1251,7 @@
                 <w:szCs w:val="20"/>
               </w:rPr>
             </w:pPr>
+            <w:proofErr w:type="gramStart"/>
             <w:r>
               <w:rPr>
                 <w:rFonts w:ascii="Arial" w:eastAsia="Arial" w:hAnsi="Arial" w:cs="Arial"/>
@@ -1231,6 +1260,7 @@
               </w:rPr>
               <w:t>sem3</w:t>
             </w:r>
+            <w:proofErr w:type="gramEnd"/>
           </w:p>
         </w:tc>
         <w:tc>
@@ -1254,6 +1284,7 @@
                 <w:szCs w:val="20"/>
               </w:rPr>
             </w:pPr>
+            <w:proofErr w:type="gramStart"/>
             <w:r>
               <w:rPr>
                 <w:rFonts w:ascii="Arial" w:eastAsia="Arial" w:hAnsi="Arial" w:cs="Arial"/>
@@ -1262,6 +1293,7 @@
               </w:rPr>
               <w:t>sem4</w:t>
             </w:r>
+            <w:proofErr w:type="gramEnd"/>
           </w:p>
         </w:tc>
       </w:tr>
@@ -1283,12 +1315,21 @@
           <w:p>
             <w:pPr>
               <w:spacing w:after="0" w:line="240" w:lineRule="auto"/>
-              <w:rPr>
-                <w:rFonts w:ascii="Arial" w:eastAsia="Arial" w:hAnsi="Arial" w:cs="Arial"/>
-                <w:sz w:val="20"/>
-                <w:szCs w:val="20"/>
-              </w:rPr>
-            </w:pPr>
+              <w:jc w:val="center"/>
+              <w:rPr>
+                <w:rFonts w:ascii="Arial" w:eastAsia="Arial" w:hAnsi="Arial" w:cs="Arial"/>
+                <w:sz w:val="20"/>
+                <w:szCs w:val="20"/>
+              </w:rPr>
+            </w:pPr>
+            <w:r>
+              <w:rPr>
+                <w:rFonts w:ascii="Arial" w:eastAsia="Arial" w:hAnsi="Arial" w:cs="Arial"/>
+                <w:sz w:val="20"/>
+                <w:szCs w:val="20"/>
+              </w:rPr>
+              <w:t>01</w:t>
+            </w:r>
           </w:p>
         </w:tc>
         <w:tc>
@@ -1311,6 +1352,14 @@
                 <w:szCs w:val="20"/>
               </w:rPr>
             </w:pPr>
+            <w:r>
+              <w:rPr>
+                <w:rFonts w:ascii="Arial" w:eastAsia="Arial" w:hAnsi="Arial" w:cs="Arial"/>
+                <w:sz w:val="20"/>
+                <w:szCs w:val="20"/>
+              </w:rPr>
+              <w:t>Criação Repositório</w:t>
+            </w:r>
           </w:p>
         </w:tc>
         <w:tc>
@@ -1883,25 +1932,34 @@
               <w:bottom w:val="single" w:sz="4" w:space="0" w:color="000000"/>
               <w:right w:val="single" w:sz="4" w:space="0" w:color="000000"/>
             </w:tcBorders>
-            <w:shd w:val="clear" w:color="auto" w:fill="FFFFFF" w:themeFill="background1"/>
-            <w:vAlign w:val="bottom"/>
-          </w:tcPr>
-          <w:p>
-            <w:pPr>
-              <w:spacing w:after="0" w:line="240" w:lineRule="auto"/>
-              <w:rPr>
-                <w:rFonts w:ascii="Arial" w:hAnsi="Arial" w:cs="Arial"/>
-                <w:sz w:val="20"/>
-                <w:szCs w:val="20"/>
-              </w:rPr>
-            </w:pPr>
-            <w:r>
-              <w:rPr>
-                <w:rFonts w:ascii="Arial" w:hAnsi="Arial" w:cs="Arial"/>
-                <w:sz w:val="20"/>
-                <w:szCs w:val="20"/>
-              </w:rPr>
-              <w:t> </w:t>
+            <w:shd w:val="clear" w:color="auto" w:fill="70AD47" w:themeFill="accent6"/>
+            <w:vAlign w:val="bottom"/>
+          </w:tcPr>
+          <w:p>
+            <w:pPr>
+              <w:spacing w:after="0" w:line="240" w:lineRule="auto"/>
+              <w:rPr>
+                <w:rFonts w:ascii="Arial" w:hAnsi="Arial" w:cs="Arial"/>
+                <w:sz w:val="20"/>
+                <w:szCs w:val="20"/>
+              </w:rPr>
+            </w:pPr>
+            <w:r>
+              <w:rPr>
+                <w:rFonts w:ascii="Arial" w:hAnsi="Arial" w:cs="Arial"/>
+                <w:sz w:val="20"/>
+                <w:szCs w:val="20"/>
+              </w:rPr>
+              <w:t> </w:t>
+            </w:r>
+            <w:r>
+              <w:rPr>
+                <w:rFonts w:ascii="Arial" w:eastAsia="Arial" w:hAnsi="Arial" w:cs="Arial"/>
+                <w:b/>
+                <w:sz w:val="20"/>
+                <w:szCs w:val="20"/>
+              </w:rPr>
+              <w:t>R</w:t>
             </w:r>
           </w:p>
         </w:tc>
@@ -2389,12 +2447,21 @@
           <w:p>
             <w:pPr>
               <w:spacing w:after="0" w:line="240" w:lineRule="auto"/>
-              <w:rPr>
-                <w:rFonts w:ascii="Arial" w:eastAsia="Arial" w:hAnsi="Arial" w:cs="Arial"/>
-                <w:sz w:val="20"/>
-                <w:szCs w:val="20"/>
-              </w:rPr>
-            </w:pPr>
+              <w:jc w:val="center"/>
+              <w:rPr>
+                <w:rFonts w:ascii="Arial" w:eastAsia="Arial" w:hAnsi="Arial" w:cs="Arial"/>
+                <w:sz w:val="20"/>
+                <w:szCs w:val="20"/>
+              </w:rPr>
+            </w:pPr>
+            <w:r>
+              <w:rPr>
+                <w:rFonts w:ascii="Arial" w:eastAsia="Arial" w:hAnsi="Arial" w:cs="Arial"/>
+                <w:sz w:val="20"/>
+                <w:szCs w:val="20"/>
+              </w:rPr>
+              <w:t>02</w:t>
+            </w:r>
           </w:p>
         </w:tc>
         <w:tc>
@@ -2417,6 +2484,14 @@
                 <w:szCs w:val="20"/>
               </w:rPr>
             </w:pPr>
+            <w:r>
+              <w:rPr>
+                <w:rFonts w:ascii="Arial" w:eastAsia="Arial" w:hAnsi="Arial" w:cs="Arial"/>
+                <w:sz w:val="20"/>
+                <w:szCs w:val="20"/>
+              </w:rPr>
+              <w:t>Introdução PID</w:t>
+            </w:r>
           </w:p>
         </w:tc>
         <w:tc>
@@ -2989,25 +3064,34 @@
               <w:bottom w:val="single" w:sz="4" w:space="0" w:color="000000"/>
               <w:right w:val="single" w:sz="4" w:space="0" w:color="000000"/>
             </w:tcBorders>
-            <w:shd w:val="clear" w:color="auto" w:fill="FFFFFF" w:themeFill="background1"/>
-            <w:vAlign w:val="bottom"/>
-          </w:tcPr>
-          <w:p>
-            <w:pPr>
-              <w:spacing w:after="0" w:line="240" w:lineRule="auto"/>
-              <w:rPr>
-                <w:rFonts w:ascii="Arial" w:hAnsi="Arial" w:cs="Arial"/>
-                <w:sz w:val="20"/>
-                <w:szCs w:val="20"/>
-              </w:rPr>
-            </w:pPr>
-            <w:r>
-              <w:rPr>
-                <w:rFonts w:ascii="Arial" w:hAnsi="Arial" w:cs="Arial"/>
-                <w:sz w:val="20"/>
-                <w:szCs w:val="20"/>
-              </w:rPr>
-              <w:t> </w:t>
+            <w:shd w:val="clear" w:color="auto" w:fill="70AD47" w:themeFill="accent6"/>
+            <w:vAlign w:val="bottom"/>
+          </w:tcPr>
+          <w:p>
+            <w:pPr>
+              <w:spacing w:after="0" w:line="240" w:lineRule="auto"/>
+              <w:rPr>
+                <w:rFonts w:ascii="Arial" w:hAnsi="Arial" w:cs="Arial"/>
+                <w:sz w:val="20"/>
+                <w:szCs w:val="20"/>
+              </w:rPr>
+            </w:pPr>
+            <w:r>
+              <w:rPr>
+                <w:rFonts w:ascii="Arial" w:hAnsi="Arial" w:cs="Arial"/>
+                <w:sz w:val="20"/>
+                <w:szCs w:val="20"/>
+              </w:rPr>
+              <w:t> </w:t>
+            </w:r>
+            <w:r>
+              <w:rPr>
+                <w:rFonts w:ascii="Arial" w:eastAsia="Arial" w:hAnsi="Arial" w:cs="Arial"/>
+                <w:b/>
+                <w:sz w:val="20"/>
+                <w:szCs w:val="20"/>
+              </w:rPr>
+              <w:t>R</w:t>
             </w:r>
           </w:p>
         </w:tc>
@@ -3495,12 +3579,21 @@
           <w:p>
             <w:pPr>
               <w:spacing w:after="0" w:line="240" w:lineRule="auto"/>
-              <w:rPr>
-                <w:rFonts w:ascii="Arial" w:eastAsia="Arial" w:hAnsi="Arial" w:cs="Arial"/>
-                <w:sz w:val="20"/>
-                <w:szCs w:val="20"/>
-              </w:rPr>
-            </w:pPr>
+              <w:jc w:val="center"/>
+              <w:rPr>
+                <w:rFonts w:ascii="Arial" w:eastAsia="Arial" w:hAnsi="Arial" w:cs="Arial"/>
+                <w:sz w:val="20"/>
+                <w:szCs w:val="20"/>
+              </w:rPr>
+            </w:pPr>
+            <w:r>
+              <w:rPr>
+                <w:rFonts w:ascii="Arial" w:eastAsia="Arial" w:hAnsi="Arial" w:cs="Arial"/>
+                <w:sz w:val="20"/>
+                <w:szCs w:val="20"/>
+              </w:rPr>
+              <w:t>03</w:t>
+            </w:r>
           </w:p>
         </w:tc>
         <w:tc>
@@ -3523,6 +3616,32 @@
                 <w:szCs w:val="20"/>
               </w:rPr>
             </w:pPr>
+            <w:r>
+              <w:rPr>
+                <w:rFonts w:ascii="Arial" w:eastAsia="Arial" w:hAnsi="Arial" w:cs="Arial"/>
+                <w:sz w:val="20"/>
+                <w:szCs w:val="20"/>
+              </w:rPr>
+              <w:t xml:space="preserve">Fazer capitulo </w:t>
+            </w:r>
+            <w:proofErr w:type="gramStart"/>
+            <w:r>
+              <w:rPr>
+                <w:rFonts w:ascii="Arial" w:eastAsia="Arial" w:hAnsi="Arial" w:cs="Arial"/>
+                <w:sz w:val="20"/>
+                <w:szCs w:val="20"/>
+              </w:rPr>
+              <w:t>2</w:t>
+            </w:r>
+            <w:proofErr w:type="gramEnd"/>
+            <w:r>
+              <w:rPr>
+                <w:rFonts w:ascii="Arial" w:eastAsia="Arial" w:hAnsi="Arial" w:cs="Arial"/>
+                <w:sz w:val="20"/>
+                <w:szCs w:val="20"/>
+              </w:rPr>
+              <w:t xml:space="preserve"> PID</w:t>
+            </w:r>
           </w:p>
         </w:tc>
         <w:tc>
@@ -4095,25 +4214,34 @@
               <w:bottom w:val="single" w:sz="4" w:space="0" w:color="000000"/>
               <w:right w:val="single" w:sz="4" w:space="0" w:color="000000"/>
             </w:tcBorders>
-            <w:shd w:val="clear" w:color="auto" w:fill="FFFFFF" w:themeFill="background1"/>
-            <w:vAlign w:val="bottom"/>
-          </w:tcPr>
-          <w:p>
-            <w:pPr>
-              <w:spacing w:after="0" w:line="240" w:lineRule="auto"/>
-              <w:rPr>
-                <w:rFonts w:ascii="Arial" w:hAnsi="Arial" w:cs="Arial"/>
-                <w:sz w:val="20"/>
-                <w:szCs w:val="20"/>
-              </w:rPr>
-            </w:pPr>
-            <w:r>
-              <w:rPr>
-                <w:rFonts w:ascii="Arial" w:hAnsi="Arial" w:cs="Arial"/>
-                <w:sz w:val="20"/>
-                <w:szCs w:val="20"/>
-              </w:rPr>
-              <w:t> </w:t>
+            <w:shd w:val="clear" w:color="auto" w:fill="70AD47" w:themeFill="accent6"/>
+            <w:vAlign w:val="bottom"/>
+          </w:tcPr>
+          <w:p>
+            <w:pPr>
+              <w:spacing w:after="0" w:line="240" w:lineRule="auto"/>
+              <w:rPr>
+                <w:rFonts w:ascii="Arial" w:hAnsi="Arial" w:cs="Arial"/>
+                <w:sz w:val="20"/>
+                <w:szCs w:val="20"/>
+              </w:rPr>
+            </w:pPr>
+            <w:r>
+              <w:rPr>
+                <w:rFonts w:ascii="Arial" w:hAnsi="Arial" w:cs="Arial"/>
+                <w:sz w:val="20"/>
+                <w:szCs w:val="20"/>
+              </w:rPr>
+              <w:t> </w:t>
+            </w:r>
+            <w:r>
+              <w:rPr>
+                <w:rFonts w:ascii="Arial" w:eastAsia="Arial" w:hAnsi="Arial" w:cs="Arial"/>
+                <w:b/>
+                <w:sz w:val="20"/>
+                <w:szCs w:val="20"/>
+              </w:rPr>
+              <w:t>R</w:t>
             </w:r>
           </w:p>
         </w:tc>
@@ -4585,7 +4713,7 @@
       </w:tr>
       <w:tr>
         <w:trPr>
-          <w:trHeight w:val="255"/>
+          <w:trHeight w:val="135"/>
         </w:trPr>
         <w:tc>
           <w:tcPr>
@@ -4594,578 +4722,6 @@
             <w:tcBorders>
               <w:top w:val="nil"/>
               <w:left w:val="single" w:sz="4" w:space="0" w:color="000000"/>
-              <w:bottom w:val="single" w:sz="4" w:space="0" w:color="000000"/>
-              <w:right w:val="single" w:sz="4" w:space="0" w:color="000000"/>
-            </w:tcBorders>
-          </w:tcPr>
-          <w:p>
-            <w:pPr>
-              <w:spacing w:after="0" w:line="240" w:lineRule="auto"/>
-              <w:rPr>
-                <w:rFonts w:ascii="Arial" w:eastAsia="Arial" w:hAnsi="Arial" w:cs="Arial"/>
-                <w:sz w:val="20"/>
-                <w:szCs w:val="20"/>
-              </w:rPr>
-            </w:pPr>
-            <w:r>
-              <w:rPr>
-                <w:rFonts w:ascii="Arial" w:eastAsia="Arial" w:hAnsi="Arial" w:cs="Arial"/>
-                <w:sz w:val="20"/>
-                <w:szCs w:val="20"/>
-              </w:rPr>
-              <w:t>Apresentação</w:t>
-            </w:r>
-          </w:p>
-        </w:tc>
-        <w:tc>
-          <w:tcPr>
-            <w:tcW w:w="3118" w:type="dxa"/>
-            <w:vMerge w:val="restart"/>
-            <w:tcBorders>
-              <w:top w:val="nil"/>
-              <w:left w:val="single" w:sz="4" w:space="0" w:color="000000"/>
-              <w:bottom w:val="single" w:sz="4" w:space="0" w:color="000000"/>
-              <w:right w:val="single" w:sz="4" w:space="0" w:color="000000"/>
-            </w:tcBorders>
-          </w:tcPr>
-          <w:p>
-            <w:pPr>
-              <w:spacing w:after="0" w:line="240" w:lineRule="auto"/>
-              <w:rPr>
-                <w:rFonts w:ascii="Arial" w:eastAsia="Arial" w:hAnsi="Arial" w:cs="Arial"/>
-                <w:sz w:val="20"/>
-                <w:szCs w:val="20"/>
-              </w:rPr>
-            </w:pPr>
-            <w:r>
-              <w:rPr>
-                <w:rFonts w:ascii="Arial" w:eastAsia="Arial" w:hAnsi="Arial" w:cs="Arial"/>
-                <w:sz w:val="20"/>
-                <w:szCs w:val="20"/>
-              </w:rPr>
-              <w:t>Apresentação do PID</w:t>
-            </w:r>
-          </w:p>
-        </w:tc>
-        <w:tc>
-          <w:tcPr>
-            <w:tcW w:w="630" w:type="dxa"/>
-            <w:tcBorders>
-              <w:top w:val="single" w:sz="4" w:space="0" w:color="000000"/>
-              <w:left w:val="nil"/>
-              <w:bottom w:val="single" w:sz="4" w:space="0" w:color="000000"/>
-              <w:right w:val="single" w:sz="4" w:space="0" w:color="000000"/>
-            </w:tcBorders>
-            <w:shd w:val="clear" w:color="auto" w:fill="FFFFFF" w:themeFill="background1"/>
-            <w:vAlign w:val="bottom"/>
-          </w:tcPr>
-          <w:p>
-            <w:pPr>
-              <w:spacing w:after="0" w:line="240" w:lineRule="auto"/>
-              <w:rPr>
-                <w:rFonts w:ascii="Arial" w:hAnsi="Arial" w:cs="Arial"/>
-                <w:sz w:val="20"/>
-                <w:szCs w:val="20"/>
-              </w:rPr>
-            </w:pPr>
-            <w:r>
-              <w:rPr>
-                <w:rFonts w:ascii="Arial" w:hAnsi="Arial" w:cs="Arial"/>
-                <w:sz w:val="20"/>
-                <w:szCs w:val="20"/>
-              </w:rPr>
-              <w:t> </w:t>
-            </w:r>
-          </w:p>
-        </w:tc>
-        <w:tc>
-          <w:tcPr>
-            <w:tcW w:w="630" w:type="dxa"/>
-            <w:tcBorders>
-              <w:top w:val="single" w:sz="4" w:space="0" w:color="000000"/>
-              <w:left w:val="nil"/>
-              <w:bottom w:val="single" w:sz="4" w:space="0" w:color="000000"/>
-              <w:right w:val="single" w:sz="4" w:space="0" w:color="000000"/>
-            </w:tcBorders>
-            <w:shd w:val="clear" w:color="auto" w:fill="FFFFFF" w:themeFill="background1"/>
-            <w:vAlign w:val="bottom"/>
-          </w:tcPr>
-          <w:p>
-            <w:pPr>
-              <w:spacing w:after="0" w:line="240" w:lineRule="auto"/>
-              <w:rPr>
-                <w:rFonts w:ascii="Arial" w:hAnsi="Arial" w:cs="Arial"/>
-                <w:sz w:val="20"/>
-                <w:szCs w:val="20"/>
-              </w:rPr>
-            </w:pPr>
-            <w:r>
-              <w:rPr>
-                <w:rFonts w:ascii="Arial" w:hAnsi="Arial" w:cs="Arial"/>
-                <w:sz w:val="20"/>
-                <w:szCs w:val="20"/>
-              </w:rPr>
-              <w:t> </w:t>
-            </w:r>
-          </w:p>
-        </w:tc>
-        <w:tc>
-          <w:tcPr>
-            <w:tcW w:w="630" w:type="dxa"/>
-            <w:tcBorders>
-              <w:top w:val="single" w:sz="4" w:space="0" w:color="000000"/>
-              <w:left w:val="nil"/>
-              <w:bottom w:val="single" w:sz="4" w:space="0" w:color="000000"/>
-              <w:right w:val="single" w:sz="4" w:space="0" w:color="000000"/>
-            </w:tcBorders>
-            <w:shd w:val="clear" w:color="auto" w:fill="FFFFFF" w:themeFill="background1"/>
-            <w:vAlign w:val="bottom"/>
-          </w:tcPr>
-          <w:p>
-            <w:pPr>
-              <w:spacing w:after="0" w:line="240" w:lineRule="auto"/>
-              <w:rPr>
-                <w:rFonts w:ascii="Arial" w:hAnsi="Arial" w:cs="Arial"/>
-                <w:sz w:val="20"/>
-                <w:szCs w:val="20"/>
-              </w:rPr>
-            </w:pPr>
-            <w:r>
-              <w:rPr>
-                <w:rFonts w:ascii="Arial" w:hAnsi="Arial" w:cs="Arial"/>
-                <w:sz w:val="20"/>
-                <w:szCs w:val="20"/>
-              </w:rPr>
-              <w:t> </w:t>
-            </w:r>
-          </w:p>
-        </w:tc>
-        <w:tc>
-          <w:tcPr>
-            <w:tcW w:w="630" w:type="dxa"/>
-            <w:tcBorders>
-              <w:top w:val="single" w:sz="4" w:space="0" w:color="000000"/>
-              <w:left w:val="nil"/>
-              <w:bottom w:val="single" w:sz="4" w:space="0" w:color="000000"/>
-              <w:right w:val="single" w:sz="4" w:space="0" w:color="000000"/>
-            </w:tcBorders>
-            <w:shd w:val="clear" w:color="auto" w:fill="FFFFFF" w:themeFill="background1"/>
-            <w:vAlign w:val="bottom"/>
-          </w:tcPr>
-          <w:p>
-            <w:pPr>
-              <w:spacing w:after="0" w:line="240" w:lineRule="auto"/>
-              <w:rPr>
-                <w:rFonts w:ascii="Arial" w:hAnsi="Arial" w:cs="Arial"/>
-                <w:sz w:val="20"/>
-                <w:szCs w:val="20"/>
-              </w:rPr>
-            </w:pPr>
-            <w:r>
-              <w:rPr>
-                <w:rFonts w:ascii="Arial" w:hAnsi="Arial" w:cs="Arial"/>
-                <w:sz w:val="20"/>
-                <w:szCs w:val="20"/>
-              </w:rPr>
-              <w:t> </w:t>
-            </w:r>
-          </w:p>
-        </w:tc>
-        <w:tc>
-          <w:tcPr>
-            <w:tcW w:w="630" w:type="dxa"/>
-            <w:tcBorders>
-              <w:top w:val="single" w:sz="4" w:space="0" w:color="000000"/>
-              <w:left w:val="single" w:sz="4" w:space="0" w:color="000000"/>
-              <w:bottom w:val="single" w:sz="4" w:space="0" w:color="000000"/>
-              <w:right w:val="single" w:sz="4" w:space="0" w:color="000000"/>
-            </w:tcBorders>
-            <w:shd w:val="clear" w:color="auto" w:fill="FFFFFF" w:themeFill="background1"/>
-            <w:vAlign w:val="bottom"/>
-          </w:tcPr>
-          <w:p>
-            <w:pPr>
-              <w:spacing w:after="0" w:line="240" w:lineRule="auto"/>
-              <w:rPr>
-                <w:rFonts w:ascii="Arial" w:hAnsi="Arial" w:cs="Arial"/>
-                <w:sz w:val="20"/>
-                <w:szCs w:val="20"/>
-              </w:rPr>
-            </w:pPr>
-            <w:r>
-              <w:rPr>
-                <w:rFonts w:ascii="Arial" w:hAnsi="Arial" w:cs="Arial"/>
-                <w:sz w:val="20"/>
-                <w:szCs w:val="20"/>
-              </w:rPr>
-              <w:t> </w:t>
-            </w:r>
-          </w:p>
-        </w:tc>
-        <w:tc>
-          <w:tcPr>
-            <w:tcW w:w="630" w:type="dxa"/>
-            <w:tcBorders>
-              <w:top w:val="single" w:sz="4" w:space="0" w:color="000000"/>
-              <w:left w:val="nil"/>
-              <w:bottom w:val="single" w:sz="4" w:space="0" w:color="000000"/>
-              <w:right w:val="single" w:sz="4" w:space="0" w:color="000000"/>
-            </w:tcBorders>
-            <w:shd w:val="clear" w:color="auto" w:fill="FFFFFF" w:themeFill="background1"/>
-            <w:vAlign w:val="bottom"/>
-          </w:tcPr>
-          <w:p>
-            <w:pPr>
-              <w:spacing w:after="0" w:line="240" w:lineRule="auto"/>
-              <w:rPr>
-                <w:rFonts w:ascii="Arial" w:eastAsia="Arial" w:hAnsi="Arial" w:cs="Arial"/>
-                <w:sz w:val="20"/>
-                <w:szCs w:val="20"/>
-              </w:rPr>
-            </w:pPr>
-            <w:r>
-              <w:rPr>
-                <w:rFonts w:ascii="Arial" w:eastAsia="Arial" w:hAnsi="Arial" w:cs="Arial"/>
-                <w:sz w:val="20"/>
-                <w:szCs w:val="20"/>
-              </w:rPr>
-              <w:t> </w:t>
-            </w:r>
-          </w:p>
-        </w:tc>
-        <w:tc>
-          <w:tcPr>
-            <w:tcW w:w="630" w:type="dxa"/>
-            <w:tcBorders>
-              <w:top w:val="single" w:sz="4" w:space="0" w:color="000000"/>
-              <w:left w:val="nil"/>
-              <w:bottom w:val="single" w:sz="4" w:space="0" w:color="000000"/>
-              <w:right w:val="single" w:sz="4" w:space="0" w:color="000000"/>
-            </w:tcBorders>
-            <w:shd w:val="clear" w:color="auto" w:fill="FFFFFF" w:themeFill="background1"/>
-            <w:vAlign w:val="bottom"/>
-          </w:tcPr>
-          <w:p>
-            <w:pPr>
-              <w:spacing w:after="0" w:line="240" w:lineRule="auto"/>
-              <w:rPr>
-                <w:rFonts w:ascii="Arial" w:eastAsia="Arial" w:hAnsi="Arial" w:cs="Arial"/>
-                <w:sz w:val="20"/>
-                <w:szCs w:val="20"/>
-              </w:rPr>
-            </w:pPr>
-            <w:r>
-              <w:rPr>
-                <w:rFonts w:ascii="Arial" w:eastAsia="Arial" w:hAnsi="Arial" w:cs="Arial"/>
-                <w:sz w:val="20"/>
-                <w:szCs w:val="20"/>
-              </w:rPr>
-              <w:t> </w:t>
-            </w:r>
-          </w:p>
-        </w:tc>
-        <w:tc>
-          <w:tcPr>
-            <w:tcW w:w="630" w:type="dxa"/>
-            <w:tcBorders>
-              <w:top w:val="single" w:sz="4" w:space="0" w:color="000000"/>
-              <w:left w:val="nil"/>
-              <w:bottom w:val="single" w:sz="4" w:space="0" w:color="000000"/>
-              <w:right w:val="single" w:sz="4" w:space="0" w:color="000000"/>
-            </w:tcBorders>
-            <w:shd w:val="clear" w:color="auto" w:fill="FFFFFF" w:themeFill="background1"/>
-            <w:vAlign w:val="bottom"/>
-          </w:tcPr>
-          <w:p>
-            <w:pPr>
-              <w:spacing w:after="0" w:line="240" w:lineRule="auto"/>
-              <w:rPr>
-                <w:rFonts w:ascii="Arial" w:hAnsi="Arial" w:cs="Arial"/>
-                <w:sz w:val="20"/>
-                <w:szCs w:val="20"/>
-              </w:rPr>
-            </w:pPr>
-            <w:r>
-              <w:rPr>
-                <w:rFonts w:ascii="Arial" w:hAnsi="Arial" w:cs="Arial"/>
-                <w:sz w:val="20"/>
-                <w:szCs w:val="20"/>
-              </w:rPr>
-              <w:t> </w:t>
-            </w:r>
-          </w:p>
-        </w:tc>
-        <w:tc>
-          <w:tcPr>
-            <w:tcW w:w="630" w:type="dxa"/>
-            <w:tcBorders>
-              <w:top w:val="single" w:sz="4" w:space="0" w:color="000000"/>
-              <w:left w:val="nil"/>
-              <w:bottom w:val="single" w:sz="4" w:space="0" w:color="000000"/>
-              <w:right w:val="single" w:sz="4" w:space="0" w:color="000000"/>
-            </w:tcBorders>
-            <w:shd w:val="clear" w:color="auto" w:fill="FFFFFF" w:themeFill="background1"/>
-            <w:vAlign w:val="bottom"/>
-          </w:tcPr>
-          <w:p>
-            <w:pPr>
-              <w:spacing w:after="0" w:line="240" w:lineRule="auto"/>
-              <w:rPr>
-                <w:rFonts w:ascii="Arial" w:hAnsi="Arial" w:cs="Arial"/>
-                <w:sz w:val="20"/>
-                <w:szCs w:val="20"/>
-              </w:rPr>
-            </w:pPr>
-            <w:r>
-              <w:rPr>
-                <w:rFonts w:ascii="Arial" w:hAnsi="Arial" w:cs="Arial"/>
-                <w:sz w:val="20"/>
-                <w:szCs w:val="20"/>
-              </w:rPr>
-              <w:t> </w:t>
-            </w:r>
-          </w:p>
-        </w:tc>
-        <w:tc>
-          <w:tcPr>
-            <w:tcW w:w="630" w:type="dxa"/>
-            <w:tcBorders>
-              <w:top w:val="single" w:sz="4" w:space="0" w:color="000000"/>
-              <w:left w:val="nil"/>
-              <w:bottom w:val="single" w:sz="4" w:space="0" w:color="000000"/>
-              <w:right w:val="single" w:sz="4" w:space="0" w:color="000000"/>
-            </w:tcBorders>
-            <w:shd w:val="clear" w:color="auto" w:fill="FFFFFF" w:themeFill="background1"/>
-            <w:vAlign w:val="bottom"/>
-          </w:tcPr>
-          <w:p>
-            <w:pPr>
-              <w:spacing w:after="0" w:line="240" w:lineRule="auto"/>
-              <w:rPr>
-                <w:rFonts w:ascii="Arial" w:hAnsi="Arial" w:cs="Arial"/>
-                <w:sz w:val="20"/>
-                <w:szCs w:val="20"/>
-              </w:rPr>
-            </w:pPr>
-            <w:r>
-              <w:rPr>
-                <w:rFonts w:ascii="Arial" w:hAnsi="Arial" w:cs="Arial"/>
-                <w:sz w:val="20"/>
-                <w:szCs w:val="20"/>
-              </w:rPr>
-              <w:t> </w:t>
-            </w:r>
-          </w:p>
-        </w:tc>
-        <w:tc>
-          <w:tcPr>
-            <w:tcW w:w="630" w:type="dxa"/>
-            <w:tcBorders>
-              <w:top w:val="single" w:sz="4" w:space="0" w:color="000000"/>
-              <w:left w:val="nil"/>
-              <w:bottom w:val="single" w:sz="4" w:space="0" w:color="000000"/>
-              <w:right w:val="single" w:sz="4" w:space="0" w:color="000000"/>
-            </w:tcBorders>
-            <w:shd w:val="clear" w:color="auto" w:fill="FFFFFF" w:themeFill="background1"/>
-            <w:vAlign w:val="bottom"/>
-          </w:tcPr>
-          <w:p>
-            <w:pPr>
-              <w:spacing w:after="0" w:line="240" w:lineRule="auto"/>
-              <w:rPr>
-                <w:rFonts w:ascii="Arial" w:hAnsi="Arial" w:cs="Arial"/>
-                <w:sz w:val="20"/>
-                <w:szCs w:val="20"/>
-              </w:rPr>
-            </w:pPr>
-            <w:r>
-              <w:rPr>
-                <w:rFonts w:ascii="Arial" w:hAnsi="Arial" w:cs="Arial"/>
-                <w:sz w:val="20"/>
-                <w:szCs w:val="20"/>
-              </w:rPr>
-              <w:t> </w:t>
-            </w:r>
-          </w:p>
-        </w:tc>
-        <w:tc>
-          <w:tcPr>
-            <w:tcW w:w="630" w:type="dxa"/>
-            <w:tcBorders>
-              <w:top w:val="single" w:sz="4" w:space="0" w:color="000000"/>
-              <w:left w:val="nil"/>
-              <w:bottom w:val="single" w:sz="4" w:space="0" w:color="000000"/>
-              <w:right w:val="single" w:sz="4" w:space="0" w:color="000000"/>
-            </w:tcBorders>
-            <w:shd w:val="clear" w:color="auto" w:fill="FFFFFF" w:themeFill="background1"/>
-            <w:vAlign w:val="bottom"/>
-          </w:tcPr>
-          <w:p>
-            <w:pPr>
-              <w:spacing w:after="0" w:line="240" w:lineRule="auto"/>
-              <w:rPr>
-                <w:rFonts w:ascii="Arial" w:hAnsi="Arial" w:cs="Arial"/>
-                <w:sz w:val="20"/>
-                <w:szCs w:val="20"/>
-              </w:rPr>
-            </w:pPr>
-            <w:r>
-              <w:rPr>
-                <w:rFonts w:ascii="Arial" w:hAnsi="Arial" w:cs="Arial"/>
-                <w:sz w:val="20"/>
-                <w:szCs w:val="20"/>
-              </w:rPr>
-              <w:t> </w:t>
-            </w:r>
-          </w:p>
-        </w:tc>
-        <w:tc>
-          <w:tcPr>
-            <w:tcW w:w="630" w:type="dxa"/>
-            <w:tcBorders>
-              <w:top w:val="single" w:sz="4" w:space="0" w:color="000000"/>
-              <w:left w:val="nil"/>
-              <w:bottom w:val="single" w:sz="4" w:space="0" w:color="000000"/>
-              <w:right w:val="single" w:sz="4" w:space="0" w:color="000000"/>
-            </w:tcBorders>
-            <w:shd w:val="clear" w:color="auto" w:fill="FFFFFF" w:themeFill="background1"/>
-            <w:vAlign w:val="bottom"/>
-          </w:tcPr>
-          <w:p>
-            <w:pPr>
-              <w:spacing w:after="0" w:line="240" w:lineRule="auto"/>
-              <w:rPr>
-                <w:rFonts w:ascii="Arial" w:hAnsi="Arial" w:cs="Arial"/>
-                <w:b/>
-                <w:sz w:val="20"/>
-                <w:szCs w:val="20"/>
-              </w:rPr>
-            </w:pPr>
-            <w:r>
-              <w:rPr>
-                <w:rFonts w:ascii="Arial" w:hAnsi="Arial" w:cs="Arial"/>
-                <w:sz w:val="20"/>
-                <w:szCs w:val="20"/>
-              </w:rPr>
-              <w:t> </w:t>
-            </w:r>
-            <w:r>
-              <w:rPr>
-                <w:rFonts w:ascii="Arial" w:hAnsi="Arial" w:cs="Arial"/>
-                <w:color w:val="0070C0"/>
-                <w:sz w:val="20"/>
-                <w:szCs w:val="20"/>
-              </w:rPr>
-              <w:t> </w:t>
-            </w:r>
-          </w:p>
-        </w:tc>
-        <w:tc>
-          <w:tcPr>
-            <w:tcW w:w="630" w:type="dxa"/>
-            <w:tcBorders>
-              <w:top w:val="single" w:sz="4" w:space="0" w:color="000000"/>
-              <w:left w:val="nil"/>
-              <w:bottom w:val="single" w:sz="4" w:space="0" w:color="000000"/>
-              <w:right w:val="single" w:sz="4" w:space="0" w:color="000000"/>
-            </w:tcBorders>
-            <w:shd w:val="clear" w:color="auto" w:fill="FFFFFF" w:themeFill="background1"/>
-            <w:vAlign w:val="bottom"/>
-          </w:tcPr>
-          <w:p>
-            <w:pPr>
-              <w:spacing w:after="0" w:line="240" w:lineRule="auto"/>
-              <w:rPr>
-                <w:rFonts w:ascii="Arial" w:hAnsi="Arial" w:cs="Arial"/>
-                <w:sz w:val="20"/>
-                <w:szCs w:val="20"/>
-              </w:rPr>
-            </w:pPr>
-            <w:r>
-              <w:rPr>
-                <w:rFonts w:ascii="Arial" w:hAnsi="Arial" w:cs="Arial"/>
-                <w:sz w:val="20"/>
-                <w:szCs w:val="20"/>
-              </w:rPr>
-              <w:t> </w:t>
-            </w:r>
-          </w:p>
-        </w:tc>
-        <w:tc>
-          <w:tcPr>
-            <w:tcW w:w="630" w:type="dxa"/>
-            <w:tcBorders>
-              <w:top w:val="single" w:sz="4" w:space="0" w:color="000000"/>
-              <w:left w:val="nil"/>
-              <w:bottom w:val="single" w:sz="4" w:space="0" w:color="000000"/>
-              <w:right w:val="single" w:sz="4" w:space="0" w:color="000000"/>
-            </w:tcBorders>
-            <w:shd w:val="clear" w:color="auto" w:fill="FFFFFF" w:themeFill="background1"/>
-            <w:vAlign w:val="bottom"/>
-          </w:tcPr>
-          <w:p>
-            <w:pPr>
-              <w:spacing w:after="0" w:line="240" w:lineRule="auto"/>
-              <w:rPr>
-                <w:rFonts w:ascii="Arial" w:eastAsia="Arial" w:hAnsi="Arial" w:cs="Arial"/>
-                <w:sz w:val="20"/>
-                <w:szCs w:val="20"/>
-              </w:rPr>
-            </w:pPr>
-            <w:r>
-              <w:rPr>
-                <w:rFonts w:ascii="Arial" w:eastAsia="Arial" w:hAnsi="Arial" w:cs="Arial"/>
-                <w:sz w:val="20"/>
-                <w:szCs w:val="20"/>
-              </w:rPr>
-              <w:t> </w:t>
-            </w:r>
-          </w:p>
-        </w:tc>
-        <w:tc>
-          <w:tcPr>
-            <w:tcW w:w="630" w:type="dxa"/>
-            <w:tcBorders>
-              <w:top w:val="single" w:sz="4" w:space="0" w:color="000000"/>
-              <w:left w:val="nil"/>
-              <w:bottom w:val="single" w:sz="4" w:space="0" w:color="000000"/>
-              <w:right w:val="single" w:sz="4" w:space="0" w:color="000000"/>
-            </w:tcBorders>
-            <w:shd w:val="clear" w:color="auto" w:fill="FFFFFF" w:themeFill="background1"/>
-            <w:vAlign w:val="bottom"/>
-          </w:tcPr>
-          <w:p>
-            <w:pPr>
-              <w:spacing w:after="0" w:line="240" w:lineRule="auto"/>
-              <w:rPr>
-                <w:rFonts w:ascii="Arial" w:eastAsia="Arial" w:hAnsi="Arial" w:cs="Arial"/>
-                <w:sz w:val="20"/>
-                <w:szCs w:val="20"/>
-              </w:rPr>
-            </w:pPr>
-            <w:r>
-              <w:rPr>
-                <w:rFonts w:ascii="Arial" w:eastAsia="Arial" w:hAnsi="Arial" w:cs="Arial"/>
-                <w:sz w:val="20"/>
-                <w:szCs w:val="20"/>
-              </w:rPr>
-              <w:t> </w:t>
-            </w:r>
-          </w:p>
-        </w:tc>
-      </w:tr>
-      <w:tr>
-        <w:trPr>
-          <w:trHeight w:val="255"/>
-        </w:trPr>
-        <w:tc>
-          <w:tcPr>
-            <w:tcW w:w="1530" w:type="dxa"/>
-            <w:vMerge/>
-            <w:tcBorders>
-              <w:top w:val="nil"/>
-              <w:left w:val="single" w:sz="4" w:space="0" w:color="000000"/>
-              <w:bottom w:val="single" w:sz="4" w:space="0" w:color="000000"/>
               <w:right w:val="single" w:sz="4" w:space="0" w:color="000000"/>
             </w:tcBorders>
           </w:tcPr>
@@ -5180,22 +4736,30 @@
                 <w:between w:val="nil"/>
               </w:pBdr>
               <w:spacing w:after="0" w:line="240" w:lineRule="auto"/>
-              <w:rPr>
-                <w:rFonts w:ascii="Arial" w:eastAsia="Arial" w:hAnsi="Arial" w:cs="Arial"/>
-                <w:sz w:val="20"/>
-                <w:szCs w:val="20"/>
-              </w:rPr>
-            </w:pPr>
+              <w:jc w:val="center"/>
+              <w:rPr>
+                <w:rFonts w:ascii="Arial" w:eastAsia="Arial" w:hAnsi="Arial" w:cs="Arial"/>
+                <w:sz w:val="20"/>
+                <w:szCs w:val="20"/>
+              </w:rPr>
+            </w:pPr>
+            <w:r>
+              <w:rPr>
+                <w:rFonts w:ascii="Arial" w:eastAsia="Arial" w:hAnsi="Arial" w:cs="Arial"/>
+                <w:sz w:val="20"/>
+                <w:szCs w:val="20"/>
+              </w:rPr>
+              <w:t>04</w:t>
+            </w:r>
           </w:p>
         </w:tc>
         <w:tc>
           <w:tcPr>
             <w:tcW w:w="3118" w:type="dxa"/>
-            <w:vMerge/>
+            <w:vMerge w:val="restart"/>
             <w:tcBorders>
               <w:top w:val="nil"/>
               <w:left w:val="single" w:sz="4" w:space="0" w:color="000000"/>
-              <w:bottom w:val="single" w:sz="4" w:space="0" w:color="000000"/>
               <w:right w:val="single" w:sz="4" w:space="0" w:color="000000"/>
             </w:tcBorders>
           </w:tcPr>
@@ -5216,6 +4780,2346 @@
                 <w:szCs w:val="20"/>
               </w:rPr>
             </w:pPr>
+            <w:r>
+              <w:rPr>
+                <w:rFonts w:ascii="Arial" w:eastAsia="Arial" w:hAnsi="Arial" w:cs="Arial"/>
+                <w:sz w:val="20"/>
+                <w:szCs w:val="20"/>
+              </w:rPr>
+              <w:t>Apresentação</w:t>
+            </w:r>
+          </w:p>
+        </w:tc>
+        <w:tc>
+          <w:tcPr>
+            <w:tcW w:w="630" w:type="dxa"/>
+            <w:tcBorders>
+              <w:top w:val="single" w:sz="4" w:space="0" w:color="000000"/>
+              <w:left w:val="nil"/>
+              <w:bottom w:val="single" w:sz="4" w:space="0" w:color="000000"/>
+              <w:right w:val="single" w:sz="4" w:space="0" w:color="000000"/>
+            </w:tcBorders>
+            <w:shd w:val="clear" w:color="auto" w:fill="00B0F0"/>
+            <w:vAlign w:val="bottom"/>
+          </w:tcPr>
+          <w:p>
+            <w:pPr>
+              <w:spacing w:after="0" w:line="240" w:lineRule="auto"/>
+              <w:rPr>
+                <w:rFonts w:ascii="Arial" w:hAnsi="Arial" w:cs="Arial"/>
+                <w:sz w:val="20"/>
+                <w:szCs w:val="20"/>
+              </w:rPr>
+            </w:pPr>
+            <w:r>
+              <w:rPr>
+                <w:rFonts w:ascii="Arial" w:eastAsia="Arial" w:hAnsi="Arial" w:cs="Arial"/>
+                <w:b/>
+                <w:sz w:val="20"/>
+                <w:szCs w:val="20"/>
+              </w:rPr>
+              <w:t> P</w:t>
+            </w:r>
+          </w:p>
+        </w:tc>
+        <w:tc>
+          <w:tcPr>
+            <w:tcW w:w="630" w:type="dxa"/>
+            <w:tcBorders>
+              <w:top w:val="single" w:sz="4" w:space="0" w:color="000000"/>
+              <w:left w:val="nil"/>
+              <w:bottom w:val="single" w:sz="4" w:space="0" w:color="000000"/>
+              <w:right w:val="single" w:sz="4" w:space="0" w:color="000000"/>
+            </w:tcBorders>
+            <w:shd w:val="clear" w:color="auto" w:fill="FFFFFF" w:themeFill="background1"/>
+            <w:vAlign w:val="bottom"/>
+          </w:tcPr>
+          <w:p>
+            <w:pPr>
+              <w:spacing w:after="0" w:line="240" w:lineRule="auto"/>
+              <w:rPr>
+                <w:rFonts w:ascii="Arial" w:hAnsi="Arial" w:cs="Arial"/>
+                <w:sz w:val="20"/>
+                <w:szCs w:val="20"/>
+              </w:rPr>
+            </w:pPr>
+          </w:p>
+        </w:tc>
+        <w:tc>
+          <w:tcPr>
+            <w:tcW w:w="630" w:type="dxa"/>
+            <w:tcBorders>
+              <w:top w:val="single" w:sz="4" w:space="0" w:color="000000"/>
+              <w:left w:val="nil"/>
+              <w:bottom w:val="single" w:sz="4" w:space="0" w:color="000000"/>
+              <w:right w:val="single" w:sz="4" w:space="0" w:color="000000"/>
+            </w:tcBorders>
+            <w:shd w:val="clear" w:color="auto" w:fill="FFFFFF" w:themeFill="background1"/>
+            <w:vAlign w:val="bottom"/>
+          </w:tcPr>
+          <w:p>
+            <w:pPr>
+              <w:spacing w:after="0" w:line="240" w:lineRule="auto"/>
+              <w:rPr>
+                <w:rFonts w:ascii="Arial" w:hAnsi="Arial" w:cs="Arial"/>
+                <w:sz w:val="20"/>
+                <w:szCs w:val="20"/>
+              </w:rPr>
+            </w:pPr>
+          </w:p>
+        </w:tc>
+        <w:tc>
+          <w:tcPr>
+            <w:tcW w:w="630" w:type="dxa"/>
+            <w:tcBorders>
+              <w:top w:val="single" w:sz="4" w:space="0" w:color="000000"/>
+              <w:left w:val="nil"/>
+              <w:bottom w:val="single" w:sz="4" w:space="0" w:color="000000"/>
+              <w:right w:val="single" w:sz="4" w:space="0" w:color="000000"/>
+            </w:tcBorders>
+            <w:shd w:val="clear" w:color="auto" w:fill="FFFFFF" w:themeFill="background1"/>
+            <w:vAlign w:val="bottom"/>
+          </w:tcPr>
+          <w:p>
+            <w:pPr>
+              <w:spacing w:after="0" w:line="240" w:lineRule="auto"/>
+              <w:rPr>
+                <w:rFonts w:ascii="Arial" w:hAnsi="Arial" w:cs="Arial"/>
+                <w:sz w:val="20"/>
+                <w:szCs w:val="20"/>
+              </w:rPr>
+            </w:pPr>
+          </w:p>
+        </w:tc>
+        <w:tc>
+          <w:tcPr>
+            <w:tcW w:w="630" w:type="dxa"/>
+            <w:tcBorders>
+              <w:top w:val="single" w:sz="4" w:space="0" w:color="000000"/>
+              <w:left w:val="single" w:sz="4" w:space="0" w:color="000000"/>
+              <w:bottom w:val="single" w:sz="4" w:space="0" w:color="000000"/>
+              <w:right w:val="single" w:sz="4" w:space="0" w:color="000000"/>
+            </w:tcBorders>
+            <w:shd w:val="clear" w:color="auto" w:fill="FFFFFF" w:themeFill="background1"/>
+            <w:vAlign w:val="bottom"/>
+          </w:tcPr>
+          <w:p>
+            <w:pPr>
+              <w:spacing w:after="0" w:line="240" w:lineRule="auto"/>
+              <w:rPr>
+                <w:rFonts w:ascii="Arial" w:hAnsi="Arial" w:cs="Arial"/>
+                <w:sz w:val="20"/>
+                <w:szCs w:val="20"/>
+              </w:rPr>
+            </w:pPr>
+          </w:p>
+        </w:tc>
+        <w:tc>
+          <w:tcPr>
+            <w:tcW w:w="630" w:type="dxa"/>
+            <w:tcBorders>
+              <w:top w:val="single" w:sz="4" w:space="0" w:color="000000"/>
+              <w:left w:val="nil"/>
+              <w:bottom w:val="single" w:sz="4" w:space="0" w:color="000000"/>
+              <w:right w:val="single" w:sz="4" w:space="0" w:color="000000"/>
+            </w:tcBorders>
+            <w:shd w:val="clear" w:color="auto" w:fill="FFFFFF" w:themeFill="background1"/>
+            <w:vAlign w:val="bottom"/>
+          </w:tcPr>
+          <w:p>
+            <w:pPr>
+              <w:spacing w:after="0" w:line="240" w:lineRule="auto"/>
+              <w:rPr>
+                <w:rFonts w:ascii="Arial" w:eastAsia="Arial" w:hAnsi="Arial" w:cs="Arial"/>
+                <w:sz w:val="20"/>
+                <w:szCs w:val="20"/>
+              </w:rPr>
+            </w:pPr>
+          </w:p>
+        </w:tc>
+        <w:tc>
+          <w:tcPr>
+            <w:tcW w:w="630" w:type="dxa"/>
+            <w:tcBorders>
+              <w:top w:val="single" w:sz="4" w:space="0" w:color="000000"/>
+              <w:left w:val="nil"/>
+              <w:bottom w:val="single" w:sz="4" w:space="0" w:color="000000"/>
+              <w:right w:val="single" w:sz="4" w:space="0" w:color="000000"/>
+            </w:tcBorders>
+            <w:shd w:val="clear" w:color="auto" w:fill="FFFFFF" w:themeFill="background1"/>
+            <w:vAlign w:val="bottom"/>
+          </w:tcPr>
+          <w:p>
+            <w:pPr>
+              <w:spacing w:after="0" w:line="240" w:lineRule="auto"/>
+              <w:rPr>
+                <w:rFonts w:ascii="Arial" w:eastAsia="Arial" w:hAnsi="Arial" w:cs="Arial"/>
+                <w:sz w:val="20"/>
+                <w:szCs w:val="20"/>
+              </w:rPr>
+            </w:pPr>
+          </w:p>
+        </w:tc>
+        <w:tc>
+          <w:tcPr>
+            <w:tcW w:w="630" w:type="dxa"/>
+            <w:tcBorders>
+              <w:top w:val="single" w:sz="4" w:space="0" w:color="000000"/>
+              <w:left w:val="nil"/>
+              <w:bottom w:val="single" w:sz="4" w:space="0" w:color="000000"/>
+              <w:right w:val="single" w:sz="4" w:space="0" w:color="000000"/>
+            </w:tcBorders>
+            <w:shd w:val="clear" w:color="auto" w:fill="FFFFFF" w:themeFill="background1"/>
+            <w:vAlign w:val="bottom"/>
+          </w:tcPr>
+          <w:p>
+            <w:pPr>
+              <w:spacing w:after="0" w:line="240" w:lineRule="auto"/>
+              <w:rPr>
+                <w:rFonts w:ascii="Arial" w:hAnsi="Arial" w:cs="Arial"/>
+                <w:sz w:val="20"/>
+                <w:szCs w:val="20"/>
+              </w:rPr>
+            </w:pPr>
+          </w:p>
+        </w:tc>
+        <w:tc>
+          <w:tcPr>
+            <w:tcW w:w="630" w:type="dxa"/>
+            <w:tcBorders>
+              <w:top w:val="single" w:sz="4" w:space="0" w:color="000000"/>
+              <w:left w:val="nil"/>
+              <w:bottom w:val="single" w:sz="4" w:space="0" w:color="000000"/>
+              <w:right w:val="single" w:sz="4" w:space="0" w:color="000000"/>
+            </w:tcBorders>
+            <w:shd w:val="clear" w:color="auto" w:fill="FFFFFF" w:themeFill="background1"/>
+            <w:vAlign w:val="bottom"/>
+          </w:tcPr>
+          <w:p>
+            <w:pPr>
+              <w:spacing w:after="0" w:line="240" w:lineRule="auto"/>
+              <w:rPr>
+                <w:rFonts w:ascii="Arial" w:hAnsi="Arial" w:cs="Arial"/>
+                <w:sz w:val="20"/>
+                <w:szCs w:val="20"/>
+              </w:rPr>
+            </w:pPr>
+          </w:p>
+        </w:tc>
+        <w:tc>
+          <w:tcPr>
+            <w:tcW w:w="630" w:type="dxa"/>
+            <w:tcBorders>
+              <w:top w:val="single" w:sz="4" w:space="0" w:color="000000"/>
+              <w:left w:val="nil"/>
+              <w:bottom w:val="single" w:sz="4" w:space="0" w:color="000000"/>
+              <w:right w:val="single" w:sz="4" w:space="0" w:color="000000"/>
+            </w:tcBorders>
+            <w:shd w:val="clear" w:color="auto" w:fill="FFFFFF" w:themeFill="background1"/>
+            <w:vAlign w:val="bottom"/>
+          </w:tcPr>
+          <w:p>
+            <w:pPr>
+              <w:spacing w:after="0" w:line="240" w:lineRule="auto"/>
+              <w:rPr>
+                <w:rFonts w:ascii="Arial" w:hAnsi="Arial" w:cs="Arial"/>
+                <w:sz w:val="20"/>
+                <w:szCs w:val="20"/>
+              </w:rPr>
+            </w:pPr>
+          </w:p>
+        </w:tc>
+        <w:tc>
+          <w:tcPr>
+            <w:tcW w:w="630" w:type="dxa"/>
+            <w:tcBorders>
+              <w:top w:val="single" w:sz="4" w:space="0" w:color="000000"/>
+              <w:left w:val="nil"/>
+              <w:bottom w:val="single" w:sz="4" w:space="0" w:color="000000"/>
+              <w:right w:val="single" w:sz="4" w:space="0" w:color="000000"/>
+            </w:tcBorders>
+            <w:shd w:val="clear" w:color="auto" w:fill="FFFFFF" w:themeFill="background1"/>
+            <w:vAlign w:val="bottom"/>
+          </w:tcPr>
+          <w:p>
+            <w:pPr>
+              <w:spacing w:after="0" w:line="240" w:lineRule="auto"/>
+              <w:rPr>
+                <w:rFonts w:ascii="Arial" w:hAnsi="Arial" w:cs="Arial"/>
+                <w:sz w:val="20"/>
+                <w:szCs w:val="20"/>
+              </w:rPr>
+            </w:pPr>
+          </w:p>
+        </w:tc>
+        <w:tc>
+          <w:tcPr>
+            <w:tcW w:w="630" w:type="dxa"/>
+            <w:tcBorders>
+              <w:top w:val="single" w:sz="4" w:space="0" w:color="000000"/>
+              <w:left w:val="nil"/>
+              <w:bottom w:val="single" w:sz="4" w:space="0" w:color="000000"/>
+              <w:right w:val="single" w:sz="4" w:space="0" w:color="000000"/>
+            </w:tcBorders>
+            <w:shd w:val="clear" w:color="auto" w:fill="FFFFFF" w:themeFill="background1"/>
+            <w:vAlign w:val="bottom"/>
+          </w:tcPr>
+          <w:p>
+            <w:pPr>
+              <w:spacing w:after="0" w:line="240" w:lineRule="auto"/>
+              <w:rPr>
+                <w:rFonts w:ascii="Arial" w:hAnsi="Arial" w:cs="Arial"/>
+                <w:sz w:val="20"/>
+                <w:szCs w:val="20"/>
+              </w:rPr>
+            </w:pPr>
+          </w:p>
+        </w:tc>
+        <w:tc>
+          <w:tcPr>
+            <w:tcW w:w="630" w:type="dxa"/>
+            <w:tcBorders>
+              <w:top w:val="single" w:sz="4" w:space="0" w:color="000000"/>
+              <w:left w:val="nil"/>
+              <w:bottom w:val="single" w:sz="4" w:space="0" w:color="000000"/>
+              <w:right w:val="single" w:sz="4" w:space="0" w:color="000000"/>
+            </w:tcBorders>
+            <w:shd w:val="clear" w:color="auto" w:fill="FFFFFF" w:themeFill="background1"/>
+            <w:vAlign w:val="bottom"/>
+          </w:tcPr>
+          <w:p>
+            <w:pPr>
+              <w:spacing w:after="0" w:line="240" w:lineRule="auto"/>
+              <w:rPr>
+                <w:rFonts w:ascii="Arial" w:hAnsi="Arial" w:cs="Arial"/>
+                <w:sz w:val="20"/>
+                <w:szCs w:val="20"/>
+              </w:rPr>
+            </w:pPr>
+          </w:p>
+        </w:tc>
+        <w:tc>
+          <w:tcPr>
+            <w:tcW w:w="630" w:type="dxa"/>
+            <w:tcBorders>
+              <w:top w:val="single" w:sz="4" w:space="0" w:color="000000"/>
+              <w:left w:val="nil"/>
+              <w:bottom w:val="single" w:sz="4" w:space="0" w:color="000000"/>
+              <w:right w:val="single" w:sz="4" w:space="0" w:color="000000"/>
+            </w:tcBorders>
+            <w:shd w:val="clear" w:color="auto" w:fill="FFFFFF" w:themeFill="background1"/>
+            <w:vAlign w:val="bottom"/>
+          </w:tcPr>
+          <w:p>
+            <w:pPr>
+              <w:spacing w:after="0" w:line="240" w:lineRule="auto"/>
+              <w:rPr>
+                <w:rFonts w:ascii="Arial" w:hAnsi="Arial" w:cs="Arial"/>
+                <w:sz w:val="20"/>
+                <w:szCs w:val="20"/>
+              </w:rPr>
+            </w:pPr>
+          </w:p>
+        </w:tc>
+        <w:tc>
+          <w:tcPr>
+            <w:tcW w:w="630" w:type="dxa"/>
+            <w:tcBorders>
+              <w:top w:val="single" w:sz="4" w:space="0" w:color="000000"/>
+              <w:left w:val="nil"/>
+              <w:bottom w:val="single" w:sz="4" w:space="0" w:color="000000"/>
+              <w:right w:val="single" w:sz="4" w:space="0" w:color="000000"/>
+            </w:tcBorders>
+            <w:shd w:val="clear" w:color="auto" w:fill="FFFFFF" w:themeFill="background1"/>
+            <w:vAlign w:val="bottom"/>
+          </w:tcPr>
+          <w:p>
+            <w:pPr>
+              <w:spacing w:after="0" w:line="240" w:lineRule="auto"/>
+              <w:rPr>
+                <w:rFonts w:ascii="Arial" w:eastAsia="Arial" w:hAnsi="Arial" w:cs="Arial"/>
+                <w:sz w:val="20"/>
+                <w:szCs w:val="20"/>
+              </w:rPr>
+            </w:pPr>
+          </w:p>
+        </w:tc>
+        <w:tc>
+          <w:tcPr>
+            <w:tcW w:w="630" w:type="dxa"/>
+            <w:tcBorders>
+              <w:top w:val="single" w:sz="4" w:space="0" w:color="000000"/>
+              <w:left w:val="nil"/>
+              <w:bottom w:val="single" w:sz="4" w:space="0" w:color="000000"/>
+              <w:right w:val="single" w:sz="4" w:space="0" w:color="000000"/>
+            </w:tcBorders>
+            <w:shd w:val="clear" w:color="auto" w:fill="FFFFFF" w:themeFill="background1"/>
+            <w:vAlign w:val="bottom"/>
+          </w:tcPr>
+          <w:p>
+            <w:pPr>
+              <w:spacing w:after="0" w:line="240" w:lineRule="auto"/>
+              <w:rPr>
+                <w:rFonts w:ascii="Arial" w:eastAsia="Arial" w:hAnsi="Arial" w:cs="Arial"/>
+                <w:sz w:val="20"/>
+                <w:szCs w:val="20"/>
+              </w:rPr>
+            </w:pPr>
+          </w:p>
+        </w:tc>
+      </w:tr>
+      <w:tr>
+        <w:trPr>
+          <w:trHeight w:val="135"/>
+        </w:trPr>
+        <w:tc>
+          <w:tcPr>
+            <w:tcW w:w="1530" w:type="dxa"/>
+            <w:vMerge/>
+            <w:tcBorders>
+              <w:left w:val="single" w:sz="4" w:space="0" w:color="000000"/>
+              <w:bottom w:val="single" w:sz="4" w:space="0" w:color="000000"/>
+              <w:right w:val="single" w:sz="4" w:space="0" w:color="000000"/>
+            </w:tcBorders>
+          </w:tcPr>
+          <w:p>
+            <w:pPr>
+              <w:widowControl w:val="0"/>
+              <w:pBdr>
+                <w:top w:val="nil"/>
+                <w:left w:val="nil"/>
+                <w:bottom w:val="nil"/>
+                <w:right w:val="nil"/>
+                <w:between w:val="nil"/>
+              </w:pBdr>
+              <w:spacing w:after="0" w:line="240" w:lineRule="auto"/>
+              <w:rPr>
+                <w:rFonts w:ascii="Arial" w:eastAsia="Arial" w:hAnsi="Arial" w:cs="Arial"/>
+                <w:sz w:val="20"/>
+                <w:szCs w:val="20"/>
+              </w:rPr>
+            </w:pPr>
+          </w:p>
+        </w:tc>
+        <w:tc>
+          <w:tcPr>
+            <w:tcW w:w="3118" w:type="dxa"/>
+            <w:vMerge/>
+            <w:tcBorders>
+              <w:left w:val="single" w:sz="4" w:space="0" w:color="000000"/>
+              <w:bottom w:val="single" w:sz="4" w:space="0" w:color="000000"/>
+              <w:right w:val="single" w:sz="4" w:space="0" w:color="000000"/>
+            </w:tcBorders>
+          </w:tcPr>
+          <w:p>
+            <w:pPr>
+              <w:widowControl w:val="0"/>
+              <w:pBdr>
+                <w:top w:val="nil"/>
+                <w:left w:val="nil"/>
+                <w:bottom w:val="nil"/>
+                <w:right w:val="nil"/>
+                <w:between w:val="nil"/>
+              </w:pBdr>
+              <w:spacing w:after="0" w:line="240" w:lineRule="auto"/>
+              <w:rPr>
+                <w:rFonts w:ascii="Arial" w:eastAsia="Arial" w:hAnsi="Arial" w:cs="Arial"/>
+                <w:sz w:val="20"/>
+                <w:szCs w:val="20"/>
+              </w:rPr>
+            </w:pPr>
+          </w:p>
+        </w:tc>
+        <w:tc>
+          <w:tcPr>
+            <w:tcW w:w="630" w:type="dxa"/>
+            <w:tcBorders>
+              <w:top w:val="single" w:sz="4" w:space="0" w:color="000000"/>
+              <w:left w:val="nil"/>
+              <w:bottom w:val="single" w:sz="4" w:space="0" w:color="000000"/>
+              <w:right w:val="single" w:sz="4" w:space="0" w:color="000000"/>
+            </w:tcBorders>
+            <w:shd w:val="clear" w:color="auto" w:fill="FFFFFF" w:themeFill="background1"/>
+            <w:vAlign w:val="bottom"/>
+          </w:tcPr>
+          <w:p>
+            <w:pPr>
+              <w:spacing w:after="0" w:line="240" w:lineRule="auto"/>
+              <w:rPr>
+                <w:rFonts w:ascii="Arial" w:hAnsi="Arial" w:cs="Arial"/>
+                <w:sz w:val="20"/>
+                <w:szCs w:val="20"/>
+              </w:rPr>
+            </w:pPr>
+          </w:p>
+        </w:tc>
+        <w:tc>
+          <w:tcPr>
+            <w:tcW w:w="630" w:type="dxa"/>
+            <w:tcBorders>
+              <w:top w:val="single" w:sz="4" w:space="0" w:color="000000"/>
+              <w:left w:val="nil"/>
+              <w:bottom w:val="single" w:sz="4" w:space="0" w:color="000000"/>
+              <w:right w:val="single" w:sz="4" w:space="0" w:color="000000"/>
+            </w:tcBorders>
+            <w:shd w:val="clear" w:color="auto" w:fill="FFFFFF" w:themeFill="background1"/>
+            <w:vAlign w:val="bottom"/>
+          </w:tcPr>
+          <w:p>
+            <w:pPr>
+              <w:spacing w:after="0" w:line="240" w:lineRule="auto"/>
+              <w:rPr>
+                <w:rFonts w:ascii="Arial" w:hAnsi="Arial" w:cs="Arial"/>
+                <w:sz w:val="20"/>
+                <w:szCs w:val="20"/>
+              </w:rPr>
+            </w:pPr>
+          </w:p>
+        </w:tc>
+        <w:tc>
+          <w:tcPr>
+            <w:tcW w:w="630" w:type="dxa"/>
+            <w:tcBorders>
+              <w:top w:val="single" w:sz="4" w:space="0" w:color="000000"/>
+              <w:left w:val="nil"/>
+              <w:bottom w:val="single" w:sz="4" w:space="0" w:color="000000"/>
+              <w:right w:val="single" w:sz="4" w:space="0" w:color="000000"/>
+            </w:tcBorders>
+            <w:shd w:val="clear" w:color="auto" w:fill="FFFFFF" w:themeFill="background1"/>
+            <w:vAlign w:val="bottom"/>
+          </w:tcPr>
+          <w:p>
+            <w:pPr>
+              <w:spacing w:after="0" w:line="240" w:lineRule="auto"/>
+              <w:rPr>
+                <w:rFonts w:ascii="Arial" w:hAnsi="Arial" w:cs="Arial"/>
+                <w:sz w:val="20"/>
+                <w:szCs w:val="20"/>
+              </w:rPr>
+            </w:pPr>
+          </w:p>
+        </w:tc>
+        <w:tc>
+          <w:tcPr>
+            <w:tcW w:w="630" w:type="dxa"/>
+            <w:tcBorders>
+              <w:top w:val="single" w:sz="4" w:space="0" w:color="000000"/>
+              <w:left w:val="nil"/>
+              <w:bottom w:val="single" w:sz="4" w:space="0" w:color="000000"/>
+              <w:right w:val="single" w:sz="4" w:space="0" w:color="000000"/>
+            </w:tcBorders>
+            <w:shd w:val="clear" w:color="auto" w:fill="FFFFFF" w:themeFill="background1"/>
+            <w:vAlign w:val="bottom"/>
+          </w:tcPr>
+          <w:p>
+            <w:pPr>
+              <w:spacing w:after="0" w:line="240" w:lineRule="auto"/>
+              <w:rPr>
+                <w:rFonts w:ascii="Arial" w:hAnsi="Arial" w:cs="Arial"/>
+                <w:sz w:val="20"/>
+                <w:szCs w:val="20"/>
+              </w:rPr>
+            </w:pPr>
+          </w:p>
+        </w:tc>
+        <w:tc>
+          <w:tcPr>
+            <w:tcW w:w="630" w:type="dxa"/>
+            <w:tcBorders>
+              <w:top w:val="single" w:sz="4" w:space="0" w:color="000000"/>
+              <w:left w:val="single" w:sz="4" w:space="0" w:color="000000"/>
+              <w:bottom w:val="single" w:sz="4" w:space="0" w:color="000000"/>
+              <w:right w:val="single" w:sz="4" w:space="0" w:color="000000"/>
+            </w:tcBorders>
+            <w:shd w:val="clear" w:color="auto" w:fill="FFFFFF" w:themeFill="background1"/>
+            <w:vAlign w:val="bottom"/>
+          </w:tcPr>
+          <w:p>
+            <w:pPr>
+              <w:spacing w:after="0" w:line="240" w:lineRule="auto"/>
+              <w:rPr>
+                <w:rFonts w:ascii="Arial" w:hAnsi="Arial" w:cs="Arial"/>
+                <w:sz w:val="20"/>
+                <w:szCs w:val="20"/>
+              </w:rPr>
+            </w:pPr>
+          </w:p>
+        </w:tc>
+        <w:tc>
+          <w:tcPr>
+            <w:tcW w:w="630" w:type="dxa"/>
+            <w:tcBorders>
+              <w:top w:val="single" w:sz="4" w:space="0" w:color="000000"/>
+              <w:left w:val="nil"/>
+              <w:bottom w:val="single" w:sz="4" w:space="0" w:color="000000"/>
+              <w:right w:val="single" w:sz="4" w:space="0" w:color="000000"/>
+            </w:tcBorders>
+            <w:shd w:val="clear" w:color="auto" w:fill="FFFFFF" w:themeFill="background1"/>
+            <w:vAlign w:val="bottom"/>
+          </w:tcPr>
+          <w:p>
+            <w:pPr>
+              <w:spacing w:after="0" w:line="240" w:lineRule="auto"/>
+              <w:rPr>
+                <w:rFonts w:ascii="Arial" w:eastAsia="Arial" w:hAnsi="Arial" w:cs="Arial"/>
+                <w:sz w:val="20"/>
+                <w:szCs w:val="20"/>
+              </w:rPr>
+            </w:pPr>
+          </w:p>
+        </w:tc>
+        <w:tc>
+          <w:tcPr>
+            <w:tcW w:w="630" w:type="dxa"/>
+            <w:tcBorders>
+              <w:top w:val="single" w:sz="4" w:space="0" w:color="000000"/>
+              <w:left w:val="nil"/>
+              <w:bottom w:val="single" w:sz="4" w:space="0" w:color="000000"/>
+              <w:right w:val="single" w:sz="4" w:space="0" w:color="000000"/>
+            </w:tcBorders>
+            <w:shd w:val="clear" w:color="auto" w:fill="FFFFFF" w:themeFill="background1"/>
+            <w:vAlign w:val="bottom"/>
+          </w:tcPr>
+          <w:p>
+            <w:pPr>
+              <w:spacing w:after="0" w:line="240" w:lineRule="auto"/>
+              <w:rPr>
+                <w:rFonts w:ascii="Arial" w:eastAsia="Arial" w:hAnsi="Arial" w:cs="Arial"/>
+                <w:sz w:val="20"/>
+                <w:szCs w:val="20"/>
+              </w:rPr>
+            </w:pPr>
+          </w:p>
+        </w:tc>
+        <w:tc>
+          <w:tcPr>
+            <w:tcW w:w="630" w:type="dxa"/>
+            <w:tcBorders>
+              <w:top w:val="single" w:sz="4" w:space="0" w:color="000000"/>
+              <w:left w:val="nil"/>
+              <w:bottom w:val="single" w:sz="4" w:space="0" w:color="000000"/>
+              <w:right w:val="single" w:sz="4" w:space="0" w:color="000000"/>
+            </w:tcBorders>
+            <w:shd w:val="clear" w:color="auto" w:fill="FFFFFF" w:themeFill="background1"/>
+            <w:vAlign w:val="bottom"/>
+          </w:tcPr>
+          <w:p>
+            <w:pPr>
+              <w:spacing w:after="0" w:line="240" w:lineRule="auto"/>
+              <w:rPr>
+                <w:rFonts w:ascii="Arial" w:hAnsi="Arial" w:cs="Arial"/>
+                <w:sz w:val="20"/>
+                <w:szCs w:val="20"/>
+              </w:rPr>
+            </w:pPr>
+          </w:p>
+        </w:tc>
+        <w:tc>
+          <w:tcPr>
+            <w:tcW w:w="630" w:type="dxa"/>
+            <w:tcBorders>
+              <w:top w:val="single" w:sz="4" w:space="0" w:color="000000"/>
+              <w:left w:val="nil"/>
+              <w:bottom w:val="single" w:sz="4" w:space="0" w:color="000000"/>
+              <w:right w:val="single" w:sz="4" w:space="0" w:color="000000"/>
+            </w:tcBorders>
+            <w:shd w:val="clear" w:color="auto" w:fill="FFFFFF" w:themeFill="background1"/>
+            <w:vAlign w:val="bottom"/>
+          </w:tcPr>
+          <w:p>
+            <w:pPr>
+              <w:spacing w:after="0" w:line="240" w:lineRule="auto"/>
+              <w:rPr>
+                <w:rFonts w:ascii="Arial" w:hAnsi="Arial" w:cs="Arial"/>
+                <w:sz w:val="20"/>
+                <w:szCs w:val="20"/>
+              </w:rPr>
+            </w:pPr>
+          </w:p>
+        </w:tc>
+        <w:tc>
+          <w:tcPr>
+            <w:tcW w:w="630" w:type="dxa"/>
+            <w:tcBorders>
+              <w:top w:val="single" w:sz="4" w:space="0" w:color="000000"/>
+              <w:left w:val="nil"/>
+              <w:bottom w:val="single" w:sz="4" w:space="0" w:color="000000"/>
+              <w:right w:val="single" w:sz="4" w:space="0" w:color="000000"/>
+            </w:tcBorders>
+            <w:shd w:val="clear" w:color="auto" w:fill="FFFFFF" w:themeFill="background1"/>
+            <w:vAlign w:val="bottom"/>
+          </w:tcPr>
+          <w:p>
+            <w:pPr>
+              <w:spacing w:after="0" w:line="240" w:lineRule="auto"/>
+              <w:rPr>
+                <w:rFonts w:ascii="Arial" w:hAnsi="Arial" w:cs="Arial"/>
+                <w:sz w:val="20"/>
+                <w:szCs w:val="20"/>
+              </w:rPr>
+            </w:pPr>
+          </w:p>
+        </w:tc>
+        <w:tc>
+          <w:tcPr>
+            <w:tcW w:w="630" w:type="dxa"/>
+            <w:tcBorders>
+              <w:top w:val="single" w:sz="4" w:space="0" w:color="000000"/>
+              <w:left w:val="nil"/>
+              <w:bottom w:val="single" w:sz="4" w:space="0" w:color="000000"/>
+              <w:right w:val="single" w:sz="4" w:space="0" w:color="000000"/>
+            </w:tcBorders>
+            <w:shd w:val="clear" w:color="auto" w:fill="FFFFFF" w:themeFill="background1"/>
+            <w:vAlign w:val="bottom"/>
+          </w:tcPr>
+          <w:p>
+            <w:pPr>
+              <w:spacing w:after="0" w:line="240" w:lineRule="auto"/>
+              <w:rPr>
+                <w:rFonts w:ascii="Arial" w:hAnsi="Arial" w:cs="Arial"/>
+                <w:sz w:val="20"/>
+                <w:szCs w:val="20"/>
+              </w:rPr>
+            </w:pPr>
+          </w:p>
+        </w:tc>
+        <w:tc>
+          <w:tcPr>
+            <w:tcW w:w="630" w:type="dxa"/>
+            <w:tcBorders>
+              <w:top w:val="single" w:sz="4" w:space="0" w:color="000000"/>
+              <w:left w:val="nil"/>
+              <w:bottom w:val="single" w:sz="4" w:space="0" w:color="000000"/>
+              <w:right w:val="single" w:sz="4" w:space="0" w:color="000000"/>
+            </w:tcBorders>
+            <w:shd w:val="clear" w:color="auto" w:fill="FFFFFF" w:themeFill="background1"/>
+            <w:vAlign w:val="bottom"/>
+          </w:tcPr>
+          <w:p>
+            <w:pPr>
+              <w:spacing w:after="0" w:line="240" w:lineRule="auto"/>
+              <w:rPr>
+                <w:rFonts w:ascii="Arial" w:hAnsi="Arial" w:cs="Arial"/>
+                <w:sz w:val="20"/>
+                <w:szCs w:val="20"/>
+              </w:rPr>
+            </w:pPr>
+          </w:p>
+        </w:tc>
+        <w:tc>
+          <w:tcPr>
+            <w:tcW w:w="630" w:type="dxa"/>
+            <w:tcBorders>
+              <w:top w:val="single" w:sz="4" w:space="0" w:color="000000"/>
+              <w:left w:val="nil"/>
+              <w:bottom w:val="single" w:sz="4" w:space="0" w:color="000000"/>
+              <w:right w:val="single" w:sz="4" w:space="0" w:color="000000"/>
+            </w:tcBorders>
+            <w:shd w:val="clear" w:color="auto" w:fill="FFFFFF" w:themeFill="background1"/>
+            <w:vAlign w:val="bottom"/>
+          </w:tcPr>
+          <w:p>
+            <w:pPr>
+              <w:spacing w:after="0" w:line="240" w:lineRule="auto"/>
+              <w:rPr>
+                <w:rFonts w:ascii="Arial" w:hAnsi="Arial" w:cs="Arial"/>
+                <w:sz w:val="20"/>
+                <w:szCs w:val="20"/>
+              </w:rPr>
+            </w:pPr>
+          </w:p>
+        </w:tc>
+        <w:tc>
+          <w:tcPr>
+            <w:tcW w:w="630" w:type="dxa"/>
+            <w:tcBorders>
+              <w:top w:val="single" w:sz="4" w:space="0" w:color="000000"/>
+              <w:left w:val="nil"/>
+              <w:bottom w:val="single" w:sz="4" w:space="0" w:color="000000"/>
+              <w:right w:val="single" w:sz="4" w:space="0" w:color="000000"/>
+            </w:tcBorders>
+            <w:shd w:val="clear" w:color="auto" w:fill="FFFFFF" w:themeFill="background1"/>
+            <w:vAlign w:val="bottom"/>
+          </w:tcPr>
+          <w:p>
+            <w:pPr>
+              <w:spacing w:after="0" w:line="240" w:lineRule="auto"/>
+              <w:rPr>
+                <w:rFonts w:ascii="Arial" w:hAnsi="Arial" w:cs="Arial"/>
+                <w:sz w:val="20"/>
+                <w:szCs w:val="20"/>
+              </w:rPr>
+            </w:pPr>
+          </w:p>
+        </w:tc>
+        <w:tc>
+          <w:tcPr>
+            <w:tcW w:w="630" w:type="dxa"/>
+            <w:tcBorders>
+              <w:top w:val="single" w:sz="4" w:space="0" w:color="000000"/>
+              <w:left w:val="nil"/>
+              <w:bottom w:val="single" w:sz="4" w:space="0" w:color="000000"/>
+              <w:right w:val="single" w:sz="4" w:space="0" w:color="000000"/>
+            </w:tcBorders>
+            <w:shd w:val="clear" w:color="auto" w:fill="FFFFFF" w:themeFill="background1"/>
+            <w:vAlign w:val="bottom"/>
+          </w:tcPr>
+          <w:p>
+            <w:pPr>
+              <w:spacing w:after="0" w:line="240" w:lineRule="auto"/>
+              <w:rPr>
+                <w:rFonts w:ascii="Arial" w:eastAsia="Arial" w:hAnsi="Arial" w:cs="Arial"/>
+                <w:sz w:val="20"/>
+                <w:szCs w:val="20"/>
+              </w:rPr>
+            </w:pPr>
+          </w:p>
+        </w:tc>
+        <w:tc>
+          <w:tcPr>
+            <w:tcW w:w="630" w:type="dxa"/>
+            <w:tcBorders>
+              <w:top w:val="single" w:sz="4" w:space="0" w:color="000000"/>
+              <w:left w:val="nil"/>
+              <w:bottom w:val="single" w:sz="4" w:space="0" w:color="000000"/>
+              <w:right w:val="single" w:sz="4" w:space="0" w:color="000000"/>
+            </w:tcBorders>
+            <w:shd w:val="clear" w:color="auto" w:fill="FFFFFF" w:themeFill="background1"/>
+            <w:vAlign w:val="bottom"/>
+          </w:tcPr>
+          <w:p>
+            <w:pPr>
+              <w:spacing w:after="0" w:line="240" w:lineRule="auto"/>
+              <w:rPr>
+                <w:rFonts w:ascii="Arial" w:eastAsia="Arial" w:hAnsi="Arial" w:cs="Arial"/>
+                <w:sz w:val="20"/>
+                <w:szCs w:val="20"/>
+              </w:rPr>
+            </w:pPr>
+          </w:p>
+        </w:tc>
+      </w:tr>
+      <w:tr>
+        <w:trPr>
+          <w:trHeight w:val="135"/>
+        </w:trPr>
+        <w:tc>
+          <w:tcPr>
+            <w:tcW w:w="1530" w:type="dxa"/>
+            <w:vMerge w:val="restart"/>
+            <w:tcBorders>
+              <w:top w:val="nil"/>
+              <w:left w:val="single" w:sz="4" w:space="0" w:color="000000"/>
+              <w:right w:val="single" w:sz="4" w:space="0" w:color="000000"/>
+            </w:tcBorders>
+          </w:tcPr>
+          <w:p>
+            <w:pPr>
+              <w:widowControl w:val="0"/>
+              <w:pBdr>
+                <w:top w:val="nil"/>
+                <w:left w:val="nil"/>
+                <w:bottom w:val="nil"/>
+                <w:right w:val="nil"/>
+                <w:between w:val="nil"/>
+              </w:pBdr>
+              <w:spacing w:after="0" w:line="240" w:lineRule="auto"/>
+              <w:jc w:val="center"/>
+              <w:rPr>
+                <w:rFonts w:ascii="Arial" w:eastAsia="Arial" w:hAnsi="Arial" w:cs="Arial"/>
+                <w:sz w:val="20"/>
+                <w:szCs w:val="20"/>
+              </w:rPr>
+            </w:pPr>
+            <w:r>
+              <w:rPr>
+                <w:rFonts w:ascii="Arial" w:eastAsia="Arial" w:hAnsi="Arial" w:cs="Arial"/>
+                <w:sz w:val="20"/>
+                <w:szCs w:val="20"/>
+              </w:rPr>
+              <w:t>05</w:t>
+            </w:r>
+          </w:p>
+        </w:tc>
+        <w:tc>
+          <w:tcPr>
+            <w:tcW w:w="3118" w:type="dxa"/>
+            <w:vMerge w:val="restart"/>
+            <w:tcBorders>
+              <w:top w:val="nil"/>
+              <w:left w:val="single" w:sz="4" w:space="0" w:color="000000"/>
+              <w:right w:val="single" w:sz="4" w:space="0" w:color="000000"/>
+            </w:tcBorders>
+          </w:tcPr>
+          <w:p>
+            <w:pPr>
+              <w:widowControl w:val="0"/>
+              <w:pBdr>
+                <w:top w:val="nil"/>
+                <w:left w:val="nil"/>
+                <w:bottom w:val="nil"/>
+                <w:right w:val="nil"/>
+                <w:between w:val="nil"/>
+              </w:pBdr>
+              <w:spacing w:after="0" w:line="240" w:lineRule="auto"/>
+              <w:rPr>
+                <w:rFonts w:ascii="Arial" w:eastAsia="Arial" w:hAnsi="Arial" w:cs="Arial"/>
+                <w:sz w:val="20"/>
+                <w:szCs w:val="20"/>
+              </w:rPr>
+            </w:pPr>
+            <w:r>
+              <w:rPr>
+                <w:rFonts w:ascii="Arial" w:eastAsia="Arial" w:hAnsi="Arial" w:cs="Arial"/>
+                <w:sz w:val="20"/>
+                <w:szCs w:val="20"/>
+              </w:rPr>
+              <w:t>Cronograma</w:t>
+            </w:r>
+          </w:p>
+        </w:tc>
+        <w:tc>
+          <w:tcPr>
+            <w:tcW w:w="630" w:type="dxa"/>
+            <w:tcBorders>
+              <w:top w:val="single" w:sz="4" w:space="0" w:color="000000"/>
+              <w:left w:val="nil"/>
+              <w:bottom w:val="single" w:sz="4" w:space="0" w:color="000000"/>
+              <w:right w:val="single" w:sz="4" w:space="0" w:color="000000"/>
+            </w:tcBorders>
+            <w:shd w:val="clear" w:color="auto" w:fill="00B0F0"/>
+            <w:vAlign w:val="bottom"/>
+          </w:tcPr>
+          <w:p>
+            <w:pPr>
+              <w:spacing w:after="0" w:line="240" w:lineRule="auto"/>
+              <w:rPr>
+                <w:rFonts w:ascii="Arial" w:hAnsi="Arial" w:cs="Arial"/>
+                <w:sz w:val="20"/>
+                <w:szCs w:val="20"/>
+              </w:rPr>
+            </w:pPr>
+            <w:r>
+              <w:rPr>
+                <w:rFonts w:ascii="Arial" w:eastAsia="Arial" w:hAnsi="Arial" w:cs="Arial"/>
+                <w:b/>
+                <w:sz w:val="20"/>
+                <w:szCs w:val="20"/>
+              </w:rPr>
+              <w:t>P</w:t>
+            </w:r>
+          </w:p>
+        </w:tc>
+        <w:tc>
+          <w:tcPr>
+            <w:tcW w:w="630" w:type="dxa"/>
+            <w:tcBorders>
+              <w:top w:val="single" w:sz="4" w:space="0" w:color="000000"/>
+              <w:left w:val="nil"/>
+              <w:bottom w:val="single" w:sz="4" w:space="0" w:color="000000"/>
+              <w:right w:val="single" w:sz="4" w:space="0" w:color="000000"/>
+            </w:tcBorders>
+            <w:shd w:val="clear" w:color="auto" w:fill="FFFFFF" w:themeFill="background1"/>
+            <w:vAlign w:val="bottom"/>
+          </w:tcPr>
+          <w:p>
+            <w:pPr>
+              <w:spacing w:after="0" w:line="240" w:lineRule="auto"/>
+              <w:rPr>
+                <w:rFonts w:ascii="Arial" w:hAnsi="Arial" w:cs="Arial"/>
+                <w:sz w:val="20"/>
+                <w:szCs w:val="20"/>
+              </w:rPr>
+            </w:pPr>
+          </w:p>
+        </w:tc>
+        <w:tc>
+          <w:tcPr>
+            <w:tcW w:w="630" w:type="dxa"/>
+            <w:tcBorders>
+              <w:top w:val="single" w:sz="4" w:space="0" w:color="000000"/>
+              <w:left w:val="nil"/>
+              <w:bottom w:val="single" w:sz="4" w:space="0" w:color="000000"/>
+              <w:right w:val="single" w:sz="4" w:space="0" w:color="000000"/>
+            </w:tcBorders>
+            <w:shd w:val="clear" w:color="auto" w:fill="FFFFFF" w:themeFill="background1"/>
+            <w:vAlign w:val="bottom"/>
+          </w:tcPr>
+          <w:p>
+            <w:pPr>
+              <w:spacing w:after="0" w:line="240" w:lineRule="auto"/>
+              <w:rPr>
+                <w:rFonts w:ascii="Arial" w:hAnsi="Arial" w:cs="Arial"/>
+                <w:sz w:val="20"/>
+                <w:szCs w:val="20"/>
+              </w:rPr>
+            </w:pPr>
+          </w:p>
+        </w:tc>
+        <w:tc>
+          <w:tcPr>
+            <w:tcW w:w="630" w:type="dxa"/>
+            <w:tcBorders>
+              <w:top w:val="single" w:sz="4" w:space="0" w:color="000000"/>
+              <w:left w:val="nil"/>
+              <w:bottom w:val="single" w:sz="4" w:space="0" w:color="000000"/>
+              <w:right w:val="single" w:sz="4" w:space="0" w:color="000000"/>
+            </w:tcBorders>
+            <w:shd w:val="clear" w:color="auto" w:fill="FFFFFF" w:themeFill="background1"/>
+            <w:vAlign w:val="bottom"/>
+          </w:tcPr>
+          <w:p>
+            <w:pPr>
+              <w:spacing w:after="0" w:line="240" w:lineRule="auto"/>
+              <w:rPr>
+                <w:rFonts w:ascii="Arial" w:hAnsi="Arial" w:cs="Arial"/>
+                <w:sz w:val="20"/>
+                <w:szCs w:val="20"/>
+              </w:rPr>
+            </w:pPr>
+          </w:p>
+        </w:tc>
+        <w:tc>
+          <w:tcPr>
+            <w:tcW w:w="630" w:type="dxa"/>
+            <w:tcBorders>
+              <w:top w:val="single" w:sz="4" w:space="0" w:color="000000"/>
+              <w:left w:val="single" w:sz="4" w:space="0" w:color="000000"/>
+              <w:bottom w:val="single" w:sz="4" w:space="0" w:color="000000"/>
+              <w:right w:val="single" w:sz="4" w:space="0" w:color="000000"/>
+            </w:tcBorders>
+            <w:shd w:val="clear" w:color="auto" w:fill="FFFFFF" w:themeFill="background1"/>
+            <w:vAlign w:val="bottom"/>
+          </w:tcPr>
+          <w:p>
+            <w:pPr>
+              <w:spacing w:after="0" w:line="240" w:lineRule="auto"/>
+              <w:rPr>
+                <w:rFonts w:ascii="Arial" w:hAnsi="Arial" w:cs="Arial"/>
+                <w:sz w:val="20"/>
+                <w:szCs w:val="20"/>
+              </w:rPr>
+            </w:pPr>
+          </w:p>
+        </w:tc>
+        <w:tc>
+          <w:tcPr>
+            <w:tcW w:w="630" w:type="dxa"/>
+            <w:tcBorders>
+              <w:top w:val="single" w:sz="4" w:space="0" w:color="000000"/>
+              <w:left w:val="nil"/>
+              <w:bottom w:val="single" w:sz="4" w:space="0" w:color="000000"/>
+              <w:right w:val="single" w:sz="4" w:space="0" w:color="000000"/>
+            </w:tcBorders>
+            <w:shd w:val="clear" w:color="auto" w:fill="FFFFFF" w:themeFill="background1"/>
+            <w:vAlign w:val="bottom"/>
+          </w:tcPr>
+          <w:p>
+            <w:pPr>
+              <w:spacing w:after="0" w:line="240" w:lineRule="auto"/>
+              <w:rPr>
+                <w:rFonts w:ascii="Arial" w:eastAsia="Arial" w:hAnsi="Arial" w:cs="Arial"/>
+                <w:sz w:val="20"/>
+                <w:szCs w:val="20"/>
+              </w:rPr>
+            </w:pPr>
+          </w:p>
+        </w:tc>
+        <w:tc>
+          <w:tcPr>
+            <w:tcW w:w="630" w:type="dxa"/>
+            <w:tcBorders>
+              <w:top w:val="single" w:sz="4" w:space="0" w:color="000000"/>
+              <w:left w:val="nil"/>
+              <w:bottom w:val="single" w:sz="4" w:space="0" w:color="000000"/>
+              <w:right w:val="single" w:sz="4" w:space="0" w:color="000000"/>
+            </w:tcBorders>
+            <w:shd w:val="clear" w:color="auto" w:fill="FFFFFF" w:themeFill="background1"/>
+            <w:vAlign w:val="bottom"/>
+          </w:tcPr>
+          <w:p>
+            <w:pPr>
+              <w:spacing w:after="0" w:line="240" w:lineRule="auto"/>
+              <w:rPr>
+                <w:rFonts w:ascii="Arial" w:eastAsia="Arial" w:hAnsi="Arial" w:cs="Arial"/>
+                <w:sz w:val="20"/>
+                <w:szCs w:val="20"/>
+              </w:rPr>
+            </w:pPr>
+          </w:p>
+        </w:tc>
+        <w:tc>
+          <w:tcPr>
+            <w:tcW w:w="630" w:type="dxa"/>
+            <w:tcBorders>
+              <w:top w:val="single" w:sz="4" w:space="0" w:color="000000"/>
+              <w:left w:val="nil"/>
+              <w:bottom w:val="single" w:sz="4" w:space="0" w:color="000000"/>
+              <w:right w:val="single" w:sz="4" w:space="0" w:color="000000"/>
+            </w:tcBorders>
+            <w:shd w:val="clear" w:color="auto" w:fill="FFFFFF" w:themeFill="background1"/>
+            <w:vAlign w:val="bottom"/>
+          </w:tcPr>
+          <w:p>
+            <w:pPr>
+              <w:spacing w:after="0" w:line="240" w:lineRule="auto"/>
+              <w:rPr>
+                <w:rFonts w:ascii="Arial" w:hAnsi="Arial" w:cs="Arial"/>
+                <w:sz w:val="20"/>
+                <w:szCs w:val="20"/>
+              </w:rPr>
+            </w:pPr>
+          </w:p>
+        </w:tc>
+        <w:tc>
+          <w:tcPr>
+            <w:tcW w:w="630" w:type="dxa"/>
+            <w:tcBorders>
+              <w:top w:val="single" w:sz="4" w:space="0" w:color="000000"/>
+              <w:left w:val="nil"/>
+              <w:bottom w:val="single" w:sz="4" w:space="0" w:color="000000"/>
+              <w:right w:val="single" w:sz="4" w:space="0" w:color="000000"/>
+            </w:tcBorders>
+            <w:shd w:val="clear" w:color="auto" w:fill="FFFFFF" w:themeFill="background1"/>
+            <w:vAlign w:val="bottom"/>
+          </w:tcPr>
+          <w:p>
+            <w:pPr>
+              <w:spacing w:after="0" w:line="240" w:lineRule="auto"/>
+              <w:rPr>
+                <w:rFonts w:ascii="Arial" w:hAnsi="Arial" w:cs="Arial"/>
+                <w:sz w:val="20"/>
+                <w:szCs w:val="20"/>
+              </w:rPr>
+            </w:pPr>
+          </w:p>
+        </w:tc>
+        <w:tc>
+          <w:tcPr>
+            <w:tcW w:w="630" w:type="dxa"/>
+            <w:tcBorders>
+              <w:top w:val="single" w:sz="4" w:space="0" w:color="000000"/>
+              <w:left w:val="nil"/>
+              <w:bottom w:val="single" w:sz="4" w:space="0" w:color="000000"/>
+              <w:right w:val="single" w:sz="4" w:space="0" w:color="000000"/>
+            </w:tcBorders>
+            <w:shd w:val="clear" w:color="auto" w:fill="FFFFFF" w:themeFill="background1"/>
+            <w:vAlign w:val="bottom"/>
+          </w:tcPr>
+          <w:p>
+            <w:pPr>
+              <w:spacing w:after="0" w:line="240" w:lineRule="auto"/>
+              <w:rPr>
+                <w:rFonts w:ascii="Arial" w:hAnsi="Arial" w:cs="Arial"/>
+                <w:sz w:val="20"/>
+                <w:szCs w:val="20"/>
+              </w:rPr>
+            </w:pPr>
+          </w:p>
+        </w:tc>
+        <w:tc>
+          <w:tcPr>
+            <w:tcW w:w="630" w:type="dxa"/>
+            <w:tcBorders>
+              <w:top w:val="single" w:sz="4" w:space="0" w:color="000000"/>
+              <w:left w:val="nil"/>
+              <w:bottom w:val="single" w:sz="4" w:space="0" w:color="000000"/>
+              <w:right w:val="single" w:sz="4" w:space="0" w:color="000000"/>
+            </w:tcBorders>
+            <w:shd w:val="clear" w:color="auto" w:fill="FFFFFF" w:themeFill="background1"/>
+            <w:vAlign w:val="bottom"/>
+          </w:tcPr>
+          <w:p>
+            <w:pPr>
+              <w:spacing w:after="0" w:line="240" w:lineRule="auto"/>
+              <w:rPr>
+                <w:rFonts w:ascii="Arial" w:hAnsi="Arial" w:cs="Arial"/>
+                <w:sz w:val="20"/>
+                <w:szCs w:val="20"/>
+              </w:rPr>
+            </w:pPr>
+          </w:p>
+        </w:tc>
+        <w:tc>
+          <w:tcPr>
+            <w:tcW w:w="630" w:type="dxa"/>
+            <w:tcBorders>
+              <w:top w:val="single" w:sz="4" w:space="0" w:color="000000"/>
+              <w:left w:val="nil"/>
+              <w:bottom w:val="single" w:sz="4" w:space="0" w:color="000000"/>
+              <w:right w:val="single" w:sz="4" w:space="0" w:color="000000"/>
+            </w:tcBorders>
+            <w:shd w:val="clear" w:color="auto" w:fill="FFFFFF" w:themeFill="background1"/>
+            <w:vAlign w:val="bottom"/>
+          </w:tcPr>
+          <w:p>
+            <w:pPr>
+              <w:spacing w:after="0" w:line="240" w:lineRule="auto"/>
+              <w:rPr>
+                <w:rFonts w:ascii="Arial" w:hAnsi="Arial" w:cs="Arial"/>
+                <w:sz w:val="20"/>
+                <w:szCs w:val="20"/>
+              </w:rPr>
+            </w:pPr>
+          </w:p>
+        </w:tc>
+        <w:tc>
+          <w:tcPr>
+            <w:tcW w:w="630" w:type="dxa"/>
+            <w:tcBorders>
+              <w:top w:val="single" w:sz="4" w:space="0" w:color="000000"/>
+              <w:left w:val="nil"/>
+              <w:bottom w:val="single" w:sz="4" w:space="0" w:color="000000"/>
+              <w:right w:val="single" w:sz="4" w:space="0" w:color="000000"/>
+            </w:tcBorders>
+            <w:shd w:val="clear" w:color="auto" w:fill="FFFFFF" w:themeFill="background1"/>
+            <w:vAlign w:val="bottom"/>
+          </w:tcPr>
+          <w:p>
+            <w:pPr>
+              <w:spacing w:after="0" w:line="240" w:lineRule="auto"/>
+              <w:rPr>
+                <w:rFonts w:ascii="Arial" w:hAnsi="Arial" w:cs="Arial"/>
+                <w:sz w:val="20"/>
+                <w:szCs w:val="20"/>
+              </w:rPr>
+            </w:pPr>
+          </w:p>
+        </w:tc>
+        <w:tc>
+          <w:tcPr>
+            <w:tcW w:w="630" w:type="dxa"/>
+            <w:tcBorders>
+              <w:top w:val="single" w:sz="4" w:space="0" w:color="000000"/>
+              <w:left w:val="nil"/>
+              <w:bottom w:val="single" w:sz="4" w:space="0" w:color="000000"/>
+              <w:right w:val="single" w:sz="4" w:space="0" w:color="000000"/>
+            </w:tcBorders>
+            <w:shd w:val="clear" w:color="auto" w:fill="FFFFFF" w:themeFill="background1"/>
+            <w:vAlign w:val="bottom"/>
+          </w:tcPr>
+          <w:p>
+            <w:pPr>
+              <w:spacing w:after="0" w:line="240" w:lineRule="auto"/>
+              <w:rPr>
+                <w:rFonts w:ascii="Arial" w:hAnsi="Arial" w:cs="Arial"/>
+                <w:sz w:val="20"/>
+                <w:szCs w:val="20"/>
+              </w:rPr>
+            </w:pPr>
+          </w:p>
+        </w:tc>
+        <w:tc>
+          <w:tcPr>
+            <w:tcW w:w="630" w:type="dxa"/>
+            <w:tcBorders>
+              <w:top w:val="single" w:sz="4" w:space="0" w:color="000000"/>
+              <w:left w:val="nil"/>
+              <w:bottom w:val="single" w:sz="4" w:space="0" w:color="000000"/>
+              <w:right w:val="single" w:sz="4" w:space="0" w:color="000000"/>
+            </w:tcBorders>
+            <w:shd w:val="clear" w:color="auto" w:fill="FFFFFF" w:themeFill="background1"/>
+            <w:vAlign w:val="bottom"/>
+          </w:tcPr>
+          <w:p>
+            <w:pPr>
+              <w:spacing w:after="0" w:line="240" w:lineRule="auto"/>
+              <w:rPr>
+                <w:rFonts w:ascii="Arial" w:eastAsia="Arial" w:hAnsi="Arial" w:cs="Arial"/>
+                <w:sz w:val="20"/>
+                <w:szCs w:val="20"/>
+              </w:rPr>
+            </w:pPr>
+          </w:p>
+        </w:tc>
+        <w:tc>
+          <w:tcPr>
+            <w:tcW w:w="630" w:type="dxa"/>
+            <w:tcBorders>
+              <w:top w:val="single" w:sz="4" w:space="0" w:color="000000"/>
+              <w:left w:val="nil"/>
+              <w:bottom w:val="single" w:sz="4" w:space="0" w:color="000000"/>
+              <w:right w:val="single" w:sz="4" w:space="0" w:color="000000"/>
+            </w:tcBorders>
+            <w:shd w:val="clear" w:color="auto" w:fill="FFFFFF" w:themeFill="background1"/>
+            <w:vAlign w:val="bottom"/>
+          </w:tcPr>
+          <w:p>
+            <w:pPr>
+              <w:spacing w:after="0" w:line="240" w:lineRule="auto"/>
+              <w:rPr>
+                <w:rFonts w:ascii="Arial" w:eastAsia="Arial" w:hAnsi="Arial" w:cs="Arial"/>
+                <w:sz w:val="20"/>
+                <w:szCs w:val="20"/>
+              </w:rPr>
+            </w:pPr>
+          </w:p>
+        </w:tc>
+      </w:tr>
+      <w:tr>
+        <w:trPr>
+          <w:trHeight w:val="135"/>
+        </w:trPr>
+        <w:tc>
+          <w:tcPr>
+            <w:tcW w:w="1530" w:type="dxa"/>
+            <w:vMerge/>
+            <w:tcBorders>
+              <w:left w:val="single" w:sz="4" w:space="0" w:color="000000"/>
+              <w:bottom w:val="single" w:sz="4" w:space="0" w:color="000000"/>
+              <w:right w:val="single" w:sz="4" w:space="0" w:color="000000"/>
+            </w:tcBorders>
+          </w:tcPr>
+          <w:p>
+            <w:pPr>
+              <w:widowControl w:val="0"/>
+              <w:pBdr>
+                <w:top w:val="nil"/>
+                <w:left w:val="nil"/>
+                <w:bottom w:val="nil"/>
+                <w:right w:val="nil"/>
+                <w:between w:val="nil"/>
+              </w:pBdr>
+              <w:spacing w:after="0" w:line="240" w:lineRule="auto"/>
+              <w:rPr>
+                <w:rFonts w:ascii="Arial" w:eastAsia="Arial" w:hAnsi="Arial" w:cs="Arial"/>
+                <w:sz w:val="20"/>
+                <w:szCs w:val="20"/>
+              </w:rPr>
+            </w:pPr>
+          </w:p>
+        </w:tc>
+        <w:tc>
+          <w:tcPr>
+            <w:tcW w:w="3118" w:type="dxa"/>
+            <w:vMerge/>
+            <w:tcBorders>
+              <w:left w:val="single" w:sz="4" w:space="0" w:color="000000"/>
+              <w:bottom w:val="single" w:sz="4" w:space="0" w:color="000000"/>
+              <w:right w:val="single" w:sz="4" w:space="0" w:color="000000"/>
+            </w:tcBorders>
+          </w:tcPr>
+          <w:p>
+            <w:pPr>
+              <w:widowControl w:val="0"/>
+              <w:pBdr>
+                <w:top w:val="nil"/>
+                <w:left w:val="nil"/>
+                <w:bottom w:val="nil"/>
+                <w:right w:val="nil"/>
+                <w:between w:val="nil"/>
+              </w:pBdr>
+              <w:spacing w:after="0" w:line="240" w:lineRule="auto"/>
+              <w:rPr>
+                <w:rFonts w:ascii="Arial" w:eastAsia="Arial" w:hAnsi="Arial" w:cs="Arial"/>
+                <w:sz w:val="20"/>
+                <w:szCs w:val="20"/>
+              </w:rPr>
+            </w:pPr>
+          </w:p>
+        </w:tc>
+        <w:tc>
+          <w:tcPr>
+            <w:tcW w:w="630" w:type="dxa"/>
+            <w:tcBorders>
+              <w:top w:val="single" w:sz="4" w:space="0" w:color="000000"/>
+              <w:left w:val="nil"/>
+              <w:bottom w:val="single" w:sz="4" w:space="0" w:color="000000"/>
+              <w:right w:val="single" w:sz="4" w:space="0" w:color="000000"/>
+            </w:tcBorders>
+            <w:shd w:val="clear" w:color="auto" w:fill="FFFFFF" w:themeFill="background1"/>
+            <w:vAlign w:val="bottom"/>
+          </w:tcPr>
+          <w:p>
+            <w:pPr>
+              <w:spacing w:after="0" w:line="240" w:lineRule="auto"/>
+              <w:rPr>
+                <w:rFonts w:ascii="Arial" w:hAnsi="Arial" w:cs="Arial"/>
+                <w:sz w:val="20"/>
+                <w:szCs w:val="20"/>
+              </w:rPr>
+            </w:pPr>
+          </w:p>
+        </w:tc>
+        <w:tc>
+          <w:tcPr>
+            <w:tcW w:w="630" w:type="dxa"/>
+            <w:tcBorders>
+              <w:top w:val="single" w:sz="4" w:space="0" w:color="000000"/>
+              <w:left w:val="nil"/>
+              <w:bottom w:val="single" w:sz="4" w:space="0" w:color="000000"/>
+              <w:right w:val="single" w:sz="4" w:space="0" w:color="000000"/>
+            </w:tcBorders>
+            <w:shd w:val="clear" w:color="auto" w:fill="FFFFFF" w:themeFill="background1"/>
+            <w:vAlign w:val="bottom"/>
+          </w:tcPr>
+          <w:p>
+            <w:pPr>
+              <w:spacing w:after="0" w:line="240" w:lineRule="auto"/>
+              <w:rPr>
+                <w:rFonts w:ascii="Arial" w:hAnsi="Arial" w:cs="Arial"/>
+                <w:sz w:val="20"/>
+                <w:szCs w:val="20"/>
+              </w:rPr>
+            </w:pPr>
+          </w:p>
+        </w:tc>
+        <w:tc>
+          <w:tcPr>
+            <w:tcW w:w="630" w:type="dxa"/>
+            <w:tcBorders>
+              <w:top w:val="single" w:sz="4" w:space="0" w:color="000000"/>
+              <w:left w:val="nil"/>
+              <w:bottom w:val="single" w:sz="4" w:space="0" w:color="000000"/>
+              <w:right w:val="single" w:sz="4" w:space="0" w:color="000000"/>
+            </w:tcBorders>
+            <w:shd w:val="clear" w:color="auto" w:fill="FFFFFF" w:themeFill="background1"/>
+            <w:vAlign w:val="bottom"/>
+          </w:tcPr>
+          <w:p>
+            <w:pPr>
+              <w:spacing w:after="0" w:line="240" w:lineRule="auto"/>
+              <w:rPr>
+                <w:rFonts w:ascii="Arial" w:hAnsi="Arial" w:cs="Arial"/>
+                <w:sz w:val="20"/>
+                <w:szCs w:val="20"/>
+              </w:rPr>
+            </w:pPr>
+          </w:p>
+        </w:tc>
+        <w:tc>
+          <w:tcPr>
+            <w:tcW w:w="630" w:type="dxa"/>
+            <w:tcBorders>
+              <w:top w:val="single" w:sz="4" w:space="0" w:color="000000"/>
+              <w:left w:val="nil"/>
+              <w:bottom w:val="single" w:sz="4" w:space="0" w:color="000000"/>
+              <w:right w:val="single" w:sz="4" w:space="0" w:color="000000"/>
+            </w:tcBorders>
+            <w:shd w:val="clear" w:color="auto" w:fill="FFFFFF" w:themeFill="background1"/>
+            <w:vAlign w:val="bottom"/>
+          </w:tcPr>
+          <w:p>
+            <w:pPr>
+              <w:spacing w:after="0" w:line="240" w:lineRule="auto"/>
+              <w:rPr>
+                <w:rFonts w:ascii="Arial" w:hAnsi="Arial" w:cs="Arial"/>
+                <w:sz w:val="20"/>
+                <w:szCs w:val="20"/>
+              </w:rPr>
+            </w:pPr>
+          </w:p>
+        </w:tc>
+        <w:tc>
+          <w:tcPr>
+            <w:tcW w:w="630" w:type="dxa"/>
+            <w:tcBorders>
+              <w:top w:val="single" w:sz="4" w:space="0" w:color="000000"/>
+              <w:left w:val="single" w:sz="4" w:space="0" w:color="000000"/>
+              <w:bottom w:val="single" w:sz="4" w:space="0" w:color="000000"/>
+              <w:right w:val="single" w:sz="4" w:space="0" w:color="000000"/>
+            </w:tcBorders>
+            <w:shd w:val="clear" w:color="auto" w:fill="FFFFFF" w:themeFill="background1"/>
+            <w:vAlign w:val="bottom"/>
+          </w:tcPr>
+          <w:p>
+            <w:pPr>
+              <w:spacing w:after="0" w:line="240" w:lineRule="auto"/>
+              <w:rPr>
+                <w:rFonts w:ascii="Arial" w:hAnsi="Arial" w:cs="Arial"/>
+                <w:sz w:val="20"/>
+                <w:szCs w:val="20"/>
+              </w:rPr>
+            </w:pPr>
+          </w:p>
+        </w:tc>
+        <w:tc>
+          <w:tcPr>
+            <w:tcW w:w="630" w:type="dxa"/>
+            <w:tcBorders>
+              <w:top w:val="single" w:sz="4" w:space="0" w:color="000000"/>
+              <w:left w:val="nil"/>
+              <w:bottom w:val="single" w:sz="4" w:space="0" w:color="000000"/>
+              <w:right w:val="single" w:sz="4" w:space="0" w:color="000000"/>
+            </w:tcBorders>
+            <w:shd w:val="clear" w:color="auto" w:fill="FFFFFF" w:themeFill="background1"/>
+            <w:vAlign w:val="bottom"/>
+          </w:tcPr>
+          <w:p>
+            <w:pPr>
+              <w:spacing w:after="0" w:line="240" w:lineRule="auto"/>
+              <w:rPr>
+                <w:rFonts w:ascii="Arial" w:eastAsia="Arial" w:hAnsi="Arial" w:cs="Arial"/>
+                <w:sz w:val="20"/>
+                <w:szCs w:val="20"/>
+              </w:rPr>
+            </w:pPr>
+          </w:p>
+        </w:tc>
+        <w:tc>
+          <w:tcPr>
+            <w:tcW w:w="630" w:type="dxa"/>
+            <w:tcBorders>
+              <w:top w:val="single" w:sz="4" w:space="0" w:color="000000"/>
+              <w:left w:val="nil"/>
+              <w:bottom w:val="single" w:sz="4" w:space="0" w:color="000000"/>
+              <w:right w:val="single" w:sz="4" w:space="0" w:color="000000"/>
+            </w:tcBorders>
+            <w:shd w:val="clear" w:color="auto" w:fill="FFFFFF" w:themeFill="background1"/>
+            <w:vAlign w:val="bottom"/>
+          </w:tcPr>
+          <w:p>
+            <w:pPr>
+              <w:spacing w:after="0" w:line="240" w:lineRule="auto"/>
+              <w:rPr>
+                <w:rFonts w:ascii="Arial" w:eastAsia="Arial" w:hAnsi="Arial" w:cs="Arial"/>
+                <w:sz w:val="20"/>
+                <w:szCs w:val="20"/>
+              </w:rPr>
+            </w:pPr>
+          </w:p>
+        </w:tc>
+        <w:tc>
+          <w:tcPr>
+            <w:tcW w:w="630" w:type="dxa"/>
+            <w:tcBorders>
+              <w:top w:val="single" w:sz="4" w:space="0" w:color="000000"/>
+              <w:left w:val="nil"/>
+              <w:bottom w:val="single" w:sz="4" w:space="0" w:color="000000"/>
+              <w:right w:val="single" w:sz="4" w:space="0" w:color="000000"/>
+            </w:tcBorders>
+            <w:shd w:val="clear" w:color="auto" w:fill="FFFFFF" w:themeFill="background1"/>
+            <w:vAlign w:val="bottom"/>
+          </w:tcPr>
+          <w:p>
+            <w:pPr>
+              <w:spacing w:after="0" w:line="240" w:lineRule="auto"/>
+              <w:rPr>
+                <w:rFonts w:ascii="Arial" w:hAnsi="Arial" w:cs="Arial"/>
+                <w:sz w:val="20"/>
+                <w:szCs w:val="20"/>
+              </w:rPr>
+            </w:pPr>
+          </w:p>
+        </w:tc>
+        <w:tc>
+          <w:tcPr>
+            <w:tcW w:w="630" w:type="dxa"/>
+            <w:tcBorders>
+              <w:top w:val="single" w:sz="4" w:space="0" w:color="000000"/>
+              <w:left w:val="nil"/>
+              <w:bottom w:val="single" w:sz="4" w:space="0" w:color="000000"/>
+              <w:right w:val="single" w:sz="4" w:space="0" w:color="000000"/>
+            </w:tcBorders>
+            <w:shd w:val="clear" w:color="auto" w:fill="FFFFFF" w:themeFill="background1"/>
+            <w:vAlign w:val="bottom"/>
+          </w:tcPr>
+          <w:p>
+            <w:pPr>
+              <w:spacing w:after="0" w:line="240" w:lineRule="auto"/>
+              <w:rPr>
+                <w:rFonts w:ascii="Arial" w:hAnsi="Arial" w:cs="Arial"/>
+                <w:sz w:val="20"/>
+                <w:szCs w:val="20"/>
+              </w:rPr>
+            </w:pPr>
+          </w:p>
+        </w:tc>
+        <w:tc>
+          <w:tcPr>
+            <w:tcW w:w="630" w:type="dxa"/>
+            <w:tcBorders>
+              <w:top w:val="single" w:sz="4" w:space="0" w:color="000000"/>
+              <w:left w:val="nil"/>
+              <w:bottom w:val="single" w:sz="4" w:space="0" w:color="000000"/>
+              <w:right w:val="single" w:sz="4" w:space="0" w:color="000000"/>
+            </w:tcBorders>
+            <w:shd w:val="clear" w:color="auto" w:fill="FFFFFF" w:themeFill="background1"/>
+            <w:vAlign w:val="bottom"/>
+          </w:tcPr>
+          <w:p>
+            <w:pPr>
+              <w:spacing w:after="0" w:line="240" w:lineRule="auto"/>
+              <w:rPr>
+                <w:rFonts w:ascii="Arial" w:hAnsi="Arial" w:cs="Arial"/>
+                <w:sz w:val="20"/>
+                <w:szCs w:val="20"/>
+              </w:rPr>
+            </w:pPr>
+          </w:p>
+        </w:tc>
+        <w:tc>
+          <w:tcPr>
+            <w:tcW w:w="630" w:type="dxa"/>
+            <w:tcBorders>
+              <w:top w:val="single" w:sz="4" w:space="0" w:color="000000"/>
+              <w:left w:val="nil"/>
+              <w:bottom w:val="single" w:sz="4" w:space="0" w:color="000000"/>
+              <w:right w:val="single" w:sz="4" w:space="0" w:color="000000"/>
+            </w:tcBorders>
+            <w:shd w:val="clear" w:color="auto" w:fill="FFFFFF" w:themeFill="background1"/>
+            <w:vAlign w:val="bottom"/>
+          </w:tcPr>
+          <w:p>
+            <w:pPr>
+              <w:spacing w:after="0" w:line="240" w:lineRule="auto"/>
+              <w:rPr>
+                <w:rFonts w:ascii="Arial" w:hAnsi="Arial" w:cs="Arial"/>
+                <w:sz w:val="20"/>
+                <w:szCs w:val="20"/>
+              </w:rPr>
+            </w:pPr>
+          </w:p>
+        </w:tc>
+        <w:tc>
+          <w:tcPr>
+            <w:tcW w:w="630" w:type="dxa"/>
+            <w:tcBorders>
+              <w:top w:val="single" w:sz="4" w:space="0" w:color="000000"/>
+              <w:left w:val="nil"/>
+              <w:bottom w:val="single" w:sz="4" w:space="0" w:color="000000"/>
+              <w:right w:val="single" w:sz="4" w:space="0" w:color="000000"/>
+            </w:tcBorders>
+            <w:shd w:val="clear" w:color="auto" w:fill="FFFFFF" w:themeFill="background1"/>
+            <w:vAlign w:val="bottom"/>
+          </w:tcPr>
+          <w:p>
+            <w:pPr>
+              <w:spacing w:after="0" w:line="240" w:lineRule="auto"/>
+              <w:rPr>
+                <w:rFonts w:ascii="Arial" w:hAnsi="Arial" w:cs="Arial"/>
+                <w:sz w:val="20"/>
+                <w:szCs w:val="20"/>
+              </w:rPr>
+            </w:pPr>
+          </w:p>
+        </w:tc>
+        <w:tc>
+          <w:tcPr>
+            <w:tcW w:w="630" w:type="dxa"/>
+            <w:tcBorders>
+              <w:top w:val="single" w:sz="4" w:space="0" w:color="000000"/>
+              <w:left w:val="nil"/>
+              <w:bottom w:val="single" w:sz="4" w:space="0" w:color="000000"/>
+              <w:right w:val="single" w:sz="4" w:space="0" w:color="000000"/>
+            </w:tcBorders>
+            <w:shd w:val="clear" w:color="auto" w:fill="FFFFFF" w:themeFill="background1"/>
+            <w:vAlign w:val="bottom"/>
+          </w:tcPr>
+          <w:p>
+            <w:pPr>
+              <w:spacing w:after="0" w:line="240" w:lineRule="auto"/>
+              <w:rPr>
+                <w:rFonts w:ascii="Arial" w:hAnsi="Arial" w:cs="Arial"/>
+                <w:sz w:val="20"/>
+                <w:szCs w:val="20"/>
+              </w:rPr>
+            </w:pPr>
+          </w:p>
+        </w:tc>
+        <w:tc>
+          <w:tcPr>
+            <w:tcW w:w="630" w:type="dxa"/>
+            <w:tcBorders>
+              <w:top w:val="single" w:sz="4" w:space="0" w:color="000000"/>
+              <w:left w:val="nil"/>
+              <w:bottom w:val="single" w:sz="4" w:space="0" w:color="000000"/>
+              <w:right w:val="single" w:sz="4" w:space="0" w:color="000000"/>
+            </w:tcBorders>
+            <w:shd w:val="clear" w:color="auto" w:fill="FFFFFF" w:themeFill="background1"/>
+            <w:vAlign w:val="bottom"/>
+          </w:tcPr>
+          <w:p>
+            <w:pPr>
+              <w:spacing w:after="0" w:line="240" w:lineRule="auto"/>
+              <w:rPr>
+                <w:rFonts w:ascii="Arial" w:hAnsi="Arial" w:cs="Arial"/>
+                <w:sz w:val="20"/>
+                <w:szCs w:val="20"/>
+              </w:rPr>
+            </w:pPr>
+          </w:p>
+        </w:tc>
+        <w:tc>
+          <w:tcPr>
+            <w:tcW w:w="630" w:type="dxa"/>
+            <w:tcBorders>
+              <w:top w:val="single" w:sz="4" w:space="0" w:color="000000"/>
+              <w:left w:val="nil"/>
+              <w:bottom w:val="single" w:sz="4" w:space="0" w:color="000000"/>
+              <w:right w:val="single" w:sz="4" w:space="0" w:color="000000"/>
+            </w:tcBorders>
+            <w:shd w:val="clear" w:color="auto" w:fill="FFFFFF" w:themeFill="background1"/>
+            <w:vAlign w:val="bottom"/>
+          </w:tcPr>
+          <w:p>
+            <w:pPr>
+              <w:spacing w:after="0" w:line="240" w:lineRule="auto"/>
+              <w:rPr>
+                <w:rFonts w:ascii="Arial" w:eastAsia="Arial" w:hAnsi="Arial" w:cs="Arial"/>
+                <w:sz w:val="20"/>
+                <w:szCs w:val="20"/>
+              </w:rPr>
+            </w:pPr>
+          </w:p>
+        </w:tc>
+        <w:tc>
+          <w:tcPr>
+            <w:tcW w:w="630" w:type="dxa"/>
+            <w:tcBorders>
+              <w:top w:val="single" w:sz="4" w:space="0" w:color="000000"/>
+              <w:left w:val="nil"/>
+              <w:bottom w:val="single" w:sz="4" w:space="0" w:color="000000"/>
+              <w:right w:val="single" w:sz="4" w:space="0" w:color="000000"/>
+            </w:tcBorders>
+            <w:shd w:val="clear" w:color="auto" w:fill="FFFFFF" w:themeFill="background1"/>
+            <w:vAlign w:val="bottom"/>
+          </w:tcPr>
+          <w:p>
+            <w:pPr>
+              <w:spacing w:after="0" w:line="240" w:lineRule="auto"/>
+              <w:rPr>
+                <w:rFonts w:ascii="Arial" w:eastAsia="Arial" w:hAnsi="Arial" w:cs="Arial"/>
+                <w:sz w:val="20"/>
+                <w:szCs w:val="20"/>
+              </w:rPr>
+            </w:pPr>
+          </w:p>
+        </w:tc>
+      </w:tr>
+      <w:tr>
+        <w:trPr>
+          <w:trHeight w:val="255"/>
+        </w:trPr>
+        <w:tc>
+          <w:tcPr>
+            <w:tcW w:w="1530" w:type="dxa"/>
+            <w:vMerge w:val="restart"/>
+            <w:tcBorders>
+              <w:top w:val="nil"/>
+              <w:left w:val="single" w:sz="4" w:space="0" w:color="000000"/>
+              <w:bottom w:val="single" w:sz="4" w:space="0" w:color="000000"/>
+              <w:right w:val="single" w:sz="4" w:space="0" w:color="000000"/>
+            </w:tcBorders>
+          </w:tcPr>
+          <w:p>
+            <w:pPr>
+              <w:spacing w:after="0" w:line="240" w:lineRule="auto"/>
+              <w:rPr>
+                <w:rFonts w:ascii="Arial" w:eastAsia="Arial" w:hAnsi="Arial" w:cs="Arial"/>
+                <w:sz w:val="20"/>
+                <w:szCs w:val="20"/>
+              </w:rPr>
+            </w:pPr>
+            <w:r>
+              <w:rPr>
+                <w:rFonts w:ascii="Arial" w:eastAsia="Arial" w:hAnsi="Arial" w:cs="Arial"/>
+                <w:sz w:val="20"/>
+                <w:szCs w:val="20"/>
+              </w:rPr>
+              <w:t>Apresentação</w:t>
+            </w:r>
+          </w:p>
+        </w:tc>
+        <w:tc>
+          <w:tcPr>
+            <w:tcW w:w="3118" w:type="dxa"/>
+            <w:vMerge w:val="restart"/>
+            <w:tcBorders>
+              <w:top w:val="nil"/>
+              <w:left w:val="single" w:sz="4" w:space="0" w:color="000000"/>
+              <w:bottom w:val="single" w:sz="4" w:space="0" w:color="000000"/>
+              <w:right w:val="single" w:sz="4" w:space="0" w:color="000000"/>
+            </w:tcBorders>
+          </w:tcPr>
+          <w:p>
+            <w:pPr>
+              <w:spacing w:after="0" w:line="240" w:lineRule="auto"/>
+              <w:rPr>
+                <w:rFonts w:ascii="Arial" w:eastAsia="Arial" w:hAnsi="Arial" w:cs="Arial"/>
+                <w:sz w:val="20"/>
+                <w:szCs w:val="20"/>
+              </w:rPr>
+            </w:pPr>
+            <w:r>
+              <w:rPr>
+                <w:rFonts w:ascii="Arial" w:eastAsia="Arial" w:hAnsi="Arial" w:cs="Arial"/>
+                <w:sz w:val="20"/>
+                <w:szCs w:val="20"/>
+              </w:rPr>
+              <w:t>Apresentação do PID</w:t>
+            </w:r>
+          </w:p>
+        </w:tc>
+        <w:tc>
+          <w:tcPr>
+            <w:tcW w:w="630" w:type="dxa"/>
+            <w:tcBorders>
+              <w:top w:val="single" w:sz="4" w:space="0" w:color="000000"/>
+              <w:left w:val="nil"/>
+              <w:bottom w:val="single" w:sz="4" w:space="0" w:color="000000"/>
+              <w:right w:val="single" w:sz="4" w:space="0" w:color="000000"/>
+            </w:tcBorders>
+            <w:shd w:val="clear" w:color="auto" w:fill="FFFFFF" w:themeFill="background1"/>
+            <w:vAlign w:val="bottom"/>
+          </w:tcPr>
+          <w:p>
+            <w:pPr>
+              <w:spacing w:after="0" w:line="240" w:lineRule="auto"/>
+              <w:rPr>
+                <w:rFonts w:ascii="Arial" w:hAnsi="Arial" w:cs="Arial"/>
+                <w:sz w:val="20"/>
+                <w:szCs w:val="20"/>
+              </w:rPr>
+            </w:pPr>
+            <w:r>
+              <w:rPr>
+                <w:rFonts w:ascii="Arial" w:hAnsi="Arial" w:cs="Arial"/>
+                <w:sz w:val="20"/>
+                <w:szCs w:val="20"/>
+              </w:rPr>
+              <w:t> </w:t>
+            </w:r>
+          </w:p>
+        </w:tc>
+        <w:tc>
+          <w:tcPr>
+            <w:tcW w:w="630" w:type="dxa"/>
+            <w:tcBorders>
+              <w:top w:val="single" w:sz="4" w:space="0" w:color="000000"/>
+              <w:left w:val="nil"/>
+              <w:bottom w:val="single" w:sz="4" w:space="0" w:color="000000"/>
+              <w:right w:val="single" w:sz="4" w:space="0" w:color="000000"/>
+            </w:tcBorders>
+            <w:shd w:val="clear" w:color="auto" w:fill="FFFFFF" w:themeFill="background1"/>
+            <w:vAlign w:val="bottom"/>
+          </w:tcPr>
+          <w:p>
+            <w:pPr>
+              <w:spacing w:after="0" w:line="240" w:lineRule="auto"/>
+              <w:rPr>
+                <w:rFonts w:ascii="Arial" w:hAnsi="Arial" w:cs="Arial"/>
+                <w:sz w:val="20"/>
+                <w:szCs w:val="20"/>
+              </w:rPr>
+            </w:pPr>
+            <w:r>
+              <w:rPr>
+                <w:rFonts w:ascii="Arial" w:hAnsi="Arial" w:cs="Arial"/>
+                <w:sz w:val="20"/>
+                <w:szCs w:val="20"/>
+              </w:rPr>
+              <w:t> </w:t>
+            </w:r>
+          </w:p>
+        </w:tc>
+        <w:tc>
+          <w:tcPr>
+            <w:tcW w:w="630" w:type="dxa"/>
+            <w:tcBorders>
+              <w:top w:val="single" w:sz="4" w:space="0" w:color="000000"/>
+              <w:left w:val="nil"/>
+              <w:bottom w:val="single" w:sz="4" w:space="0" w:color="000000"/>
+              <w:right w:val="single" w:sz="4" w:space="0" w:color="000000"/>
+            </w:tcBorders>
+            <w:shd w:val="clear" w:color="auto" w:fill="FFFFFF" w:themeFill="background1"/>
+            <w:vAlign w:val="bottom"/>
+          </w:tcPr>
+          <w:p>
+            <w:pPr>
+              <w:spacing w:after="0" w:line="240" w:lineRule="auto"/>
+              <w:rPr>
+                <w:rFonts w:ascii="Arial" w:hAnsi="Arial" w:cs="Arial"/>
+                <w:sz w:val="20"/>
+                <w:szCs w:val="20"/>
+              </w:rPr>
+            </w:pPr>
+            <w:r>
+              <w:rPr>
+                <w:rFonts w:ascii="Arial" w:hAnsi="Arial" w:cs="Arial"/>
+                <w:sz w:val="20"/>
+                <w:szCs w:val="20"/>
+              </w:rPr>
+              <w:t> </w:t>
+            </w:r>
+          </w:p>
+        </w:tc>
+        <w:tc>
+          <w:tcPr>
+            <w:tcW w:w="630" w:type="dxa"/>
+            <w:tcBorders>
+              <w:top w:val="single" w:sz="4" w:space="0" w:color="000000"/>
+              <w:left w:val="nil"/>
+              <w:bottom w:val="single" w:sz="4" w:space="0" w:color="000000"/>
+              <w:right w:val="single" w:sz="4" w:space="0" w:color="000000"/>
+            </w:tcBorders>
+            <w:shd w:val="clear" w:color="auto" w:fill="FFFFFF" w:themeFill="background1"/>
+            <w:vAlign w:val="bottom"/>
+          </w:tcPr>
+          <w:p>
+            <w:pPr>
+              <w:spacing w:after="0" w:line="240" w:lineRule="auto"/>
+              <w:rPr>
+                <w:rFonts w:ascii="Arial" w:hAnsi="Arial" w:cs="Arial"/>
+                <w:sz w:val="20"/>
+                <w:szCs w:val="20"/>
+              </w:rPr>
+            </w:pPr>
+            <w:r>
+              <w:rPr>
+                <w:rFonts w:ascii="Arial" w:hAnsi="Arial" w:cs="Arial"/>
+                <w:sz w:val="20"/>
+                <w:szCs w:val="20"/>
+              </w:rPr>
+              <w:t> </w:t>
+            </w:r>
+          </w:p>
+        </w:tc>
+        <w:tc>
+          <w:tcPr>
+            <w:tcW w:w="630" w:type="dxa"/>
+            <w:tcBorders>
+              <w:top w:val="single" w:sz="4" w:space="0" w:color="000000"/>
+              <w:left w:val="single" w:sz="4" w:space="0" w:color="000000"/>
+              <w:bottom w:val="single" w:sz="4" w:space="0" w:color="000000"/>
+              <w:right w:val="single" w:sz="4" w:space="0" w:color="000000"/>
+            </w:tcBorders>
+            <w:shd w:val="clear" w:color="auto" w:fill="FFFFFF" w:themeFill="background1"/>
+            <w:vAlign w:val="bottom"/>
+          </w:tcPr>
+          <w:p>
+            <w:pPr>
+              <w:spacing w:after="0" w:line="240" w:lineRule="auto"/>
+              <w:rPr>
+                <w:rFonts w:ascii="Arial" w:hAnsi="Arial" w:cs="Arial"/>
+                <w:sz w:val="20"/>
+                <w:szCs w:val="20"/>
+              </w:rPr>
+            </w:pPr>
+            <w:r>
+              <w:rPr>
+                <w:rFonts w:ascii="Arial" w:hAnsi="Arial" w:cs="Arial"/>
+                <w:sz w:val="20"/>
+                <w:szCs w:val="20"/>
+              </w:rPr>
+              <w:t> </w:t>
+            </w:r>
+          </w:p>
+        </w:tc>
+        <w:tc>
+          <w:tcPr>
+            <w:tcW w:w="630" w:type="dxa"/>
+            <w:tcBorders>
+              <w:top w:val="single" w:sz="4" w:space="0" w:color="000000"/>
+              <w:left w:val="nil"/>
+              <w:bottom w:val="single" w:sz="4" w:space="0" w:color="000000"/>
+              <w:right w:val="single" w:sz="4" w:space="0" w:color="000000"/>
+            </w:tcBorders>
+            <w:shd w:val="clear" w:color="auto" w:fill="FFFFFF" w:themeFill="background1"/>
+            <w:vAlign w:val="bottom"/>
+          </w:tcPr>
+          <w:p>
+            <w:pPr>
+              <w:spacing w:after="0" w:line="240" w:lineRule="auto"/>
+              <w:rPr>
+                <w:rFonts w:ascii="Arial" w:eastAsia="Arial" w:hAnsi="Arial" w:cs="Arial"/>
+                <w:sz w:val="20"/>
+                <w:szCs w:val="20"/>
+              </w:rPr>
+            </w:pPr>
+            <w:r>
+              <w:rPr>
+                <w:rFonts w:ascii="Arial" w:eastAsia="Arial" w:hAnsi="Arial" w:cs="Arial"/>
+                <w:sz w:val="20"/>
+                <w:szCs w:val="20"/>
+              </w:rPr>
+              <w:t> </w:t>
+            </w:r>
+          </w:p>
+        </w:tc>
+        <w:tc>
+          <w:tcPr>
+            <w:tcW w:w="630" w:type="dxa"/>
+            <w:tcBorders>
+              <w:top w:val="single" w:sz="4" w:space="0" w:color="000000"/>
+              <w:left w:val="nil"/>
+              <w:bottom w:val="single" w:sz="4" w:space="0" w:color="000000"/>
+              <w:right w:val="single" w:sz="4" w:space="0" w:color="000000"/>
+            </w:tcBorders>
+            <w:shd w:val="clear" w:color="auto" w:fill="FFFFFF" w:themeFill="background1"/>
+            <w:vAlign w:val="bottom"/>
+          </w:tcPr>
+          <w:p>
+            <w:pPr>
+              <w:spacing w:after="0" w:line="240" w:lineRule="auto"/>
+              <w:rPr>
+                <w:rFonts w:ascii="Arial" w:eastAsia="Arial" w:hAnsi="Arial" w:cs="Arial"/>
+                <w:sz w:val="20"/>
+                <w:szCs w:val="20"/>
+              </w:rPr>
+            </w:pPr>
+            <w:r>
+              <w:rPr>
+                <w:rFonts w:ascii="Arial" w:eastAsia="Arial" w:hAnsi="Arial" w:cs="Arial"/>
+                <w:sz w:val="20"/>
+                <w:szCs w:val="20"/>
+              </w:rPr>
+              <w:t> </w:t>
+            </w:r>
+          </w:p>
+        </w:tc>
+        <w:tc>
+          <w:tcPr>
+            <w:tcW w:w="630" w:type="dxa"/>
+            <w:tcBorders>
+              <w:top w:val="single" w:sz="4" w:space="0" w:color="000000"/>
+              <w:left w:val="nil"/>
+              <w:bottom w:val="single" w:sz="4" w:space="0" w:color="000000"/>
+              <w:right w:val="single" w:sz="4" w:space="0" w:color="000000"/>
+            </w:tcBorders>
+            <w:shd w:val="clear" w:color="auto" w:fill="FFFFFF" w:themeFill="background1"/>
+            <w:vAlign w:val="bottom"/>
+          </w:tcPr>
+          <w:p>
+            <w:pPr>
+              <w:spacing w:after="0" w:line="240" w:lineRule="auto"/>
+              <w:rPr>
+                <w:rFonts w:ascii="Arial" w:hAnsi="Arial" w:cs="Arial"/>
+                <w:sz w:val="20"/>
+                <w:szCs w:val="20"/>
+              </w:rPr>
+            </w:pPr>
+            <w:r>
+              <w:rPr>
+                <w:rFonts w:ascii="Arial" w:hAnsi="Arial" w:cs="Arial"/>
+                <w:sz w:val="20"/>
+                <w:szCs w:val="20"/>
+              </w:rPr>
+              <w:t> </w:t>
+            </w:r>
+          </w:p>
+        </w:tc>
+        <w:tc>
+          <w:tcPr>
+            <w:tcW w:w="630" w:type="dxa"/>
+            <w:tcBorders>
+              <w:top w:val="single" w:sz="4" w:space="0" w:color="000000"/>
+              <w:left w:val="nil"/>
+              <w:bottom w:val="single" w:sz="4" w:space="0" w:color="000000"/>
+              <w:right w:val="single" w:sz="4" w:space="0" w:color="000000"/>
+            </w:tcBorders>
+            <w:shd w:val="clear" w:color="auto" w:fill="FFFFFF" w:themeFill="background1"/>
+            <w:vAlign w:val="bottom"/>
+          </w:tcPr>
+          <w:p>
+            <w:pPr>
+              <w:spacing w:after="0" w:line="240" w:lineRule="auto"/>
+              <w:rPr>
+                <w:rFonts w:ascii="Arial" w:hAnsi="Arial" w:cs="Arial"/>
+                <w:sz w:val="20"/>
+                <w:szCs w:val="20"/>
+              </w:rPr>
+            </w:pPr>
+            <w:r>
+              <w:rPr>
+                <w:rFonts w:ascii="Arial" w:hAnsi="Arial" w:cs="Arial"/>
+                <w:sz w:val="20"/>
+                <w:szCs w:val="20"/>
+              </w:rPr>
+              <w:t> </w:t>
+            </w:r>
+          </w:p>
+        </w:tc>
+        <w:tc>
+          <w:tcPr>
+            <w:tcW w:w="630" w:type="dxa"/>
+            <w:tcBorders>
+              <w:top w:val="single" w:sz="4" w:space="0" w:color="000000"/>
+              <w:left w:val="nil"/>
+              <w:bottom w:val="single" w:sz="4" w:space="0" w:color="000000"/>
+              <w:right w:val="single" w:sz="4" w:space="0" w:color="000000"/>
+            </w:tcBorders>
+            <w:shd w:val="clear" w:color="auto" w:fill="FFFFFF" w:themeFill="background1"/>
+            <w:vAlign w:val="bottom"/>
+          </w:tcPr>
+          <w:p>
+            <w:pPr>
+              <w:spacing w:after="0" w:line="240" w:lineRule="auto"/>
+              <w:rPr>
+                <w:rFonts w:ascii="Arial" w:hAnsi="Arial" w:cs="Arial"/>
+                <w:sz w:val="20"/>
+                <w:szCs w:val="20"/>
+              </w:rPr>
+            </w:pPr>
+            <w:r>
+              <w:rPr>
+                <w:rFonts w:ascii="Arial" w:hAnsi="Arial" w:cs="Arial"/>
+                <w:sz w:val="20"/>
+                <w:szCs w:val="20"/>
+              </w:rPr>
+              <w:t> </w:t>
+            </w:r>
+          </w:p>
+        </w:tc>
+        <w:tc>
+          <w:tcPr>
+            <w:tcW w:w="630" w:type="dxa"/>
+            <w:tcBorders>
+              <w:top w:val="single" w:sz="4" w:space="0" w:color="000000"/>
+              <w:left w:val="nil"/>
+              <w:bottom w:val="single" w:sz="4" w:space="0" w:color="000000"/>
+              <w:right w:val="single" w:sz="4" w:space="0" w:color="000000"/>
+            </w:tcBorders>
+            <w:shd w:val="clear" w:color="auto" w:fill="FFFFFF" w:themeFill="background1"/>
+            <w:vAlign w:val="bottom"/>
+          </w:tcPr>
+          <w:p>
+            <w:pPr>
+              <w:spacing w:after="0" w:line="240" w:lineRule="auto"/>
+              <w:rPr>
+                <w:rFonts w:ascii="Arial" w:hAnsi="Arial" w:cs="Arial"/>
+                <w:sz w:val="20"/>
+                <w:szCs w:val="20"/>
+              </w:rPr>
+            </w:pPr>
+            <w:r>
+              <w:rPr>
+                <w:rFonts w:ascii="Arial" w:hAnsi="Arial" w:cs="Arial"/>
+                <w:sz w:val="20"/>
+                <w:szCs w:val="20"/>
+              </w:rPr>
+              <w:t> </w:t>
+            </w:r>
+          </w:p>
+        </w:tc>
+        <w:tc>
+          <w:tcPr>
+            <w:tcW w:w="630" w:type="dxa"/>
+            <w:tcBorders>
+              <w:top w:val="single" w:sz="4" w:space="0" w:color="000000"/>
+              <w:left w:val="nil"/>
+              <w:bottom w:val="single" w:sz="4" w:space="0" w:color="000000"/>
+              <w:right w:val="single" w:sz="4" w:space="0" w:color="000000"/>
+            </w:tcBorders>
+            <w:shd w:val="clear" w:color="auto" w:fill="FFFFFF" w:themeFill="background1"/>
+            <w:vAlign w:val="bottom"/>
+          </w:tcPr>
+          <w:p>
+            <w:pPr>
+              <w:spacing w:after="0" w:line="240" w:lineRule="auto"/>
+              <w:rPr>
+                <w:rFonts w:ascii="Arial" w:hAnsi="Arial" w:cs="Arial"/>
+                <w:sz w:val="20"/>
+                <w:szCs w:val="20"/>
+              </w:rPr>
+            </w:pPr>
+            <w:r>
+              <w:rPr>
+                <w:rFonts w:ascii="Arial" w:hAnsi="Arial" w:cs="Arial"/>
+                <w:sz w:val="20"/>
+                <w:szCs w:val="20"/>
+              </w:rPr>
+              <w:t> </w:t>
+            </w:r>
+          </w:p>
+        </w:tc>
+        <w:tc>
+          <w:tcPr>
+            <w:tcW w:w="630" w:type="dxa"/>
+            <w:tcBorders>
+              <w:top w:val="single" w:sz="4" w:space="0" w:color="000000"/>
+              <w:left w:val="nil"/>
+              <w:bottom w:val="single" w:sz="4" w:space="0" w:color="000000"/>
+              <w:right w:val="single" w:sz="4" w:space="0" w:color="000000"/>
+            </w:tcBorders>
+            <w:shd w:val="clear" w:color="auto" w:fill="FFFFFF" w:themeFill="background1"/>
+            <w:vAlign w:val="bottom"/>
+          </w:tcPr>
+          <w:p>
+            <w:pPr>
+              <w:spacing w:after="0" w:line="240" w:lineRule="auto"/>
+              <w:rPr>
+                <w:rFonts w:ascii="Arial" w:hAnsi="Arial" w:cs="Arial"/>
+                <w:b/>
+                <w:sz w:val="20"/>
+                <w:szCs w:val="20"/>
+              </w:rPr>
+            </w:pPr>
+            <w:r>
+              <w:rPr>
+                <w:rFonts w:ascii="Arial" w:hAnsi="Arial" w:cs="Arial"/>
+                <w:sz w:val="20"/>
+                <w:szCs w:val="20"/>
+              </w:rPr>
+              <w:t> </w:t>
+            </w:r>
+            <w:r>
+              <w:rPr>
+                <w:rFonts w:ascii="Arial" w:hAnsi="Arial" w:cs="Arial"/>
+                <w:color w:val="0070C0"/>
+                <w:sz w:val="20"/>
+                <w:szCs w:val="20"/>
+              </w:rPr>
+              <w:t> </w:t>
+            </w:r>
+          </w:p>
+        </w:tc>
+        <w:tc>
+          <w:tcPr>
+            <w:tcW w:w="630" w:type="dxa"/>
+            <w:tcBorders>
+              <w:top w:val="single" w:sz="4" w:space="0" w:color="000000"/>
+              <w:left w:val="nil"/>
+              <w:bottom w:val="single" w:sz="4" w:space="0" w:color="000000"/>
+              <w:right w:val="single" w:sz="4" w:space="0" w:color="000000"/>
+            </w:tcBorders>
+            <w:shd w:val="clear" w:color="auto" w:fill="FFFFFF" w:themeFill="background1"/>
+            <w:vAlign w:val="bottom"/>
+          </w:tcPr>
+          <w:p>
+            <w:pPr>
+              <w:spacing w:after="0" w:line="240" w:lineRule="auto"/>
+              <w:rPr>
+                <w:rFonts w:ascii="Arial" w:hAnsi="Arial" w:cs="Arial"/>
+                <w:sz w:val="20"/>
+                <w:szCs w:val="20"/>
+              </w:rPr>
+            </w:pPr>
+            <w:r>
+              <w:rPr>
+                <w:rFonts w:ascii="Arial" w:hAnsi="Arial" w:cs="Arial"/>
+                <w:sz w:val="20"/>
+                <w:szCs w:val="20"/>
+              </w:rPr>
+              <w:t> </w:t>
+            </w:r>
+          </w:p>
+        </w:tc>
+        <w:tc>
+          <w:tcPr>
+            <w:tcW w:w="630" w:type="dxa"/>
+            <w:tcBorders>
+              <w:top w:val="single" w:sz="4" w:space="0" w:color="000000"/>
+              <w:left w:val="nil"/>
+              <w:bottom w:val="single" w:sz="4" w:space="0" w:color="000000"/>
+              <w:right w:val="single" w:sz="4" w:space="0" w:color="000000"/>
+            </w:tcBorders>
+            <w:shd w:val="clear" w:color="auto" w:fill="FFFFFF" w:themeFill="background1"/>
+            <w:vAlign w:val="bottom"/>
+          </w:tcPr>
+          <w:p>
+            <w:pPr>
+              <w:spacing w:after="0" w:line="240" w:lineRule="auto"/>
+              <w:rPr>
+                <w:rFonts w:ascii="Arial" w:eastAsia="Arial" w:hAnsi="Arial" w:cs="Arial"/>
+                <w:sz w:val="20"/>
+                <w:szCs w:val="20"/>
+              </w:rPr>
+            </w:pPr>
+            <w:r>
+              <w:rPr>
+                <w:rFonts w:ascii="Arial" w:eastAsia="Arial" w:hAnsi="Arial" w:cs="Arial"/>
+                <w:sz w:val="20"/>
+                <w:szCs w:val="20"/>
+              </w:rPr>
+              <w:t> </w:t>
+            </w:r>
+          </w:p>
+        </w:tc>
+        <w:tc>
+          <w:tcPr>
+            <w:tcW w:w="630" w:type="dxa"/>
+            <w:tcBorders>
+              <w:top w:val="single" w:sz="4" w:space="0" w:color="000000"/>
+              <w:left w:val="nil"/>
+              <w:bottom w:val="single" w:sz="4" w:space="0" w:color="000000"/>
+              <w:right w:val="single" w:sz="4" w:space="0" w:color="000000"/>
+            </w:tcBorders>
+            <w:shd w:val="clear" w:color="auto" w:fill="FFFFFF" w:themeFill="background1"/>
+            <w:vAlign w:val="bottom"/>
+          </w:tcPr>
+          <w:p>
+            <w:pPr>
+              <w:spacing w:after="0" w:line="240" w:lineRule="auto"/>
+              <w:rPr>
+                <w:rFonts w:ascii="Arial" w:eastAsia="Arial" w:hAnsi="Arial" w:cs="Arial"/>
+                <w:sz w:val="20"/>
+                <w:szCs w:val="20"/>
+              </w:rPr>
+            </w:pPr>
+            <w:r>
+              <w:rPr>
+                <w:rFonts w:ascii="Arial" w:eastAsia="Arial" w:hAnsi="Arial" w:cs="Arial"/>
+                <w:sz w:val="20"/>
+                <w:szCs w:val="20"/>
+              </w:rPr>
+              <w:t> </w:t>
+            </w:r>
+          </w:p>
+        </w:tc>
+      </w:tr>
+      <w:tr>
+        <w:trPr>
+          <w:trHeight w:val="255"/>
+        </w:trPr>
+        <w:tc>
+          <w:tcPr>
+            <w:tcW w:w="1530" w:type="dxa"/>
+            <w:vMerge/>
+            <w:tcBorders>
+              <w:top w:val="nil"/>
+              <w:left w:val="single" w:sz="4" w:space="0" w:color="000000"/>
+              <w:bottom w:val="single" w:sz="4" w:space="0" w:color="000000"/>
+              <w:right w:val="single" w:sz="4" w:space="0" w:color="000000"/>
+            </w:tcBorders>
+          </w:tcPr>
+          <w:p>
+            <w:pPr>
+              <w:widowControl w:val="0"/>
+              <w:pBdr>
+                <w:top w:val="nil"/>
+                <w:left w:val="nil"/>
+                <w:bottom w:val="nil"/>
+                <w:right w:val="nil"/>
+                <w:between w:val="nil"/>
+              </w:pBdr>
+              <w:spacing w:after="0" w:line="240" w:lineRule="auto"/>
+              <w:rPr>
+                <w:rFonts w:ascii="Arial" w:eastAsia="Arial" w:hAnsi="Arial" w:cs="Arial"/>
+                <w:sz w:val="20"/>
+                <w:szCs w:val="20"/>
+              </w:rPr>
+            </w:pPr>
+          </w:p>
+        </w:tc>
+        <w:tc>
+          <w:tcPr>
+            <w:tcW w:w="3118" w:type="dxa"/>
+            <w:vMerge/>
+            <w:tcBorders>
+              <w:top w:val="nil"/>
+              <w:left w:val="single" w:sz="4" w:space="0" w:color="000000"/>
+              <w:bottom w:val="single" w:sz="4" w:space="0" w:color="000000"/>
+              <w:right w:val="single" w:sz="4" w:space="0" w:color="000000"/>
+            </w:tcBorders>
+          </w:tcPr>
+          <w:p>
+            <w:pPr>
+              <w:widowControl w:val="0"/>
+              <w:pBdr>
+                <w:top w:val="nil"/>
+                <w:left w:val="nil"/>
+                <w:bottom w:val="nil"/>
+                <w:right w:val="nil"/>
+                <w:between w:val="nil"/>
+              </w:pBdr>
+              <w:spacing w:after="0" w:line="240" w:lineRule="auto"/>
+              <w:rPr>
+                <w:rFonts w:ascii="Arial" w:eastAsia="Arial" w:hAnsi="Arial" w:cs="Arial"/>
+                <w:sz w:val="20"/>
+                <w:szCs w:val="20"/>
+              </w:rPr>
+            </w:pPr>
           </w:p>
         </w:tc>
         <w:tc>
@@ -5711,7 +7615,10 @@
         </w:tc>
       </w:tr>
     </w:tbl>
-    <w:p/>
+    <w:p>
+      <w:bookmarkStart w:id="1" w:name="_GoBack"/>
+      <w:bookmarkEnd w:id="1"/>
+    </w:p>
     <w:p/>
     <w:p/>
     <w:p/>
@@ -5766,7 +7673,6 @@
                 <w:sz w:val="22"/>
                 <w:szCs w:val="22"/>
               </w:rPr>
-              <w:lastRenderedPageBreak/>
               <w:br w:type="page"/>
             </w:r>
             <w:r>
@@ -6490,6 +8396,7 @@
                 <w:szCs w:val="20"/>
               </w:rPr>
             </w:pPr>
+            <w:proofErr w:type="gramStart"/>
             <w:r>
               <w:rPr>
                 <w:rFonts w:ascii="Arial" w:eastAsia="Arial" w:hAnsi="Arial" w:cs="Arial"/>
@@ -6498,6 +8405,7 @@
               </w:rPr>
               <w:t>sem1</w:t>
             </w:r>
+            <w:proofErr w:type="gramEnd"/>
           </w:p>
         </w:tc>
         <w:tc>
@@ -6521,6 +8429,7 @@
                 <w:szCs w:val="20"/>
               </w:rPr>
             </w:pPr>
+            <w:proofErr w:type="gramStart"/>
             <w:r>
               <w:rPr>
                 <w:rFonts w:ascii="Arial" w:eastAsia="Arial" w:hAnsi="Arial" w:cs="Arial"/>
@@ -6529,6 +8438,7 @@
               </w:rPr>
               <w:t>sem2</w:t>
             </w:r>
+            <w:proofErr w:type="gramEnd"/>
           </w:p>
         </w:tc>
         <w:tc>
@@ -6552,6 +8462,7 @@
                 <w:szCs w:val="20"/>
               </w:rPr>
             </w:pPr>
+            <w:proofErr w:type="gramStart"/>
             <w:r>
               <w:rPr>
                 <w:rFonts w:ascii="Arial" w:eastAsia="Arial" w:hAnsi="Arial" w:cs="Arial"/>
@@ -6560,6 +8471,7 @@
               </w:rPr>
               <w:t>sem3</w:t>
             </w:r>
+            <w:proofErr w:type="gramEnd"/>
           </w:p>
         </w:tc>
         <w:tc>
@@ -6583,6 +8495,7 @@
                 <w:szCs w:val="20"/>
               </w:rPr>
             </w:pPr>
+            <w:proofErr w:type="gramStart"/>
             <w:r>
               <w:rPr>
                 <w:rFonts w:ascii="Arial" w:eastAsia="Arial" w:hAnsi="Arial" w:cs="Arial"/>
@@ -6591,6 +8504,7 @@
               </w:rPr>
               <w:t>sem1</w:t>
             </w:r>
+            <w:proofErr w:type="gramEnd"/>
           </w:p>
         </w:tc>
         <w:tc>
@@ -6614,6 +8528,7 @@
                 <w:szCs w:val="20"/>
               </w:rPr>
             </w:pPr>
+            <w:proofErr w:type="gramStart"/>
             <w:r>
               <w:rPr>
                 <w:rFonts w:ascii="Arial" w:eastAsia="Arial" w:hAnsi="Arial" w:cs="Arial"/>
@@ -6622,6 +8537,7 @@
               </w:rPr>
               <w:t>sem2</w:t>
             </w:r>
+            <w:proofErr w:type="gramEnd"/>
           </w:p>
         </w:tc>
         <w:tc>
@@ -6645,6 +8561,7 @@
                 <w:szCs w:val="20"/>
               </w:rPr>
             </w:pPr>
+            <w:proofErr w:type="gramStart"/>
             <w:r>
               <w:rPr>
                 <w:rFonts w:ascii="Arial" w:eastAsia="Arial" w:hAnsi="Arial" w:cs="Arial"/>
@@ -6653,6 +8570,7 @@
               </w:rPr>
               <w:t>sem3</w:t>
             </w:r>
+            <w:proofErr w:type="gramEnd"/>
           </w:p>
         </w:tc>
         <w:tc>
@@ -6676,6 +8594,7 @@
                 <w:szCs w:val="20"/>
               </w:rPr>
             </w:pPr>
+            <w:proofErr w:type="gramStart"/>
             <w:r>
               <w:rPr>
                 <w:rFonts w:ascii="Arial" w:eastAsia="Arial" w:hAnsi="Arial" w:cs="Arial"/>
@@ -6684,6 +8603,7 @@
               </w:rPr>
               <w:t>sem4</w:t>
             </w:r>
+            <w:proofErr w:type="gramEnd"/>
           </w:p>
         </w:tc>
         <w:tc>
@@ -6707,6 +8627,7 @@
                 <w:szCs w:val="20"/>
               </w:rPr>
             </w:pPr>
+            <w:proofErr w:type="gramStart"/>
             <w:r>
               <w:rPr>
                 <w:rFonts w:ascii="Arial" w:eastAsia="Arial" w:hAnsi="Arial" w:cs="Arial"/>
@@ -6715,6 +8636,7 @@
               </w:rPr>
               <w:t>sem4</w:t>
             </w:r>
+            <w:proofErr w:type="gramEnd"/>
           </w:p>
         </w:tc>
         <w:tc>
@@ -6738,6 +8660,7 @@
                 <w:szCs w:val="20"/>
               </w:rPr>
             </w:pPr>
+            <w:proofErr w:type="gramStart"/>
             <w:r>
               <w:rPr>
                 <w:rFonts w:ascii="Arial" w:eastAsia="Arial" w:hAnsi="Arial" w:cs="Arial"/>
@@ -6746,6 +8669,7 @@
               </w:rPr>
               <w:t>sem1</w:t>
             </w:r>
+            <w:proofErr w:type="gramEnd"/>
           </w:p>
         </w:tc>
         <w:tc>
@@ -6769,6 +8693,7 @@
                 <w:szCs w:val="20"/>
               </w:rPr>
             </w:pPr>
+            <w:proofErr w:type="gramStart"/>
             <w:r>
               <w:rPr>
                 <w:rFonts w:ascii="Arial" w:eastAsia="Arial" w:hAnsi="Arial" w:cs="Arial"/>
@@ -6777,6 +8702,7 @@
               </w:rPr>
               <w:t>sem2</w:t>
             </w:r>
+            <w:proofErr w:type="gramEnd"/>
           </w:p>
         </w:tc>
         <w:tc>
@@ -6800,6 +8726,7 @@
                 <w:szCs w:val="20"/>
               </w:rPr>
             </w:pPr>
+            <w:proofErr w:type="gramStart"/>
             <w:r>
               <w:rPr>
                 <w:rFonts w:ascii="Arial" w:eastAsia="Arial" w:hAnsi="Arial" w:cs="Arial"/>
@@ -6808,6 +8735,7 @@
               </w:rPr>
               <w:t>sem3</w:t>
             </w:r>
+            <w:proofErr w:type="gramEnd"/>
           </w:p>
         </w:tc>
         <w:tc>
@@ -6831,6 +8759,7 @@
                 <w:szCs w:val="20"/>
               </w:rPr>
             </w:pPr>
+            <w:proofErr w:type="gramStart"/>
             <w:r>
               <w:rPr>
                 <w:rFonts w:ascii="Arial" w:eastAsia="Arial" w:hAnsi="Arial" w:cs="Arial"/>
@@ -6839,6 +8768,7 @@
               </w:rPr>
               <w:t>sem4</w:t>
             </w:r>
+            <w:proofErr w:type="gramEnd"/>
           </w:p>
         </w:tc>
         <w:tc>
@@ -6862,6 +8792,7 @@
                 <w:szCs w:val="20"/>
               </w:rPr>
             </w:pPr>
+            <w:proofErr w:type="gramStart"/>
             <w:r>
               <w:rPr>
                 <w:rFonts w:ascii="Arial" w:eastAsia="Arial" w:hAnsi="Arial" w:cs="Arial"/>
@@ -6870,6 +8801,7 @@
               </w:rPr>
               <w:t>sem1</w:t>
             </w:r>
+            <w:proofErr w:type="gramEnd"/>
           </w:p>
         </w:tc>
         <w:tc>
@@ -6893,6 +8825,7 @@
                 <w:szCs w:val="20"/>
               </w:rPr>
             </w:pPr>
+            <w:proofErr w:type="gramStart"/>
             <w:r>
               <w:rPr>
                 <w:rFonts w:ascii="Arial" w:eastAsia="Arial" w:hAnsi="Arial" w:cs="Arial"/>
@@ -6901,6 +8834,7 @@
               </w:rPr>
               <w:t>sem2</w:t>
             </w:r>
+            <w:proofErr w:type="gramEnd"/>
           </w:p>
         </w:tc>
         <w:tc>
@@ -6924,6 +8858,7 @@
                 <w:szCs w:val="20"/>
               </w:rPr>
             </w:pPr>
+            <w:proofErr w:type="gramStart"/>
             <w:r>
               <w:rPr>
                 <w:rFonts w:ascii="Arial" w:eastAsia="Arial" w:hAnsi="Arial" w:cs="Arial"/>
@@ -6932,6 +8867,7 @@
               </w:rPr>
               <w:t>sem3</w:t>
             </w:r>
+            <w:proofErr w:type="gramEnd"/>
           </w:p>
         </w:tc>
         <w:tc>
@@ -6955,6 +8891,7 @@
                 <w:szCs w:val="20"/>
               </w:rPr>
             </w:pPr>
+            <w:proofErr w:type="gramStart"/>
             <w:r>
               <w:rPr>
                 <w:rFonts w:ascii="Arial" w:eastAsia="Arial" w:hAnsi="Arial" w:cs="Arial"/>
@@ -6963,6 +8900,7 @@
               </w:rPr>
               <w:t>sem4</w:t>
             </w:r>
+            <w:proofErr w:type="gramEnd"/>
           </w:p>
         </w:tc>
       </w:tr>
@@ -11440,8 +13378,8 @@
       </w:pPr>
     </w:p>
     <w:sectPr>
-      <w:headerReference w:type="default" r:id="rId6"/>
-      <w:footerReference w:type="default" r:id="rId7"/>
+      <w:headerReference w:type="default" r:id="rId7"/>
+      <w:footerReference w:type="default" r:id="rId8"/>
       <w:pgSz w:w="16838" w:h="11906" w:orient="landscape"/>
       <w:pgMar w:top="1701" w:right="1417" w:bottom="1701" w:left="1417" w:header="708" w:footer="708" w:gutter="0"/>
       <w:cols w:space="708"/>
@@ -11452,7 +13390,7 @@
 </file>
 
 <file path=word/endnotes.xml><?xml version="1.0" encoding="utf-8"?>
-<w:endnotes xmlns:wpc="http://schemas.microsoft.com/office/word/2010/wordprocessingCanvas" xmlns:cx="http://schemas.microsoft.com/office/drawing/2014/chartex" xmlns:cx1="http://schemas.microsoft.com/office/drawing/2015/9/8/chartex" xmlns:cx2="http://schemas.microsoft.com/office/drawing/2015/10/21/chartex" xmlns:cx3="http://schemas.microsoft.com/office/drawing/2016/5/9/chartex" xmlns:cx4="http://schemas.microsoft.com/office/drawing/2016/5/10/chartex" xmlns:cx5="http://schemas.microsoft.com/office/drawing/2016/5/11/chartex" xmlns:cx6="http://schemas.microsoft.com/office/drawing/2016/5/12/chartex" xmlns:cx7="http://schemas.microsoft.com/office/drawing/2016/5/13/chartex" xmlns:cx8="http://schemas.microsoft.com/office/drawing/2016/5/14/chartex" xmlns:mc="http://schemas.openxmlformats.org/markup-compatibility/2006" xmlns:aink="http://schemas.microsoft.com/office/drawing/2016/ink" xmlns:am3d="http://schemas.microsoft.com/office/drawing/2017/model3d" xmlns:o="urn:schemas-microsoft-com:office:office" xmlns:oel="http://schemas.microsoft.com/office/2019/extlst" xmlns:r="http://schemas.openxmlformats.org/officeDocument/2006/relationships" xmlns:m="http://schemas.openxmlformats.org/officeDocument/2006/math" xmlns:v="urn:schemas-microsoft-com:vml" xmlns:wp14="http://schemas.microsoft.com/office/word/2010/wordprocessingDrawing" xmlns:wp="http://schemas.openxmlformats.org/drawingml/2006/wordprocessingDrawing" xmlns:w10="urn:schemas-microsoft-com:office:word" xmlns:w="http://schemas.openxmlformats.org/wordprocessingml/2006/main" xmlns:w14="http://schemas.microsoft.com/office/word/2010/wordml" xmlns:w15="http://schemas.microsoft.com/office/word/2012/wordml" xmlns:w16cex="http://schemas.microsoft.com/office/word/2018/wordml/cex" xmlns:w16cid="http://schemas.microsoft.com/office/word/2016/wordml/cid" xmlns:w16="http://schemas.microsoft.com/office/word/2018/wordml" xmlns:w16du="http://schemas.microsoft.com/office/word/2023/wordml/word16du" xmlns:w16sdtdh="http://schemas.microsoft.com/office/word/2020/wordml/sdtdatahash" xmlns:w16sdtfl="http://schemas.microsoft.com/office/word/2024/wordml/sdtformatlock" xmlns:w16se="http://schemas.microsoft.com/office/word/2015/wordml/symex" xmlns:wpg="http://schemas.microsoft.com/office/word/2010/wordprocessingGroup" xmlns:wpi="http://schemas.microsoft.com/office/word/2010/wordprocessingInk" xmlns:wne="http://schemas.microsoft.com/office/word/2006/wordml" xmlns:wps="http://schemas.microsoft.com/office/word/2010/wordprocessingShape" mc:Ignorable="w14 w15 w16se w16cid w16 w16cex w16sdtdh w16sdtfl w16du wp14">
+<w:endnotes xmlns:wpc="http://schemas.microsoft.com/office/word/2010/wordprocessingCanvas" xmlns:mc="http://schemas.openxmlformats.org/markup-compatibility/2006" xmlns:o="urn:schemas-microsoft-com:office:office" xmlns:r="http://schemas.openxmlformats.org/officeDocument/2006/relationships" xmlns:m="http://schemas.openxmlformats.org/officeDocument/2006/math" xmlns:v="urn:schemas-microsoft-com:vml" xmlns:wp14="http://schemas.microsoft.com/office/word/2010/wordprocessingDrawing" xmlns:wp="http://schemas.openxmlformats.org/drawingml/2006/wordprocessingDrawing" xmlns:w10="urn:schemas-microsoft-com:office:word" xmlns:w="http://schemas.openxmlformats.org/wordprocessingml/2006/main" xmlns:w14="http://schemas.microsoft.com/office/word/2010/wordml" xmlns:wpg="http://schemas.microsoft.com/office/word/2010/wordprocessingGroup" xmlns:wpi="http://schemas.microsoft.com/office/word/2010/wordprocessingInk" xmlns:wne="http://schemas.microsoft.com/office/word/2006/wordml" xmlns:wps="http://schemas.microsoft.com/office/word/2010/wordprocessingShape" mc:Ignorable="w14 wp14">
   <w:endnote w:type="separator" w:id="-1">
     <w:p>
       <w:pPr>
@@ -11477,7 +13415,7 @@
 </file>
 
 <file path=word/footer1.xml><?xml version="1.0" encoding="utf-8"?>
-<w:ftr xmlns:wpc="http://schemas.microsoft.com/office/word/2010/wordprocessingCanvas" xmlns:cx="http://schemas.microsoft.com/office/drawing/2014/chartex" xmlns:cx1="http://schemas.microsoft.com/office/drawing/2015/9/8/chartex" xmlns:cx2="http://schemas.microsoft.com/office/drawing/2015/10/21/chartex" xmlns:cx3="http://schemas.microsoft.com/office/drawing/2016/5/9/chartex" xmlns:cx4="http://schemas.microsoft.com/office/drawing/2016/5/10/chartex" xmlns:cx5="http://schemas.microsoft.com/office/drawing/2016/5/11/chartex" xmlns:cx6="http://schemas.microsoft.com/office/drawing/2016/5/12/chartex" xmlns:cx7="http://schemas.microsoft.com/office/drawing/2016/5/13/chartex" xmlns:cx8="http://schemas.microsoft.com/office/drawing/2016/5/14/chartex" xmlns:mc="http://schemas.openxmlformats.org/markup-compatibility/2006" xmlns:aink="http://schemas.microsoft.com/office/drawing/2016/ink" xmlns:am3d="http://schemas.microsoft.com/office/drawing/2017/model3d" xmlns:o="urn:schemas-microsoft-com:office:office" xmlns:oel="http://schemas.microsoft.com/office/2019/extlst" xmlns:r="http://schemas.openxmlformats.org/officeDocument/2006/relationships" xmlns:m="http://schemas.openxmlformats.org/officeDocument/2006/math" xmlns:v="urn:schemas-microsoft-com:vml" xmlns:wp14="http://schemas.microsoft.com/office/word/2010/wordprocessingDrawing" xmlns:wp="http://schemas.openxmlformats.org/drawingml/2006/wordprocessingDrawing" xmlns:w10="urn:schemas-microsoft-com:office:word" xmlns:w="http://schemas.openxmlformats.org/wordprocessingml/2006/main" xmlns:w14="http://schemas.microsoft.com/office/word/2010/wordml" xmlns:w15="http://schemas.microsoft.com/office/word/2012/wordml" xmlns:w16cex="http://schemas.microsoft.com/office/word/2018/wordml/cex" xmlns:w16cid="http://schemas.microsoft.com/office/word/2016/wordml/cid" xmlns:w16="http://schemas.microsoft.com/office/word/2018/wordml" xmlns:w16du="http://schemas.microsoft.com/office/word/2023/wordml/word16du" xmlns:w16sdtdh="http://schemas.microsoft.com/office/word/2020/wordml/sdtdatahash" xmlns:w16sdtfl="http://schemas.microsoft.com/office/word/2024/wordml/sdtformatlock" xmlns:w16se="http://schemas.microsoft.com/office/word/2015/wordml/symex" xmlns:wpg="http://schemas.microsoft.com/office/word/2010/wordprocessingGroup" xmlns:wpi="http://schemas.microsoft.com/office/word/2010/wordprocessingInk" xmlns:wne="http://schemas.microsoft.com/office/word/2006/wordml" xmlns:wps="http://schemas.microsoft.com/office/word/2010/wordprocessingShape" mc:Ignorable="w14 w15 w16se w16cid w16 w16cex w16sdtdh w16sdtfl w16du wp14">
+<w:ftr xmlns:wpc="http://schemas.microsoft.com/office/word/2010/wordprocessingCanvas" xmlns:mc="http://schemas.openxmlformats.org/markup-compatibility/2006" xmlns:o="urn:schemas-microsoft-com:office:office" xmlns:r="http://schemas.openxmlformats.org/officeDocument/2006/relationships" xmlns:m="http://schemas.openxmlformats.org/officeDocument/2006/math" xmlns:v="urn:schemas-microsoft-com:vml" xmlns:wp14="http://schemas.microsoft.com/office/word/2010/wordprocessingDrawing" xmlns:wp="http://schemas.openxmlformats.org/drawingml/2006/wordprocessingDrawing" xmlns:w10="urn:schemas-microsoft-com:office:word" xmlns:w="http://schemas.openxmlformats.org/wordprocessingml/2006/main" xmlns:w14="http://schemas.microsoft.com/office/word/2010/wordml" xmlns:wpg="http://schemas.microsoft.com/office/word/2010/wordprocessingGroup" xmlns:wpi="http://schemas.microsoft.com/office/word/2010/wordprocessingInk" xmlns:wne="http://schemas.microsoft.com/office/word/2006/wordml" xmlns:wps="http://schemas.microsoft.com/office/word/2010/wordprocessingShape" mc:Ignorable="w14 wp14">
   <w:p>
     <w:pPr>
       <w:pStyle w:val="Rodap"/>
@@ -11527,7 +13465,7 @@
         <w:sz w:val="20"/>
         <w:szCs w:val="20"/>
       </w:rPr>
-      <w:t>2</w:t>
+      <w:t>1</w:t>
     </w:r>
     <w:r>
       <w:rPr>
@@ -11591,7 +13529,7 @@
 </file>
 
 <file path=word/footnotes.xml><?xml version="1.0" encoding="utf-8"?>
-<w:footnotes xmlns:wpc="http://schemas.microsoft.com/office/word/2010/wordprocessingCanvas" xmlns:cx="http://schemas.microsoft.com/office/drawing/2014/chartex" xmlns:cx1="http://schemas.microsoft.com/office/drawing/2015/9/8/chartex" xmlns:cx2="http://schemas.microsoft.com/office/drawing/2015/10/21/chartex" xmlns:cx3="http://schemas.microsoft.com/office/drawing/2016/5/9/chartex" xmlns:cx4="http://schemas.microsoft.com/office/drawing/2016/5/10/chartex" xmlns:cx5="http://schemas.microsoft.com/office/drawing/2016/5/11/chartex" xmlns:cx6="http://schemas.microsoft.com/office/drawing/2016/5/12/chartex" xmlns:cx7="http://schemas.microsoft.com/office/drawing/2016/5/13/chartex" xmlns:cx8="http://schemas.microsoft.com/office/drawing/2016/5/14/chartex" xmlns:mc="http://schemas.openxmlformats.org/markup-compatibility/2006" xmlns:aink="http://schemas.microsoft.com/office/drawing/2016/ink" xmlns:am3d="http://schemas.microsoft.com/office/drawing/2017/model3d" xmlns:o="urn:schemas-microsoft-com:office:office" xmlns:oel="http://schemas.microsoft.com/office/2019/extlst" xmlns:r="http://schemas.openxmlformats.org/officeDocument/2006/relationships" xmlns:m="http://schemas.openxmlformats.org/officeDocument/2006/math" xmlns:v="urn:schemas-microsoft-com:vml" xmlns:wp14="http://schemas.microsoft.com/office/word/2010/wordprocessingDrawing" xmlns:wp="http://schemas.openxmlformats.org/drawingml/2006/wordprocessingDrawing" xmlns:w10="urn:schemas-microsoft-com:office:word" xmlns:w="http://schemas.openxmlformats.org/wordprocessingml/2006/main" xmlns:w14="http://schemas.microsoft.com/office/word/2010/wordml" xmlns:w15="http://schemas.microsoft.com/office/word/2012/wordml" xmlns:w16cex="http://schemas.microsoft.com/office/word/2018/wordml/cex" xmlns:w16cid="http://schemas.microsoft.com/office/word/2016/wordml/cid" xmlns:w16="http://schemas.microsoft.com/office/word/2018/wordml" xmlns:w16du="http://schemas.microsoft.com/office/word/2023/wordml/word16du" xmlns:w16sdtdh="http://schemas.microsoft.com/office/word/2020/wordml/sdtdatahash" xmlns:w16sdtfl="http://schemas.microsoft.com/office/word/2024/wordml/sdtformatlock" xmlns:w16se="http://schemas.microsoft.com/office/word/2015/wordml/symex" xmlns:wpg="http://schemas.microsoft.com/office/word/2010/wordprocessingGroup" xmlns:wpi="http://schemas.microsoft.com/office/word/2010/wordprocessingInk" xmlns:wne="http://schemas.microsoft.com/office/word/2006/wordml" xmlns:wps="http://schemas.microsoft.com/office/word/2010/wordprocessingShape" mc:Ignorable="w14 w15 w16se w16cid w16 w16cex w16sdtdh w16sdtfl w16du wp14">
+<w:footnotes xmlns:wpc="http://schemas.microsoft.com/office/word/2010/wordprocessingCanvas" xmlns:mc="http://schemas.openxmlformats.org/markup-compatibility/2006" xmlns:o="urn:schemas-microsoft-com:office:office" xmlns:r="http://schemas.openxmlformats.org/officeDocument/2006/relationships" xmlns:m="http://schemas.openxmlformats.org/officeDocument/2006/math" xmlns:v="urn:schemas-microsoft-com:vml" xmlns:wp14="http://schemas.microsoft.com/office/word/2010/wordprocessingDrawing" xmlns:wp="http://schemas.openxmlformats.org/drawingml/2006/wordprocessingDrawing" xmlns:w10="urn:schemas-microsoft-com:office:word" xmlns:w="http://schemas.openxmlformats.org/wordprocessingml/2006/main" xmlns:w14="http://schemas.microsoft.com/office/word/2010/wordml" xmlns:wpg="http://schemas.microsoft.com/office/word/2010/wordprocessingGroup" xmlns:wpi="http://schemas.microsoft.com/office/word/2010/wordprocessingInk" xmlns:wne="http://schemas.microsoft.com/office/word/2006/wordml" xmlns:wps="http://schemas.microsoft.com/office/word/2010/wordprocessingShape" mc:Ignorable="w14 wp14">
   <w:footnote w:type="separator" w:id="-1">
     <w:p>
       <w:pPr>
@@ -11616,7 +13554,7 @@
 </file>
 
 <file path=word/header1.xml><?xml version="1.0" encoding="utf-8"?>
-<w:hdr xmlns:wpc="http://schemas.microsoft.com/office/word/2010/wordprocessingCanvas" xmlns:cx="http://schemas.microsoft.com/office/drawing/2014/chartex" xmlns:cx1="http://schemas.microsoft.com/office/drawing/2015/9/8/chartex" xmlns:cx2="http://schemas.microsoft.com/office/drawing/2015/10/21/chartex" xmlns:cx3="http://schemas.microsoft.com/office/drawing/2016/5/9/chartex" xmlns:cx4="http://schemas.microsoft.com/office/drawing/2016/5/10/chartex" xmlns:cx5="http://schemas.microsoft.com/office/drawing/2016/5/11/chartex" xmlns:cx6="http://schemas.microsoft.com/office/drawing/2016/5/12/chartex" xmlns:cx7="http://schemas.microsoft.com/office/drawing/2016/5/13/chartex" xmlns:cx8="http://schemas.microsoft.com/office/drawing/2016/5/14/chartex" xmlns:mc="http://schemas.openxmlformats.org/markup-compatibility/2006" xmlns:aink="http://schemas.microsoft.com/office/drawing/2016/ink" xmlns:am3d="http://schemas.microsoft.com/office/drawing/2017/model3d" xmlns:o="urn:schemas-microsoft-com:office:office" xmlns:oel="http://schemas.microsoft.com/office/2019/extlst" xmlns:r="http://schemas.openxmlformats.org/officeDocument/2006/relationships" xmlns:m="http://schemas.openxmlformats.org/officeDocument/2006/math" xmlns:v="urn:schemas-microsoft-com:vml" xmlns:wp14="http://schemas.microsoft.com/office/word/2010/wordprocessingDrawing" xmlns:wp="http://schemas.openxmlformats.org/drawingml/2006/wordprocessingDrawing" xmlns:w10="urn:schemas-microsoft-com:office:word" xmlns:w="http://schemas.openxmlformats.org/wordprocessingml/2006/main" xmlns:w14="http://schemas.microsoft.com/office/word/2010/wordml" xmlns:w15="http://schemas.microsoft.com/office/word/2012/wordml" xmlns:w16cex="http://schemas.microsoft.com/office/word/2018/wordml/cex" xmlns:w16cid="http://schemas.microsoft.com/office/word/2016/wordml/cid" xmlns:w16="http://schemas.microsoft.com/office/word/2018/wordml" xmlns:w16du="http://schemas.microsoft.com/office/word/2023/wordml/word16du" xmlns:w16sdtdh="http://schemas.microsoft.com/office/word/2020/wordml/sdtdatahash" xmlns:w16sdtfl="http://schemas.microsoft.com/office/word/2024/wordml/sdtformatlock" xmlns:w16se="http://schemas.microsoft.com/office/word/2015/wordml/symex" xmlns:wpg="http://schemas.microsoft.com/office/word/2010/wordprocessingGroup" xmlns:wpi="http://schemas.microsoft.com/office/word/2010/wordprocessingInk" xmlns:wne="http://schemas.microsoft.com/office/word/2006/wordml" xmlns:wps="http://schemas.microsoft.com/office/word/2010/wordprocessingShape" mc:Ignorable="w14 w15 w16se w16cid w16 w16cex w16sdtdh w16sdtfl w16du wp14">
+<w:hdr xmlns:wpc="http://schemas.microsoft.com/office/word/2010/wordprocessingCanvas" xmlns:mc="http://schemas.openxmlformats.org/markup-compatibility/2006" xmlns:o="urn:schemas-microsoft-com:office:office" xmlns:r="http://schemas.openxmlformats.org/officeDocument/2006/relationships" xmlns:m="http://schemas.openxmlformats.org/officeDocument/2006/math" xmlns:v="urn:schemas-microsoft-com:vml" xmlns:wp14="http://schemas.microsoft.com/office/word/2010/wordprocessingDrawing" xmlns:wp="http://schemas.openxmlformats.org/drawingml/2006/wordprocessingDrawing" xmlns:w10="urn:schemas-microsoft-com:office:word" xmlns:w="http://schemas.openxmlformats.org/wordprocessingml/2006/main" xmlns:w14="http://schemas.microsoft.com/office/word/2010/wordml" xmlns:wpg="http://schemas.microsoft.com/office/word/2010/wordprocessingGroup" xmlns:wpi="http://schemas.microsoft.com/office/word/2010/wordprocessingInk" xmlns:wne="http://schemas.microsoft.com/office/word/2006/wordml" xmlns:wps="http://schemas.microsoft.com/office/word/2010/wordprocessingShape" mc:Ignorable="w14 wp14">
   <w:p>
     <w:pPr>
       <w:pStyle w:val="Cabealho"/>
@@ -11632,7 +13570,7 @@
 </file>
 
 <file path=word/styles.xml><?xml version="1.0" encoding="utf-8"?>
-<w:styles xmlns:mc="http://schemas.openxmlformats.org/markup-compatibility/2006" xmlns:r="http://schemas.openxmlformats.org/officeDocument/2006/relationships" xmlns:w="http://schemas.openxmlformats.org/wordprocessingml/2006/main" xmlns:w14="http://schemas.microsoft.com/office/word/2010/wordml" xmlns:w15="http://schemas.microsoft.com/office/word/2012/wordml" xmlns:w16cex="http://schemas.microsoft.com/office/word/2018/wordml/cex" xmlns:w16cid="http://schemas.microsoft.com/office/word/2016/wordml/cid" xmlns:w16="http://schemas.microsoft.com/office/word/2018/wordml" xmlns:w16du="http://schemas.microsoft.com/office/word/2023/wordml/word16du" xmlns:w16sdtdh="http://schemas.microsoft.com/office/word/2020/wordml/sdtdatahash" xmlns:w16sdtfl="http://schemas.microsoft.com/office/word/2024/wordml/sdtformatlock" xmlns:w16se="http://schemas.microsoft.com/office/word/2015/wordml/symex" mc:Ignorable="w14 w15 w16se w16cid w16 w16cex w16sdtdh w16sdtfl w16du">
+<w:styles xmlns:mc="http://schemas.openxmlformats.org/markup-compatibility/2006" xmlns:r="http://schemas.openxmlformats.org/officeDocument/2006/relationships" xmlns:w="http://schemas.openxmlformats.org/wordprocessingml/2006/main" xmlns:w14="http://schemas.microsoft.com/office/word/2010/wordml" mc:Ignorable="w14">
   <w:docDefaults>
     <w:rPrDefault>
       <w:rPr>
@@ -11648,383 +13586,429 @@
       </w:pPr>
     </w:pPrDefault>
   </w:docDefaults>
-  <w:latentStyles w:defLockedState="0" w:defUIPriority="99" w:defSemiHidden="0" w:defUnhideWhenUsed="0" w:defQFormat="0" w:count="376">
-    <w:lsdException w:name="Normal" w:uiPriority="0" w:qFormat="1"/>
-    <w:lsdException w:name="heading 1" w:uiPriority="9" w:qFormat="1"/>
-    <w:lsdException w:name="heading 2" w:semiHidden="1" w:uiPriority="9" w:unhideWhenUsed="1" w:qFormat="1"/>
-    <w:lsdException w:name="heading 3" w:semiHidden="1" w:uiPriority="9" w:unhideWhenUsed="1" w:qFormat="1"/>
-    <w:lsdException w:name="heading 4" w:semiHidden="1" w:uiPriority="9" w:unhideWhenUsed="1" w:qFormat="1"/>
-    <w:lsdException w:name="heading 5" w:semiHidden="1" w:uiPriority="9" w:unhideWhenUsed="1" w:qFormat="1"/>
-    <w:lsdException w:name="heading 6" w:semiHidden="1" w:uiPriority="9" w:unhideWhenUsed="1" w:qFormat="1"/>
-    <w:lsdException w:name="heading 7" w:semiHidden="1" w:uiPriority="9" w:unhideWhenUsed="1" w:qFormat="1"/>
-    <w:lsdException w:name="heading 8" w:semiHidden="1" w:uiPriority="9" w:unhideWhenUsed="1" w:qFormat="1"/>
-    <w:lsdException w:name="heading 9" w:semiHidden="1" w:uiPriority="9" w:unhideWhenUsed="1" w:qFormat="1"/>
-    <w:lsdException w:name="index 1" w:semiHidden="1" w:unhideWhenUsed="1"/>
-    <w:lsdException w:name="index 2" w:semiHidden="1" w:unhideWhenUsed="1"/>
-    <w:lsdException w:name="index 3" w:semiHidden="1" w:unhideWhenUsed="1"/>
-    <w:lsdException w:name="index 4" w:semiHidden="1" w:unhideWhenUsed="1"/>
-    <w:lsdException w:name="index 5" w:semiHidden="1" w:unhideWhenUsed="1"/>
-    <w:lsdException w:name="index 6" w:semiHidden="1" w:unhideWhenUsed="1"/>
-    <w:lsdException w:name="index 7" w:semiHidden="1" w:unhideWhenUsed="1"/>
-    <w:lsdException w:name="index 8" w:semiHidden="1" w:unhideWhenUsed="1"/>
-    <w:lsdException w:name="index 9" w:semiHidden="1" w:unhideWhenUsed="1"/>
-    <w:lsdException w:name="toc 1" w:semiHidden="1" w:uiPriority="39" w:unhideWhenUsed="1"/>
-    <w:lsdException w:name="toc 2" w:semiHidden="1" w:uiPriority="39" w:unhideWhenUsed="1"/>
-    <w:lsdException w:name="toc 3" w:semiHidden="1" w:uiPriority="39" w:unhideWhenUsed="1"/>
-    <w:lsdException w:name="toc 4" w:semiHidden="1" w:uiPriority="39" w:unhideWhenUsed="1"/>
-    <w:lsdException w:name="toc 5" w:semiHidden="1" w:uiPriority="39" w:unhideWhenUsed="1"/>
-    <w:lsdException w:name="toc 6" w:semiHidden="1" w:uiPriority="39" w:unhideWhenUsed="1"/>
-    <w:lsdException w:name="toc 7" w:semiHidden="1" w:uiPriority="39" w:unhideWhenUsed="1"/>
-    <w:lsdException w:name="toc 8" w:semiHidden="1" w:uiPriority="39" w:unhideWhenUsed="1"/>
-    <w:lsdException w:name="toc 9" w:semiHidden="1" w:uiPriority="39" w:unhideWhenUsed="1"/>
-    <w:lsdException w:name="Normal Indent" w:semiHidden="1" w:unhideWhenUsed="1"/>
-    <w:lsdException w:name="footnote text" w:semiHidden="1" w:unhideWhenUsed="1"/>
-    <w:lsdException w:name="annotation text" w:semiHidden="1" w:unhideWhenUsed="1"/>
-    <w:lsdException w:name="header" w:semiHidden="1" w:unhideWhenUsed="1"/>
-    <w:lsdException w:name="footer" w:semiHidden="1" w:unhideWhenUsed="1"/>
-    <w:lsdException w:name="index heading" w:semiHidden="1" w:unhideWhenUsed="1"/>
-    <w:lsdException w:name="caption" w:semiHidden="1" w:uiPriority="35" w:unhideWhenUsed="1" w:qFormat="1"/>
-    <w:lsdException w:name="table of figures" w:semiHidden="1" w:unhideWhenUsed="1"/>
-    <w:lsdException w:name="envelope address" w:semiHidden="1" w:unhideWhenUsed="1"/>
-    <w:lsdException w:name="envelope return" w:semiHidden="1" w:unhideWhenUsed="1"/>
-    <w:lsdException w:name="footnote reference" w:semiHidden="1" w:unhideWhenUsed="1"/>
-    <w:lsdException w:name="annotation reference" w:semiHidden="1" w:unhideWhenUsed="1"/>
-    <w:lsdException w:name="line number" w:semiHidden="1" w:unhideWhenUsed="1"/>
-    <w:lsdException w:name="page number" w:semiHidden="1" w:unhideWhenUsed="1"/>
-    <w:lsdException w:name="endnote reference" w:semiHidden="1" w:unhideWhenUsed="1"/>
-    <w:lsdException w:name="endnote text" w:semiHidden="1" w:unhideWhenUsed="1"/>
-    <w:lsdException w:name="table of authorities" w:semiHidden="1" w:unhideWhenUsed="1"/>
-    <w:lsdException w:name="macro" w:semiHidden="1" w:unhideWhenUsed="1"/>
-    <w:lsdException w:name="toa heading" w:semiHidden="1" w:unhideWhenUsed="1"/>
-    <w:lsdException w:name="List" w:semiHidden="1" w:unhideWhenUsed="1"/>
-    <w:lsdException w:name="List Bullet" w:semiHidden="1" w:unhideWhenUsed="1"/>
-    <w:lsdException w:name="List Number" w:semiHidden="1" w:unhideWhenUsed="1"/>
-    <w:lsdException w:name="List 2" w:semiHidden="1" w:unhideWhenUsed="1"/>
-    <w:lsdException w:name="List 3" w:semiHidden="1" w:unhideWhenUsed="1"/>
-    <w:lsdException w:name="List 4" w:semiHidden="1" w:unhideWhenUsed="1"/>
-    <w:lsdException w:name="List 5" w:semiHidden="1" w:unhideWhenUsed="1"/>
-    <w:lsdException w:name="List Bullet 2" w:semiHidden="1" w:unhideWhenUsed="1"/>
-    <w:lsdException w:name="List Bullet 3" w:semiHidden="1" w:unhideWhenUsed="1"/>
-    <w:lsdException w:name="List Bullet 4" w:semiHidden="1" w:unhideWhenUsed="1"/>
-    <w:lsdException w:name="List Bullet 5" w:semiHidden="1" w:unhideWhenUsed="1"/>
-    <w:lsdException w:name="List Number 2" w:semiHidden="1" w:unhideWhenUsed="1"/>
-    <w:lsdException w:name="List Number 3" w:semiHidden="1" w:unhideWhenUsed="1"/>
-    <w:lsdException w:name="List Number 4" w:semiHidden="1" w:unhideWhenUsed="1"/>
-    <w:lsdException w:name="List Number 5" w:semiHidden="1" w:unhideWhenUsed="1"/>
-    <w:lsdException w:name="Title" w:uiPriority="10" w:qFormat="1"/>
-    <w:lsdException w:name="Closing" w:semiHidden="1" w:unhideWhenUsed="1"/>
-    <w:lsdException w:name="Signature" w:semiHidden="1" w:unhideWhenUsed="1"/>
-    <w:lsdException w:name="Default Paragraph Font" w:semiHidden="1" w:uiPriority="1" w:unhideWhenUsed="1"/>
-    <w:lsdException w:name="Body Text" w:semiHidden="1" w:unhideWhenUsed="1"/>
-    <w:lsdException w:name="Body Text Indent" w:semiHidden="1" w:unhideWhenUsed="1"/>
-    <w:lsdException w:name="List Continue" w:semiHidden="1" w:unhideWhenUsed="1"/>
-    <w:lsdException w:name="List Continue 2" w:semiHidden="1" w:unhideWhenUsed="1"/>
-    <w:lsdException w:name="List Continue 3" w:semiHidden="1" w:unhideWhenUsed="1"/>
-    <w:lsdException w:name="List Continue 4" w:semiHidden="1" w:unhideWhenUsed="1"/>
-    <w:lsdException w:name="List Continue 5" w:semiHidden="1" w:unhideWhenUsed="1"/>
-    <w:lsdException w:name="Message Header" w:semiHidden="1" w:unhideWhenUsed="1"/>
-    <w:lsdException w:name="Subtitle" w:uiPriority="11" w:qFormat="1"/>
-    <w:lsdException w:name="Salutation" w:semiHidden="1" w:unhideWhenUsed="1"/>
-    <w:lsdException w:name="Date" w:semiHidden="1" w:unhideWhenUsed="1"/>
-    <w:lsdException w:name="Body Text First Indent" w:semiHidden="1" w:unhideWhenUsed="1"/>
-    <w:lsdException w:name="Body Text First Indent 2" w:semiHidden="1" w:unhideWhenUsed="1"/>
-    <w:lsdException w:name="Note Heading" w:semiHidden="1" w:unhideWhenUsed="1"/>
-    <w:lsdException w:name="Body Text 2" w:semiHidden="1" w:unhideWhenUsed="1"/>
-    <w:lsdException w:name="Body Text 3" w:semiHidden="1" w:unhideWhenUsed="1"/>
-    <w:lsdException w:name="Body Text Indent 2" w:semiHidden="1" w:unhideWhenUsed="1"/>
-    <w:lsdException w:name="Body Text Indent 3" w:semiHidden="1" w:unhideWhenUsed="1"/>
-    <w:lsdException w:name="Block Text" w:semiHidden="1" w:unhideWhenUsed="1"/>
-    <w:lsdException w:name="Hyperlink" w:semiHidden="1" w:unhideWhenUsed="1"/>
-    <w:lsdException w:name="FollowedHyperlink" w:semiHidden="1" w:unhideWhenUsed="1"/>
-    <w:lsdException w:name="Strong" w:uiPriority="22" w:qFormat="1"/>
-    <w:lsdException w:name="Emphasis" w:uiPriority="20" w:qFormat="1"/>
-    <w:lsdException w:name="Document Map" w:semiHidden="1" w:unhideWhenUsed="1"/>
-    <w:lsdException w:name="Plain Text" w:semiHidden="1" w:unhideWhenUsed="1"/>
-    <w:lsdException w:name="E-mail Signature" w:semiHidden="1" w:unhideWhenUsed="1"/>
-    <w:lsdException w:name="HTML Top of Form" w:semiHidden="1" w:unhideWhenUsed="1"/>
-    <w:lsdException w:name="HTML Bottom of Form" w:semiHidden="1" w:unhideWhenUsed="1"/>
-    <w:lsdException w:name="Normal (Web)" w:semiHidden="1" w:unhideWhenUsed="1"/>
-    <w:lsdException w:name="HTML Acronym" w:semiHidden="1" w:unhideWhenUsed="1"/>
-    <w:lsdException w:name="HTML Address" w:semiHidden="1" w:unhideWhenUsed="1"/>
-    <w:lsdException w:name="HTML Cite" w:semiHidden="1" w:unhideWhenUsed="1"/>
-    <w:lsdException w:name="HTML Code" w:semiHidden="1" w:unhideWhenUsed="1"/>
-    <w:lsdException w:name="HTML Definition" w:semiHidden="1" w:unhideWhenUsed="1"/>
-    <w:lsdException w:name="HTML Keyboard" w:semiHidden="1" w:unhideWhenUsed="1"/>
-    <w:lsdException w:name="HTML Preformatted" w:semiHidden="1" w:unhideWhenUsed="1"/>
-    <w:lsdException w:name="HTML Sample" w:semiHidden="1" w:unhideWhenUsed="1"/>
-    <w:lsdException w:name="HTML Typewriter" w:semiHidden="1" w:unhideWhenUsed="1"/>
-    <w:lsdException w:name="HTML Variable" w:semiHidden="1" w:unhideWhenUsed="1"/>
-    <w:lsdException w:name="Normal Table" w:semiHidden="1" w:unhideWhenUsed="1"/>
-    <w:lsdException w:name="annotation subject" w:semiHidden="1" w:unhideWhenUsed="1"/>
-    <w:lsdException w:name="No List" w:semiHidden="1" w:unhideWhenUsed="1"/>
-    <w:lsdException w:name="Outline List 1" w:semiHidden="1" w:unhideWhenUsed="1"/>
-    <w:lsdException w:name="Outline List 2" w:semiHidden="1" w:unhideWhenUsed="1"/>
-    <w:lsdException w:name="Outline List 3" w:semiHidden="1" w:unhideWhenUsed="1"/>
-    <w:lsdException w:name="Table Simple 1" w:semiHidden="1" w:unhideWhenUsed="1"/>
-    <w:lsdException w:name="Table Simple 2" w:semiHidden="1" w:unhideWhenUsed="1"/>
-    <w:lsdException w:name="Table Simple 3" w:semiHidden="1" w:unhideWhenUsed="1"/>
-    <w:lsdException w:name="Table Classic 1" w:semiHidden="1" w:unhideWhenUsed="1"/>
-    <w:lsdException w:name="Table Classic 2" w:semiHidden="1" w:unhideWhenUsed="1"/>
-    <w:lsdException w:name="Table Classic 3" w:semiHidden="1" w:unhideWhenUsed="1"/>
-    <w:lsdException w:name="Table Classic 4" w:semiHidden="1" w:unhideWhenUsed="1"/>
-    <w:lsdException w:name="Table Colorful 1" w:semiHidden="1" w:unhideWhenUsed="1"/>
-    <w:lsdException w:name="Table Colorful 2" w:semiHidden="1" w:unhideWhenUsed="1"/>
-    <w:lsdException w:name="Table Colorful 3" w:semiHidden="1" w:unhideWhenUsed="1"/>
-    <w:lsdException w:name="Table Columns 1" w:semiHidden="1" w:unhideWhenUsed="1"/>
-    <w:lsdException w:name="Table Columns 2" w:semiHidden="1" w:unhideWhenUsed="1"/>
-    <w:lsdException w:name="Table Columns 3" w:semiHidden="1" w:unhideWhenUsed="1"/>
-    <w:lsdException w:name="Table Columns 4" w:semiHidden="1" w:unhideWhenUsed="1"/>
-    <w:lsdException w:name="Table Columns 5" w:semiHidden="1" w:unhideWhenUsed="1"/>
-    <w:lsdException w:name="Table Grid 1" w:semiHidden="1" w:unhideWhenUsed="1"/>
-    <w:lsdException w:name="Table Grid 2" w:semiHidden="1" w:unhideWhenUsed="1"/>
-    <w:lsdException w:name="Table Grid 3" w:semiHidden="1" w:unhideWhenUsed="1"/>
-    <w:lsdException w:name="Table Grid 4" w:semiHidden="1" w:unhideWhenUsed="1"/>
-    <w:lsdException w:name="Table Grid 5" w:semiHidden="1" w:unhideWhenUsed="1"/>
-    <w:lsdException w:name="Table Grid 6" w:semiHidden="1" w:unhideWhenUsed="1"/>
-    <w:lsdException w:name="Table Grid 7" w:semiHidden="1" w:unhideWhenUsed="1"/>
-    <w:lsdException w:name="Table Grid 8" w:semiHidden="1" w:unhideWhenUsed="1"/>
-    <w:lsdException w:name="Table List 1" w:semiHidden="1" w:unhideWhenUsed="1"/>
-    <w:lsdException w:name="Table List 2" w:semiHidden="1" w:unhideWhenUsed="1"/>
-    <w:lsdException w:name="Table List 3" w:semiHidden="1" w:unhideWhenUsed="1"/>
-    <w:lsdException w:name="Table List 4" w:semiHidden="1" w:unhideWhenUsed="1"/>
-    <w:lsdException w:name="Table List 5" w:semiHidden="1" w:unhideWhenUsed="1"/>
-    <w:lsdException w:name="Table List 6" w:semiHidden="1" w:unhideWhenUsed="1"/>
-    <w:lsdException w:name="Table List 7" w:semiHidden="1" w:unhideWhenUsed="1"/>
-    <w:lsdException w:name="Table List 8" w:semiHidden="1" w:unhideWhenUsed="1"/>
-    <w:lsdException w:name="Table 3D effects 1" w:semiHidden="1" w:unhideWhenUsed="1"/>
-    <w:lsdException w:name="Table 3D effects 2" w:semiHidden="1" w:unhideWhenUsed="1"/>
-    <w:lsdException w:name="Table 3D effects 3" w:semiHidden="1" w:unhideWhenUsed="1"/>
-    <w:lsdException w:name="Table Contemporary" w:semiHidden="1" w:unhideWhenUsed="1"/>
-    <w:lsdException w:name="Table Elegant" w:semiHidden="1" w:unhideWhenUsed="1"/>
-    <w:lsdException w:name="Table Professional" w:semiHidden="1" w:unhideWhenUsed="1"/>
-    <w:lsdException w:name="Table Subtle 1" w:semiHidden="1" w:unhideWhenUsed="1"/>
-    <w:lsdException w:name="Table Subtle 2" w:semiHidden="1" w:unhideWhenUsed="1"/>
-    <w:lsdException w:name="Table Web 1" w:semiHidden="1" w:unhideWhenUsed="1"/>
-    <w:lsdException w:name="Table Web 2" w:semiHidden="1" w:unhideWhenUsed="1"/>
-    <w:lsdException w:name="Table Web 3" w:semiHidden="1" w:unhideWhenUsed="1"/>
-    <w:lsdException w:name="Balloon Text" w:semiHidden="1" w:unhideWhenUsed="1"/>
-    <w:lsdException w:name="Table Grid" w:uiPriority="39"/>
-    <w:lsdException w:name="Table Theme" w:semiHidden="1" w:unhideWhenUsed="1"/>
-    <w:lsdException w:name="Placeholder Text" w:semiHidden="1"/>
-    <w:lsdException w:name="No Spacing" w:uiPriority="1" w:qFormat="1"/>
-    <w:lsdException w:name="Light Shading" w:uiPriority="60"/>
-    <w:lsdException w:name="Light List" w:uiPriority="61"/>
-    <w:lsdException w:name="Light Grid" w:uiPriority="62"/>
-    <w:lsdException w:name="Medium Shading 1" w:uiPriority="63"/>
-    <w:lsdException w:name="Medium Shading 2" w:uiPriority="64"/>
-    <w:lsdException w:name="Medium List 1" w:uiPriority="65"/>
-    <w:lsdException w:name="Medium List 2" w:uiPriority="66"/>
-    <w:lsdException w:name="Medium Grid 1" w:uiPriority="67"/>
-    <w:lsdException w:name="Medium Grid 2" w:uiPriority="68"/>
-    <w:lsdException w:name="Medium Grid 3" w:uiPriority="69"/>
-    <w:lsdException w:name="Dark List" w:uiPriority="70"/>
-    <w:lsdException w:name="Colorful Shading" w:uiPriority="71"/>
-    <w:lsdException w:name="Colorful List" w:uiPriority="72"/>
-    <w:lsdException w:name="Colorful Grid" w:uiPriority="73"/>
-    <w:lsdException w:name="Light Shading Accent 1" w:uiPriority="60"/>
-    <w:lsdException w:name="Light List Accent 1" w:uiPriority="61"/>
-    <w:lsdException w:name="Light Grid Accent 1" w:uiPriority="62"/>
-    <w:lsdException w:name="Medium Shading 1 Accent 1" w:uiPriority="63"/>
-    <w:lsdException w:name="Medium Shading 2 Accent 1" w:uiPriority="64"/>
-    <w:lsdException w:name="Medium List 1 Accent 1" w:uiPriority="65"/>
-    <w:lsdException w:name="Revision" w:semiHidden="1"/>
-    <w:lsdException w:name="List Paragraph" w:uiPriority="34" w:qFormat="1"/>
-    <w:lsdException w:name="Quote" w:uiPriority="29" w:qFormat="1"/>
-    <w:lsdException w:name="Intense Quote" w:uiPriority="30" w:qFormat="1"/>
-    <w:lsdException w:name="Medium List 2 Accent 1" w:uiPriority="66"/>
-    <w:lsdException w:name="Medium Grid 1 Accent 1" w:uiPriority="67"/>
-    <w:lsdException w:name="Medium Grid 2 Accent 1" w:uiPriority="68"/>
-    <w:lsdException w:name="Medium Grid 3 Accent 1" w:uiPriority="69"/>
-    <w:lsdException w:name="Dark List Accent 1" w:uiPriority="70"/>
-    <w:lsdException w:name="Colorful Shading Accent 1" w:uiPriority="71"/>
-    <w:lsdException w:name="Colorful List Accent 1" w:uiPriority="72"/>
-    <w:lsdException w:name="Colorful Grid Accent 1" w:uiPriority="73"/>
-    <w:lsdException w:name="Light Shading Accent 2" w:uiPriority="60"/>
-    <w:lsdException w:name="Light List Accent 2" w:uiPriority="61"/>
-    <w:lsdException w:name="Light Grid Accent 2" w:uiPriority="62"/>
-    <w:lsdException w:name="Medium Shading 1 Accent 2" w:uiPriority="63"/>
-    <w:lsdException w:name="Medium Shading 2 Accent 2" w:uiPriority="64"/>
-    <w:lsdException w:name="Medium List 1 Accent 2" w:uiPriority="65"/>
-    <w:lsdException w:name="Medium List 2 Accent 2" w:uiPriority="66"/>
-    <w:lsdException w:name="Medium Grid 1 Accent 2" w:uiPriority="67"/>
-    <w:lsdException w:name="Medium Grid 2 Accent 2" w:uiPriority="68"/>
-    <w:lsdException w:name="Medium Grid 3 Accent 2" w:uiPriority="69"/>
-    <w:lsdException w:name="Dark List Accent 2" w:uiPriority="70"/>
-    <w:lsdException w:name="Colorful Shading Accent 2" w:uiPriority="71"/>
-    <w:lsdException w:name="Colorful List Accent 2" w:uiPriority="72"/>
-    <w:lsdException w:name="Colorful Grid Accent 2" w:uiPriority="73"/>
-    <w:lsdException w:name="Light Shading Accent 3" w:uiPriority="60"/>
-    <w:lsdException w:name="Light List Accent 3" w:uiPriority="61"/>
-    <w:lsdException w:name="Light Grid Accent 3" w:uiPriority="62"/>
-    <w:lsdException w:name="Medium Shading 1 Accent 3" w:uiPriority="63"/>
-    <w:lsdException w:name="Medium Shading 2 Accent 3" w:uiPriority="64"/>
-    <w:lsdException w:name="Medium List 1 Accent 3" w:uiPriority="65"/>
-    <w:lsdException w:name="Medium List 2 Accent 3" w:uiPriority="66"/>
-    <w:lsdException w:name="Medium Grid 1 Accent 3" w:uiPriority="67"/>
-    <w:lsdException w:name="Medium Grid 2 Accent 3" w:uiPriority="68"/>
-    <w:lsdException w:name="Medium Grid 3 Accent 3" w:uiPriority="69"/>
-    <w:lsdException w:name="Dark List Accent 3" w:uiPriority="70"/>
-    <w:lsdException w:name="Colorful Shading Accent 3" w:uiPriority="71"/>
-    <w:lsdException w:name="Colorful List Accent 3" w:uiPriority="72"/>
-    <w:lsdException w:name="Colorful Grid Accent 3" w:uiPriority="73"/>
-    <w:lsdException w:name="Light Shading Accent 4" w:uiPriority="60"/>
-    <w:lsdException w:name="Light List Accent 4" w:uiPriority="61"/>
-    <w:lsdException w:name="Light Grid Accent 4" w:uiPriority="62"/>
-    <w:lsdException w:name="Medium Shading 1 Accent 4" w:uiPriority="63"/>
-    <w:lsdException w:name="Medium Shading 2 Accent 4" w:uiPriority="64"/>
-    <w:lsdException w:name="Medium List 1 Accent 4" w:uiPriority="65"/>
-    <w:lsdException w:name="Medium List 2 Accent 4" w:uiPriority="66"/>
-    <w:lsdException w:name="Medium Grid 1 Accent 4" w:uiPriority="67"/>
-    <w:lsdException w:name="Medium Grid 2 Accent 4" w:uiPriority="68"/>
-    <w:lsdException w:name="Medium Grid 3 Accent 4" w:uiPriority="69"/>
-    <w:lsdException w:name="Dark List Accent 4" w:uiPriority="70"/>
-    <w:lsdException w:name="Colorful Shading Accent 4" w:uiPriority="71"/>
-    <w:lsdException w:name="Colorful List Accent 4" w:uiPriority="72"/>
-    <w:lsdException w:name="Colorful Grid Accent 4" w:uiPriority="73"/>
-    <w:lsdException w:name="Light Shading Accent 5" w:uiPriority="60"/>
-    <w:lsdException w:name="Light List Accent 5" w:uiPriority="61"/>
-    <w:lsdException w:name="Light Grid Accent 5" w:uiPriority="62"/>
-    <w:lsdException w:name="Medium Shading 1 Accent 5" w:uiPriority="63"/>
-    <w:lsdException w:name="Medium Shading 2 Accent 5" w:uiPriority="64"/>
-    <w:lsdException w:name="Medium List 1 Accent 5" w:uiPriority="65"/>
-    <w:lsdException w:name="Medium List 2 Accent 5" w:uiPriority="66"/>
-    <w:lsdException w:name="Medium Grid 1 Accent 5" w:uiPriority="67"/>
-    <w:lsdException w:name="Medium Grid 2 Accent 5" w:uiPriority="68"/>
-    <w:lsdException w:name="Medium Grid 3 Accent 5" w:uiPriority="69"/>
-    <w:lsdException w:name="Dark List Accent 5" w:uiPriority="70"/>
-    <w:lsdException w:name="Colorful Shading Accent 5" w:uiPriority="71"/>
-    <w:lsdException w:name="Colorful List Accent 5" w:uiPriority="72"/>
-    <w:lsdException w:name="Colorful Grid Accent 5" w:uiPriority="73"/>
-    <w:lsdException w:name="Light Shading Accent 6" w:uiPriority="60"/>
-    <w:lsdException w:name="Light List Accent 6" w:uiPriority="61"/>
-    <w:lsdException w:name="Light Grid Accent 6" w:uiPriority="62"/>
-    <w:lsdException w:name="Medium Shading 1 Accent 6" w:uiPriority="63"/>
-    <w:lsdException w:name="Medium Shading 2 Accent 6" w:uiPriority="64"/>
-    <w:lsdException w:name="Medium List 1 Accent 6" w:uiPriority="65"/>
-    <w:lsdException w:name="Medium List 2 Accent 6" w:uiPriority="66"/>
-    <w:lsdException w:name="Medium Grid 1 Accent 6" w:uiPriority="67"/>
-    <w:lsdException w:name="Medium Grid 2 Accent 6" w:uiPriority="68"/>
-    <w:lsdException w:name="Medium Grid 3 Accent 6" w:uiPriority="69"/>
-    <w:lsdException w:name="Dark List Accent 6" w:uiPriority="70"/>
-    <w:lsdException w:name="Colorful Shading Accent 6" w:uiPriority="71"/>
-    <w:lsdException w:name="Colorful List Accent 6" w:uiPriority="72"/>
-    <w:lsdException w:name="Colorful Grid Accent 6" w:uiPriority="73"/>
-    <w:lsdException w:name="Subtle Emphasis" w:uiPriority="19" w:qFormat="1"/>
-    <w:lsdException w:name="Intense Emphasis" w:uiPriority="21" w:qFormat="1"/>
-    <w:lsdException w:name="Subtle Reference" w:uiPriority="31" w:qFormat="1"/>
-    <w:lsdException w:name="Intense Reference" w:uiPriority="32" w:qFormat="1"/>
-    <w:lsdException w:name="Book Title" w:uiPriority="33" w:qFormat="1"/>
-    <w:lsdException w:name="Bibliography" w:semiHidden="1" w:uiPriority="37" w:unhideWhenUsed="1"/>
-    <w:lsdException w:name="TOC Heading" w:semiHidden="1" w:uiPriority="39" w:unhideWhenUsed="1" w:qFormat="1"/>
-    <w:lsdException w:name="Plain Table 1" w:uiPriority="41"/>
-    <w:lsdException w:name="Plain Table 2" w:uiPriority="42"/>
-    <w:lsdException w:name="Plain Table 3" w:uiPriority="43"/>
-    <w:lsdException w:name="Plain Table 4" w:uiPriority="44"/>
-    <w:lsdException w:name="Plain Table 5" w:uiPriority="45"/>
-    <w:lsdException w:name="Grid Table Light" w:uiPriority="40"/>
-    <w:lsdException w:name="Grid Table 1 Light" w:uiPriority="46"/>
-    <w:lsdException w:name="Grid Table 2" w:uiPriority="47"/>
-    <w:lsdException w:name="Grid Table 3" w:uiPriority="48"/>
-    <w:lsdException w:name="Grid Table 4" w:uiPriority="49"/>
-    <w:lsdException w:name="Grid Table 5 Dark" w:uiPriority="50"/>
-    <w:lsdException w:name="Grid Table 6 Colorful" w:uiPriority="51"/>
-    <w:lsdException w:name="Grid Table 7 Colorful" w:uiPriority="52"/>
-    <w:lsdException w:name="Grid Table 1 Light Accent 1" w:uiPriority="46"/>
-    <w:lsdException w:name="Grid Table 2 Accent 1" w:uiPriority="47"/>
-    <w:lsdException w:name="Grid Table 3 Accent 1" w:uiPriority="48"/>
-    <w:lsdException w:name="Grid Table 4 Accent 1" w:uiPriority="49"/>
-    <w:lsdException w:name="Grid Table 5 Dark Accent 1" w:uiPriority="50"/>
-    <w:lsdException w:name="Grid Table 6 Colorful Accent 1" w:uiPriority="51"/>
-    <w:lsdException w:name="Grid Table 7 Colorful Accent 1" w:uiPriority="52"/>
-    <w:lsdException w:name="Grid Table 1 Light Accent 2" w:uiPriority="46"/>
-    <w:lsdException w:name="Grid Table 2 Accent 2" w:uiPriority="47"/>
-    <w:lsdException w:name="Grid Table 3 Accent 2" w:uiPriority="48"/>
-    <w:lsdException w:name="Grid Table 4 Accent 2" w:uiPriority="49"/>
-    <w:lsdException w:name="Grid Table 5 Dark Accent 2" w:uiPriority="50"/>
-    <w:lsdException w:name="Grid Table 6 Colorful Accent 2" w:uiPriority="51"/>
-    <w:lsdException w:name="Grid Table 7 Colorful Accent 2" w:uiPriority="52"/>
-    <w:lsdException w:name="Grid Table 1 Light Accent 3" w:uiPriority="46"/>
-    <w:lsdException w:name="Grid Table 2 Accent 3" w:uiPriority="47"/>
-    <w:lsdException w:name="Grid Table 3 Accent 3" w:uiPriority="48"/>
-    <w:lsdException w:name="Grid Table 4 Accent 3" w:uiPriority="49"/>
-    <w:lsdException w:name="Grid Table 5 Dark Accent 3" w:uiPriority="50"/>
-    <w:lsdException w:name="Grid Table 6 Colorful Accent 3" w:uiPriority="51"/>
-    <w:lsdException w:name="Grid Table 7 Colorful Accent 3" w:uiPriority="52"/>
-    <w:lsdException w:name="Grid Table 1 Light Accent 4" w:uiPriority="46"/>
-    <w:lsdException w:name="Grid Table 2 Accent 4" w:uiPriority="47"/>
-    <w:lsdException w:name="Grid Table 3 Accent 4" w:uiPriority="48"/>
-    <w:lsdException w:name="Grid Table 4 Accent 4" w:uiPriority="49"/>
-    <w:lsdException w:name="Grid Table 5 Dark Accent 4" w:uiPriority="50"/>
-    <w:lsdException w:name="Grid Table 6 Colorful Accent 4" w:uiPriority="51"/>
-    <w:lsdException w:name="Grid Table 7 Colorful Accent 4" w:uiPriority="52"/>
-    <w:lsdException w:name="Grid Table 1 Light Accent 5" w:uiPriority="46"/>
-    <w:lsdException w:name="Grid Table 2 Accent 5" w:uiPriority="47"/>
-    <w:lsdException w:name="Grid Table 3 Accent 5" w:uiPriority="48"/>
-    <w:lsdException w:name="Grid Table 4 Accent 5" w:uiPriority="49"/>
-    <w:lsdException w:name="Grid Table 5 Dark Accent 5" w:uiPriority="50"/>
-    <w:lsdException w:name="Grid Table 6 Colorful Accent 5" w:uiPriority="51"/>
-    <w:lsdException w:name="Grid Table 7 Colorful Accent 5" w:uiPriority="52"/>
-    <w:lsdException w:name="Grid Table 1 Light Accent 6" w:uiPriority="46"/>
-    <w:lsdException w:name="Grid Table 2 Accent 6" w:uiPriority="47"/>
-    <w:lsdException w:name="Grid Table 3 Accent 6" w:uiPriority="48"/>
-    <w:lsdException w:name="Grid Table 4 Accent 6" w:uiPriority="49"/>
-    <w:lsdException w:name="Grid Table 5 Dark Accent 6" w:uiPriority="50"/>
-    <w:lsdException w:name="Grid Table 6 Colorful Accent 6" w:uiPriority="51"/>
-    <w:lsdException w:name="Grid Table 7 Colorful Accent 6" w:uiPriority="52"/>
-    <w:lsdException w:name="List Table 1 Light" w:uiPriority="46"/>
-    <w:lsdException w:name="List Table 2" w:uiPriority="47"/>
-    <w:lsdException w:name="List Table 3" w:uiPriority="48"/>
-    <w:lsdException w:name="List Table 4" w:uiPriority="49"/>
-    <w:lsdException w:name="List Table 5 Dark" w:uiPriority="50"/>
-    <w:lsdException w:name="List Table 6 Colorful" w:uiPriority="51"/>
-    <w:lsdException w:name="List Table 7 Colorful" w:uiPriority="52"/>
-    <w:lsdException w:name="List Table 1 Light Accent 1" w:uiPriority="46"/>
-    <w:lsdException w:name="List Table 2 Accent 1" w:uiPriority="47"/>
-    <w:lsdException w:name="List Table 3 Accent 1" w:uiPriority="48"/>
-    <w:lsdException w:name="List Table 4 Accent 1" w:uiPriority="49"/>
-    <w:lsdException w:name="List Table 5 Dark Accent 1" w:uiPriority="50"/>
-    <w:lsdException w:name="List Table 6 Colorful Accent 1" w:uiPriority="51"/>
-    <w:lsdException w:name="List Table 7 Colorful Accent 1" w:uiPriority="52"/>
-    <w:lsdException w:name="List Table 1 Light Accent 2" w:uiPriority="46"/>
-    <w:lsdException w:name="List Table 2 Accent 2" w:uiPriority="47"/>
-    <w:lsdException w:name="List Table 3 Accent 2" w:uiPriority="48"/>
-    <w:lsdException w:name="List Table 4 Accent 2" w:uiPriority="49"/>
-    <w:lsdException w:name="List Table 5 Dark Accent 2" w:uiPriority="50"/>
-    <w:lsdException w:name="List Table 6 Colorful Accent 2" w:uiPriority="51"/>
-    <w:lsdException w:name="List Table 7 Colorful Accent 2" w:uiPriority="52"/>
-    <w:lsdException w:name="List Table 1 Light Accent 3" w:uiPriority="46"/>
-    <w:lsdException w:name="List Table 2 Accent 3" w:uiPriority="47"/>
-    <w:lsdException w:name="List Table 3 Accent 3" w:uiPriority="48"/>
-    <w:lsdException w:name="List Table 4 Accent 3" w:uiPriority="49"/>
-    <w:lsdException w:name="List Table 5 Dark Accent 3" w:uiPriority="50"/>
-    <w:lsdException w:name="List Table 6 Colorful Accent 3" w:uiPriority="51"/>
-    <w:lsdException w:name="List Table 7 Colorful Accent 3" w:uiPriority="52"/>
-    <w:lsdException w:name="List Table 1 Light Accent 4" w:uiPriority="46"/>
-    <w:lsdException w:name="List Table 2 Accent 4" w:uiPriority="47"/>
-    <w:lsdException w:name="List Table 3 Accent 4" w:uiPriority="48"/>
-    <w:lsdException w:name="List Table 4 Accent 4" w:uiPriority="49"/>
-    <w:lsdException w:name="List Table 5 Dark Accent 4" w:uiPriority="50"/>
-    <w:lsdException w:name="List Table 6 Colorful Accent 4" w:uiPriority="51"/>
-    <w:lsdException w:name="List Table 7 Colorful Accent 4" w:uiPriority="52"/>
-    <w:lsdException w:name="List Table 1 Light Accent 5" w:uiPriority="46"/>
-    <w:lsdException w:name="List Table 2 Accent 5" w:uiPriority="47"/>
-    <w:lsdException w:name="List Table 3 Accent 5" w:uiPriority="48"/>
-    <w:lsdException w:name="List Table 4 Accent 5" w:uiPriority="49"/>
-    <w:lsdException w:name="List Table 5 Dark Accent 5" w:uiPriority="50"/>
-    <w:lsdException w:name="List Table 6 Colorful Accent 5" w:uiPriority="51"/>
-    <w:lsdException w:name="List Table 7 Colorful Accent 5" w:uiPriority="52"/>
-    <w:lsdException w:name="List Table 1 Light Accent 6" w:uiPriority="46"/>
-    <w:lsdException w:name="List Table 2 Accent 6" w:uiPriority="47"/>
-    <w:lsdException w:name="List Table 3 Accent 6" w:uiPriority="48"/>
-    <w:lsdException w:name="List Table 4 Accent 6" w:uiPriority="49"/>
-    <w:lsdException w:name="List Table 5 Dark Accent 6" w:uiPriority="50"/>
-    <w:lsdException w:name="List Table 6 Colorful Accent 6" w:uiPriority="51"/>
-    <w:lsdException w:name="List Table 7 Colorful Accent 6" w:uiPriority="52"/>
-    <w:lsdException w:name="Mention" w:semiHidden="1" w:unhideWhenUsed="1"/>
-    <w:lsdException w:name="Smart Hyperlink" w:semiHidden="1" w:unhideWhenUsed="1"/>
-    <w:lsdException w:name="Hashtag" w:semiHidden="1" w:unhideWhenUsed="1"/>
-    <w:lsdException w:name="Unresolved Mention" w:semiHidden="1" w:unhideWhenUsed="1"/>
-    <w:lsdException w:name="Smart Link" w:semiHidden="1" w:unhideWhenUsed="1"/>
+  <w:latentStyles w:defLockedState="0" w:defUIPriority="99" w:defSemiHidden="1" w:defUnhideWhenUsed="1" w:defQFormat="0" w:count="267">
+    <w:lsdException w:name="Normal" w:semiHidden="0" w:uiPriority="0" w:unhideWhenUsed="0" w:qFormat="1"/>
+    <w:lsdException w:name="heading 1" w:semiHidden="0" w:uiPriority="9" w:unhideWhenUsed="0" w:qFormat="1"/>
+    <w:lsdException w:name="heading 2" w:uiPriority="9" w:qFormat="1"/>
+    <w:lsdException w:name="heading 3" w:uiPriority="9" w:qFormat="1"/>
+    <w:lsdException w:name="heading 4" w:uiPriority="9" w:qFormat="1"/>
+    <w:lsdException w:name="heading 5" w:uiPriority="9" w:qFormat="1"/>
+    <w:lsdException w:name="heading 6" w:uiPriority="9" w:qFormat="1"/>
+    <w:lsdException w:name="heading 7" w:uiPriority="9" w:qFormat="1"/>
+    <w:lsdException w:name="heading 8" w:uiPriority="9" w:qFormat="1"/>
+    <w:lsdException w:name="heading 9" w:uiPriority="9" w:qFormat="1"/>
+    <w:lsdException w:name="toc 1" w:uiPriority="39"/>
+    <w:lsdException w:name="toc 2" w:uiPriority="39"/>
+    <w:lsdException w:name="toc 3" w:uiPriority="39"/>
+    <w:lsdException w:name="toc 4" w:uiPriority="39"/>
+    <w:lsdException w:name="toc 5" w:uiPriority="39"/>
+    <w:lsdException w:name="toc 6" w:uiPriority="39"/>
+    <w:lsdException w:name="toc 7" w:uiPriority="39"/>
+    <w:lsdException w:name="toc 8" w:uiPriority="39"/>
+    <w:lsdException w:name="toc 9" w:uiPriority="39"/>
+    <w:lsdException w:name="caption" w:uiPriority="35" w:qFormat="1"/>
+    <w:lsdException w:name="Title" w:semiHidden="0" w:uiPriority="10" w:unhideWhenUsed="0" w:qFormat="1"/>
+    <w:lsdException w:name="Default Paragraph Font" w:uiPriority="1"/>
+    <w:lsdException w:name="Subtitle" w:semiHidden="0" w:uiPriority="11" w:unhideWhenUsed="0" w:qFormat="1"/>
+    <w:lsdException w:name="Strong" w:semiHidden="0" w:uiPriority="22" w:unhideWhenUsed="0" w:qFormat="1"/>
+    <w:lsdException w:name="Emphasis" w:semiHidden="0" w:uiPriority="20" w:unhideWhenUsed="0" w:qFormat="1"/>
+    <w:lsdException w:name="Table Grid" w:semiHidden="0" w:uiPriority="39" w:unhideWhenUsed="0"/>
+    <w:lsdException w:name="Placeholder Text" w:unhideWhenUsed="0"/>
+    <w:lsdException w:name="No Spacing" w:semiHidden="0" w:uiPriority="1" w:unhideWhenUsed="0" w:qFormat="1"/>
+    <w:lsdException w:name="Light Shading" w:semiHidden="0" w:uiPriority="60" w:unhideWhenUsed="0"/>
+    <w:lsdException w:name="Light List" w:semiHidden="0" w:uiPriority="61" w:unhideWhenUsed="0"/>
+    <w:lsdException w:name="Light Grid" w:semiHidden="0" w:uiPriority="62" w:unhideWhenUsed="0"/>
+    <w:lsdException w:name="Medium Shading 1" w:semiHidden="0" w:uiPriority="63" w:unhideWhenUsed="0"/>
+    <w:lsdException w:name="Medium Shading 2" w:semiHidden="0" w:uiPriority="64" w:unhideWhenUsed="0"/>
+    <w:lsdException w:name="Medium List 1" w:semiHidden="0" w:uiPriority="65" w:unhideWhenUsed="0"/>
+    <w:lsdException w:name="Medium List 2" w:semiHidden="0" w:uiPriority="66" w:unhideWhenUsed="0"/>
+    <w:lsdException w:name="Medium Grid 1" w:semiHidden="0" w:uiPriority="67" w:unhideWhenUsed="0"/>
+    <w:lsdException w:name="Medium Grid 2" w:semiHidden="0" w:uiPriority="68" w:unhideWhenUsed="0"/>
+    <w:lsdException w:name="Medium Grid 3" w:semiHidden="0" w:uiPriority="69" w:unhideWhenUsed="0"/>
+    <w:lsdException w:name="Dark List" w:semiHidden="0" w:uiPriority="70" w:unhideWhenUsed="0"/>
+    <w:lsdException w:name="Colorful Shading" w:semiHidden="0" w:uiPriority="71" w:unhideWhenUsed="0"/>
+    <w:lsdException w:name="Colorful List" w:semiHidden="0" w:uiPriority="72" w:unhideWhenUsed="0"/>
+    <w:lsdException w:name="Colorful Grid" w:semiHidden="0" w:uiPriority="73" w:unhideWhenUsed="0"/>
+    <w:lsdException w:name="Light Shading Accent 1" w:semiHidden="0" w:uiPriority="60" w:unhideWhenUsed="0"/>
+    <w:lsdException w:name="Light List Accent 1" w:semiHidden="0" w:uiPriority="61" w:unhideWhenUsed="0"/>
+    <w:lsdException w:name="Light Grid Accent 1" w:semiHidden="0" w:uiPriority="62" w:unhideWhenUsed="0"/>
+    <w:lsdException w:name="Medium Shading 1 Accent 1" w:semiHidden="0" w:uiPriority="63" w:unhideWhenUsed="0"/>
+    <w:lsdException w:name="Medium Shading 2 Accent 1" w:semiHidden="0" w:uiPriority="64" w:unhideWhenUsed="0"/>
+    <w:lsdException w:name="Medium List 1 Accent 1" w:semiHidden="0" w:uiPriority="65" w:unhideWhenUsed="0"/>
+    <w:lsdException w:name="Revision" w:unhideWhenUsed="0"/>
+    <w:lsdException w:name="List Paragraph" w:semiHidden="0" w:uiPriority="34" w:unhideWhenUsed="0" w:qFormat="1"/>
+    <w:lsdException w:name="Quote" w:semiHidden="0" w:uiPriority="29" w:unhideWhenUsed="0" w:qFormat="1"/>
+    <w:lsdException w:name="Intense Quote" w:semiHidden="0" w:uiPriority="30" w:unhideWhenUsed="0" w:qFormat="1"/>
+    <w:lsdException w:name="Medium List 2 Accent 1" w:semiHidden="0" w:uiPriority="66" w:unhideWhenUsed="0"/>
+    <w:lsdException w:name="Medium Grid 1 Accent 1" w:semiHidden="0" w:uiPriority="67" w:unhideWhenUsed="0"/>
+    <w:lsdException w:name="Medium Grid 2 Accent 1" w:semiHidden="0" w:uiPriority="68" w:unhideWhenUsed="0"/>
+    <w:lsdException w:name="Medium Grid 3 Accent 1" w:semiHidden="0" w:uiPriority="69" w:unhideWhenUsed="0"/>
+    <w:lsdException w:name="Dark List Accent 1" w:semiHidden="0" w:uiPriority="70" w:unhideWhenUsed="0"/>
+    <w:lsdException w:name="Colorful Shading Accent 1" w:semiHidden="0" w:uiPriority="71" w:unhideWhenUsed="0"/>
+    <w:lsdException w:name="Colorful List Accent 1" w:semiHidden="0" w:uiPriority="72" w:unhideWhenUsed="0"/>
+    <w:lsdException w:name="Colorful Grid Accent 1" w:semiHidden="0" w:uiPriority="73" w:unhideWhenUsed="0"/>
+    <w:lsdException w:name="Light Shading Accent 2" w:semiHidden="0" w:uiPriority="60" w:unhideWhenUsed="0"/>
+    <w:lsdException w:name="Light List Accent 2" w:semiHidden="0" w:uiPriority="61" w:unhideWhenUsed="0"/>
+    <w:lsdException w:name="Light Grid Accent 2" w:semiHidden="0" w:uiPriority="62" w:unhideWhenUsed="0"/>
+    <w:lsdException w:name="Medium Shading 1 Accent 2" w:semiHidden="0" w:uiPriority="63" w:unhideWhenUsed="0"/>
+    <w:lsdException w:name="Medium Shading 2 Accent 2" w:semiHidden="0" w:uiPriority="64" w:unhideWhenUsed="0"/>
+    <w:lsdException w:name="Medium List 1 Accent 2" w:semiHidden="0" w:uiPriority="65" w:unhideWhenUsed="0"/>
+    <w:lsdException w:name="Medium List 2 Accent 2" w:semiHidden="0" w:uiPriority="66" w:unhideWhenUsed="0"/>
+    <w:lsdException w:name="Medium Grid 1 Accent 2" w:semiHidden="0" w:uiPriority="67" w:unhideWhenUsed="0"/>
+    <w:lsdException w:name="Medium Grid 2 Accent 2" w:semiHidden="0" w:uiPriority="68" w:unhideWhenUsed="0"/>
+    <w:lsdException w:name="Medium Grid 3 Accent 2" w:semiHidden="0" w:uiPriority="69" w:unhideWhenUsed="0"/>
+    <w:lsdException w:name="Dark List Accent 2" w:semiHidden="0" w:uiPriority="70" w:unhideWhenUsed="0"/>
+    <w:lsdException w:name="Colorful Shading Accent 2" w:semiHidden="0" w:uiPriority="71" w:unhideWhenUsed="0"/>
+    <w:lsdException w:name="Colorful List Accent 2" w:semiHidden="0" w:uiPriority="72" w:unhideWhenUsed="0"/>
+    <w:lsdException w:name="Colorful Grid Accent 2" w:semiHidden="0" w:uiPriority="73" w:unhideWhenUsed="0"/>
+    <w:lsdException w:name="Light Shading Accent 3" w:semiHidden="0" w:uiPriority="60" w:unhideWhenUsed="0"/>
+    <w:lsdException w:name="Light List Accent 3" w:semiHidden="0" w:uiPriority="61" w:unhideWhenUsed="0"/>
+    <w:lsdException w:name="Light Grid Accent 3" w:semiHidden="0" w:uiPriority="62" w:unhideWhenUsed="0"/>
+    <w:lsdException w:name="Medium Shading 1 Accent 3" w:semiHidden="0" w:uiPriority="63" w:unhideWhenUsed="0"/>
+    <w:lsdException w:name="Medium Shading 2 Accent 3" w:semiHidden="0" w:uiPriority="64" w:unhideWhenUsed="0"/>
+    <w:lsdException w:name="Medium List 1 Accent 3" w:semiHidden="0" w:uiPriority="65" w:unhideWhenUsed="0"/>
+    <w:lsdException w:name="Medium List 2 Accent 3" w:semiHidden="0" w:uiPriority="66" w:unhideWhenUsed="0"/>
+    <w:lsdException w:name="Medium Grid 1 Accent 3" w:semiHidden="0" w:uiPriority="67" w:unhideWhenUsed="0"/>
+    <w:lsdException w:name="Medium Grid 2 Accent 3" w:semiHidden="0" w:uiPriority="68" w:unhideWhenUsed="0"/>
+    <w:lsdException w:name="Medium Grid 3 Accent 3" w:semiHidden="0" w:uiPriority="69" w:unhideWhenUsed="0"/>
+    <w:lsdException w:name="Dark List Accent 3" w:semiHidden="0" w:uiPriority="70" w:unhideWhenUsed="0"/>
+    <w:lsdException w:name="Colorful Shading Accent 3" w:semiHidden="0" w:uiPriority="71" w:unhideWhenUsed="0"/>
+    <w:lsdException w:name="Colorful List Accent 3" w:semiHidden="0" w:uiPriority="72" w:unhideWhenUsed="0"/>
+    <w:lsdException w:name="Colorful Grid Accent 3" w:semiHidden="0" w:uiPriority="73" w:unhideWhenUsed="0"/>
+    <w:lsdException w:name="Light Shading Accent 4" w:semiHidden="0" w:uiPriority="60" w:unhideWhenUsed="0"/>
+    <w:lsdException w:name="Light List Accent 4" w:semiHidden="0" w:uiPriority="61" w:unhideWhenUsed="0"/>
+    <w:lsdException w:name="Light Grid Accent 4" w:semiHidden="0" w:uiPriority="62" w:unhideWhenUsed="0"/>
+    <w:lsdException w:name="Medium Shading 1 Accent 4" w:semiHidden="0" w:uiPriority="63" w:unhideWhenUsed="0"/>
+    <w:lsdException w:name="Medium Shading 2 Accent 4" w:semiHidden="0" w:uiPriority="64" w:unhideWhenUsed="0"/>
+    <w:lsdException w:name="Medium List 1 Accent 4" w:semiHidden="0" w:uiPriority="65" w:unhideWhenUsed="0"/>
+    <w:lsdException w:name="Medium List 2 Accent 4" w:semiHidden="0" w:uiPriority="66" w:unhideWhenUsed="0"/>
+    <w:lsdException w:name="Medium Grid 1 Accent 4" w:semiHidden="0" w:uiPriority="67" w:unhideWhenUsed="0"/>
+    <w:lsdException w:name="Medium Grid 2 Accent 4" w:semiHidden="0" w:uiPriority="68" w:unhideWhenUsed="0"/>
+    <w:lsdException w:name="Medium Grid 3 Accent 4" w:semiHidden="0" w:uiPriority="69" w:unhideWhenUsed="0"/>
+    <w:lsdException w:name="Dark List Accent 4" w:semiHidden="0" w:uiPriority="70" w:unhideWhenUsed="0"/>
+    <w:lsdException w:name="Colorful Shading Accent 4" w:semiHidden="0" w:uiPriority="71" w:unhideWhenUsed="0"/>
+    <w:lsdException w:name="Colorful List Accent 4" w:semiHidden="0" w:uiPriority="72" w:unhideWhenUsed="0"/>
+    <w:lsdException w:name="Colorful Grid Accent 4" w:semiHidden="0" w:uiPriority="73" w:unhideWhenUsed="0"/>
+    <w:lsdException w:name="Light Shading Accent 5" w:semiHidden="0" w:uiPriority="60" w:unhideWhenUsed="0"/>
+    <w:lsdException w:name="Light List Accent 5" w:semiHidden="0" w:uiPriority="61" w:unhideWhenUsed="0"/>
+    <w:lsdException w:name="Light Grid Accent 5" w:semiHidden="0" w:uiPriority="62" w:unhideWhenUsed="0"/>
+    <w:lsdException w:name="Medium Shading 1 Accent 5" w:semiHidden="0" w:uiPriority="63" w:unhideWhenUsed="0"/>
+    <w:lsdException w:name="Medium Shading 2 Accent 5" w:semiHidden="0" w:uiPriority="64" w:unhideWhenUsed="0"/>
+    <w:lsdException w:name="Medium List 1 Accent 5" w:semiHidden="0" w:uiPriority="65" w:unhideWhenUsed="0"/>
+    <w:lsdException w:name="Medium List 2 Accent 5" w:semiHidden="0" w:uiPriority="66" w:unhideWhenUsed="0"/>
+    <w:lsdException w:name="Medium Grid 1 Accent 5" w:semiHidden="0" w:uiPriority="67" w:unhideWhenUsed="0"/>
+    <w:lsdException w:name="Medium Grid 2 Accent 5" w:semiHidden="0" w:uiPriority="68" w:unhideWhenUsed="0"/>
+    <w:lsdException w:name="Medium Grid 3 Accent 5" w:semiHidden="0" w:uiPriority="69" w:unhideWhenUsed="0"/>
+    <w:lsdException w:name="Dark List Accent 5" w:semiHidden="0" w:uiPriority="70" w:unhideWhenUsed="0"/>
+    <w:lsdException w:name="Colorful Shading Accent 5" w:semiHidden="0" w:uiPriority="71" w:unhideWhenUsed="0"/>
+    <w:lsdException w:name="Colorful List Accent 5" w:semiHidden="0" w:uiPriority="72" w:unhideWhenUsed="0"/>
+    <w:lsdException w:name="Colorful Grid Accent 5" w:semiHidden="0" w:uiPriority="73" w:unhideWhenUsed="0"/>
+    <w:lsdException w:name="Light Shading Accent 6" w:semiHidden="0" w:uiPriority="60" w:unhideWhenUsed="0"/>
+    <w:lsdException w:name="Light List Accent 6" w:semiHidden="0" w:uiPriority="61" w:unhideWhenUsed="0"/>
+    <w:lsdException w:name="Light Grid Accent 6" w:semiHidden="0" w:uiPriority="62" w:unhideWhenUsed="0"/>
+    <w:lsdException w:name="Medium Shading 1 Accent 6" w:semiHidden="0" w:uiPriority="63" w:unhideWhenUsed="0"/>
+    <w:lsdException w:name="Medium Shading 2 Accent 6" w:semiHidden="0" w:uiPriority="64" w:unhideWhenUsed="0"/>
+    <w:lsdException w:name="Medium List 1 Accent 6" w:semiHidden="0" w:uiPriority="65" w:unhideWhenUsed="0"/>
+    <w:lsdException w:name="Medium List 2 Accent 6" w:semiHidden="0" w:uiPriority="66" w:unhideWhenUsed="0"/>
+    <w:lsdException w:name="Medium Grid 1 Accent 6" w:semiHidden="0" w:uiPriority="67" w:unhideWhenUsed="0"/>
+    <w:lsdException w:name="Medium Grid 2 Accent 6" w:semiHidden="0" w:uiPriority="68" w:unhideWhenUsed="0"/>
+    <w:lsdException w:name="Medium Grid 3 Accent 6" w:semiHidden="0" w:uiPriority="69" w:unhideWhenUsed="0"/>
+    <w:lsdException w:name="Dark List Accent 6" w:semiHidden="0" w:uiPriority="70" w:unhideWhenUsed="0"/>
+    <w:lsdException w:name="Colorful Shading Accent 6" w:semiHidden="0" w:uiPriority="71" w:unhideWhenUsed="0"/>
+    <w:lsdException w:name="Colorful List Accent 6" w:semiHidden="0" w:uiPriority="72" w:unhideWhenUsed="0"/>
+    <w:lsdException w:name="Colorful Grid Accent 6" w:semiHidden="0" w:uiPriority="73" w:unhideWhenUsed="0"/>
+    <w:lsdException w:name="Subtle Emphasis" w:semiHidden="0" w:uiPriority="19" w:unhideWhenUsed="0" w:qFormat="1"/>
+    <w:lsdException w:name="Intense Emphasis" w:semiHidden="0" w:uiPriority="21" w:unhideWhenUsed="0" w:qFormat="1"/>
+    <w:lsdException w:name="Subtle Reference" w:semiHidden="0" w:uiPriority="31" w:unhideWhenUsed="0" w:qFormat="1"/>
+    <w:lsdException w:name="Intense Reference" w:semiHidden="0" w:uiPriority="32" w:unhideWhenUsed="0" w:qFormat="1"/>
+    <w:lsdException w:name="Book Title" w:semiHidden="0" w:uiPriority="33" w:unhideWhenUsed="0" w:qFormat="1"/>
+    <w:lsdException w:name="Bibliography" w:uiPriority="37"/>
+    <w:lsdException w:name="TOC Heading" w:uiPriority="39" w:qFormat="1"/>
+  </w:latentStyles>
+  <w:style w:type="paragraph" w:default="1" w:styleId="Normal">
+    <w:name w:val="Normal"/>
+    <w:qFormat/>
+    <w:rsid w:val="004B70AF"/>
+    <w:pPr>
+      <w:spacing w:after="200" w:line="276" w:lineRule="auto"/>
+    </w:pPr>
+    <w:rPr>
+      <w:rFonts w:ascii="Calibri" w:eastAsia="Calibri" w:hAnsi="Calibri" w:cs="Calibri"/>
+    </w:rPr>
+  </w:style>
+  <w:style w:type="paragraph" w:styleId="Ttulo1">
+    <w:name w:val="heading 1"/>
+    <w:basedOn w:val="Normal"/>
+    <w:next w:val="Normal"/>
+    <w:link w:val="Ttulo1Char"/>
+    <w:uiPriority w:val="9"/>
+    <w:qFormat/>
+    <w:rsid w:val="004B70AF"/>
+    <w:pPr>
+      <w:keepNext/>
+      <w:keepLines/>
+      <w:spacing w:before="120" w:after="0" w:line="240" w:lineRule="auto"/>
+      <w:outlineLvl w:val="0"/>
+    </w:pPr>
+    <w:rPr>
+      <w:rFonts w:asciiTheme="majorHAnsi" w:eastAsiaTheme="majorEastAsia" w:hAnsiTheme="majorHAnsi" w:cstheme="majorBidi"/>
+      <w:b/>
+      <w:bCs/>
+      <w:color w:val="2E74B5" w:themeColor="accent1" w:themeShade="BF"/>
+      <w:sz w:val="28"/>
+      <w:szCs w:val="28"/>
+    </w:rPr>
+  </w:style>
+  <w:style w:type="character" w:default="1" w:styleId="Fontepargpadro">
+    <w:name w:val="Default Paragraph Font"/>
+    <w:uiPriority w:val="1"/>
+    <w:semiHidden/>
+    <w:unhideWhenUsed/>
+  </w:style>
+  <w:style w:type="table" w:default="1" w:styleId="Tabelanormal">
+    <w:name w:val="Normal Table"/>
+    <w:uiPriority w:val="99"/>
+    <w:semiHidden/>
+    <w:unhideWhenUsed/>
+    <w:tblPr>
+      <w:tblInd w:w="0" w:type="dxa"/>
+      <w:tblCellMar>
+        <w:top w:w="0" w:type="dxa"/>
+        <w:left w:w="108" w:type="dxa"/>
+        <w:bottom w:w="0" w:type="dxa"/>
+        <w:right w:w="108" w:type="dxa"/>
+      </w:tblCellMar>
+    </w:tblPr>
+  </w:style>
+  <w:style w:type="numbering" w:default="1" w:styleId="Semlista">
+    <w:name w:val="No List"/>
+    <w:uiPriority w:val="99"/>
+    <w:semiHidden/>
+    <w:unhideWhenUsed/>
+  </w:style>
+  <w:style w:type="character" w:customStyle="1" w:styleId="Ttulo1Char">
+    <w:name w:val="Título 1 Char"/>
+    <w:basedOn w:val="Fontepargpadro"/>
+    <w:link w:val="Ttulo1"/>
+    <w:uiPriority w:val="9"/>
+    <w:rsid w:val="004B70AF"/>
+    <w:rPr>
+      <w:rFonts w:asciiTheme="majorHAnsi" w:eastAsiaTheme="majorEastAsia" w:hAnsiTheme="majorHAnsi" w:cstheme="majorBidi"/>
+      <w:b/>
+      <w:bCs/>
+      <w:color w:val="2E74B5" w:themeColor="accent1" w:themeShade="BF"/>
+      <w:sz w:val="28"/>
+      <w:szCs w:val="28"/>
+    </w:rPr>
+  </w:style>
+  <w:style w:type="paragraph" w:styleId="Cabealho">
+    <w:name w:val="header"/>
+    <w:basedOn w:val="Normal"/>
+    <w:link w:val="CabealhoChar"/>
+    <w:uiPriority w:val="99"/>
+    <w:unhideWhenUsed/>
+    <w:rsid w:val="008B21D8"/>
+    <w:pPr>
+      <w:tabs>
+        <w:tab w:val="center" w:pos="4252"/>
+        <w:tab w:val="right" w:pos="8504"/>
+      </w:tabs>
+      <w:spacing w:after="0" w:line="240" w:lineRule="auto"/>
+    </w:pPr>
+  </w:style>
+  <w:style w:type="character" w:customStyle="1" w:styleId="CabealhoChar">
+    <w:name w:val="Cabeçalho Char"/>
+    <w:basedOn w:val="Fontepargpadro"/>
+    <w:link w:val="Cabealho"/>
+    <w:uiPriority w:val="99"/>
+    <w:rsid w:val="008B21D8"/>
+    <w:rPr>
+      <w:rFonts w:ascii="Calibri" w:eastAsia="Calibri" w:hAnsi="Calibri" w:cs="Calibri"/>
+    </w:rPr>
+  </w:style>
+  <w:style w:type="paragraph" w:styleId="Rodap">
+    <w:name w:val="footer"/>
+    <w:basedOn w:val="Normal"/>
+    <w:link w:val="RodapChar"/>
+    <w:uiPriority w:val="99"/>
+    <w:unhideWhenUsed/>
+    <w:rsid w:val="008B21D8"/>
+    <w:pPr>
+      <w:tabs>
+        <w:tab w:val="center" w:pos="4252"/>
+        <w:tab w:val="right" w:pos="8504"/>
+      </w:tabs>
+      <w:spacing w:after="0" w:line="240" w:lineRule="auto"/>
+    </w:pPr>
+  </w:style>
+  <w:style w:type="character" w:customStyle="1" w:styleId="RodapChar">
+    <w:name w:val="Rodapé Char"/>
+    <w:basedOn w:val="Fontepargpadro"/>
+    <w:link w:val="Rodap"/>
+    <w:uiPriority w:val="99"/>
+    <w:rsid w:val="008B21D8"/>
+    <w:rPr>
+      <w:rFonts w:ascii="Calibri" w:eastAsia="Calibri" w:hAnsi="Calibri" w:cs="Calibri"/>
+    </w:rPr>
+  </w:style>
+</w:styles>
+</file>
+
+<file path=word/stylesWithEffects.xml><?xml version="1.0" encoding="utf-8"?>
+<w:styles xmlns:wpc="http://schemas.microsoft.com/office/word/2010/wordprocessingCanvas" xmlns:mc="http://schemas.openxmlformats.org/markup-compatibility/2006" xmlns:o="urn:schemas-microsoft-com:office:office" xmlns:r="http://schemas.openxmlformats.org/officeDocument/2006/relationships" xmlns:m="http://schemas.openxmlformats.org/officeDocument/2006/math" xmlns:v="urn:schemas-microsoft-com:vml" xmlns:wp14="http://schemas.microsoft.com/office/word/2010/wordprocessingDrawing" xmlns:wp="http://schemas.openxmlformats.org/drawingml/2006/wordprocessingDrawing" xmlns:w10="urn:schemas-microsoft-com:office:word" xmlns:w="http://schemas.openxmlformats.org/wordprocessingml/2006/main" xmlns:w14="http://schemas.microsoft.com/office/word/2010/wordml" xmlns:wpg="http://schemas.microsoft.com/office/word/2010/wordprocessingGroup" xmlns:wpi="http://schemas.microsoft.com/office/word/2010/wordprocessingInk" xmlns:wne="http://schemas.microsoft.com/office/word/2006/wordml" xmlns:wps="http://schemas.microsoft.com/office/word/2010/wordprocessingShape" mc:Ignorable="w14 wp14">
+  <w:docDefaults>
+    <w:rPrDefault>
+      <w:rPr>
+        <w:rFonts w:asciiTheme="minorHAnsi" w:eastAsiaTheme="minorHAnsi" w:hAnsiTheme="minorHAnsi" w:cstheme="minorBidi"/>
+        <w:sz w:val="22"/>
+        <w:szCs w:val="22"/>
+        <w:lang w:val="pt-BR" w:eastAsia="en-US" w:bidi="ar-SA"/>
+      </w:rPr>
+    </w:rPrDefault>
+    <w:pPrDefault>
+      <w:pPr>
+        <w:spacing w:after="160" w:line="259" w:lineRule="auto"/>
+      </w:pPr>
+    </w:pPrDefault>
+  </w:docDefaults>
+  <w:latentStyles w:defLockedState="0" w:defUIPriority="99" w:defSemiHidden="1" w:defUnhideWhenUsed="1" w:defQFormat="0" w:count="267">
+    <w:lsdException w:name="Normal" w:semiHidden="0" w:uiPriority="0" w:unhideWhenUsed="0" w:qFormat="1"/>
+    <w:lsdException w:name="heading 1" w:semiHidden="0" w:uiPriority="9" w:unhideWhenUsed="0" w:qFormat="1"/>
+    <w:lsdException w:name="heading 2" w:uiPriority="9" w:qFormat="1"/>
+    <w:lsdException w:name="heading 3" w:uiPriority="9" w:qFormat="1"/>
+    <w:lsdException w:name="heading 4" w:uiPriority="9" w:qFormat="1"/>
+    <w:lsdException w:name="heading 5" w:uiPriority="9" w:qFormat="1"/>
+    <w:lsdException w:name="heading 6" w:uiPriority="9" w:qFormat="1"/>
+    <w:lsdException w:name="heading 7" w:uiPriority="9" w:qFormat="1"/>
+    <w:lsdException w:name="heading 8" w:uiPriority="9" w:qFormat="1"/>
+    <w:lsdException w:name="heading 9" w:uiPriority="9" w:qFormat="1"/>
+    <w:lsdException w:name="toc 1" w:uiPriority="39"/>
+    <w:lsdException w:name="toc 2" w:uiPriority="39"/>
+    <w:lsdException w:name="toc 3" w:uiPriority="39"/>
+    <w:lsdException w:name="toc 4" w:uiPriority="39"/>
+    <w:lsdException w:name="toc 5" w:uiPriority="39"/>
+    <w:lsdException w:name="toc 6" w:uiPriority="39"/>
+    <w:lsdException w:name="toc 7" w:uiPriority="39"/>
+    <w:lsdException w:name="toc 8" w:uiPriority="39"/>
+    <w:lsdException w:name="toc 9" w:uiPriority="39"/>
+    <w:lsdException w:name="caption" w:uiPriority="35" w:qFormat="1"/>
+    <w:lsdException w:name="Title" w:semiHidden="0" w:uiPriority="10" w:unhideWhenUsed="0" w:qFormat="1"/>
+    <w:lsdException w:name="Default Paragraph Font" w:uiPriority="1"/>
+    <w:lsdException w:name="Subtitle" w:semiHidden="0" w:uiPriority="11" w:unhideWhenUsed="0" w:qFormat="1"/>
+    <w:lsdException w:name="Strong" w:semiHidden="0" w:uiPriority="22" w:unhideWhenUsed="0" w:qFormat="1"/>
+    <w:lsdException w:name="Emphasis" w:semiHidden="0" w:uiPriority="20" w:unhideWhenUsed="0" w:qFormat="1"/>
+    <w:lsdException w:name="Table Grid" w:semiHidden="0" w:uiPriority="39" w:unhideWhenUsed="0"/>
+    <w:lsdException w:name="Placeholder Text" w:unhideWhenUsed="0"/>
+    <w:lsdException w:name="No Spacing" w:semiHidden="0" w:uiPriority="1" w:unhideWhenUsed="0" w:qFormat="1"/>
+    <w:lsdException w:name="Light Shading" w:semiHidden="0" w:uiPriority="60" w:unhideWhenUsed="0"/>
+    <w:lsdException w:name="Light List" w:semiHidden="0" w:uiPriority="61" w:unhideWhenUsed="0"/>
+    <w:lsdException w:name="Light Grid" w:semiHidden="0" w:uiPriority="62" w:unhideWhenUsed="0"/>
+    <w:lsdException w:name="Medium Shading 1" w:semiHidden="0" w:uiPriority="63" w:unhideWhenUsed="0"/>
+    <w:lsdException w:name="Medium Shading 2" w:semiHidden="0" w:uiPriority="64" w:unhideWhenUsed="0"/>
+    <w:lsdException w:name="Medium List 1" w:semiHidden="0" w:uiPriority="65" w:unhideWhenUsed="0"/>
+    <w:lsdException w:name="Medium List 2" w:semiHidden="0" w:uiPriority="66" w:unhideWhenUsed="0"/>
+    <w:lsdException w:name="Medium Grid 1" w:semiHidden="0" w:uiPriority="67" w:unhideWhenUsed="0"/>
+    <w:lsdException w:name="Medium Grid 2" w:semiHidden="0" w:uiPriority="68" w:unhideWhenUsed="0"/>
+    <w:lsdException w:name="Medium Grid 3" w:semiHidden="0" w:uiPriority="69" w:unhideWhenUsed="0"/>
+    <w:lsdException w:name="Dark List" w:semiHidden="0" w:uiPriority="70" w:unhideWhenUsed="0"/>
+    <w:lsdException w:name="Colorful Shading" w:semiHidden="0" w:uiPriority="71" w:unhideWhenUsed="0"/>
+    <w:lsdException w:name="Colorful List" w:semiHidden="0" w:uiPriority="72" w:unhideWhenUsed="0"/>
+    <w:lsdException w:name="Colorful Grid" w:semiHidden="0" w:uiPriority="73" w:unhideWhenUsed="0"/>
+    <w:lsdException w:name="Light Shading Accent 1" w:semiHidden="0" w:uiPriority="60" w:unhideWhenUsed="0"/>
+    <w:lsdException w:name="Light List Accent 1" w:semiHidden="0" w:uiPriority="61" w:unhideWhenUsed="0"/>
+    <w:lsdException w:name="Light Grid Accent 1" w:semiHidden="0" w:uiPriority="62" w:unhideWhenUsed="0"/>
+    <w:lsdException w:name="Medium Shading 1 Accent 1" w:semiHidden="0" w:uiPriority="63" w:unhideWhenUsed="0"/>
+    <w:lsdException w:name="Medium Shading 2 Accent 1" w:semiHidden="0" w:uiPriority="64" w:unhideWhenUsed="0"/>
+    <w:lsdException w:name="Medium List 1 Accent 1" w:semiHidden="0" w:uiPriority="65" w:unhideWhenUsed="0"/>
+    <w:lsdException w:name="Revision" w:unhideWhenUsed="0"/>
+    <w:lsdException w:name="List Paragraph" w:semiHidden="0" w:uiPriority="34" w:unhideWhenUsed="0" w:qFormat="1"/>
+    <w:lsdException w:name="Quote" w:semiHidden="0" w:uiPriority="29" w:unhideWhenUsed="0" w:qFormat="1"/>
+    <w:lsdException w:name="Intense Quote" w:semiHidden="0" w:uiPriority="30" w:unhideWhenUsed="0" w:qFormat="1"/>
+    <w:lsdException w:name="Medium List 2 Accent 1" w:semiHidden="0" w:uiPriority="66" w:unhideWhenUsed="0"/>
+    <w:lsdException w:name="Medium Grid 1 Accent 1" w:semiHidden="0" w:uiPriority="67" w:unhideWhenUsed="0"/>
+    <w:lsdException w:name="Medium Grid 2 Accent 1" w:semiHidden="0" w:uiPriority="68" w:unhideWhenUsed="0"/>
+    <w:lsdException w:name="Medium Grid 3 Accent 1" w:semiHidden="0" w:uiPriority="69" w:unhideWhenUsed="0"/>
+    <w:lsdException w:name="Dark List Accent 1" w:semiHidden="0" w:uiPriority="70" w:unhideWhenUsed="0"/>
+    <w:lsdException w:name="Colorful Shading Accent 1" w:semiHidden="0" w:uiPriority="71" w:unhideWhenUsed="0"/>
+    <w:lsdException w:name="Colorful List Accent 1" w:semiHidden="0" w:uiPriority="72" w:unhideWhenUsed="0"/>
+    <w:lsdException w:name="Colorful Grid Accent 1" w:semiHidden="0" w:uiPriority="73" w:unhideWhenUsed="0"/>
+    <w:lsdException w:name="Light Shading Accent 2" w:semiHidden="0" w:uiPriority="60" w:unhideWhenUsed="0"/>
+    <w:lsdException w:name="Light List Accent 2" w:semiHidden="0" w:uiPriority="61" w:unhideWhenUsed="0"/>
+    <w:lsdException w:name="Light Grid Accent 2" w:semiHidden="0" w:uiPriority="62" w:unhideWhenUsed="0"/>
+    <w:lsdException w:name="Medium Shading 1 Accent 2" w:semiHidden="0" w:uiPriority="63" w:unhideWhenUsed="0"/>
+    <w:lsdException w:name="Medium Shading 2 Accent 2" w:semiHidden="0" w:uiPriority="64" w:unhideWhenUsed="0"/>
+    <w:lsdException w:name="Medium List 1 Accent 2" w:semiHidden="0" w:uiPriority="65" w:unhideWhenUsed="0"/>
+    <w:lsdException w:name="Medium List 2 Accent 2" w:semiHidden="0" w:uiPriority="66" w:unhideWhenUsed="0"/>
+    <w:lsdException w:name="Medium Grid 1 Accent 2" w:semiHidden="0" w:uiPriority="67" w:unhideWhenUsed="0"/>
+    <w:lsdException w:name="Medium Grid 2 Accent 2" w:semiHidden="0" w:uiPriority="68" w:unhideWhenUsed="0"/>
+    <w:lsdException w:name="Medium Grid 3 Accent 2" w:semiHidden="0" w:uiPriority="69" w:unhideWhenUsed="0"/>
+    <w:lsdException w:name="Dark List Accent 2" w:semiHidden="0" w:uiPriority="70" w:unhideWhenUsed="0"/>
+    <w:lsdException w:name="Colorful Shading Accent 2" w:semiHidden="0" w:uiPriority="71" w:unhideWhenUsed="0"/>
+    <w:lsdException w:name="Colorful List Accent 2" w:semiHidden="0" w:uiPriority="72" w:unhideWhenUsed="0"/>
+    <w:lsdException w:name="Colorful Grid Accent 2" w:semiHidden="0" w:uiPriority="73" w:unhideWhenUsed="0"/>
+    <w:lsdException w:name="Light Shading Accent 3" w:semiHidden="0" w:uiPriority="60" w:unhideWhenUsed="0"/>
+    <w:lsdException w:name="Light List Accent 3" w:semiHidden="0" w:uiPriority="61" w:unhideWhenUsed="0"/>
+    <w:lsdException w:name="Light Grid Accent 3" w:semiHidden="0" w:uiPriority="62" w:unhideWhenUsed="0"/>
+    <w:lsdException w:name="Medium Shading 1 Accent 3" w:semiHidden="0" w:uiPriority="63" w:unhideWhenUsed="0"/>
+    <w:lsdException w:name="Medium Shading 2 Accent 3" w:semiHidden="0" w:uiPriority="64" w:unhideWhenUsed="0"/>
+    <w:lsdException w:name="Medium List 1 Accent 3" w:semiHidden="0" w:uiPriority="65" w:unhideWhenUsed="0"/>
+    <w:lsdException w:name="Medium List 2 Accent 3" w:semiHidden="0" w:uiPriority="66" w:unhideWhenUsed="0"/>
+    <w:lsdException w:name="Medium Grid 1 Accent 3" w:semiHidden="0" w:uiPriority="67" w:unhideWhenUsed="0"/>
+    <w:lsdException w:name="Medium Grid 2 Accent 3" w:semiHidden="0" w:uiPriority="68" w:unhideWhenUsed="0"/>
+    <w:lsdException w:name="Medium Grid 3 Accent 3" w:semiHidden="0" w:uiPriority="69" w:unhideWhenUsed="0"/>
+    <w:lsdException w:name="Dark List Accent 3" w:semiHidden="0" w:uiPriority="70" w:unhideWhenUsed="0"/>
+    <w:lsdException w:name="Colorful Shading Accent 3" w:semiHidden="0" w:uiPriority="71" w:unhideWhenUsed="0"/>
+    <w:lsdException w:name="Colorful List Accent 3" w:semiHidden="0" w:uiPriority="72" w:unhideWhenUsed="0"/>
+    <w:lsdException w:name="Colorful Grid Accent 3" w:semiHidden="0" w:uiPriority="73" w:unhideWhenUsed="0"/>
+    <w:lsdException w:name="Light Shading Accent 4" w:semiHidden="0" w:uiPriority="60" w:unhideWhenUsed="0"/>
+    <w:lsdException w:name="Light List Accent 4" w:semiHidden="0" w:uiPriority="61" w:unhideWhenUsed="0"/>
+    <w:lsdException w:name="Light Grid Accent 4" w:semiHidden="0" w:uiPriority="62" w:unhideWhenUsed="0"/>
+    <w:lsdException w:name="Medium Shading 1 Accent 4" w:semiHidden="0" w:uiPriority="63" w:unhideWhenUsed="0"/>
+    <w:lsdException w:name="Medium Shading 2 Accent 4" w:semiHidden="0" w:uiPriority="64" w:unhideWhenUsed="0"/>
+    <w:lsdException w:name="Medium List 1 Accent 4" w:semiHidden="0" w:uiPriority="65" w:unhideWhenUsed="0"/>
+    <w:lsdException w:name="Medium List 2 Accent 4" w:semiHidden="0" w:uiPriority="66" w:unhideWhenUsed="0"/>
+    <w:lsdException w:name="Medium Grid 1 Accent 4" w:semiHidden="0" w:uiPriority="67" w:unhideWhenUsed="0"/>
+    <w:lsdException w:name="Medium Grid 2 Accent 4" w:semiHidden="0" w:uiPriority="68" w:unhideWhenUsed="0"/>
+    <w:lsdException w:name="Medium Grid 3 Accent 4" w:semiHidden="0" w:uiPriority="69" w:unhideWhenUsed="0"/>
+    <w:lsdException w:name="Dark List Accent 4" w:semiHidden="0" w:uiPriority="70" w:unhideWhenUsed="0"/>
+    <w:lsdException w:name="Colorful Shading Accent 4" w:semiHidden="0" w:uiPriority="71" w:unhideWhenUsed="0"/>
+    <w:lsdException w:name="Colorful List Accent 4" w:semiHidden="0" w:uiPriority="72" w:unhideWhenUsed="0"/>
+    <w:lsdException w:name="Colorful Grid Accent 4" w:semiHidden="0" w:uiPriority="73" w:unhideWhenUsed="0"/>
+    <w:lsdException w:name="Light Shading Accent 5" w:semiHidden="0" w:uiPriority="60" w:unhideWhenUsed="0"/>
+    <w:lsdException w:name="Light List Accent 5" w:semiHidden="0" w:uiPriority="61" w:unhideWhenUsed="0"/>
+    <w:lsdException w:name="Light Grid Accent 5" w:semiHidden="0" w:uiPriority="62" w:unhideWhenUsed="0"/>
+    <w:lsdException w:name="Medium Shading 1 Accent 5" w:semiHidden="0" w:uiPriority="63" w:unhideWhenUsed="0"/>
+    <w:lsdException w:name="Medium Shading 2 Accent 5" w:semiHidden="0" w:uiPriority="64" w:unhideWhenUsed="0"/>
+    <w:lsdException w:name="Medium List 1 Accent 5" w:semiHidden="0" w:uiPriority="65" w:unhideWhenUsed="0"/>
+    <w:lsdException w:name="Medium List 2 Accent 5" w:semiHidden="0" w:uiPriority="66" w:unhideWhenUsed="0"/>
+    <w:lsdException w:name="Medium Grid 1 Accent 5" w:semiHidden="0" w:uiPriority="67" w:unhideWhenUsed="0"/>
+    <w:lsdException w:name="Medium Grid 2 Accent 5" w:semiHidden="0" w:uiPriority="68" w:unhideWhenUsed="0"/>
+    <w:lsdException w:name="Medium Grid 3 Accent 5" w:semiHidden="0" w:uiPriority="69" w:unhideWhenUsed="0"/>
+    <w:lsdException w:name="Dark List Accent 5" w:semiHidden="0" w:uiPriority="70" w:unhideWhenUsed="0"/>
+    <w:lsdException w:name="Colorful Shading Accent 5" w:semiHidden="0" w:uiPriority="71" w:unhideWhenUsed="0"/>
+    <w:lsdException w:name="Colorful List Accent 5" w:semiHidden="0" w:uiPriority="72" w:unhideWhenUsed="0"/>
+    <w:lsdException w:name="Colorful Grid Accent 5" w:semiHidden="0" w:uiPriority="73" w:unhideWhenUsed="0"/>
+    <w:lsdException w:name="Light Shading Accent 6" w:semiHidden="0" w:uiPriority="60" w:unhideWhenUsed="0"/>
+    <w:lsdException w:name="Light List Accent 6" w:semiHidden="0" w:uiPriority="61" w:unhideWhenUsed="0"/>
+    <w:lsdException w:name="Light Grid Accent 6" w:semiHidden="0" w:uiPriority="62" w:unhideWhenUsed="0"/>
+    <w:lsdException w:name="Medium Shading 1 Accent 6" w:semiHidden="0" w:uiPriority="63" w:unhideWhenUsed="0"/>
+    <w:lsdException w:name="Medium Shading 2 Accent 6" w:semiHidden="0" w:uiPriority="64" w:unhideWhenUsed="0"/>
+    <w:lsdException w:name="Medium List 1 Accent 6" w:semiHidden="0" w:uiPriority="65" w:unhideWhenUsed="0"/>
+    <w:lsdException w:name="Medium List 2 Accent 6" w:semiHidden="0" w:uiPriority="66" w:unhideWhenUsed="0"/>
+    <w:lsdException w:name="Medium Grid 1 Accent 6" w:semiHidden="0" w:uiPriority="67" w:unhideWhenUsed="0"/>
+    <w:lsdException w:name="Medium Grid 2 Accent 6" w:semiHidden="0" w:uiPriority="68" w:unhideWhenUsed="0"/>
+    <w:lsdException w:name="Medium Grid 3 Accent 6" w:semiHidden="0" w:uiPriority="69" w:unhideWhenUsed="0"/>
+    <w:lsdException w:name="Dark List Accent 6" w:semiHidden="0" w:uiPriority="70" w:unhideWhenUsed="0"/>
+    <w:lsdException w:name="Colorful Shading Accent 6" w:semiHidden="0" w:uiPriority="71" w:unhideWhenUsed="0"/>
+    <w:lsdException w:name="Colorful List Accent 6" w:semiHidden="0" w:uiPriority="72" w:unhideWhenUsed="0"/>
+    <w:lsdException w:name="Colorful Grid Accent 6" w:semiHidden="0" w:uiPriority="73" w:unhideWhenUsed="0"/>
+    <w:lsdException w:name="Subtle Emphasis" w:semiHidden="0" w:uiPriority="19" w:unhideWhenUsed="0" w:qFormat="1"/>
+    <w:lsdException w:name="Intense Emphasis" w:semiHidden="0" w:uiPriority="21" w:unhideWhenUsed="0" w:qFormat="1"/>
+    <w:lsdException w:name="Subtle Reference" w:semiHidden="0" w:uiPriority="31" w:unhideWhenUsed="0" w:qFormat="1"/>
+    <w:lsdException w:name="Intense Reference" w:semiHidden="0" w:uiPriority="32" w:unhideWhenUsed="0" w:qFormat="1"/>
+    <w:lsdException w:name="Book Title" w:semiHidden="0" w:uiPriority="33" w:unhideWhenUsed="0" w:qFormat="1"/>
+    <w:lsdException w:name="Bibliography" w:uiPriority="37"/>
+    <w:lsdException w:name="TOC Heading" w:uiPriority="39" w:qFormat="1"/>
   </w:latentStyles>
   <w:style w:type="paragraph" w:default="1" w:styleId="Normal">
     <w:name w:val="Normal"/>
@@ -12198,7 +14182,7 @@
     </a:clrScheme>
     <a:fontScheme name="Escritório">
       <a:majorFont>
-        <a:latin typeface="Calibri Light" panose="020F0302020204030204"/>
+        <a:latin typeface="Calibri Light"/>
         <a:ea typeface=""/>
         <a:cs typeface=""/>
         <a:font script="Jpan" typeface="ＭＳ ゴシック"/>
@@ -12233,7 +14217,7 @@
         <a:font script="Geor" typeface="Sylfaen"/>
       </a:majorFont>
       <a:minorFont>
-        <a:latin typeface="Calibri" panose="020F0502020204030204"/>
+        <a:latin typeface="Calibri"/>
         <a:ea typeface=""/>
         <a:cs typeface=""/>
         <a:font script="Jpan" typeface="ＭＳ 明朝"/>
@@ -12410,7 +14394,7 @@
   <a:extraClrSchemeLst/>
   <a:extLst>
     <a:ext uri="{05A4C25C-085E-4340-85A3-A5531E510DB2}">
-      <thm15:themeFamily xmlns:thm15="http://schemas.microsoft.com/office/thememl/2012/main" name="Office Theme" id="{62F939B6-93AF-4DB8-9C6B-D6C7DFDC589F}" vid="{4A3C46E8-61CC-4603-A589-7422A47A8E4A}"/>
+      <thm15:themeFamily xmlns="" xmlns:thm15="http://schemas.microsoft.com/office/thememl/2012/main" name="Office Theme" id="{62F939B6-93AF-4DB8-9C6B-D6C7DFDC589F}" vid="{4A3C46E8-61CC-4603-A589-7422A47A8E4A}"/>
     </a:ext>
   </a:extLst>
 </a:theme>

--- a/ApêndiceA-Planejamento/PID_Cronograma_Projeto.docx
+++ b/ApêndiceA-Planejamento/PID_Cronograma_Projeto.docx
@@ -1,6 +1,6 @@
 
 <file path=word/document.xml><?xml version="1.0" encoding="utf-8"?>
-<w:document xmlns:wpc="http://schemas.microsoft.com/office/word/2010/wordprocessingCanvas" xmlns:mc="http://schemas.openxmlformats.org/markup-compatibility/2006" xmlns:o="urn:schemas-microsoft-com:office:office" xmlns:r="http://schemas.openxmlformats.org/officeDocument/2006/relationships" xmlns:m="http://schemas.openxmlformats.org/officeDocument/2006/math" xmlns:v="urn:schemas-microsoft-com:vml" xmlns:wp14="http://schemas.microsoft.com/office/word/2010/wordprocessingDrawing" xmlns:wp="http://schemas.openxmlformats.org/drawingml/2006/wordprocessingDrawing" xmlns:w10="urn:schemas-microsoft-com:office:word" xmlns:w="http://schemas.openxmlformats.org/wordprocessingml/2006/main" xmlns:w14="http://schemas.microsoft.com/office/word/2010/wordml" xmlns:wpg="http://schemas.microsoft.com/office/word/2010/wordprocessingGroup" xmlns:wpi="http://schemas.microsoft.com/office/word/2010/wordprocessingInk" xmlns:wne="http://schemas.microsoft.com/office/word/2006/wordml" xmlns:wps="http://schemas.microsoft.com/office/word/2010/wordprocessingShape" mc:Ignorable="w14 wp14">
+<w:document xmlns:wpc="http://schemas.microsoft.com/office/word/2010/wordprocessingCanvas" xmlns:mc="http://schemas.openxmlformats.org/markup-compatibility/2006" xmlns:o="urn:schemas-microsoft-com:office:office" xmlns:r="http://schemas.openxmlformats.org/officeDocument/2006/relationships" xmlns:m="http://schemas.openxmlformats.org/officeDocument/2006/math" xmlns:v="urn:schemas-microsoft-com:vml" xmlns:wp14="http://schemas.microsoft.com/office/word/2010/wordprocessingDrawing" xmlns:wp="http://schemas.openxmlformats.org/drawingml/2006/wordprocessingDrawing" xmlns:w10="urn:schemas-microsoft-com:office:word" xmlns:w="http://schemas.openxmlformats.org/wordprocessingml/2006/main" xmlns:w14="http://schemas.microsoft.com/office/word/2010/wordml" xmlns:w15="http://schemas.microsoft.com/office/word/2012/wordml" xmlns:wpg="http://schemas.microsoft.com/office/word/2010/wordprocessingGroup" xmlns:wpi="http://schemas.microsoft.com/office/word/2010/wordprocessingInk" xmlns:wne="http://schemas.microsoft.com/office/word/2006/wordml" xmlns:wps="http://schemas.microsoft.com/office/word/2010/wordprocessingShape" mc:Ignorable="w14 w15 wp14">
   <w:body>
     <w:p>
       <w:pPr>
@@ -143,6 +143,14 @@
                 <w:rFonts w:ascii="Arial" w:eastAsia="Arial" w:hAnsi="Arial" w:cs="Arial"/>
               </w:rPr>
             </w:pPr>
+            <w:r>
+              <w:rPr>
+                <w:rFonts w:ascii="Arial" w:eastAsia="Arial" w:hAnsi="Arial" w:cs="Arial"/>
+              </w:rPr>
+              <w:t>Elder Connect</w:t>
+            </w:r>
+            <w:bookmarkStart w:id="1" w:name="_GoBack"/>
+            <w:bookmarkEnd w:id="1"/>
           </w:p>
         </w:tc>
       </w:tr>
@@ -789,7 +797,6 @@
                 <w:szCs w:val="20"/>
               </w:rPr>
             </w:pPr>
-            <w:proofErr w:type="gramStart"/>
             <w:r>
               <w:rPr>
                 <w:rFonts w:ascii="Arial" w:eastAsia="Arial" w:hAnsi="Arial" w:cs="Arial"/>
@@ -798,7 +805,6 @@
               </w:rPr>
               <w:t>sem1</w:t>
             </w:r>
-            <w:proofErr w:type="gramEnd"/>
           </w:p>
         </w:tc>
         <w:tc>
@@ -822,7 +828,6 @@
                 <w:szCs w:val="20"/>
               </w:rPr>
             </w:pPr>
-            <w:proofErr w:type="gramStart"/>
             <w:r>
               <w:rPr>
                 <w:rFonts w:ascii="Arial" w:eastAsia="Arial" w:hAnsi="Arial" w:cs="Arial"/>
@@ -831,7 +836,6 @@
               </w:rPr>
               <w:t>sem2</w:t>
             </w:r>
-            <w:proofErr w:type="gramEnd"/>
           </w:p>
         </w:tc>
         <w:tc>
@@ -855,7 +859,6 @@
                 <w:szCs w:val="20"/>
               </w:rPr>
             </w:pPr>
-            <w:proofErr w:type="gramStart"/>
             <w:r>
               <w:rPr>
                 <w:rFonts w:ascii="Arial" w:eastAsia="Arial" w:hAnsi="Arial" w:cs="Arial"/>
@@ -864,7 +867,6 @@
               </w:rPr>
               <w:t>sem3</w:t>
             </w:r>
-            <w:proofErr w:type="gramEnd"/>
           </w:p>
         </w:tc>
         <w:tc>
@@ -888,16 +890,14 @@
                 <w:szCs w:val="20"/>
               </w:rPr>
             </w:pPr>
-            <w:proofErr w:type="gramStart"/>
-            <w:r>
-              <w:rPr>
-                <w:rFonts w:ascii="Arial" w:eastAsia="Arial" w:hAnsi="Arial" w:cs="Arial"/>
-                <w:sz w:val="20"/>
-                <w:szCs w:val="20"/>
-              </w:rPr>
-              <w:t>sem1</w:t>
-            </w:r>
-            <w:proofErr w:type="gramEnd"/>
+            <w:r>
+              <w:rPr>
+                <w:rFonts w:ascii="Arial" w:eastAsia="Arial" w:hAnsi="Arial" w:cs="Arial"/>
+                <w:sz w:val="20"/>
+                <w:szCs w:val="20"/>
+              </w:rPr>
+              <w:t>Sem4</w:t>
+            </w:r>
           </w:p>
         </w:tc>
         <w:tc>
@@ -921,7 +921,6 @@
                 <w:szCs w:val="20"/>
               </w:rPr>
             </w:pPr>
-            <w:proofErr w:type="gramStart"/>
             <w:r>
               <w:rPr>
                 <w:rFonts w:ascii="Arial" w:eastAsia="Arial" w:hAnsi="Arial" w:cs="Arial"/>
@@ -930,7 +929,6 @@
               </w:rPr>
               <w:t>sem2</w:t>
             </w:r>
-            <w:proofErr w:type="gramEnd"/>
           </w:p>
         </w:tc>
         <w:tc>
@@ -954,7 +952,6 @@
                 <w:szCs w:val="20"/>
               </w:rPr>
             </w:pPr>
-            <w:proofErr w:type="gramStart"/>
             <w:r>
               <w:rPr>
                 <w:rFonts w:ascii="Arial" w:eastAsia="Arial" w:hAnsi="Arial" w:cs="Arial"/>
@@ -963,7 +960,6 @@
               </w:rPr>
               <w:t>sem3</w:t>
             </w:r>
-            <w:proofErr w:type="gramEnd"/>
           </w:p>
         </w:tc>
         <w:tc>
@@ -987,7 +983,6 @@
                 <w:szCs w:val="20"/>
               </w:rPr>
             </w:pPr>
-            <w:proofErr w:type="gramStart"/>
             <w:r>
               <w:rPr>
                 <w:rFonts w:ascii="Arial" w:eastAsia="Arial" w:hAnsi="Arial" w:cs="Arial"/>
@@ -996,7 +991,6 @@
               </w:rPr>
               <w:t>sem4</w:t>
             </w:r>
-            <w:proofErr w:type="gramEnd"/>
           </w:p>
         </w:tc>
         <w:tc>
@@ -1020,7 +1014,6 @@
                 <w:szCs w:val="20"/>
               </w:rPr>
             </w:pPr>
-            <w:proofErr w:type="gramStart"/>
             <w:r>
               <w:rPr>
                 <w:rFonts w:ascii="Arial" w:eastAsia="Arial" w:hAnsi="Arial" w:cs="Arial"/>
@@ -1029,7 +1022,6 @@
               </w:rPr>
               <w:t>sem4</w:t>
             </w:r>
-            <w:proofErr w:type="gramEnd"/>
           </w:p>
         </w:tc>
         <w:tc>
@@ -1053,7 +1045,6 @@
                 <w:szCs w:val="20"/>
               </w:rPr>
             </w:pPr>
-            <w:proofErr w:type="gramStart"/>
             <w:r>
               <w:rPr>
                 <w:rFonts w:ascii="Arial" w:eastAsia="Arial" w:hAnsi="Arial" w:cs="Arial"/>
@@ -1062,7 +1053,6 @@
               </w:rPr>
               <w:t>sem1</w:t>
             </w:r>
-            <w:proofErr w:type="gramEnd"/>
           </w:p>
         </w:tc>
         <w:tc>
@@ -1086,7 +1076,6 @@
                 <w:szCs w:val="20"/>
               </w:rPr>
             </w:pPr>
-            <w:proofErr w:type="gramStart"/>
             <w:r>
               <w:rPr>
                 <w:rFonts w:ascii="Arial" w:eastAsia="Arial" w:hAnsi="Arial" w:cs="Arial"/>
@@ -1095,7 +1084,6 @@
               </w:rPr>
               <w:t>sem2</w:t>
             </w:r>
-            <w:proofErr w:type="gramEnd"/>
           </w:p>
         </w:tc>
         <w:tc>
@@ -1119,7 +1107,6 @@
                 <w:szCs w:val="20"/>
               </w:rPr>
             </w:pPr>
-            <w:proofErr w:type="gramStart"/>
             <w:r>
               <w:rPr>
                 <w:rFonts w:ascii="Arial" w:eastAsia="Arial" w:hAnsi="Arial" w:cs="Arial"/>
@@ -1128,7 +1115,6 @@
               </w:rPr>
               <w:t>sem3</w:t>
             </w:r>
-            <w:proofErr w:type="gramEnd"/>
           </w:p>
         </w:tc>
         <w:tc>
@@ -1152,7 +1138,6 @@
                 <w:szCs w:val="20"/>
               </w:rPr>
             </w:pPr>
-            <w:proofErr w:type="gramStart"/>
             <w:r>
               <w:rPr>
                 <w:rFonts w:ascii="Arial" w:eastAsia="Arial" w:hAnsi="Arial" w:cs="Arial"/>
@@ -1161,7 +1146,6 @@
               </w:rPr>
               <w:t>sem4</w:t>
             </w:r>
-            <w:proofErr w:type="gramEnd"/>
           </w:p>
         </w:tc>
         <w:tc>
@@ -1185,7 +1169,6 @@
                 <w:szCs w:val="20"/>
               </w:rPr>
             </w:pPr>
-            <w:proofErr w:type="gramStart"/>
             <w:r>
               <w:rPr>
                 <w:rFonts w:ascii="Arial" w:eastAsia="Arial" w:hAnsi="Arial" w:cs="Arial"/>
@@ -1194,7 +1177,6 @@
               </w:rPr>
               <w:t>sem1</w:t>
             </w:r>
-            <w:proofErr w:type="gramEnd"/>
           </w:p>
         </w:tc>
         <w:tc>
@@ -1218,7 +1200,6 @@
                 <w:szCs w:val="20"/>
               </w:rPr>
             </w:pPr>
-            <w:proofErr w:type="gramStart"/>
             <w:r>
               <w:rPr>
                 <w:rFonts w:ascii="Arial" w:eastAsia="Arial" w:hAnsi="Arial" w:cs="Arial"/>
@@ -1227,7 +1208,6 @@
               </w:rPr>
               <w:t>sem2</w:t>
             </w:r>
-            <w:proofErr w:type="gramEnd"/>
           </w:p>
         </w:tc>
         <w:tc>
@@ -1251,7 +1231,6 @@
                 <w:szCs w:val="20"/>
               </w:rPr>
             </w:pPr>
-            <w:proofErr w:type="gramStart"/>
             <w:r>
               <w:rPr>
                 <w:rFonts w:ascii="Arial" w:eastAsia="Arial" w:hAnsi="Arial" w:cs="Arial"/>
@@ -1260,7 +1239,6 @@
               </w:rPr>
               <w:t>sem3</w:t>
             </w:r>
-            <w:proofErr w:type="gramEnd"/>
           </w:p>
         </w:tc>
         <w:tc>
@@ -1284,7 +1262,6 @@
                 <w:szCs w:val="20"/>
               </w:rPr>
             </w:pPr>
-            <w:proofErr w:type="gramStart"/>
             <w:r>
               <w:rPr>
                 <w:rFonts w:ascii="Arial" w:eastAsia="Arial" w:hAnsi="Arial" w:cs="Arial"/>
@@ -1293,7 +1270,6 @@
               </w:rPr>
               <w:t>sem4</w:t>
             </w:r>
-            <w:proofErr w:type="gramEnd"/>
           </w:p>
         </w:tc>
       </w:tr>
@@ -3622,25 +3598,7 @@
                 <w:sz w:val="20"/>
                 <w:szCs w:val="20"/>
               </w:rPr>
-              <w:t xml:space="preserve">Fazer capitulo </w:t>
-            </w:r>
-            <w:proofErr w:type="gramStart"/>
-            <w:r>
-              <w:rPr>
-                <w:rFonts w:ascii="Arial" w:eastAsia="Arial" w:hAnsi="Arial" w:cs="Arial"/>
-                <w:sz w:val="20"/>
-                <w:szCs w:val="20"/>
-              </w:rPr>
-              <w:t>2</w:t>
-            </w:r>
-            <w:proofErr w:type="gramEnd"/>
-            <w:r>
-              <w:rPr>
-                <w:rFonts w:ascii="Arial" w:eastAsia="Arial" w:hAnsi="Arial" w:cs="Arial"/>
-                <w:sz w:val="20"/>
-                <w:szCs w:val="20"/>
-              </w:rPr>
-              <w:t xml:space="preserve"> PID</w:t>
+              <w:t>Fazer capitulo 2 PID</w:t>
             </w:r>
           </w:p>
         </w:tc>
@@ -5262,18 +5220,26 @@
               <w:bottom w:val="single" w:sz="4" w:space="0" w:color="000000"/>
               <w:right w:val="single" w:sz="4" w:space="0" w:color="000000"/>
             </w:tcBorders>
-            <w:shd w:val="clear" w:color="auto" w:fill="FFFFFF" w:themeFill="background1"/>
-            <w:vAlign w:val="bottom"/>
-          </w:tcPr>
-          <w:p>
-            <w:pPr>
-              <w:spacing w:after="0" w:line="240" w:lineRule="auto"/>
-              <w:rPr>
-                <w:rFonts w:ascii="Arial" w:hAnsi="Arial" w:cs="Arial"/>
-                <w:sz w:val="20"/>
-                <w:szCs w:val="20"/>
-              </w:rPr>
-            </w:pPr>
+            <w:shd w:val="clear" w:color="auto" w:fill="70AD47" w:themeFill="accent6"/>
+            <w:vAlign w:val="bottom"/>
+          </w:tcPr>
+          <w:p>
+            <w:pPr>
+              <w:spacing w:after="0" w:line="240" w:lineRule="auto"/>
+              <w:rPr>
+                <w:rFonts w:ascii="Arial" w:hAnsi="Arial" w:cs="Arial"/>
+                <w:sz w:val="20"/>
+                <w:szCs w:val="20"/>
+              </w:rPr>
+            </w:pPr>
+            <w:r>
+              <w:rPr>
+                <w:rFonts w:ascii="Arial" w:hAnsi="Arial" w:cs="Arial"/>
+                <w:sz w:val="20"/>
+                <w:szCs w:val="20"/>
+              </w:rPr>
+              <w:t>R</w:t>
+            </w:r>
           </w:p>
         </w:tc>
         <w:tc>
@@ -6196,18 +6162,26 @@
               <w:bottom w:val="single" w:sz="4" w:space="0" w:color="000000"/>
               <w:right w:val="single" w:sz="4" w:space="0" w:color="000000"/>
             </w:tcBorders>
-            <w:shd w:val="clear" w:color="auto" w:fill="FFFFFF" w:themeFill="background1"/>
-            <w:vAlign w:val="bottom"/>
-          </w:tcPr>
-          <w:p>
-            <w:pPr>
-              <w:spacing w:after="0" w:line="240" w:lineRule="auto"/>
-              <w:rPr>
-                <w:rFonts w:ascii="Arial" w:hAnsi="Arial" w:cs="Arial"/>
-                <w:sz w:val="20"/>
-                <w:szCs w:val="20"/>
-              </w:rPr>
-            </w:pPr>
+            <w:shd w:val="clear" w:color="auto" w:fill="70AD47" w:themeFill="accent6"/>
+            <w:vAlign w:val="bottom"/>
+          </w:tcPr>
+          <w:p>
+            <w:pPr>
+              <w:spacing w:after="0" w:line="240" w:lineRule="auto"/>
+              <w:rPr>
+                <w:rFonts w:ascii="Arial" w:hAnsi="Arial" w:cs="Arial"/>
+                <w:sz w:val="20"/>
+                <w:szCs w:val="20"/>
+              </w:rPr>
+            </w:pPr>
+            <w:r>
+              <w:rPr>
+                <w:rFonts w:ascii="Arial" w:hAnsi="Arial" w:cs="Arial"/>
+                <w:sz w:val="20"/>
+                <w:szCs w:val="20"/>
+              </w:rPr>
+              <w:t>R</w:t>
+            </w:r>
           </w:p>
         </w:tc>
         <w:tc>
@@ -6489,587 +6463,14 @@
       </w:tr>
       <w:tr>
         <w:trPr>
-          <w:trHeight w:val="255"/>
+          <w:trHeight w:val="232"/>
         </w:trPr>
         <w:tc>
           <w:tcPr>
             <w:tcW w:w="1530" w:type="dxa"/>
             <w:vMerge w:val="restart"/>
             <w:tcBorders>
-              <w:top w:val="nil"/>
               <w:left w:val="single" w:sz="4" w:space="0" w:color="000000"/>
-              <w:bottom w:val="single" w:sz="4" w:space="0" w:color="000000"/>
-              <w:right w:val="single" w:sz="4" w:space="0" w:color="000000"/>
-            </w:tcBorders>
-          </w:tcPr>
-          <w:p>
-            <w:pPr>
-              <w:spacing w:after="0" w:line="240" w:lineRule="auto"/>
-              <w:rPr>
-                <w:rFonts w:ascii="Arial" w:eastAsia="Arial" w:hAnsi="Arial" w:cs="Arial"/>
-                <w:sz w:val="20"/>
-                <w:szCs w:val="20"/>
-              </w:rPr>
-            </w:pPr>
-            <w:r>
-              <w:rPr>
-                <w:rFonts w:ascii="Arial" w:eastAsia="Arial" w:hAnsi="Arial" w:cs="Arial"/>
-                <w:sz w:val="20"/>
-                <w:szCs w:val="20"/>
-              </w:rPr>
-              <w:t>Apresentação</w:t>
-            </w:r>
-          </w:p>
-        </w:tc>
-        <w:tc>
-          <w:tcPr>
-            <w:tcW w:w="3118" w:type="dxa"/>
-            <w:vMerge w:val="restart"/>
-            <w:tcBorders>
-              <w:top w:val="nil"/>
-              <w:left w:val="single" w:sz="4" w:space="0" w:color="000000"/>
-              <w:bottom w:val="single" w:sz="4" w:space="0" w:color="000000"/>
-              <w:right w:val="single" w:sz="4" w:space="0" w:color="000000"/>
-            </w:tcBorders>
-          </w:tcPr>
-          <w:p>
-            <w:pPr>
-              <w:spacing w:after="0" w:line="240" w:lineRule="auto"/>
-              <w:rPr>
-                <w:rFonts w:ascii="Arial" w:eastAsia="Arial" w:hAnsi="Arial" w:cs="Arial"/>
-                <w:sz w:val="20"/>
-                <w:szCs w:val="20"/>
-              </w:rPr>
-            </w:pPr>
-            <w:r>
-              <w:rPr>
-                <w:rFonts w:ascii="Arial" w:eastAsia="Arial" w:hAnsi="Arial" w:cs="Arial"/>
-                <w:sz w:val="20"/>
-                <w:szCs w:val="20"/>
-              </w:rPr>
-              <w:t>Apresentação do PID</w:t>
-            </w:r>
-          </w:p>
-        </w:tc>
-        <w:tc>
-          <w:tcPr>
-            <w:tcW w:w="630" w:type="dxa"/>
-            <w:tcBorders>
-              <w:top w:val="single" w:sz="4" w:space="0" w:color="000000"/>
-              <w:left w:val="nil"/>
-              <w:bottom w:val="single" w:sz="4" w:space="0" w:color="000000"/>
-              <w:right w:val="single" w:sz="4" w:space="0" w:color="000000"/>
-            </w:tcBorders>
-            <w:shd w:val="clear" w:color="auto" w:fill="FFFFFF" w:themeFill="background1"/>
-            <w:vAlign w:val="bottom"/>
-          </w:tcPr>
-          <w:p>
-            <w:pPr>
-              <w:spacing w:after="0" w:line="240" w:lineRule="auto"/>
-              <w:rPr>
-                <w:rFonts w:ascii="Arial" w:hAnsi="Arial" w:cs="Arial"/>
-                <w:sz w:val="20"/>
-                <w:szCs w:val="20"/>
-              </w:rPr>
-            </w:pPr>
-            <w:r>
-              <w:rPr>
-                <w:rFonts w:ascii="Arial" w:hAnsi="Arial" w:cs="Arial"/>
-                <w:sz w:val="20"/>
-                <w:szCs w:val="20"/>
-              </w:rPr>
-              <w:t> </w:t>
-            </w:r>
-          </w:p>
-        </w:tc>
-        <w:tc>
-          <w:tcPr>
-            <w:tcW w:w="630" w:type="dxa"/>
-            <w:tcBorders>
-              <w:top w:val="single" w:sz="4" w:space="0" w:color="000000"/>
-              <w:left w:val="nil"/>
-              <w:bottom w:val="single" w:sz="4" w:space="0" w:color="000000"/>
-              <w:right w:val="single" w:sz="4" w:space="0" w:color="000000"/>
-            </w:tcBorders>
-            <w:shd w:val="clear" w:color="auto" w:fill="FFFFFF" w:themeFill="background1"/>
-            <w:vAlign w:val="bottom"/>
-          </w:tcPr>
-          <w:p>
-            <w:pPr>
-              <w:spacing w:after="0" w:line="240" w:lineRule="auto"/>
-              <w:rPr>
-                <w:rFonts w:ascii="Arial" w:hAnsi="Arial" w:cs="Arial"/>
-                <w:sz w:val="20"/>
-                <w:szCs w:val="20"/>
-              </w:rPr>
-            </w:pPr>
-            <w:r>
-              <w:rPr>
-                <w:rFonts w:ascii="Arial" w:hAnsi="Arial" w:cs="Arial"/>
-                <w:sz w:val="20"/>
-                <w:szCs w:val="20"/>
-              </w:rPr>
-              <w:t> </w:t>
-            </w:r>
-          </w:p>
-        </w:tc>
-        <w:tc>
-          <w:tcPr>
-            <w:tcW w:w="630" w:type="dxa"/>
-            <w:tcBorders>
-              <w:top w:val="single" w:sz="4" w:space="0" w:color="000000"/>
-              <w:left w:val="nil"/>
-              <w:bottom w:val="single" w:sz="4" w:space="0" w:color="000000"/>
-              <w:right w:val="single" w:sz="4" w:space="0" w:color="000000"/>
-            </w:tcBorders>
-            <w:shd w:val="clear" w:color="auto" w:fill="FFFFFF" w:themeFill="background1"/>
-            <w:vAlign w:val="bottom"/>
-          </w:tcPr>
-          <w:p>
-            <w:pPr>
-              <w:spacing w:after="0" w:line="240" w:lineRule="auto"/>
-              <w:rPr>
-                <w:rFonts w:ascii="Arial" w:hAnsi="Arial" w:cs="Arial"/>
-                <w:sz w:val="20"/>
-                <w:szCs w:val="20"/>
-              </w:rPr>
-            </w:pPr>
-            <w:r>
-              <w:rPr>
-                <w:rFonts w:ascii="Arial" w:hAnsi="Arial" w:cs="Arial"/>
-                <w:sz w:val="20"/>
-                <w:szCs w:val="20"/>
-              </w:rPr>
-              <w:t> </w:t>
-            </w:r>
-          </w:p>
-        </w:tc>
-        <w:tc>
-          <w:tcPr>
-            <w:tcW w:w="630" w:type="dxa"/>
-            <w:tcBorders>
-              <w:top w:val="single" w:sz="4" w:space="0" w:color="000000"/>
-              <w:left w:val="nil"/>
-              <w:bottom w:val="single" w:sz="4" w:space="0" w:color="000000"/>
-              <w:right w:val="single" w:sz="4" w:space="0" w:color="000000"/>
-            </w:tcBorders>
-            <w:shd w:val="clear" w:color="auto" w:fill="FFFFFF" w:themeFill="background1"/>
-            <w:vAlign w:val="bottom"/>
-          </w:tcPr>
-          <w:p>
-            <w:pPr>
-              <w:spacing w:after="0" w:line="240" w:lineRule="auto"/>
-              <w:rPr>
-                <w:rFonts w:ascii="Arial" w:hAnsi="Arial" w:cs="Arial"/>
-                <w:sz w:val="20"/>
-                <w:szCs w:val="20"/>
-              </w:rPr>
-            </w:pPr>
-            <w:r>
-              <w:rPr>
-                <w:rFonts w:ascii="Arial" w:hAnsi="Arial" w:cs="Arial"/>
-                <w:sz w:val="20"/>
-                <w:szCs w:val="20"/>
-              </w:rPr>
-              <w:t> </w:t>
-            </w:r>
-          </w:p>
-        </w:tc>
-        <w:tc>
-          <w:tcPr>
-            <w:tcW w:w="630" w:type="dxa"/>
-            <w:tcBorders>
-              <w:top w:val="single" w:sz="4" w:space="0" w:color="000000"/>
-              <w:left w:val="single" w:sz="4" w:space="0" w:color="000000"/>
-              <w:bottom w:val="single" w:sz="4" w:space="0" w:color="000000"/>
-              <w:right w:val="single" w:sz="4" w:space="0" w:color="000000"/>
-            </w:tcBorders>
-            <w:shd w:val="clear" w:color="auto" w:fill="FFFFFF" w:themeFill="background1"/>
-            <w:vAlign w:val="bottom"/>
-          </w:tcPr>
-          <w:p>
-            <w:pPr>
-              <w:spacing w:after="0" w:line="240" w:lineRule="auto"/>
-              <w:rPr>
-                <w:rFonts w:ascii="Arial" w:hAnsi="Arial" w:cs="Arial"/>
-                <w:sz w:val="20"/>
-                <w:szCs w:val="20"/>
-              </w:rPr>
-            </w:pPr>
-            <w:r>
-              <w:rPr>
-                <w:rFonts w:ascii="Arial" w:hAnsi="Arial" w:cs="Arial"/>
-                <w:sz w:val="20"/>
-                <w:szCs w:val="20"/>
-              </w:rPr>
-              <w:t> </w:t>
-            </w:r>
-          </w:p>
-        </w:tc>
-        <w:tc>
-          <w:tcPr>
-            <w:tcW w:w="630" w:type="dxa"/>
-            <w:tcBorders>
-              <w:top w:val="single" w:sz="4" w:space="0" w:color="000000"/>
-              <w:left w:val="nil"/>
-              <w:bottom w:val="single" w:sz="4" w:space="0" w:color="000000"/>
-              <w:right w:val="single" w:sz="4" w:space="0" w:color="000000"/>
-            </w:tcBorders>
-            <w:shd w:val="clear" w:color="auto" w:fill="FFFFFF" w:themeFill="background1"/>
-            <w:vAlign w:val="bottom"/>
-          </w:tcPr>
-          <w:p>
-            <w:pPr>
-              <w:spacing w:after="0" w:line="240" w:lineRule="auto"/>
-              <w:rPr>
-                <w:rFonts w:ascii="Arial" w:eastAsia="Arial" w:hAnsi="Arial" w:cs="Arial"/>
-                <w:sz w:val="20"/>
-                <w:szCs w:val="20"/>
-              </w:rPr>
-            </w:pPr>
-            <w:r>
-              <w:rPr>
-                <w:rFonts w:ascii="Arial" w:eastAsia="Arial" w:hAnsi="Arial" w:cs="Arial"/>
-                <w:sz w:val="20"/>
-                <w:szCs w:val="20"/>
-              </w:rPr>
-              <w:t> </w:t>
-            </w:r>
-          </w:p>
-        </w:tc>
-        <w:tc>
-          <w:tcPr>
-            <w:tcW w:w="630" w:type="dxa"/>
-            <w:tcBorders>
-              <w:top w:val="single" w:sz="4" w:space="0" w:color="000000"/>
-              <w:left w:val="nil"/>
-              <w:bottom w:val="single" w:sz="4" w:space="0" w:color="000000"/>
-              <w:right w:val="single" w:sz="4" w:space="0" w:color="000000"/>
-            </w:tcBorders>
-            <w:shd w:val="clear" w:color="auto" w:fill="FFFFFF" w:themeFill="background1"/>
-            <w:vAlign w:val="bottom"/>
-          </w:tcPr>
-          <w:p>
-            <w:pPr>
-              <w:spacing w:after="0" w:line="240" w:lineRule="auto"/>
-              <w:rPr>
-                <w:rFonts w:ascii="Arial" w:eastAsia="Arial" w:hAnsi="Arial" w:cs="Arial"/>
-                <w:sz w:val="20"/>
-                <w:szCs w:val="20"/>
-              </w:rPr>
-            </w:pPr>
-            <w:r>
-              <w:rPr>
-                <w:rFonts w:ascii="Arial" w:eastAsia="Arial" w:hAnsi="Arial" w:cs="Arial"/>
-                <w:sz w:val="20"/>
-                <w:szCs w:val="20"/>
-              </w:rPr>
-              <w:t> </w:t>
-            </w:r>
-          </w:p>
-        </w:tc>
-        <w:tc>
-          <w:tcPr>
-            <w:tcW w:w="630" w:type="dxa"/>
-            <w:tcBorders>
-              <w:top w:val="single" w:sz="4" w:space="0" w:color="000000"/>
-              <w:left w:val="nil"/>
-              <w:bottom w:val="single" w:sz="4" w:space="0" w:color="000000"/>
-              <w:right w:val="single" w:sz="4" w:space="0" w:color="000000"/>
-            </w:tcBorders>
-            <w:shd w:val="clear" w:color="auto" w:fill="FFFFFF" w:themeFill="background1"/>
-            <w:vAlign w:val="bottom"/>
-          </w:tcPr>
-          <w:p>
-            <w:pPr>
-              <w:spacing w:after="0" w:line="240" w:lineRule="auto"/>
-              <w:rPr>
-                <w:rFonts w:ascii="Arial" w:hAnsi="Arial" w:cs="Arial"/>
-                <w:sz w:val="20"/>
-                <w:szCs w:val="20"/>
-              </w:rPr>
-            </w:pPr>
-            <w:r>
-              <w:rPr>
-                <w:rFonts w:ascii="Arial" w:hAnsi="Arial" w:cs="Arial"/>
-                <w:sz w:val="20"/>
-                <w:szCs w:val="20"/>
-              </w:rPr>
-              <w:t> </w:t>
-            </w:r>
-          </w:p>
-        </w:tc>
-        <w:tc>
-          <w:tcPr>
-            <w:tcW w:w="630" w:type="dxa"/>
-            <w:tcBorders>
-              <w:top w:val="single" w:sz="4" w:space="0" w:color="000000"/>
-              <w:left w:val="nil"/>
-              <w:bottom w:val="single" w:sz="4" w:space="0" w:color="000000"/>
-              <w:right w:val="single" w:sz="4" w:space="0" w:color="000000"/>
-            </w:tcBorders>
-            <w:shd w:val="clear" w:color="auto" w:fill="FFFFFF" w:themeFill="background1"/>
-            <w:vAlign w:val="bottom"/>
-          </w:tcPr>
-          <w:p>
-            <w:pPr>
-              <w:spacing w:after="0" w:line="240" w:lineRule="auto"/>
-              <w:rPr>
-                <w:rFonts w:ascii="Arial" w:hAnsi="Arial" w:cs="Arial"/>
-                <w:sz w:val="20"/>
-                <w:szCs w:val="20"/>
-              </w:rPr>
-            </w:pPr>
-            <w:r>
-              <w:rPr>
-                <w:rFonts w:ascii="Arial" w:hAnsi="Arial" w:cs="Arial"/>
-                <w:sz w:val="20"/>
-                <w:szCs w:val="20"/>
-              </w:rPr>
-              <w:t> </w:t>
-            </w:r>
-          </w:p>
-        </w:tc>
-        <w:tc>
-          <w:tcPr>
-            <w:tcW w:w="630" w:type="dxa"/>
-            <w:tcBorders>
-              <w:top w:val="single" w:sz="4" w:space="0" w:color="000000"/>
-              <w:left w:val="nil"/>
-              <w:bottom w:val="single" w:sz="4" w:space="0" w:color="000000"/>
-              <w:right w:val="single" w:sz="4" w:space="0" w:color="000000"/>
-            </w:tcBorders>
-            <w:shd w:val="clear" w:color="auto" w:fill="FFFFFF" w:themeFill="background1"/>
-            <w:vAlign w:val="bottom"/>
-          </w:tcPr>
-          <w:p>
-            <w:pPr>
-              <w:spacing w:after="0" w:line="240" w:lineRule="auto"/>
-              <w:rPr>
-                <w:rFonts w:ascii="Arial" w:hAnsi="Arial" w:cs="Arial"/>
-                <w:sz w:val="20"/>
-                <w:szCs w:val="20"/>
-              </w:rPr>
-            </w:pPr>
-            <w:r>
-              <w:rPr>
-                <w:rFonts w:ascii="Arial" w:hAnsi="Arial" w:cs="Arial"/>
-                <w:sz w:val="20"/>
-                <w:szCs w:val="20"/>
-              </w:rPr>
-              <w:t> </w:t>
-            </w:r>
-          </w:p>
-        </w:tc>
-        <w:tc>
-          <w:tcPr>
-            <w:tcW w:w="630" w:type="dxa"/>
-            <w:tcBorders>
-              <w:top w:val="single" w:sz="4" w:space="0" w:color="000000"/>
-              <w:left w:val="nil"/>
-              <w:bottom w:val="single" w:sz="4" w:space="0" w:color="000000"/>
-              <w:right w:val="single" w:sz="4" w:space="0" w:color="000000"/>
-            </w:tcBorders>
-            <w:shd w:val="clear" w:color="auto" w:fill="FFFFFF" w:themeFill="background1"/>
-            <w:vAlign w:val="bottom"/>
-          </w:tcPr>
-          <w:p>
-            <w:pPr>
-              <w:spacing w:after="0" w:line="240" w:lineRule="auto"/>
-              <w:rPr>
-                <w:rFonts w:ascii="Arial" w:hAnsi="Arial" w:cs="Arial"/>
-                <w:sz w:val="20"/>
-                <w:szCs w:val="20"/>
-              </w:rPr>
-            </w:pPr>
-            <w:r>
-              <w:rPr>
-                <w:rFonts w:ascii="Arial" w:hAnsi="Arial" w:cs="Arial"/>
-                <w:sz w:val="20"/>
-                <w:szCs w:val="20"/>
-              </w:rPr>
-              <w:t> </w:t>
-            </w:r>
-          </w:p>
-        </w:tc>
-        <w:tc>
-          <w:tcPr>
-            <w:tcW w:w="630" w:type="dxa"/>
-            <w:tcBorders>
-              <w:top w:val="single" w:sz="4" w:space="0" w:color="000000"/>
-              <w:left w:val="nil"/>
-              <w:bottom w:val="single" w:sz="4" w:space="0" w:color="000000"/>
-              <w:right w:val="single" w:sz="4" w:space="0" w:color="000000"/>
-            </w:tcBorders>
-            <w:shd w:val="clear" w:color="auto" w:fill="FFFFFF" w:themeFill="background1"/>
-            <w:vAlign w:val="bottom"/>
-          </w:tcPr>
-          <w:p>
-            <w:pPr>
-              <w:spacing w:after="0" w:line="240" w:lineRule="auto"/>
-              <w:rPr>
-                <w:rFonts w:ascii="Arial" w:hAnsi="Arial" w:cs="Arial"/>
-                <w:sz w:val="20"/>
-                <w:szCs w:val="20"/>
-              </w:rPr>
-            </w:pPr>
-            <w:r>
-              <w:rPr>
-                <w:rFonts w:ascii="Arial" w:hAnsi="Arial" w:cs="Arial"/>
-                <w:sz w:val="20"/>
-                <w:szCs w:val="20"/>
-              </w:rPr>
-              <w:t> </w:t>
-            </w:r>
-          </w:p>
-        </w:tc>
-        <w:tc>
-          <w:tcPr>
-            <w:tcW w:w="630" w:type="dxa"/>
-            <w:tcBorders>
-              <w:top w:val="single" w:sz="4" w:space="0" w:color="000000"/>
-              <w:left w:val="nil"/>
-              <w:bottom w:val="single" w:sz="4" w:space="0" w:color="000000"/>
-              <w:right w:val="single" w:sz="4" w:space="0" w:color="000000"/>
-            </w:tcBorders>
-            <w:shd w:val="clear" w:color="auto" w:fill="FFFFFF" w:themeFill="background1"/>
-            <w:vAlign w:val="bottom"/>
-          </w:tcPr>
-          <w:p>
-            <w:pPr>
-              <w:spacing w:after="0" w:line="240" w:lineRule="auto"/>
-              <w:rPr>
-                <w:rFonts w:ascii="Arial" w:hAnsi="Arial" w:cs="Arial"/>
-                <w:b/>
-                <w:sz w:val="20"/>
-                <w:szCs w:val="20"/>
-              </w:rPr>
-            </w:pPr>
-            <w:r>
-              <w:rPr>
-                <w:rFonts w:ascii="Arial" w:hAnsi="Arial" w:cs="Arial"/>
-                <w:sz w:val="20"/>
-                <w:szCs w:val="20"/>
-              </w:rPr>
-              <w:t> </w:t>
-            </w:r>
-            <w:r>
-              <w:rPr>
-                <w:rFonts w:ascii="Arial" w:hAnsi="Arial" w:cs="Arial"/>
-                <w:color w:val="0070C0"/>
-                <w:sz w:val="20"/>
-                <w:szCs w:val="20"/>
-              </w:rPr>
-              <w:t> </w:t>
-            </w:r>
-          </w:p>
-        </w:tc>
-        <w:tc>
-          <w:tcPr>
-            <w:tcW w:w="630" w:type="dxa"/>
-            <w:tcBorders>
-              <w:top w:val="single" w:sz="4" w:space="0" w:color="000000"/>
-              <w:left w:val="nil"/>
-              <w:bottom w:val="single" w:sz="4" w:space="0" w:color="000000"/>
-              <w:right w:val="single" w:sz="4" w:space="0" w:color="000000"/>
-            </w:tcBorders>
-            <w:shd w:val="clear" w:color="auto" w:fill="FFFFFF" w:themeFill="background1"/>
-            <w:vAlign w:val="bottom"/>
-          </w:tcPr>
-          <w:p>
-            <w:pPr>
-              <w:spacing w:after="0" w:line="240" w:lineRule="auto"/>
-              <w:rPr>
-                <w:rFonts w:ascii="Arial" w:hAnsi="Arial" w:cs="Arial"/>
-                <w:sz w:val="20"/>
-                <w:szCs w:val="20"/>
-              </w:rPr>
-            </w:pPr>
-            <w:r>
-              <w:rPr>
-                <w:rFonts w:ascii="Arial" w:hAnsi="Arial" w:cs="Arial"/>
-                <w:sz w:val="20"/>
-                <w:szCs w:val="20"/>
-              </w:rPr>
-              <w:t> </w:t>
-            </w:r>
-          </w:p>
-        </w:tc>
-        <w:tc>
-          <w:tcPr>
-            <w:tcW w:w="630" w:type="dxa"/>
-            <w:tcBorders>
-              <w:top w:val="single" w:sz="4" w:space="0" w:color="000000"/>
-              <w:left w:val="nil"/>
-              <w:bottom w:val="single" w:sz="4" w:space="0" w:color="000000"/>
-              <w:right w:val="single" w:sz="4" w:space="0" w:color="000000"/>
-            </w:tcBorders>
-            <w:shd w:val="clear" w:color="auto" w:fill="FFFFFF" w:themeFill="background1"/>
-            <w:vAlign w:val="bottom"/>
-          </w:tcPr>
-          <w:p>
-            <w:pPr>
-              <w:spacing w:after="0" w:line="240" w:lineRule="auto"/>
-              <w:rPr>
-                <w:rFonts w:ascii="Arial" w:eastAsia="Arial" w:hAnsi="Arial" w:cs="Arial"/>
-                <w:sz w:val="20"/>
-                <w:szCs w:val="20"/>
-              </w:rPr>
-            </w:pPr>
-            <w:r>
-              <w:rPr>
-                <w:rFonts w:ascii="Arial" w:eastAsia="Arial" w:hAnsi="Arial" w:cs="Arial"/>
-                <w:sz w:val="20"/>
-                <w:szCs w:val="20"/>
-              </w:rPr>
-              <w:t> </w:t>
-            </w:r>
-          </w:p>
-        </w:tc>
-        <w:tc>
-          <w:tcPr>
-            <w:tcW w:w="630" w:type="dxa"/>
-            <w:tcBorders>
-              <w:top w:val="single" w:sz="4" w:space="0" w:color="000000"/>
-              <w:left w:val="nil"/>
-              <w:bottom w:val="single" w:sz="4" w:space="0" w:color="000000"/>
-              <w:right w:val="single" w:sz="4" w:space="0" w:color="000000"/>
-            </w:tcBorders>
-            <w:shd w:val="clear" w:color="auto" w:fill="FFFFFF" w:themeFill="background1"/>
-            <w:vAlign w:val="bottom"/>
-          </w:tcPr>
-          <w:p>
-            <w:pPr>
-              <w:spacing w:after="0" w:line="240" w:lineRule="auto"/>
-              <w:rPr>
-                <w:rFonts w:ascii="Arial" w:eastAsia="Arial" w:hAnsi="Arial" w:cs="Arial"/>
-                <w:sz w:val="20"/>
-                <w:szCs w:val="20"/>
-              </w:rPr>
-            </w:pPr>
-            <w:r>
-              <w:rPr>
-                <w:rFonts w:ascii="Arial" w:eastAsia="Arial" w:hAnsi="Arial" w:cs="Arial"/>
-                <w:sz w:val="20"/>
-                <w:szCs w:val="20"/>
-              </w:rPr>
-              <w:t> </w:t>
-            </w:r>
-          </w:p>
-        </w:tc>
-      </w:tr>
-      <w:tr>
-        <w:trPr>
-          <w:trHeight w:val="255"/>
-        </w:trPr>
-        <w:tc>
-          <w:tcPr>
-            <w:tcW w:w="1530" w:type="dxa"/>
-            <w:vMerge/>
-            <w:tcBorders>
-              <w:top w:val="nil"/>
-              <w:left w:val="single" w:sz="4" w:space="0" w:color="000000"/>
-              <w:bottom w:val="single" w:sz="4" w:space="0" w:color="000000"/>
               <w:right w:val="single" w:sz="4" w:space="0" w:color="000000"/>
             </w:tcBorders>
           </w:tcPr>
@@ -7084,22 +6485,29 @@
                 <w:between w:val="nil"/>
               </w:pBdr>
               <w:spacing w:after="0" w:line="240" w:lineRule="auto"/>
-              <w:rPr>
-                <w:rFonts w:ascii="Arial" w:eastAsia="Arial" w:hAnsi="Arial" w:cs="Arial"/>
-                <w:sz w:val="20"/>
-                <w:szCs w:val="20"/>
-              </w:rPr>
-            </w:pPr>
+              <w:jc w:val="center"/>
+              <w:rPr>
+                <w:rFonts w:ascii="Arial" w:eastAsia="Arial" w:hAnsi="Arial" w:cs="Arial"/>
+                <w:sz w:val="20"/>
+                <w:szCs w:val="20"/>
+              </w:rPr>
+            </w:pPr>
+            <w:r>
+              <w:rPr>
+                <w:rFonts w:ascii="Arial" w:eastAsia="Arial" w:hAnsi="Arial" w:cs="Arial"/>
+                <w:sz w:val="20"/>
+                <w:szCs w:val="20"/>
+              </w:rPr>
+              <w:t>06</w:t>
+            </w:r>
           </w:p>
         </w:tc>
         <w:tc>
           <w:tcPr>
             <w:tcW w:w="3118" w:type="dxa"/>
-            <w:vMerge/>
-            <w:tcBorders>
-              <w:top w:val="nil"/>
+            <w:vMerge w:val="restart"/>
+            <w:tcBorders>
               <w:left w:val="single" w:sz="4" w:space="0" w:color="000000"/>
-              <w:bottom w:val="single" w:sz="4" w:space="0" w:color="000000"/>
               <w:right w:val="single" w:sz="4" w:space="0" w:color="000000"/>
             </w:tcBorders>
           </w:tcPr>
@@ -7113,6 +6521,3263 @@
                 <w:right w:val="nil"/>
                 <w:between w:val="nil"/>
               </w:pBdr>
+              <w:tabs>
+                <w:tab w:val="left" w:pos="506"/>
+              </w:tabs>
+              <w:spacing w:after="0" w:line="240" w:lineRule="auto"/>
+              <w:rPr>
+                <w:rFonts w:ascii="Arial" w:eastAsia="Arial" w:hAnsi="Arial" w:cs="Arial"/>
+                <w:sz w:val="20"/>
+                <w:szCs w:val="20"/>
+              </w:rPr>
+            </w:pPr>
+            <w:r>
+              <w:rPr>
+                <w:rFonts w:ascii="Arial" w:eastAsia="Arial" w:hAnsi="Arial" w:cs="Arial"/>
+                <w:sz w:val="20"/>
+                <w:szCs w:val="20"/>
+              </w:rPr>
+              <w:t>Capítulo 3</w:t>
+            </w:r>
+          </w:p>
+        </w:tc>
+        <w:tc>
+          <w:tcPr>
+            <w:tcW w:w="630" w:type="dxa"/>
+            <w:tcBorders>
+              <w:top w:val="single" w:sz="4" w:space="0" w:color="000000"/>
+              <w:left w:val="nil"/>
+              <w:bottom w:val="single" w:sz="4" w:space="0" w:color="000000"/>
+              <w:right w:val="single" w:sz="4" w:space="0" w:color="000000"/>
+            </w:tcBorders>
+            <w:shd w:val="clear" w:color="auto" w:fill="FFFFFF" w:themeFill="background1"/>
+            <w:vAlign w:val="bottom"/>
+          </w:tcPr>
+          <w:p>
+            <w:pPr>
+              <w:spacing w:after="0" w:line="240" w:lineRule="auto"/>
+              <w:rPr>
+                <w:rFonts w:ascii="Arial" w:hAnsi="Arial" w:cs="Arial"/>
+                <w:sz w:val="20"/>
+                <w:szCs w:val="20"/>
+              </w:rPr>
+            </w:pPr>
+          </w:p>
+        </w:tc>
+        <w:tc>
+          <w:tcPr>
+            <w:tcW w:w="630" w:type="dxa"/>
+            <w:tcBorders>
+              <w:top w:val="single" w:sz="4" w:space="0" w:color="000000"/>
+              <w:left w:val="nil"/>
+              <w:bottom w:val="single" w:sz="4" w:space="0" w:color="000000"/>
+              <w:right w:val="single" w:sz="4" w:space="0" w:color="000000"/>
+            </w:tcBorders>
+            <w:shd w:val="clear" w:color="auto" w:fill="00B0F0"/>
+            <w:vAlign w:val="bottom"/>
+          </w:tcPr>
+          <w:p>
+            <w:pPr>
+              <w:spacing w:after="0" w:line="240" w:lineRule="auto"/>
+              <w:rPr>
+                <w:rFonts w:ascii="Arial" w:hAnsi="Arial" w:cs="Arial"/>
+                <w:sz w:val="20"/>
+                <w:szCs w:val="20"/>
+              </w:rPr>
+            </w:pPr>
+            <w:r>
+              <w:rPr>
+                <w:rFonts w:ascii="Arial" w:hAnsi="Arial" w:cs="Arial"/>
+                <w:sz w:val="20"/>
+                <w:szCs w:val="20"/>
+              </w:rPr>
+              <w:t>P</w:t>
+            </w:r>
+          </w:p>
+        </w:tc>
+        <w:tc>
+          <w:tcPr>
+            <w:tcW w:w="630" w:type="dxa"/>
+            <w:tcBorders>
+              <w:top w:val="single" w:sz="4" w:space="0" w:color="000000"/>
+              <w:left w:val="nil"/>
+              <w:bottom w:val="single" w:sz="4" w:space="0" w:color="000000"/>
+              <w:right w:val="single" w:sz="4" w:space="0" w:color="000000"/>
+            </w:tcBorders>
+            <w:shd w:val="clear" w:color="auto" w:fill="FFFFFF" w:themeFill="background1"/>
+            <w:vAlign w:val="bottom"/>
+          </w:tcPr>
+          <w:p>
+            <w:pPr>
+              <w:spacing w:after="0" w:line="240" w:lineRule="auto"/>
+              <w:rPr>
+                <w:rFonts w:ascii="Arial" w:hAnsi="Arial" w:cs="Arial"/>
+                <w:sz w:val="20"/>
+                <w:szCs w:val="20"/>
+              </w:rPr>
+            </w:pPr>
+          </w:p>
+        </w:tc>
+        <w:tc>
+          <w:tcPr>
+            <w:tcW w:w="630" w:type="dxa"/>
+            <w:tcBorders>
+              <w:top w:val="single" w:sz="4" w:space="0" w:color="000000"/>
+              <w:left w:val="nil"/>
+              <w:bottom w:val="single" w:sz="4" w:space="0" w:color="000000"/>
+              <w:right w:val="single" w:sz="4" w:space="0" w:color="000000"/>
+            </w:tcBorders>
+            <w:shd w:val="clear" w:color="auto" w:fill="FFFFFF" w:themeFill="background1"/>
+            <w:vAlign w:val="bottom"/>
+          </w:tcPr>
+          <w:p>
+            <w:pPr>
+              <w:spacing w:after="0" w:line="240" w:lineRule="auto"/>
+              <w:rPr>
+                <w:rFonts w:ascii="Arial" w:hAnsi="Arial" w:cs="Arial"/>
+                <w:sz w:val="20"/>
+                <w:szCs w:val="20"/>
+              </w:rPr>
+            </w:pPr>
+          </w:p>
+        </w:tc>
+        <w:tc>
+          <w:tcPr>
+            <w:tcW w:w="630" w:type="dxa"/>
+            <w:tcBorders>
+              <w:top w:val="single" w:sz="4" w:space="0" w:color="000000"/>
+              <w:left w:val="single" w:sz="4" w:space="0" w:color="000000"/>
+              <w:bottom w:val="single" w:sz="4" w:space="0" w:color="000000"/>
+              <w:right w:val="single" w:sz="4" w:space="0" w:color="000000"/>
+            </w:tcBorders>
+            <w:shd w:val="clear" w:color="auto" w:fill="FFFFFF" w:themeFill="background1"/>
+            <w:vAlign w:val="bottom"/>
+          </w:tcPr>
+          <w:p>
+            <w:pPr>
+              <w:spacing w:after="0" w:line="240" w:lineRule="auto"/>
+              <w:rPr>
+                <w:rFonts w:ascii="Arial" w:hAnsi="Arial" w:cs="Arial"/>
+                <w:sz w:val="20"/>
+                <w:szCs w:val="20"/>
+              </w:rPr>
+            </w:pPr>
+          </w:p>
+        </w:tc>
+        <w:tc>
+          <w:tcPr>
+            <w:tcW w:w="630" w:type="dxa"/>
+            <w:tcBorders>
+              <w:top w:val="single" w:sz="4" w:space="0" w:color="000000"/>
+              <w:left w:val="nil"/>
+              <w:bottom w:val="single" w:sz="4" w:space="0" w:color="000000"/>
+              <w:right w:val="single" w:sz="4" w:space="0" w:color="000000"/>
+            </w:tcBorders>
+            <w:shd w:val="clear" w:color="auto" w:fill="FFFFFF" w:themeFill="background1"/>
+            <w:vAlign w:val="bottom"/>
+          </w:tcPr>
+          <w:p>
+            <w:pPr>
+              <w:spacing w:after="0" w:line="240" w:lineRule="auto"/>
+              <w:rPr>
+                <w:rFonts w:ascii="Arial" w:eastAsia="Arial" w:hAnsi="Arial" w:cs="Arial"/>
+                <w:sz w:val="20"/>
+                <w:szCs w:val="20"/>
+              </w:rPr>
+            </w:pPr>
+          </w:p>
+        </w:tc>
+        <w:tc>
+          <w:tcPr>
+            <w:tcW w:w="630" w:type="dxa"/>
+            <w:tcBorders>
+              <w:top w:val="single" w:sz="4" w:space="0" w:color="000000"/>
+              <w:left w:val="nil"/>
+              <w:bottom w:val="single" w:sz="4" w:space="0" w:color="000000"/>
+              <w:right w:val="single" w:sz="4" w:space="0" w:color="000000"/>
+            </w:tcBorders>
+            <w:shd w:val="clear" w:color="auto" w:fill="FFFFFF" w:themeFill="background1"/>
+            <w:vAlign w:val="bottom"/>
+          </w:tcPr>
+          <w:p>
+            <w:pPr>
+              <w:spacing w:after="0" w:line="240" w:lineRule="auto"/>
+              <w:rPr>
+                <w:rFonts w:ascii="Arial" w:eastAsia="Arial" w:hAnsi="Arial" w:cs="Arial"/>
+                <w:sz w:val="20"/>
+                <w:szCs w:val="20"/>
+              </w:rPr>
+            </w:pPr>
+          </w:p>
+        </w:tc>
+        <w:tc>
+          <w:tcPr>
+            <w:tcW w:w="630" w:type="dxa"/>
+            <w:tcBorders>
+              <w:top w:val="single" w:sz="4" w:space="0" w:color="000000"/>
+              <w:left w:val="nil"/>
+              <w:bottom w:val="single" w:sz="4" w:space="0" w:color="000000"/>
+              <w:right w:val="single" w:sz="4" w:space="0" w:color="000000"/>
+            </w:tcBorders>
+            <w:shd w:val="clear" w:color="auto" w:fill="FFFFFF" w:themeFill="background1"/>
+            <w:vAlign w:val="bottom"/>
+          </w:tcPr>
+          <w:p>
+            <w:pPr>
+              <w:spacing w:after="0" w:line="240" w:lineRule="auto"/>
+              <w:rPr>
+                <w:rFonts w:ascii="Arial" w:hAnsi="Arial" w:cs="Arial"/>
+                <w:sz w:val="20"/>
+                <w:szCs w:val="20"/>
+              </w:rPr>
+            </w:pPr>
+          </w:p>
+        </w:tc>
+        <w:tc>
+          <w:tcPr>
+            <w:tcW w:w="630" w:type="dxa"/>
+            <w:tcBorders>
+              <w:top w:val="single" w:sz="4" w:space="0" w:color="000000"/>
+              <w:left w:val="nil"/>
+              <w:bottom w:val="single" w:sz="4" w:space="0" w:color="000000"/>
+              <w:right w:val="single" w:sz="4" w:space="0" w:color="000000"/>
+            </w:tcBorders>
+            <w:shd w:val="clear" w:color="auto" w:fill="FFFFFF" w:themeFill="background1"/>
+            <w:vAlign w:val="bottom"/>
+          </w:tcPr>
+          <w:p>
+            <w:pPr>
+              <w:spacing w:after="0" w:line="240" w:lineRule="auto"/>
+              <w:rPr>
+                <w:rFonts w:ascii="Arial" w:hAnsi="Arial" w:cs="Arial"/>
+                <w:sz w:val="20"/>
+                <w:szCs w:val="20"/>
+              </w:rPr>
+            </w:pPr>
+          </w:p>
+        </w:tc>
+        <w:tc>
+          <w:tcPr>
+            <w:tcW w:w="630" w:type="dxa"/>
+            <w:tcBorders>
+              <w:top w:val="single" w:sz="4" w:space="0" w:color="000000"/>
+              <w:left w:val="nil"/>
+              <w:bottom w:val="single" w:sz="4" w:space="0" w:color="000000"/>
+              <w:right w:val="single" w:sz="4" w:space="0" w:color="000000"/>
+            </w:tcBorders>
+            <w:shd w:val="clear" w:color="auto" w:fill="FFFFFF" w:themeFill="background1"/>
+            <w:vAlign w:val="bottom"/>
+          </w:tcPr>
+          <w:p>
+            <w:pPr>
+              <w:spacing w:after="0" w:line="240" w:lineRule="auto"/>
+              <w:rPr>
+                <w:rFonts w:ascii="Arial" w:hAnsi="Arial" w:cs="Arial"/>
+                <w:sz w:val="20"/>
+                <w:szCs w:val="20"/>
+              </w:rPr>
+            </w:pPr>
+          </w:p>
+        </w:tc>
+        <w:tc>
+          <w:tcPr>
+            <w:tcW w:w="630" w:type="dxa"/>
+            <w:tcBorders>
+              <w:top w:val="single" w:sz="4" w:space="0" w:color="000000"/>
+              <w:left w:val="nil"/>
+              <w:bottom w:val="single" w:sz="4" w:space="0" w:color="000000"/>
+              <w:right w:val="single" w:sz="4" w:space="0" w:color="000000"/>
+            </w:tcBorders>
+            <w:shd w:val="clear" w:color="auto" w:fill="FFFFFF" w:themeFill="background1"/>
+            <w:vAlign w:val="bottom"/>
+          </w:tcPr>
+          <w:p>
+            <w:pPr>
+              <w:spacing w:after="0" w:line="240" w:lineRule="auto"/>
+              <w:rPr>
+                <w:rFonts w:ascii="Arial" w:hAnsi="Arial" w:cs="Arial"/>
+                <w:sz w:val="20"/>
+                <w:szCs w:val="20"/>
+              </w:rPr>
+            </w:pPr>
+          </w:p>
+        </w:tc>
+        <w:tc>
+          <w:tcPr>
+            <w:tcW w:w="630" w:type="dxa"/>
+            <w:tcBorders>
+              <w:top w:val="single" w:sz="4" w:space="0" w:color="000000"/>
+              <w:left w:val="nil"/>
+              <w:bottom w:val="single" w:sz="4" w:space="0" w:color="000000"/>
+              <w:right w:val="single" w:sz="4" w:space="0" w:color="000000"/>
+            </w:tcBorders>
+            <w:shd w:val="clear" w:color="auto" w:fill="FFFFFF" w:themeFill="background1"/>
+            <w:vAlign w:val="bottom"/>
+          </w:tcPr>
+          <w:p>
+            <w:pPr>
+              <w:spacing w:after="0" w:line="240" w:lineRule="auto"/>
+              <w:rPr>
+                <w:rFonts w:ascii="Arial" w:hAnsi="Arial" w:cs="Arial"/>
+                <w:sz w:val="20"/>
+                <w:szCs w:val="20"/>
+              </w:rPr>
+            </w:pPr>
+          </w:p>
+        </w:tc>
+        <w:tc>
+          <w:tcPr>
+            <w:tcW w:w="630" w:type="dxa"/>
+            <w:tcBorders>
+              <w:top w:val="single" w:sz="4" w:space="0" w:color="000000"/>
+              <w:left w:val="nil"/>
+              <w:bottom w:val="single" w:sz="4" w:space="0" w:color="000000"/>
+              <w:right w:val="single" w:sz="4" w:space="0" w:color="000000"/>
+            </w:tcBorders>
+            <w:shd w:val="clear" w:color="auto" w:fill="FFFFFF" w:themeFill="background1"/>
+            <w:vAlign w:val="bottom"/>
+          </w:tcPr>
+          <w:p>
+            <w:pPr>
+              <w:spacing w:after="0" w:line="240" w:lineRule="auto"/>
+              <w:rPr>
+                <w:rFonts w:ascii="Arial" w:hAnsi="Arial" w:cs="Arial"/>
+                <w:sz w:val="20"/>
+                <w:szCs w:val="20"/>
+              </w:rPr>
+            </w:pPr>
+          </w:p>
+        </w:tc>
+        <w:tc>
+          <w:tcPr>
+            <w:tcW w:w="630" w:type="dxa"/>
+            <w:tcBorders>
+              <w:top w:val="single" w:sz="4" w:space="0" w:color="000000"/>
+              <w:left w:val="nil"/>
+              <w:bottom w:val="single" w:sz="4" w:space="0" w:color="000000"/>
+              <w:right w:val="single" w:sz="4" w:space="0" w:color="000000"/>
+            </w:tcBorders>
+            <w:shd w:val="clear" w:color="auto" w:fill="FFFFFF" w:themeFill="background1"/>
+            <w:vAlign w:val="bottom"/>
+          </w:tcPr>
+          <w:p>
+            <w:pPr>
+              <w:spacing w:after="0" w:line="240" w:lineRule="auto"/>
+              <w:rPr>
+                <w:rFonts w:ascii="Arial" w:hAnsi="Arial" w:cs="Arial"/>
+                <w:sz w:val="20"/>
+                <w:szCs w:val="20"/>
+              </w:rPr>
+            </w:pPr>
+          </w:p>
+        </w:tc>
+        <w:tc>
+          <w:tcPr>
+            <w:tcW w:w="630" w:type="dxa"/>
+            <w:tcBorders>
+              <w:top w:val="single" w:sz="4" w:space="0" w:color="000000"/>
+              <w:left w:val="nil"/>
+              <w:bottom w:val="single" w:sz="4" w:space="0" w:color="000000"/>
+              <w:right w:val="single" w:sz="4" w:space="0" w:color="000000"/>
+            </w:tcBorders>
+            <w:shd w:val="clear" w:color="auto" w:fill="FFFFFF" w:themeFill="background1"/>
+            <w:vAlign w:val="bottom"/>
+          </w:tcPr>
+          <w:p>
+            <w:pPr>
+              <w:spacing w:after="0" w:line="240" w:lineRule="auto"/>
+              <w:rPr>
+                <w:rFonts w:ascii="Arial" w:eastAsia="Arial" w:hAnsi="Arial" w:cs="Arial"/>
+                <w:sz w:val="20"/>
+                <w:szCs w:val="20"/>
+              </w:rPr>
+            </w:pPr>
+          </w:p>
+        </w:tc>
+        <w:tc>
+          <w:tcPr>
+            <w:tcW w:w="630" w:type="dxa"/>
+            <w:tcBorders>
+              <w:top w:val="single" w:sz="4" w:space="0" w:color="000000"/>
+              <w:left w:val="nil"/>
+              <w:bottom w:val="single" w:sz="4" w:space="0" w:color="000000"/>
+              <w:right w:val="single" w:sz="4" w:space="0" w:color="000000"/>
+            </w:tcBorders>
+            <w:shd w:val="clear" w:color="auto" w:fill="FFFFFF" w:themeFill="background1"/>
+            <w:vAlign w:val="bottom"/>
+          </w:tcPr>
+          <w:p>
+            <w:pPr>
+              <w:spacing w:after="0" w:line="240" w:lineRule="auto"/>
+              <w:rPr>
+                <w:rFonts w:ascii="Arial" w:eastAsia="Arial" w:hAnsi="Arial" w:cs="Arial"/>
+                <w:sz w:val="20"/>
+                <w:szCs w:val="20"/>
+              </w:rPr>
+            </w:pPr>
+          </w:p>
+        </w:tc>
+      </w:tr>
+      <w:tr>
+        <w:trPr>
+          <w:trHeight w:val="135"/>
+        </w:trPr>
+        <w:tc>
+          <w:tcPr>
+            <w:tcW w:w="1530" w:type="dxa"/>
+            <w:vMerge/>
+            <w:tcBorders>
+              <w:left w:val="single" w:sz="4" w:space="0" w:color="000000"/>
+              <w:bottom w:val="single" w:sz="4" w:space="0" w:color="000000"/>
+              <w:right w:val="single" w:sz="4" w:space="0" w:color="000000"/>
+            </w:tcBorders>
+          </w:tcPr>
+          <w:p>
+            <w:pPr>
+              <w:widowControl w:val="0"/>
+              <w:pBdr>
+                <w:top w:val="nil"/>
+                <w:left w:val="nil"/>
+                <w:bottom w:val="nil"/>
+                <w:right w:val="nil"/>
+                <w:between w:val="nil"/>
+              </w:pBdr>
+              <w:spacing w:after="0" w:line="240" w:lineRule="auto"/>
+              <w:jc w:val="center"/>
+              <w:rPr>
+                <w:rFonts w:ascii="Arial" w:eastAsia="Arial" w:hAnsi="Arial" w:cs="Arial"/>
+                <w:sz w:val="20"/>
+                <w:szCs w:val="20"/>
+              </w:rPr>
+            </w:pPr>
+          </w:p>
+        </w:tc>
+        <w:tc>
+          <w:tcPr>
+            <w:tcW w:w="3118" w:type="dxa"/>
+            <w:vMerge/>
+            <w:tcBorders>
+              <w:left w:val="single" w:sz="4" w:space="0" w:color="000000"/>
+              <w:bottom w:val="single" w:sz="4" w:space="0" w:color="000000"/>
+              <w:right w:val="single" w:sz="4" w:space="0" w:color="000000"/>
+            </w:tcBorders>
+          </w:tcPr>
+          <w:p>
+            <w:pPr>
+              <w:widowControl w:val="0"/>
+              <w:pBdr>
+                <w:top w:val="nil"/>
+                <w:left w:val="nil"/>
+                <w:bottom w:val="nil"/>
+                <w:right w:val="nil"/>
+                <w:between w:val="nil"/>
+              </w:pBdr>
+              <w:spacing w:after="0" w:line="240" w:lineRule="auto"/>
+              <w:rPr>
+                <w:rFonts w:ascii="Arial" w:eastAsia="Arial" w:hAnsi="Arial" w:cs="Arial"/>
+                <w:sz w:val="20"/>
+                <w:szCs w:val="20"/>
+              </w:rPr>
+            </w:pPr>
+          </w:p>
+        </w:tc>
+        <w:tc>
+          <w:tcPr>
+            <w:tcW w:w="630" w:type="dxa"/>
+            <w:tcBorders>
+              <w:top w:val="single" w:sz="4" w:space="0" w:color="000000"/>
+              <w:left w:val="nil"/>
+              <w:bottom w:val="single" w:sz="4" w:space="0" w:color="000000"/>
+              <w:right w:val="single" w:sz="4" w:space="0" w:color="000000"/>
+            </w:tcBorders>
+            <w:shd w:val="clear" w:color="auto" w:fill="FFFFFF" w:themeFill="background1"/>
+            <w:vAlign w:val="bottom"/>
+          </w:tcPr>
+          <w:p>
+            <w:pPr>
+              <w:spacing w:after="0" w:line="240" w:lineRule="auto"/>
+              <w:rPr>
+                <w:rFonts w:ascii="Arial" w:hAnsi="Arial" w:cs="Arial"/>
+                <w:sz w:val="20"/>
+                <w:szCs w:val="20"/>
+              </w:rPr>
+            </w:pPr>
+          </w:p>
+        </w:tc>
+        <w:tc>
+          <w:tcPr>
+            <w:tcW w:w="630" w:type="dxa"/>
+            <w:tcBorders>
+              <w:top w:val="single" w:sz="4" w:space="0" w:color="000000"/>
+              <w:left w:val="nil"/>
+              <w:bottom w:val="single" w:sz="4" w:space="0" w:color="000000"/>
+              <w:right w:val="single" w:sz="4" w:space="0" w:color="000000"/>
+            </w:tcBorders>
+            <w:shd w:val="clear" w:color="auto" w:fill="FFFFFF" w:themeFill="background1"/>
+            <w:vAlign w:val="bottom"/>
+          </w:tcPr>
+          <w:p>
+            <w:pPr>
+              <w:spacing w:after="0" w:line="240" w:lineRule="auto"/>
+              <w:rPr>
+                <w:rFonts w:ascii="Arial" w:hAnsi="Arial" w:cs="Arial"/>
+                <w:sz w:val="20"/>
+                <w:szCs w:val="20"/>
+              </w:rPr>
+            </w:pPr>
+          </w:p>
+        </w:tc>
+        <w:tc>
+          <w:tcPr>
+            <w:tcW w:w="630" w:type="dxa"/>
+            <w:tcBorders>
+              <w:top w:val="single" w:sz="4" w:space="0" w:color="000000"/>
+              <w:left w:val="nil"/>
+              <w:bottom w:val="single" w:sz="4" w:space="0" w:color="000000"/>
+              <w:right w:val="single" w:sz="4" w:space="0" w:color="000000"/>
+            </w:tcBorders>
+            <w:shd w:val="clear" w:color="auto" w:fill="FFFFFF" w:themeFill="background1"/>
+            <w:vAlign w:val="bottom"/>
+          </w:tcPr>
+          <w:p>
+            <w:pPr>
+              <w:spacing w:after="0" w:line="240" w:lineRule="auto"/>
+              <w:rPr>
+                <w:rFonts w:ascii="Arial" w:hAnsi="Arial" w:cs="Arial"/>
+                <w:sz w:val="20"/>
+                <w:szCs w:val="20"/>
+              </w:rPr>
+            </w:pPr>
+          </w:p>
+        </w:tc>
+        <w:tc>
+          <w:tcPr>
+            <w:tcW w:w="630" w:type="dxa"/>
+            <w:tcBorders>
+              <w:top w:val="single" w:sz="4" w:space="0" w:color="000000"/>
+              <w:left w:val="nil"/>
+              <w:bottom w:val="single" w:sz="4" w:space="0" w:color="000000"/>
+              <w:right w:val="single" w:sz="4" w:space="0" w:color="000000"/>
+            </w:tcBorders>
+            <w:shd w:val="clear" w:color="auto" w:fill="70AD47" w:themeFill="accent6"/>
+            <w:vAlign w:val="bottom"/>
+          </w:tcPr>
+          <w:p>
+            <w:pPr>
+              <w:spacing w:after="0" w:line="240" w:lineRule="auto"/>
+              <w:rPr>
+                <w:rFonts w:ascii="Arial" w:hAnsi="Arial" w:cs="Arial"/>
+                <w:sz w:val="20"/>
+                <w:szCs w:val="20"/>
+              </w:rPr>
+            </w:pPr>
+            <w:r>
+              <w:rPr>
+                <w:rFonts w:ascii="Arial" w:hAnsi="Arial" w:cs="Arial"/>
+                <w:sz w:val="20"/>
+                <w:szCs w:val="20"/>
+              </w:rPr>
+              <w:t>R</w:t>
+            </w:r>
+          </w:p>
+        </w:tc>
+        <w:tc>
+          <w:tcPr>
+            <w:tcW w:w="630" w:type="dxa"/>
+            <w:tcBorders>
+              <w:top w:val="single" w:sz="4" w:space="0" w:color="000000"/>
+              <w:left w:val="single" w:sz="4" w:space="0" w:color="000000"/>
+              <w:bottom w:val="single" w:sz="4" w:space="0" w:color="000000"/>
+              <w:right w:val="single" w:sz="4" w:space="0" w:color="000000"/>
+            </w:tcBorders>
+            <w:shd w:val="clear" w:color="auto" w:fill="FFFFFF" w:themeFill="background1"/>
+            <w:vAlign w:val="bottom"/>
+          </w:tcPr>
+          <w:p>
+            <w:pPr>
+              <w:spacing w:after="0" w:line="240" w:lineRule="auto"/>
+              <w:rPr>
+                <w:rFonts w:ascii="Arial" w:hAnsi="Arial" w:cs="Arial"/>
+                <w:sz w:val="20"/>
+                <w:szCs w:val="20"/>
+              </w:rPr>
+            </w:pPr>
+          </w:p>
+        </w:tc>
+        <w:tc>
+          <w:tcPr>
+            <w:tcW w:w="630" w:type="dxa"/>
+            <w:tcBorders>
+              <w:top w:val="single" w:sz="4" w:space="0" w:color="000000"/>
+              <w:left w:val="nil"/>
+              <w:bottom w:val="single" w:sz="4" w:space="0" w:color="000000"/>
+              <w:right w:val="single" w:sz="4" w:space="0" w:color="000000"/>
+            </w:tcBorders>
+            <w:shd w:val="clear" w:color="auto" w:fill="FFFFFF" w:themeFill="background1"/>
+            <w:vAlign w:val="bottom"/>
+          </w:tcPr>
+          <w:p>
+            <w:pPr>
+              <w:spacing w:after="0" w:line="240" w:lineRule="auto"/>
+              <w:rPr>
+                <w:rFonts w:ascii="Arial" w:eastAsia="Arial" w:hAnsi="Arial" w:cs="Arial"/>
+                <w:sz w:val="20"/>
+                <w:szCs w:val="20"/>
+              </w:rPr>
+            </w:pPr>
+          </w:p>
+        </w:tc>
+        <w:tc>
+          <w:tcPr>
+            <w:tcW w:w="630" w:type="dxa"/>
+            <w:tcBorders>
+              <w:top w:val="single" w:sz="4" w:space="0" w:color="000000"/>
+              <w:left w:val="nil"/>
+              <w:bottom w:val="single" w:sz="4" w:space="0" w:color="000000"/>
+              <w:right w:val="single" w:sz="4" w:space="0" w:color="000000"/>
+            </w:tcBorders>
+            <w:shd w:val="clear" w:color="auto" w:fill="FFFFFF" w:themeFill="background1"/>
+            <w:vAlign w:val="bottom"/>
+          </w:tcPr>
+          <w:p>
+            <w:pPr>
+              <w:spacing w:after="0" w:line="240" w:lineRule="auto"/>
+              <w:rPr>
+                <w:rFonts w:ascii="Arial" w:eastAsia="Arial" w:hAnsi="Arial" w:cs="Arial"/>
+                <w:sz w:val="20"/>
+                <w:szCs w:val="20"/>
+              </w:rPr>
+            </w:pPr>
+          </w:p>
+        </w:tc>
+        <w:tc>
+          <w:tcPr>
+            <w:tcW w:w="630" w:type="dxa"/>
+            <w:tcBorders>
+              <w:top w:val="single" w:sz="4" w:space="0" w:color="000000"/>
+              <w:left w:val="nil"/>
+              <w:bottom w:val="single" w:sz="4" w:space="0" w:color="000000"/>
+              <w:right w:val="single" w:sz="4" w:space="0" w:color="000000"/>
+            </w:tcBorders>
+            <w:shd w:val="clear" w:color="auto" w:fill="FFFFFF" w:themeFill="background1"/>
+            <w:vAlign w:val="bottom"/>
+          </w:tcPr>
+          <w:p>
+            <w:pPr>
+              <w:spacing w:after="0" w:line="240" w:lineRule="auto"/>
+              <w:rPr>
+                <w:rFonts w:ascii="Arial" w:hAnsi="Arial" w:cs="Arial"/>
+                <w:sz w:val="20"/>
+                <w:szCs w:val="20"/>
+              </w:rPr>
+            </w:pPr>
+          </w:p>
+        </w:tc>
+        <w:tc>
+          <w:tcPr>
+            <w:tcW w:w="630" w:type="dxa"/>
+            <w:tcBorders>
+              <w:top w:val="single" w:sz="4" w:space="0" w:color="000000"/>
+              <w:left w:val="nil"/>
+              <w:bottom w:val="single" w:sz="4" w:space="0" w:color="000000"/>
+              <w:right w:val="single" w:sz="4" w:space="0" w:color="000000"/>
+            </w:tcBorders>
+            <w:shd w:val="clear" w:color="auto" w:fill="FFFFFF" w:themeFill="background1"/>
+            <w:vAlign w:val="bottom"/>
+          </w:tcPr>
+          <w:p>
+            <w:pPr>
+              <w:spacing w:after="0" w:line="240" w:lineRule="auto"/>
+              <w:rPr>
+                <w:rFonts w:ascii="Arial" w:hAnsi="Arial" w:cs="Arial"/>
+                <w:sz w:val="20"/>
+                <w:szCs w:val="20"/>
+              </w:rPr>
+            </w:pPr>
+          </w:p>
+        </w:tc>
+        <w:tc>
+          <w:tcPr>
+            <w:tcW w:w="630" w:type="dxa"/>
+            <w:tcBorders>
+              <w:top w:val="single" w:sz="4" w:space="0" w:color="000000"/>
+              <w:left w:val="nil"/>
+              <w:bottom w:val="single" w:sz="4" w:space="0" w:color="000000"/>
+              <w:right w:val="single" w:sz="4" w:space="0" w:color="000000"/>
+            </w:tcBorders>
+            <w:shd w:val="clear" w:color="auto" w:fill="FFFFFF" w:themeFill="background1"/>
+            <w:vAlign w:val="bottom"/>
+          </w:tcPr>
+          <w:p>
+            <w:pPr>
+              <w:spacing w:after="0" w:line="240" w:lineRule="auto"/>
+              <w:rPr>
+                <w:rFonts w:ascii="Arial" w:hAnsi="Arial" w:cs="Arial"/>
+                <w:sz w:val="20"/>
+                <w:szCs w:val="20"/>
+              </w:rPr>
+            </w:pPr>
+          </w:p>
+        </w:tc>
+        <w:tc>
+          <w:tcPr>
+            <w:tcW w:w="630" w:type="dxa"/>
+            <w:tcBorders>
+              <w:top w:val="single" w:sz="4" w:space="0" w:color="000000"/>
+              <w:left w:val="nil"/>
+              <w:bottom w:val="single" w:sz="4" w:space="0" w:color="000000"/>
+              <w:right w:val="single" w:sz="4" w:space="0" w:color="000000"/>
+            </w:tcBorders>
+            <w:shd w:val="clear" w:color="auto" w:fill="FFFFFF" w:themeFill="background1"/>
+            <w:vAlign w:val="bottom"/>
+          </w:tcPr>
+          <w:p>
+            <w:pPr>
+              <w:spacing w:after="0" w:line="240" w:lineRule="auto"/>
+              <w:rPr>
+                <w:rFonts w:ascii="Arial" w:hAnsi="Arial" w:cs="Arial"/>
+                <w:sz w:val="20"/>
+                <w:szCs w:val="20"/>
+              </w:rPr>
+            </w:pPr>
+          </w:p>
+        </w:tc>
+        <w:tc>
+          <w:tcPr>
+            <w:tcW w:w="630" w:type="dxa"/>
+            <w:tcBorders>
+              <w:top w:val="single" w:sz="4" w:space="0" w:color="000000"/>
+              <w:left w:val="nil"/>
+              <w:bottom w:val="single" w:sz="4" w:space="0" w:color="000000"/>
+              <w:right w:val="single" w:sz="4" w:space="0" w:color="000000"/>
+            </w:tcBorders>
+            <w:shd w:val="clear" w:color="auto" w:fill="FFFFFF" w:themeFill="background1"/>
+            <w:vAlign w:val="bottom"/>
+          </w:tcPr>
+          <w:p>
+            <w:pPr>
+              <w:spacing w:after="0" w:line="240" w:lineRule="auto"/>
+              <w:rPr>
+                <w:rFonts w:ascii="Arial" w:hAnsi="Arial" w:cs="Arial"/>
+                <w:sz w:val="20"/>
+                <w:szCs w:val="20"/>
+              </w:rPr>
+            </w:pPr>
+          </w:p>
+        </w:tc>
+        <w:tc>
+          <w:tcPr>
+            <w:tcW w:w="630" w:type="dxa"/>
+            <w:tcBorders>
+              <w:top w:val="single" w:sz="4" w:space="0" w:color="000000"/>
+              <w:left w:val="nil"/>
+              <w:bottom w:val="single" w:sz="4" w:space="0" w:color="000000"/>
+              <w:right w:val="single" w:sz="4" w:space="0" w:color="000000"/>
+            </w:tcBorders>
+            <w:shd w:val="clear" w:color="auto" w:fill="FFFFFF" w:themeFill="background1"/>
+            <w:vAlign w:val="bottom"/>
+          </w:tcPr>
+          <w:p>
+            <w:pPr>
+              <w:spacing w:after="0" w:line="240" w:lineRule="auto"/>
+              <w:rPr>
+                <w:rFonts w:ascii="Arial" w:hAnsi="Arial" w:cs="Arial"/>
+                <w:sz w:val="20"/>
+                <w:szCs w:val="20"/>
+              </w:rPr>
+            </w:pPr>
+          </w:p>
+        </w:tc>
+        <w:tc>
+          <w:tcPr>
+            <w:tcW w:w="630" w:type="dxa"/>
+            <w:tcBorders>
+              <w:top w:val="single" w:sz="4" w:space="0" w:color="000000"/>
+              <w:left w:val="nil"/>
+              <w:bottom w:val="single" w:sz="4" w:space="0" w:color="000000"/>
+              <w:right w:val="single" w:sz="4" w:space="0" w:color="000000"/>
+            </w:tcBorders>
+            <w:shd w:val="clear" w:color="auto" w:fill="FFFFFF" w:themeFill="background1"/>
+            <w:vAlign w:val="bottom"/>
+          </w:tcPr>
+          <w:p>
+            <w:pPr>
+              <w:spacing w:after="0" w:line="240" w:lineRule="auto"/>
+              <w:rPr>
+                <w:rFonts w:ascii="Arial" w:hAnsi="Arial" w:cs="Arial"/>
+                <w:sz w:val="20"/>
+                <w:szCs w:val="20"/>
+              </w:rPr>
+            </w:pPr>
+          </w:p>
+        </w:tc>
+        <w:tc>
+          <w:tcPr>
+            <w:tcW w:w="630" w:type="dxa"/>
+            <w:tcBorders>
+              <w:top w:val="single" w:sz="4" w:space="0" w:color="000000"/>
+              <w:left w:val="nil"/>
+              <w:bottom w:val="single" w:sz="4" w:space="0" w:color="000000"/>
+              <w:right w:val="single" w:sz="4" w:space="0" w:color="000000"/>
+            </w:tcBorders>
+            <w:shd w:val="clear" w:color="auto" w:fill="FFFFFF" w:themeFill="background1"/>
+            <w:vAlign w:val="bottom"/>
+          </w:tcPr>
+          <w:p>
+            <w:pPr>
+              <w:spacing w:after="0" w:line="240" w:lineRule="auto"/>
+              <w:rPr>
+                <w:rFonts w:ascii="Arial" w:eastAsia="Arial" w:hAnsi="Arial" w:cs="Arial"/>
+                <w:sz w:val="20"/>
+                <w:szCs w:val="20"/>
+              </w:rPr>
+            </w:pPr>
+          </w:p>
+        </w:tc>
+        <w:tc>
+          <w:tcPr>
+            <w:tcW w:w="630" w:type="dxa"/>
+            <w:tcBorders>
+              <w:top w:val="single" w:sz="4" w:space="0" w:color="000000"/>
+              <w:left w:val="nil"/>
+              <w:bottom w:val="single" w:sz="4" w:space="0" w:color="000000"/>
+              <w:right w:val="single" w:sz="4" w:space="0" w:color="000000"/>
+            </w:tcBorders>
+            <w:shd w:val="clear" w:color="auto" w:fill="FFFFFF" w:themeFill="background1"/>
+            <w:vAlign w:val="bottom"/>
+          </w:tcPr>
+          <w:p>
+            <w:pPr>
+              <w:spacing w:after="0" w:line="240" w:lineRule="auto"/>
+              <w:rPr>
+                <w:rFonts w:ascii="Arial" w:eastAsia="Arial" w:hAnsi="Arial" w:cs="Arial"/>
+                <w:sz w:val="20"/>
+                <w:szCs w:val="20"/>
+              </w:rPr>
+            </w:pPr>
+          </w:p>
+        </w:tc>
+      </w:tr>
+      <w:tr>
+        <w:trPr>
+          <w:trHeight w:val="135"/>
+        </w:trPr>
+        <w:tc>
+          <w:tcPr>
+            <w:tcW w:w="1530" w:type="dxa"/>
+            <w:vMerge w:val="restart"/>
+            <w:tcBorders>
+              <w:left w:val="single" w:sz="4" w:space="0" w:color="000000"/>
+              <w:right w:val="single" w:sz="4" w:space="0" w:color="000000"/>
+            </w:tcBorders>
+          </w:tcPr>
+          <w:p>
+            <w:pPr>
+              <w:widowControl w:val="0"/>
+              <w:pBdr>
+                <w:top w:val="nil"/>
+                <w:left w:val="nil"/>
+                <w:bottom w:val="nil"/>
+                <w:right w:val="nil"/>
+                <w:between w:val="nil"/>
+              </w:pBdr>
+              <w:spacing w:after="0" w:line="240" w:lineRule="auto"/>
+              <w:jc w:val="center"/>
+              <w:rPr>
+                <w:rFonts w:ascii="Arial" w:eastAsia="Arial" w:hAnsi="Arial" w:cs="Arial"/>
+                <w:sz w:val="20"/>
+                <w:szCs w:val="20"/>
+              </w:rPr>
+            </w:pPr>
+            <w:r>
+              <w:rPr>
+                <w:rFonts w:ascii="Arial" w:eastAsia="Arial" w:hAnsi="Arial" w:cs="Arial"/>
+                <w:sz w:val="20"/>
+                <w:szCs w:val="20"/>
+              </w:rPr>
+              <w:t>07</w:t>
+            </w:r>
+          </w:p>
+        </w:tc>
+        <w:tc>
+          <w:tcPr>
+            <w:tcW w:w="3118" w:type="dxa"/>
+            <w:vMerge w:val="restart"/>
+            <w:tcBorders>
+              <w:left w:val="single" w:sz="4" w:space="0" w:color="000000"/>
+              <w:right w:val="single" w:sz="4" w:space="0" w:color="000000"/>
+            </w:tcBorders>
+          </w:tcPr>
+          <w:p>
+            <w:pPr>
+              <w:widowControl w:val="0"/>
+              <w:pBdr>
+                <w:top w:val="nil"/>
+                <w:left w:val="nil"/>
+                <w:bottom w:val="nil"/>
+                <w:right w:val="nil"/>
+                <w:between w:val="nil"/>
+              </w:pBdr>
+              <w:spacing w:after="0" w:line="240" w:lineRule="auto"/>
+              <w:rPr>
+                <w:rFonts w:ascii="Arial" w:eastAsia="Arial" w:hAnsi="Arial" w:cs="Arial"/>
+                <w:sz w:val="20"/>
+                <w:szCs w:val="20"/>
+              </w:rPr>
+            </w:pPr>
+            <w:r>
+              <w:rPr>
+                <w:rFonts w:ascii="Arial" w:eastAsia="Arial" w:hAnsi="Arial" w:cs="Arial"/>
+                <w:sz w:val="20"/>
+                <w:szCs w:val="20"/>
+              </w:rPr>
+              <w:t>Modelagem</w:t>
+            </w:r>
+          </w:p>
+        </w:tc>
+        <w:tc>
+          <w:tcPr>
+            <w:tcW w:w="630" w:type="dxa"/>
+            <w:tcBorders>
+              <w:top w:val="single" w:sz="4" w:space="0" w:color="000000"/>
+              <w:left w:val="nil"/>
+              <w:bottom w:val="single" w:sz="4" w:space="0" w:color="000000"/>
+              <w:right w:val="single" w:sz="4" w:space="0" w:color="000000"/>
+            </w:tcBorders>
+            <w:shd w:val="clear" w:color="auto" w:fill="FFFFFF" w:themeFill="background1"/>
+            <w:vAlign w:val="bottom"/>
+          </w:tcPr>
+          <w:p>
+            <w:pPr>
+              <w:spacing w:after="0" w:line="240" w:lineRule="auto"/>
+              <w:rPr>
+                <w:rFonts w:ascii="Arial" w:hAnsi="Arial" w:cs="Arial"/>
+                <w:sz w:val="20"/>
+                <w:szCs w:val="20"/>
+              </w:rPr>
+            </w:pPr>
+          </w:p>
+        </w:tc>
+        <w:tc>
+          <w:tcPr>
+            <w:tcW w:w="630" w:type="dxa"/>
+            <w:tcBorders>
+              <w:top w:val="single" w:sz="4" w:space="0" w:color="000000"/>
+              <w:left w:val="nil"/>
+              <w:bottom w:val="single" w:sz="4" w:space="0" w:color="000000"/>
+              <w:right w:val="single" w:sz="4" w:space="0" w:color="000000"/>
+            </w:tcBorders>
+            <w:shd w:val="clear" w:color="auto" w:fill="FFFFFF" w:themeFill="background1"/>
+            <w:vAlign w:val="bottom"/>
+          </w:tcPr>
+          <w:p>
+            <w:pPr>
+              <w:spacing w:after="0" w:line="240" w:lineRule="auto"/>
+              <w:rPr>
+                <w:rFonts w:ascii="Arial" w:hAnsi="Arial" w:cs="Arial"/>
+                <w:sz w:val="20"/>
+                <w:szCs w:val="20"/>
+              </w:rPr>
+            </w:pPr>
+          </w:p>
+        </w:tc>
+        <w:tc>
+          <w:tcPr>
+            <w:tcW w:w="630" w:type="dxa"/>
+            <w:tcBorders>
+              <w:top w:val="single" w:sz="4" w:space="0" w:color="000000"/>
+              <w:left w:val="nil"/>
+              <w:bottom w:val="single" w:sz="4" w:space="0" w:color="000000"/>
+              <w:right w:val="single" w:sz="4" w:space="0" w:color="000000"/>
+            </w:tcBorders>
+            <w:shd w:val="clear" w:color="auto" w:fill="00B0F0"/>
+            <w:vAlign w:val="bottom"/>
+          </w:tcPr>
+          <w:p>
+            <w:pPr>
+              <w:spacing w:after="0" w:line="240" w:lineRule="auto"/>
+              <w:rPr>
+                <w:rFonts w:ascii="Arial" w:hAnsi="Arial" w:cs="Arial"/>
+                <w:sz w:val="20"/>
+                <w:szCs w:val="20"/>
+              </w:rPr>
+            </w:pPr>
+            <w:r>
+              <w:rPr>
+                <w:rFonts w:ascii="Arial" w:hAnsi="Arial" w:cs="Arial"/>
+                <w:sz w:val="20"/>
+                <w:szCs w:val="20"/>
+              </w:rPr>
+              <w:t>P</w:t>
+            </w:r>
+          </w:p>
+        </w:tc>
+        <w:tc>
+          <w:tcPr>
+            <w:tcW w:w="630" w:type="dxa"/>
+            <w:tcBorders>
+              <w:top w:val="single" w:sz="4" w:space="0" w:color="000000"/>
+              <w:left w:val="nil"/>
+              <w:bottom w:val="single" w:sz="4" w:space="0" w:color="000000"/>
+              <w:right w:val="single" w:sz="4" w:space="0" w:color="000000"/>
+            </w:tcBorders>
+            <w:shd w:val="clear" w:color="auto" w:fill="FFFFFF" w:themeFill="background1"/>
+            <w:vAlign w:val="bottom"/>
+          </w:tcPr>
+          <w:p>
+            <w:pPr>
+              <w:spacing w:after="0" w:line="240" w:lineRule="auto"/>
+              <w:rPr>
+                <w:rFonts w:ascii="Arial" w:hAnsi="Arial" w:cs="Arial"/>
+                <w:sz w:val="20"/>
+                <w:szCs w:val="20"/>
+              </w:rPr>
+            </w:pPr>
+          </w:p>
+        </w:tc>
+        <w:tc>
+          <w:tcPr>
+            <w:tcW w:w="630" w:type="dxa"/>
+            <w:tcBorders>
+              <w:top w:val="single" w:sz="4" w:space="0" w:color="000000"/>
+              <w:left w:val="single" w:sz="4" w:space="0" w:color="000000"/>
+              <w:bottom w:val="single" w:sz="4" w:space="0" w:color="000000"/>
+              <w:right w:val="single" w:sz="4" w:space="0" w:color="000000"/>
+            </w:tcBorders>
+            <w:shd w:val="clear" w:color="auto" w:fill="FFFFFF" w:themeFill="background1"/>
+            <w:vAlign w:val="bottom"/>
+          </w:tcPr>
+          <w:p>
+            <w:pPr>
+              <w:spacing w:after="0" w:line="240" w:lineRule="auto"/>
+              <w:rPr>
+                <w:rFonts w:ascii="Arial" w:hAnsi="Arial" w:cs="Arial"/>
+                <w:sz w:val="20"/>
+                <w:szCs w:val="20"/>
+              </w:rPr>
+            </w:pPr>
+          </w:p>
+        </w:tc>
+        <w:tc>
+          <w:tcPr>
+            <w:tcW w:w="630" w:type="dxa"/>
+            <w:tcBorders>
+              <w:top w:val="single" w:sz="4" w:space="0" w:color="000000"/>
+              <w:left w:val="nil"/>
+              <w:bottom w:val="single" w:sz="4" w:space="0" w:color="000000"/>
+              <w:right w:val="single" w:sz="4" w:space="0" w:color="000000"/>
+            </w:tcBorders>
+            <w:shd w:val="clear" w:color="auto" w:fill="FFFFFF" w:themeFill="background1"/>
+            <w:vAlign w:val="bottom"/>
+          </w:tcPr>
+          <w:p>
+            <w:pPr>
+              <w:spacing w:after="0" w:line="240" w:lineRule="auto"/>
+              <w:rPr>
+                <w:rFonts w:ascii="Arial" w:eastAsia="Arial" w:hAnsi="Arial" w:cs="Arial"/>
+                <w:sz w:val="20"/>
+                <w:szCs w:val="20"/>
+              </w:rPr>
+            </w:pPr>
+          </w:p>
+        </w:tc>
+        <w:tc>
+          <w:tcPr>
+            <w:tcW w:w="630" w:type="dxa"/>
+            <w:tcBorders>
+              <w:top w:val="single" w:sz="4" w:space="0" w:color="000000"/>
+              <w:left w:val="nil"/>
+              <w:bottom w:val="single" w:sz="4" w:space="0" w:color="000000"/>
+              <w:right w:val="single" w:sz="4" w:space="0" w:color="000000"/>
+            </w:tcBorders>
+            <w:shd w:val="clear" w:color="auto" w:fill="FFFFFF" w:themeFill="background1"/>
+            <w:vAlign w:val="bottom"/>
+          </w:tcPr>
+          <w:p>
+            <w:pPr>
+              <w:spacing w:after="0" w:line="240" w:lineRule="auto"/>
+              <w:rPr>
+                <w:rFonts w:ascii="Arial" w:eastAsia="Arial" w:hAnsi="Arial" w:cs="Arial"/>
+                <w:sz w:val="20"/>
+                <w:szCs w:val="20"/>
+              </w:rPr>
+            </w:pPr>
+          </w:p>
+        </w:tc>
+        <w:tc>
+          <w:tcPr>
+            <w:tcW w:w="630" w:type="dxa"/>
+            <w:tcBorders>
+              <w:top w:val="single" w:sz="4" w:space="0" w:color="000000"/>
+              <w:left w:val="nil"/>
+              <w:bottom w:val="single" w:sz="4" w:space="0" w:color="000000"/>
+              <w:right w:val="single" w:sz="4" w:space="0" w:color="000000"/>
+            </w:tcBorders>
+            <w:shd w:val="clear" w:color="auto" w:fill="FFFFFF" w:themeFill="background1"/>
+            <w:vAlign w:val="bottom"/>
+          </w:tcPr>
+          <w:p>
+            <w:pPr>
+              <w:spacing w:after="0" w:line="240" w:lineRule="auto"/>
+              <w:rPr>
+                <w:rFonts w:ascii="Arial" w:hAnsi="Arial" w:cs="Arial"/>
+                <w:sz w:val="20"/>
+                <w:szCs w:val="20"/>
+              </w:rPr>
+            </w:pPr>
+          </w:p>
+        </w:tc>
+        <w:tc>
+          <w:tcPr>
+            <w:tcW w:w="630" w:type="dxa"/>
+            <w:tcBorders>
+              <w:top w:val="single" w:sz="4" w:space="0" w:color="000000"/>
+              <w:left w:val="nil"/>
+              <w:bottom w:val="single" w:sz="4" w:space="0" w:color="000000"/>
+              <w:right w:val="single" w:sz="4" w:space="0" w:color="000000"/>
+            </w:tcBorders>
+            <w:shd w:val="clear" w:color="auto" w:fill="FFFFFF" w:themeFill="background1"/>
+            <w:vAlign w:val="bottom"/>
+          </w:tcPr>
+          <w:p>
+            <w:pPr>
+              <w:spacing w:after="0" w:line="240" w:lineRule="auto"/>
+              <w:rPr>
+                <w:rFonts w:ascii="Arial" w:hAnsi="Arial" w:cs="Arial"/>
+                <w:sz w:val="20"/>
+                <w:szCs w:val="20"/>
+              </w:rPr>
+            </w:pPr>
+          </w:p>
+        </w:tc>
+        <w:tc>
+          <w:tcPr>
+            <w:tcW w:w="630" w:type="dxa"/>
+            <w:tcBorders>
+              <w:top w:val="single" w:sz="4" w:space="0" w:color="000000"/>
+              <w:left w:val="nil"/>
+              <w:bottom w:val="single" w:sz="4" w:space="0" w:color="000000"/>
+              <w:right w:val="single" w:sz="4" w:space="0" w:color="000000"/>
+            </w:tcBorders>
+            <w:shd w:val="clear" w:color="auto" w:fill="FFFFFF" w:themeFill="background1"/>
+            <w:vAlign w:val="bottom"/>
+          </w:tcPr>
+          <w:p>
+            <w:pPr>
+              <w:spacing w:after="0" w:line="240" w:lineRule="auto"/>
+              <w:rPr>
+                <w:rFonts w:ascii="Arial" w:hAnsi="Arial" w:cs="Arial"/>
+                <w:sz w:val="20"/>
+                <w:szCs w:val="20"/>
+              </w:rPr>
+            </w:pPr>
+          </w:p>
+        </w:tc>
+        <w:tc>
+          <w:tcPr>
+            <w:tcW w:w="630" w:type="dxa"/>
+            <w:tcBorders>
+              <w:top w:val="single" w:sz="4" w:space="0" w:color="000000"/>
+              <w:left w:val="nil"/>
+              <w:bottom w:val="single" w:sz="4" w:space="0" w:color="000000"/>
+              <w:right w:val="single" w:sz="4" w:space="0" w:color="000000"/>
+            </w:tcBorders>
+            <w:shd w:val="clear" w:color="auto" w:fill="FFFFFF" w:themeFill="background1"/>
+            <w:vAlign w:val="bottom"/>
+          </w:tcPr>
+          <w:p>
+            <w:pPr>
+              <w:spacing w:after="0" w:line="240" w:lineRule="auto"/>
+              <w:rPr>
+                <w:rFonts w:ascii="Arial" w:hAnsi="Arial" w:cs="Arial"/>
+                <w:sz w:val="20"/>
+                <w:szCs w:val="20"/>
+              </w:rPr>
+            </w:pPr>
+          </w:p>
+        </w:tc>
+        <w:tc>
+          <w:tcPr>
+            <w:tcW w:w="630" w:type="dxa"/>
+            <w:tcBorders>
+              <w:top w:val="single" w:sz="4" w:space="0" w:color="000000"/>
+              <w:left w:val="nil"/>
+              <w:bottom w:val="single" w:sz="4" w:space="0" w:color="000000"/>
+              <w:right w:val="single" w:sz="4" w:space="0" w:color="000000"/>
+            </w:tcBorders>
+            <w:shd w:val="clear" w:color="auto" w:fill="FFFFFF" w:themeFill="background1"/>
+            <w:vAlign w:val="bottom"/>
+          </w:tcPr>
+          <w:p>
+            <w:pPr>
+              <w:spacing w:after="0" w:line="240" w:lineRule="auto"/>
+              <w:rPr>
+                <w:rFonts w:ascii="Arial" w:hAnsi="Arial" w:cs="Arial"/>
+                <w:sz w:val="20"/>
+                <w:szCs w:val="20"/>
+              </w:rPr>
+            </w:pPr>
+          </w:p>
+        </w:tc>
+        <w:tc>
+          <w:tcPr>
+            <w:tcW w:w="630" w:type="dxa"/>
+            <w:tcBorders>
+              <w:top w:val="single" w:sz="4" w:space="0" w:color="000000"/>
+              <w:left w:val="nil"/>
+              <w:bottom w:val="single" w:sz="4" w:space="0" w:color="000000"/>
+              <w:right w:val="single" w:sz="4" w:space="0" w:color="000000"/>
+            </w:tcBorders>
+            <w:shd w:val="clear" w:color="auto" w:fill="FFFFFF" w:themeFill="background1"/>
+            <w:vAlign w:val="bottom"/>
+          </w:tcPr>
+          <w:p>
+            <w:pPr>
+              <w:spacing w:after="0" w:line="240" w:lineRule="auto"/>
+              <w:rPr>
+                <w:rFonts w:ascii="Arial" w:hAnsi="Arial" w:cs="Arial"/>
+                <w:sz w:val="20"/>
+                <w:szCs w:val="20"/>
+              </w:rPr>
+            </w:pPr>
+          </w:p>
+        </w:tc>
+        <w:tc>
+          <w:tcPr>
+            <w:tcW w:w="630" w:type="dxa"/>
+            <w:tcBorders>
+              <w:top w:val="single" w:sz="4" w:space="0" w:color="000000"/>
+              <w:left w:val="nil"/>
+              <w:bottom w:val="single" w:sz="4" w:space="0" w:color="000000"/>
+              <w:right w:val="single" w:sz="4" w:space="0" w:color="000000"/>
+            </w:tcBorders>
+            <w:shd w:val="clear" w:color="auto" w:fill="FFFFFF" w:themeFill="background1"/>
+            <w:vAlign w:val="bottom"/>
+          </w:tcPr>
+          <w:p>
+            <w:pPr>
+              <w:spacing w:after="0" w:line="240" w:lineRule="auto"/>
+              <w:rPr>
+                <w:rFonts w:ascii="Arial" w:hAnsi="Arial" w:cs="Arial"/>
+                <w:sz w:val="20"/>
+                <w:szCs w:val="20"/>
+              </w:rPr>
+            </w:pPr>
+          </w:p>
+        </w:tc>
+        <w:tc>
+          <w:tcPr>
+            <w:tcW w:w="630" w:type="dxa"/>
+            <w:tcBorders>
+              <w:top w:val="single" w:sz="4" w:space="0" w:color="000000"/>
+              <w:left w:val="nil"/>
+              <w:bottom w:val="single" w:sz="4" w:space="0" w:color="000000"/>
+              <w:right w:val="single" w:sz="4" w:space="0" w:color="000000"/>
+            </w:tcBorders>
+            <w:shd w:val="clear" w:color="auto" w:fill="FFFFFF" w:themeFill="background1"/>
+            <w:vAlign w:val="bottom"/>
+          </w:tcPr>
+          <w:p>
+            <w:pPr>
+              <w:spacing w:after="0" w:line="240" w:lineRule="auto"/>
+              <w:rPr>
+                <w:rFonts w:ascii="Arial" w:eastAsia="Arial" w:hAnsi="Arial" w:cs="Arial"/>
+                <w:sz w:val="20"/>
+                <w:szCs w:val="20"/>
+              </w:rPr>
+            </w:pPr>
+          </w:p>
+        </w:tc>
+        <w:tc>
+          <w:tcPr>
+            <w:tcW w:w="630" w:type="dxa"/>
+            <w:tcBorders>
+              <w:top w:val="single" w:sz="4" w:space="0" w:color="000000"/>
+              <w:left w:val="nil"/>
+              <w:bottom w:val="single" w:sz="4" w:space="0" w:color="000000"/>
+              <w:right w:val="single" w:sz="4" w:space="0" w:color="000000"/>
+            </w:tcBorders>
+            <w:shd w:val="clear" w:color="auto" w:fill="FFFFFF" w:themeFill="background1"/>
+            <w:vAlign w:val="bottom"/>
+          </w:tcPr>
+          <w:p>
+            <w:pPr>
+              <w:spacing w:after="0" w:line="240" w:lineRule="auto"/>
+              <w:rPr>
+                <w:rFonts w:ascii="Arial" w:eastAsia="Arial" w:hAnsi="Arial" w:cs="Arial"/>
+                <w:sz w:val="20"/>
+                <w:szCs w:val="20"/>
+              </w:rPr>
+            </w:pPr>
+          </w:p>
+        </w:tc>
+      </w:tr>
+      <w:tr>
+        <w:trPr>
+          <w:trHeight w:val="135"/>
+        </w:trPr>
+        <w:tc>
+          <w:tcPr>
+            <w:tcW w:w="1530" w:type="dxa"/>
+            <w:vMerge/>
+            <w:tcBorders>
+              <w:left w:val="single" w:sz="4" w:space="0" w:color="000000"/>
+              <w:bottom w:val="single" w:sz="4" w:space="0" w:color="000000"/>
+              <w:right w:val="single" w:sz="4" w:space="0" w:color="000000"/>
+            </w:tcBorders>
+          </w:tcPr>
+          <w:p>
+            <w:pPr>
+              <w:widowControl w:val="0"/>
+              <w:pBdr>
+                <w:top w:val="nil"/>
+                <w:left w:val="nil"/>
+                <w:bottom w:val="nil"/>
+                <w:right w:val="nil"/>
+                <w:between w:val="nil"/>
+              </w:pBdr>
+              <w:spacing w:after="0" w:line="240" w:lineRule="auto"/>
+              <w:rPr>
+                <w:rFonts w:ascii="Arial" w:eastAsia="Arial" w:hAnsi="Arial" w:cs="Arial"/>
+                <w:sz w:val="20"/>
+                <w:szCs w:val="20"/>
+              </w:rPr>
+            </w:pPr>
+          </w:p>
+        </w:tc>
+        <w:tc>
+          <w:tcPr>
+            <w:tcW w:w="3118" w:type="dxa"/>
+            <w:vMerge/>
+            <w:tcBorders>
+              <w:left w:val="single" w:sz="4" w:space="0" w:color="000000"/>
+              <w:bottom w:val="single" w:sz="4" w:space="0" w:color="000000"/>
+              <w:right w:val="single" w:sz="4" w:space="0" w:color="000000"/>
+            </w:tcBorders>
+          </w:tcPr>
+          <w:p>
+            <w:pPr>
+              <w:widowControl w:val="0"/>
+              <w:pBdr>
+                <w:top w:val="nil"/>
+                <w:left w:val="nil"/>
+                <w:bottom w:val="nil"/>
+                <w:right w:val="nil"/>
+                <w:between w:val="nil"/>
+              </w:pBdr>
+              <w:spacing w:after="0" w:line="240" w:lineRule="auto"/>
+              <w:rPr>
+                <w:rFonts w:ascii="Arial" w:eastAsia="Arial" w:hAnsi="Arial" w:cs="Arial"/>
+                <w:sz w:val="20"/>
+                <w:szCs w:val="20"/>
+              </w:rPr>
+            </w:pPr>
+          </w:p>
+        </w:tc>
+        <w:tc>
+          <w:tcPr>
+            <w:tcW w:w="630" w:type="dxa"/>
+            <w:tcBorders>
+              <w:top w:val="single" w:sz="4" w:space="0" w:color="000000"/>
+              <w:left w:val="nil"/>
+              <w:bottom w:val="single" w:sz="4" w:space="0" w:color="000000"/>
+              <w:right w:val="single" w:sz="4" w:space="0" w:color="000000"/>
+            </w:tcBorders>
+            <w:shd w:val="clear" w:color="auto" w:fill="FFFFFF" w:themeFill="background1"/>
+            <w:vAlign w:val="bottom"/>
+          </w:tcPr>
+          <w:p>
+            <w:pPr>
+              <w:spacing w:after="0" w:line="240" w:lineRule="auto"/>
+              <w:rPr>
+                <w:rFonts w:ascii="Arial" w:hAnsi="Arial" w:cs="Arial"/>
+                <w:sz w:val="20"/>
+                <w:szCs w:val="20"/>
+              </w:rPr>
+            </w:pPr>
+          </w:p>
+        </w:tc>
+        <w:tc>
+          <w:tcPr>
+            <w:tcW w:w="630" w:type="dxa"/>
+            <w:tcBorders>
+              <w:top w:val="single" w:sz="4" w:space="0" w:color="000000"/>
+              <w:left w:val="nil"/>
+              <w:bottom w:val="single" w:sz="4" w:space="0" w:color="000000"/>
+              <w:right w:val="single" w:sz="4" w:space="0" w:color="000000"/>
+            </w:tcBorders>
+            <w:shd w:val="clear" w:color="auto" w:fill="FFFFFF" w:themeFill="background1"/>
+            <w:vAlign w:val="bottom"/>
+          </w:tcPr>
+          <w:p>
+            <w:pPr>
+              <w:spacing w:after="0" w:line="240" w:lineRule="auto"/>
+              <w:rPr>
+                <w:rFonts w:ascii="Arial" w:hAnsi="Arial" w:cs="Arial"/>
+                <w:sz w:val="20"/>
+                <w:szCs w:val="20"/>
+              </w:rPr>
+            </w:pPr>
+          </w:p>
+        </w:tc>
+        <w:tc>
+          <w:tcPr>
+            <w:tcW w:w="630" w:type="dxa"/>
+            <w:tcBorders>
+              <w:top w:val="single" w:sz="4" w:space="0" w:color="000000"/>
+              <w:left w:val="nil"/>
+              <w:bottom w:val="single" w:sz="4" w:space="0" w:color="000000"/>
+              <w:right w:val="single" w:sz="4" w:space="0" w:color="000000"/>
+            </w:tcBorders>
+            <w:shd w:val="clear" w:color="auto" w:fill="FFFFFF" w:themeFill="background1"/>
+            <w:vAlign w:val="bottom"/>
+          </w:tcPr>
+          <w:p>
+            <w:pPr>
+              <w:spacing w:after="0" w:line="240" w:lineRule="auto"/>
+              <w:rPr>
+                <w:rFonts w:ascii="Arial" w:hAnsi="Arial" w:cs="Arial"/>
+                <w:sz w:val="20"/>
+                <w:szCs w:val="20"/>
+              </w:rPr>
+            </w:pPr>
+          </w:p>
+        </w:tc>
+        <w:tc>
+          <w:tcPr>
+            <w:tcW w:w="630" w:type="dxa"/>
+            <w:tcBorders>
+              <w:top w:val="single" w:sz="4" w:space="0" w:color="000000"/>
+              <w:left w:val="nil"/>
+              <w:bottom w:val="single" w:sz="4" w:space="0" w:color="000000"/>
+              <w:right w:val="single" w:sz="4" w:space="0" w:color="000000"/>
+            </w:tcBorders>
+            <w:shd w:val="clear" w:color="auto" w:fill="70AD47" w:themeFill="accent6"/>
+            <w:vAlign w:val="bottom"/>
+          </w:tcPr>
+          <w:p>
+            <w:pPr>
+              <w:spacing w:after="0" w:line="240" w:lineRule="auto"/>
+              <w:rPr>
+                <w:rFonts w:ascii="Arial" w:hAnsi="Arial" w:cs="Arial"/>
+                <w:sz w:val="20"/>
+                <w:szCs w:val="20"/>
+              </w:rPr>
+            </w:pPr>
+            <w:r>
+              <w:rPr>
+                <w:rFonts w:ascii="Arial" w:hAnsi="Arial" w:cs="Arial"/>
+                <w:sz w:val="20"/>
+                <w:szCs w:val="20"/>
+              </w:rPr>
+              <w:t>R</w:t>
+            </w:r>
+          </w:p>
+        </w:tc>
+        <w:tc>
+          <w:tcPr>
+            <w:tcW w:w="630" w:type="dxa"/>
+            <w:tcBorders>
+              <w:top w:val="single" w:sz="4" w:space="0" w:color="000000"/>
+              <w:left w:val="single" w:sz="4" w:space="0" w:color="000000"/>
+              <w:bottom w:val="single" w:sz="4" w:space="0" w:color="000000"/>
+              <w:right w:val="single" w:sz="4" w:space="0" w:color="000000"/>
+            </w:tcBorders>
+            <w:shd w:val="clear" w:color="auto" w:fill="FFFFFF" w:themeFill="background1"/>
+            <w:vAlign w:val="bottom"/>
+          </w:tcPr>
+          <w:p>
+            <w:pPr>
+              <w:spacing w:after="0" w:line="240" w:lineRule="auto"/>
+              <w:rPr>
+                <w:rFonts w:ascii="Arial" w:hAnsi="Arial" w:cs="Arial"/>
+                <w:sz w:val="20"/>
+                <w:szCs w:val="20"/>
+              </w:rPr>
+            </w:pPr>
+          </w:p>
+        </w:tc>
+        <w:tc>
+          <w:tcPr>
+            <w:tcW w:w="630" w:type="dxa"/>
+            <w:tcBorders>
+              <w:top w:val="single" w:sz="4" w:space="0" w:color="000000"/>
+              <w:left w:val="nil"/>
+              <w:bottom w:val="single" w:sz="4" w:space="0" w:color="000000"/>
+              <w:right w:val="single" w:sz="4" w:space="0" w:color="000000"/>
+            </w:tcBorders>
+            <w:shd w:val="clear" w:color="auto" w:fill="FFFFFF" w:themeFill="background1"/>
+            <w:vAlign w:val="bottom"/>
+          </w:tcPr>
+          <w:p>
+            <w:pPr>
+              <w:spacing w:after="0" w:line="240" w:lineRule="auto"/>
+              <w:rPr>
+                <w:rFonts w:ascii="Arial" w:eastAsia="Arial" w:hAnsi="Arial" w:cs="Arial"/>
+                <w:sz w:val="20"/>
+                <w:szCs w:val="20"/>
+              </w:rPr>
+            </w:pPr>
+          </w:p>
+        </w:tc>
+        <w:tc>
+          <w:tcPr>
+            <w:tcW w:w="630" w:type="dxa"/>
+            <w:tcBorders>
+              <w:top w:val="single" w:sz="4" w:space="0" w:color="000000"/>
+              <w:left w:val="nil"/>
+              <w:bottom w:val="single" w:sz="4" w:space="0" w:color="000000"/>
+              <w:right w:val="single" w:sz="4" w:space="0" w:color="000000"/>
+            </w:tcBorders>
+            <w:shd w:val="clear" w:color="auto" w:fill="FFFFFF" w:themeFill="background1"/>
+            <w:vAlign w:val="bottom"/>
+          </w:tcPr>
+          <w:p>
+            <w:pPr>
+              <w:spacing w:after="0" w:line="240" w:lineRule="auto"/>
+              <w:rPr>
+                <w:rFonts w:ascii="Arial" w:eastAsia="Arial" w:hAnsi="Arial" w:cs="Arial"/>
+                <w:sz w:val="20"/>
+                <w:szCs w:val="20"/>
+              </w:rPr>
+            </w:pPr>
+          </w:p>
+        </w:tc>
+        <w:tc>
+          <w:tcPr>
+            <w:tcW w:w="630" w:type="dxa"/>
+            <w:tcBorders>
+              <w:top w:val="single" w:sz="4" w:space="0" w:color="000000"/>
+              <w:left w:val="nil"/>
+              <w:bottom w:val="single" w:sz="4" w:space="0" w:color="000000"/>
+              <w:right w:val="single" w:sz="4" w:space="0" w:color="000000"/>
+            </w:tcBorders>
+            <w:shd w:val="clear" w:color="auto" w:fill="FFFFFF" w:themeFill="background1"/>
+            <w:vAlign w:val="bottom"/>
+          </w:tcPr>
+          <w:p>
+            <w:pPr>
+              <w:spacing w:after="0" w:line="240" w:lineRule="auto"/>
+              <w:rPr>
+                <w:rFonts w:ascii="Arial" w:hAnsi="Arial" w:cs="Arial"/>
+                <w:sz w:val="20"/>
+                <w:szCs w:val="20"/>
+              </w:rPr>
+            </w:pPr>
+          </w:p>
+        </w:tc>
+        <w:tc>
+          <w:tcPr>
+            <w:tcW w:w="630" w:type="dxa"/>
+            <w:tcBorders>
+              <w:top w:val="single" w:sz="4" w:space="0" w:color="000000"/>
+              <w:left w:val="nil"/>
+              <w:bottom w:val="single" w:sz="4" w:space="0" w:color="000000"/>
+              <w:right w:val="single" w:sz="4" w:space="0" w:color="000000"/>
+            </w:tcBorders>
+            <w:shd w:val="clear" w:color="auto" w:fill="FFFFFF" w:themeFill="background1"/>
+            <w:vAlign w:val="bottom"/>
+          </w:tcPr>
+          <w:p>
+            <w:pPr>
+              <w:spacing w:after="0" w:line="240" w:lineRule="auto"/>
+              <w:rPr>
+                <w:rFonts w:ascii="Arial" w:hAnsi="Arial" w:cs="Arial"/>
+                <w:sz w:val="20"/>
+                <w:szCs w:val="20"/>
+              </w:rPr>
+            </w:pPr>
+          </w:p>
+        </w:tc>
+        <w:tc>
+          <w:tcPr>
+            <w:tcW w:w="630" w:type="dxa"/>
+            <w:tcBorders>
+              <w:top w:val="single" w:sz="4" w:space="0" w:color="000000"/>
+              <w:left w:val="nil"/>
+              <w:bottom w:val="single" w:sz="4" w:space="0" w:color="000000"/>
+              <w:right w:val="single" w:sz="4" w:space="0" w:color="000000"/>
+            </w:tcBorders>
+            <w:shd w:val="clear" w:color="auto" w:fill="FFFFFF" w:themeFill="background1"/>
+            <w:vAlign w:val="bottom"/>
+          </w:tcPr>
+          <w:p>
+            <w:pPr>
+              <w:spacing w:after="0" w:line="240" w:lineRule="auto"/>
+              <w:rPr>
+                <w:rFonts w:ascii="Arial" w:hAnsi="Arial" w:cs="Arial"/>
+                <w:sz w:val="20"/>
+                <w:szCs w:val="20"/>
+              </w:rPr>
+            </w:pPr>
+          </w:p>
+        </w:tc>
+        <w:tc>
+          <w:tcPr>
+            <w:tcW w:w="630" w:type="dxa"/>
+            <w:tcBorders>
+              <w:top w:val="single" w:sz="4" w:space="0" w:color="000000"/>
+              <w:left w:val="nil"/>
+              <w:bottom w:val="single" w:sz="4" w:space="0" w:color="000000"/>
+              <w:right w:val="single" w:sz="4" w:space="0" w:color="000000"/>
+            </w:tcBorders>
+            <w:shd w:val="clear" w:color="auto" w:fill="FFFFFF" w:themeFill="background1"/>
+            <w:vAlign w:val="bottom"/>
+          </w:tcPr>
+          <w:p>
+            <w:pPr>
+              <w:spacing w:after="0" w:line="240" w:lineRule="auto"/>
+              <w:rPr>
+                <w:rFonts w:ascii="Arial" w:hAnsi="Arial" w:cs="Arial"/>
+                <w:sz w:val="20"/>
+                <w:szCs w:val="20"/>
+              </w:rPr>
+            </w:pPr>
+          </w:p>
+        </w:tc>
+        <w:tc>
+          <w:tcPr>
+            <w:tcW w:w="630" w:type="dxa"/>
+            <w:tcBorders>
+              <w:top w:val="single" w:sz="4" w:space="0" w:color="000000"/>
+              <w:left w:val="nil"/>
+              <w:bottom w:val="single" w:sz="4" w:space="0" w:color="000000"/>
+              <w:right w:val="single" w:sz="4" w:space="0" w:color="000000"/>
+            </w:tcBorders>
+            <w:shd w:val="clear" w:color="auto" w:fill="FFFFFF" w:themeFill="background1"/>
+            <w:vAlign w:val="bottom"/>
+          </w:tcPr>
+          <w:p>
+            <w:pPr>
+              <w:spacing w:after="0" w:line="240" w:lineRule="auto"/>
+              <w:rPr>
+                <w:rFonts w:ascii="Arial" w:hAnsi="Arial" w:cs="Arial"/>
+                <w:sz w:val="20"/>
+                <w:szCs w:val="20"/>
+              </w:rPr>
+            </w:pPr>
+          </w:p>
+        </w:tc>
+        <w:tc>
+          <w:tcPr>
+            <w:tcW w:w="630" w:type="dxa"/>
+            <w:tcBorders>
+              <w:top w:val="single" w:sz="4" w:space="0" w:color="000000"/>
+              <w:left w:val="nil"/>
+              <w:bottom w:val="single" w:sz="4" w:space="0" w:color="000000"/>
+              <w:right w:val="single" w:sz="4" w:space="0" w:color="000000"/>
+            </w:tcBorders>
+            <w:shd w:val="clear" w:color="auto" w:fill="FFFFFF" w:themeFill="background1"/>
+            <w:vAlign w:val="bottom"/>
+          </w:tcPr>
+          <w:p>
+            <w:pPr>
+              <w:spacing w:after="0" w:line="240" w:lineRule="auto"/>
+              <w:rPr>
+                <w:rFonts w:ascii="Arial" w:hAnsi="Arial" w:cs="Arial"/>
+                <w:sz w:val="20"/>
+                <w:szCs w:val="20"/>
+              </w:rPr>
+            </w:pPr>
+          </w:p>
+        </w:tc>
+        <w:tc>
+          <w:tcPr>
+            <w:tcW w:w="630" w:type="dxa"/>
+            <w:tcBorders>
+              <w:top w:val="single" w:sz="4" w:space="0" w:color="000000"/>
+              <w:left w:val="nil"/>
+              <w:bottom w:val="single" w:sz="4" w:space="0" w:color="000000"/>
+              <w:right w:val="single" w:sz="4" w:space="0" w:color="000000"/>
+            </w:tcBorders>
+            <w:shd w:val="clear" w:color="auto" w:fill="FFFFFF" w:themeFill="background1"/>
+            <w:vAlign w:val="bottom"/>
+          </w:tcPr>
+          <w:p>
+            <w:pPr>
+              <w:spacing w:after="0" w:line="240" w:lineRule="auto"/>
+              <w:rPr>
+                <w:rFonts w:ascii="Arial" w:hAnsi="Arial" w:cs="Arial"/>
+                <w:sz w:val="20"/>
+                <w:szCs w:val="20"/>
+              </w:rPr>
+            </w:pPr>
+          </w:p>
+        </w:tc>
+        <w:tc>
+          <w:tcPr>
+            <w:tcW w:w="630" w:type="dxa"/>
+            <w:tcBorders>
+              <w:top w:val="single" w:sz="4" w:space="0" w:color="000000"/>
+              <w:left w:val="nil"/>
+              <w:bottom w:val="single" w:sz="4" w:space="0" w:color="000000"/>
+              <w:right w:val="single" w:sz="4" w:space="0" w:color="000000"/>
+            </w:tcBorders>
+            <w:shd w:val="clear" w:color="auto" w:fill="FFFFFF" w:themeFill="background1"/>
+            <w:vAlign w:val="bottom"/>
+          </w:tcPr>
+          <w:p>
+            <w:pPr>
+              <w:spacing w:after="0" w:line="240" w:lineRule="auto"/>
+              <w:rPr>
+                <w:rFonts w:ascii="Arial" w:eastAsia="Arial" w:hAnsi="Arial" w:cs="Arial"/>
+                <w:sz w:val="20"/>
+                <w:szCs w:val="20"/>
+              </w:rPr>
+            </w:pPr>
+          </w:p>
+        </w:tc>
+        <w:tc>
+          <w:tcPr>
+            <w:tcW w:w="630" w:type="dxa"/>
+            <w:tcBorders>
+              <w:top w:val="single" w:sz="4" w:space="0" w:color="000000"/>
+              <w:left w:val="nil"/>
+              <w:bottom w:val="single" w:sz="4" w:space="0" w:color="000000"/>
+              <w:right w:val="single" w:sz="4" w:space="0" w:color="000000"/>
+            </w:tcBorders>
+            <w:shd w:val="clear" w:color="auto" w:fill="FFFFFF" w:themeFill="background1"/>
+            <w:vAlign w:val="bottom"/>
+          </w:tcPr>
+          <w:p>
+            <w:pPr>
+              <w:spacing w:after="0" w:line="240" w:lineRule="auto"/>
+              <w:rPr>
+                <w:rFonts w:ascii="Arial" w:eastAsia="Arial" w:hAnsi="Arial" w:cs="Arial"/>
+                <w:sz w:val="20"/>
+                <w:szCs w:val="20"/>
+              </w:rPr>
+            </w:pPr>
+          </w:p>
+        </w:tc>
+      </w:tr>
+      <w:tr>
+        <w:trPr>
+          <w:trHeight w:val="135"/>
+        </w:trPr>
+        <w:tc>
+          <w:tcPr>
+            <w:tcW w:w="1530" w:type="dxa"/>
+            <w:vMerge w:val="restart"/>
+            <w:tcBorders>
+              <w:left w:val="single" w:sz="4" w:space="0" w:color="000000"/>
+              <w:right w:val="single" w:sz="4" w:space="0" w:color="000000"/>
+            </w:tcBorders>
+          </w:tcPr>
+          <w:p>
+            <w:pPr>
+              <w:widowControl w:val="0"/>
+              <w:pBdr>
+                <w:top w:val="nil"/>
+                <w:left w:val="nil"/>
+                <w:bottom w:val="nil"/>
+                <w:right w:val="nil"/>
+                <w:between w:val="nil"/>
+              </w:pBdr>
+              <w:spacing w:after="0" w:line="240" w:lineRule="auto"/>
+              <w:jc w:val="center"/>
+              <w:rPr>
+                <w:rFonts w:ascii="Arial" w:eastAsia="Arial" w:hAnsi="Arial" w:cs="Arial"/>
+                <w:sz w:val="20"/>
+                <w:szCs w:val="20"/>
+              </w:rPr>
+            </w:pPr>
+            <w:r>
+              <w:rPr>
+                <w:rFonts w:ascii="Arial" w:eastAsia="Arial" w:hAnsi="Arial" w:cs="Arial"/>
+                <w:sz w:val="20"/>
+                <w:szCs w:val="20"/>
+              </w:rPr>
+              <w:t>08</w:t>
+            </w:r>
+          </w:p>
+        </w:tc>
+        <w:tc>
+          <w:tcPr>
+            <w:tcW w:w="3118" w:type="dxa"/>
+            <w:vMerge w:val="restart"/>
+            <w:tcBorders>
+              <w:left w:val="single" w:sz="4" w:space="0" w:color="000000"/>
+              <w:right w:val="single" w:sz="4" w:space="0" w:color="000000"/>
+            </w:tcBorders>
+          </w:tcPr>
+          <w:p>
+            <w:pPr>
+              <w:widowControl w:val="0"/>
+              <w:pBdr>
+                <w:top w:val="nil"/>
+                <w:left w:val="nil"/>
+                <w:bottom w:val="nil"/>
+                <w:right w:val="nil"/>
+                <w:between w:val="nil"/>
+              </w:pBdr>
+              <w:spacing w:after="0" w:line="240" w:lineRule="auto"/>
+              <w:rPr>
+                <w:rFonts w:ascii="Arial" w:eastAsia="Arial" w:hAnsi="Arial" w:cs="Arial"/>
+                <w:sz w:val="20"/>
+                <w:szCs w:val="20"/>
+              </w:rPr>
+            </w:pPr>
+            <w:r>
+              <w:rPr>
+                <w:rFonts w:ascii="Arial" w:eastAsia="Arial" w:hAnsi="Arial" w:cs="Arial"/>
+                <w:sz w:val="20"/>
+                <w:szCs w:val="20"/>
+              </w:rPr>
+              <w:t>Apresentação</w:t>
+            </w:r>
+          </w:p>
+        </w:tc>
+        <w:tc>
+          <w:tcPr>
+            <w:tcW w:w="630" w:type="dxa"/>
+            <w:tcBorders>
+              <w:top w:val="single" w:sz="4" w:space="0" w:color="000000"/>
+              <w:left w:val="nil"/>
+              <w:bottom w:val="single" w:sz="4" w:space="0" w:color="000000"/>
+              <w:right w:val="single" w:sz="4" w:space="0" w:color="000000"/>
+            </w:tcBorders>
+            <w:shd w:val="clear" w:color="auto" w:fill="FFFFFF" w:themeFill="background1"/>
+            <w:vAlign w:val="bottom"/>
+          </w:tcPr>
+          <w:p>
+            <w:pPr>
+              <w:spacing w:after="0" w:line="240" w:lineRule="auto"/>
+              <w:rPr>
+                <w:rFonts w:ascii="Arial" w:hAnsi="Arial" w:cs="Arial"/>
+                <w:sz w:val="20"/>
+                <w:szCs w:val="20"/>
+              </w:rPr>
+            </w:pPr>
+          </w:p>
+        </w:tc>
+        <w:tc>
+          <w:tcPr>
+            <w:tcW w:w="630" w:type="dxa"/>
+            <w:tcBorders>
+              <w:top w:val="single" w:sz="4" w:space="0" w:color="000000"/>
+              <w:left w:val="nil"/>
+              <w:bottom w:val="single" w:sz="4" w:space="0" w:color="000000"/>
+              <w:right w:val="single" w:sz="4" w:space="0" w:color="000000"/>
+            </w:tcBorders>
+            <w:shd w:val="clear" w:color="auto" w:fill="FFFFFF" w:themeFill="background1"/>
+            <w:vAlign w:val="bottom"/>
+          </w:tcPr>
+          <w:p>
+            <w:pPr>
+              <w:spacing w:after="0" w:line="240" w:lineRule="auto"/>
+              <w:rPr>
+                <w:rFonts w:ascii="Arial" w:hAnsi="Arial" w:cs="Arial"/>
+                <w:sz w:val="20"/>
+                <w:szCs w:val="20"/>
+              </w:rPr>
+            </w:pPr>
+          </w:p>
+        </w:tc>
+        <w:tc>
+          <w:tcPr>
+            <w:tcW w:w="630" w:type="dxa"/>
+            <w:tcBorders>
+              <w:top w:val="single" w:sz="4" w:space="0" w:color="000000"/>
+              <w:left w:val="nil"/>
+              <w:bottom w:val="single" w:sz="4" w:space="0" w:color="000000"/>
+              <w:right w:val="single" w:sz="4" w:space="0" w:color="000000"/>
+            </w:tcBorders>
+            <w:shd w:val="clear" w:color="auto" w:fill="00B0F0"/>
+            <w:vAlign w:val="bottom"/>
+          </w:tcPr>
+          <w:p>
+            <w:pPr>
+              <w:spacing w:after="0" w:line="240" w:lineRule="auto"/>
+              <w:rPr>
+                <w:rFonts w:ascii="Arial" w:hAnsi="Arial" w:cs="Arial"/>
+                <w:sz w:val="20"/>
+                <w:szCs w:val="20"/>
+              </w:rPr>
+            </w:pPr>
+            <w:r>
+              <w:rPr>
+                <w:rFonts w:ascii="Arial" w:hAnsi="Arial" w:cs="Arial"/>
+                <w:sz w:val="20"/>
+                <w:szCs w:val="20"/>
+              </w:rPr>
+              <w:t>P</w:t>
+            </w:r>
+          </w:p>
+        </w:tc>
+        <w:tc>
+          <w:tcPr>
+            <w:tcW w:w="630" w:type="dxa"/>
+            <w:tcBorders>
+              <w:top w:val="single" w:sz="4" w:space="0" w:color="000000"/>
+              <w:left w:val="nil"/>
+              <w:bottom w:val="single" w:sz="4" w:space="0" w:color="000000"/>
+              <w:right w:val="single" w:sz="4" w:space="0" w:color="000000"/>
+            </w:tcBorders>
+            <w:shd w:val="clear" w:color="auto" w:fill="FFFFFF" w:themeFill="background1"/>
+            <w:vAlign w:val="bottom"/>
+          </w:tcPr>
+          <w:p>
+            <w:pPr>
+              <w:spacing w:after="0" w:line="240" w:lineRule="auto"/>
+              <w:rPr>
+                <w:rFonts w:ascii="Arial" w:hAnsi="Arial" w:cs="Arial"/>
+                <w:sz w:val="20"/>
+                <w:szCs w:val="20"/>
+              </w:rPr>
+            </w:pPr>
+          </w:p>
+        </w:tc>
+        <w:tc>
+          <w:tcPr>
+            <w:tcW w:w="630" w:type="dxa"/>
+            <w:tcBorders>
+              <w:top w:val="single" w:sz="4" w:space="0" w:color="000000"/>
+              <w:left w:val="single" w:sz="4" w:space="0" w:color="000000"/>
+              <w:bottom w:val="single" w:sz="4" w:space="0" w:color="000000"/>
+              <w:right w:val="single" w:sz="4" w:space="0" w:color="000000"/>
+            </w:tcBorders>
+            <w:shd w:val="clear" w:color="auto" w:fill="FFFFFF" w:themeFill="background1"/>
+            <w:vAlign w:val="bottom"/>
+          </w:tcPr>
+          <w:p>
+            <w:pPr>
+              <w:spacing w:after="0" w:line="240" w:lineRule="auto"/>
+              <w:rPr>
+                <w:rFonts w:ascii="Arial" w:hAnsi="Arial" w:cs="Arial"/>
+                <w:sz w:val="20"/>
+                <w:szCs w:val="20"/>
+              </w:rPr>
+            </w:pPr>
+          </w:p>
+        </w:tc>
+        <w:tc>
+          <w:tcPr>
+            <w:tcW w:w="630" w:type="dxa"/>
+            <w:tcBorders>
+              <w:top w:val="single" w:sz="4" w:space="0" w:color="000000"/>
+              <w:left w:val="nil"/>
+              <w:bottom w:val="single" w:sz="4" w:space="0" w:color="000000"/>
+              <w:right w:val="single" w:sz="4" w:space="0" w:color="000000"/>
+            </w:tcBorders>
+            <w:shd w:val="clear" w:color="auto" w:fill="FFFFFF" w:themeFill="background1"/>
+            <w:vAlign w:val="bottom"/>
+          </w:tcPr>
+          <w:p>
+            <w:pPr>
+              <w:spacing w:after="0" w:line="240" w:lineRule="auto"/>
+              <w:rPr>
+                <w:rFonts w:ascii="Arial" w:eastAsia="Arial" w:hAnsi="Arial" w:cs="Arial"/>
+                <w:sz w:val="20"/>
+                <w:szCs w:val="20"/>
+              </w:rPr>
+            </w:pPr>
+          </w:p>
+        </w:tc>
+        <w:tc>
+          <w:tcPr>
+            <w:tcW w:w="630" w:type="dxa"/>
+            <w:tcBorders>
+              <w:top w:val="single" w:sz="4" w:space="0" w:color="000000"/>
+              <w:left w:val="nil"/>
+              <w:bottom w:val="single" w:sz="4" w:space="0" w:color="000000"/>
+              <w:right w:val="single" w:sz="4" w:space="0" w:color="000000"/>
+            </w:tcBorders>
+            <w:shd w:val="clear" w:color="auto" w:fill="FFFFFF" w:themeFill="background1"/>
+            <w:vAlign w:val="bottom"/>
+          </w:tcPr>
+          <w:p>
+            <w:pPr>
+              <w:spacing w:after="0" w:line="240" w:lineRule="auto"/>
+              <w:rPr>
+                <w:rFonts w:ascii="Arial" w:eastAsia="Arial" w:hAnsi="Arial" w:cs="Arial"/>
+                <w:sz w:val="20"/>
+                <w:szCs w:val="20"/>
+              </w:rPr>
+            </w:pPr>
+          </w:p>
+        </w:tc>
+        <w:tc>
+          <w:tcPr>
+            <w:tcW w:w="630" w:type="dxa"/>
+            <w:tcBorders>
+              <w:top w:val="single" w:sz="4" w:space="0" w:color="000000"/>
+              <w:left w:val="nil"/>
+              <w:bottom w:val="single" w:sz="4" w:space="0" w:color="000000"/>
+              <w:right w:val="single" w:sz="4" w:space="0" w:color="000000"/>
+            </w:tcBorders>
+            <w:shd w:val="clear" w:color="auto" w:fill="FFFFFF" w:themeFill="background1"/>
+            <w:vAlign w:val="bottom"/>
+          </w:tcPr>
+          <w:p>
+            <w:pPr>
+              <w:spacing w:after="0" w:line="240" w:lineRule="auto"/>
+              <w:rPr>
+                <w:rFonts w:ascii="Arial" w:hAnsi="Arial" w:cs="Arial"/>
+                <w:sz w:val="20"/>
+                <w:szCs w:val="20"/>
+              </w:rPr>
+            </w:pPr>
+          </w:p>
+        </w:tc>
+        <w:tc>
+          <w:tcPr>
+            <w:tcW w:w="630" w:type="dxa"/>
+            <w:tcBorders>
+              <w:top w:val="single" w:sz="4" w:space="0" w:color="000000"/>
+              <w:left w:val="nil"/>
+              <w:bottom w:val="single" w:sz="4" w:space="0" w:color="000000"/>
+              <w:right w:val="single" w:sz="4" w:space="0" w:color="000000"/>
+            </w:tcBorders>
+            <w:shd w:val="clear" w:color="auto" w:fill="FFFFFF" w:themeFill="background1"/>
+            <w:vAlign w:val="bottom"/>
+          </w:tcPr>
+          <w:p>
+            <w:pPr>
+              <w:spacing w:after="0" w:line="240" w:lineRule="auto"/>
+              <w:rPr>
+                <w:rFonts w:ascii="Arial" w:hAnsi="Arial" w:cs="Arial"/>
+                <w:sz w:val="20"/>
+                <w:szCs w:val="20"/>
+              </w:rPr>
+            </w:pPr>
+          </w:p>
+        </w:tc>
+        <w:tc>
+          <w:tcPr>
+            <w:tcW w:w="630" w:type="dxa"/>
+            <w:tcBorders>
+              <w:top w:val="single" w:sz="4" w:space="0" w:color="000000"/>
+              <w:left w:val="nil"/>
+              <w:bottom w:val="single" w:sz="4" w:space="0" w:color="000000"/>
+              <w:right w:val="single" w:sz="4" w:space="0" w:color="000000"/>
+            </w:tcBorders>
+            <w:shd w:val="clear" w:color="auto" w:fill="FFFFFF" w:themeFill="background1"/>
+            <w:vAlign w:val="bottom"/>
+          </w:tcPr>
+          <w:p>
+            <w:pPr>
+              <w:spacing w:after="0" w:line="240" w:lineRule="auto"/>
+              <w:rPr>
+                <w:rFonts w:ascii="Arial" w:hAnsi="Arial" w:cs="Arial"/>
+                <w:sz w:val="20"/>
+                <w:szCs w:val="20"/>
+              </w:rPr>
+            </w:pPr>
+          </w:p>
+        </w:tc>
+        <w:tc>
+          <w:tcPr>
+            <w:tcW w:w="630" w:type="dxa"/>
+            <w:tcBorders>
+              <w:top w:val="single" w:sz="4" w:space="0" w:color="000000"/>
+              <w:left w:val="nil"/>
+              <w:bottom w:val="single" w:sz="4" w:space="0" w:color="000000"/>
+              <w:right w:val="single" w:sz="4" w:space="0" w:color="000000"/>
+            </w:tcBorders>
+            <w:shd w:val="clear" w:color="auto" w:fill="FFFFFF" w:themeFill="background1"/>
+            <w:vAlign w:val="bottom"/>
+          </w:tcPr>
+          <w:p>
+            <w:pPr>
+              <w:spacing w:after="0" w:line="240" w:lineRule="auto"/>
+              <w:rPr>
+                <w:rFonts w:ascii="Arial" w:hAnsi="Arial" w:cs="Arial"/>
+                <w:sz w:val="20"/>
+                <w:szCs w:val="20"/>
+              </w:rPr>
+            </w:pPr>
+          </w:p>
+        </w:tc>
+        <w:tc>
+          <w:tcPr>
+            <w:tcW w:w="630" w:type="dxa"/>
+            <w:tcBorders>
+              <w:top w:val="single" w:sz="4" w:space="0" w:color="000000"/>
+              <w:left w:val="nil"/>
+              <w:bottom w:val="single" w:sz="4" w:space="0" w:color="000000"/>
+              <w:right w:val="single" w:sz="4" w:space="0" w:color="000000"/>
+            </w:tcBorders>
+            <w:shd w:val="clear" w:color="auto" w:fill="FFFFFF" w:themeFill="background1"/>
+            <w:vAlign w:val="bottom"/>
+          </w:tcPr>
+          <w:p>
+            <w:pPr>
+              <w:spacing w:after="0" w:line="240" w:lineRule="auto"/>
+              <w:rPr>
+                <w:rFonts w:ascii="Arial" w:hAnsi="Arial" w:cs="Arial"/>
+                <w:sz w:val="20"/>
+                <w:szCs w:val="20"/>
+              </w:rPr>
+            </w:pPr>
+          </w:p>
+        </w:tc>
+        <w:tc>
+          <w:tcPr>
+            <w:tcW w:w="630" w:type="dxa"/>
+            <w:tcBorders>
+              <w:top w:val="single" w:sz="4" w:space="0" w:color="000000"/>
+              <w:left w:val="nil"/>
+              <w:bottom w:val="single" w:sz="4" w:space="0" w:color="000000"/>
+              <w:right w:val="single" w:sz="4" w:space="0" w:color="000000"/>
+            </w:tcBorders>
+            <w:shd w:val="clear" w:color="auto" w:fill="FFFFFF" w:themeFill="background1"/>
+            <w:vAlign w:val="bottom"/>
+          </w:tcPr>
+          <w:p>
+            <w:pPr>
+              <w:spacing w:after="0" w:line="240" w:lineRule="auto"/>
+              <w:rPr>
+                <w:rFonts w:ascii="Arial" w:hAnsi="Arial" w:cs="Arial"/>
+                <w:sz w:val="20"/>
+                <w:szCs w:val="20"/>
+              </w:rPr>
+            </w:pPr>
+          </w:p>
+        </w:tc>
+        <w:tc>
+          <w:tcPr>
+            <w:tcW w:w="630" w:type="dxa"/>
+            <w:tcBorders>
+              <w:top w:val="single" w:sz="4" w:space="0" w:color="000000"/>
+              <w:left w:val="nil"/>
+              <w:bottom w:val="single" w:sz="4" w:space="0" w:color="000000"/>
+              <w:right w:val="single" w:sz="4" w:space="0" w:color="000000"/>
+            </w:tcBorders>
+            <w:shd w:val="clear" w:color="auto" w:fill="FFFFFF" w:themeFill="background1"/>
+            <w:vAlign w:val="bottom"/>
+          </w:tcPr>
+          <w:p>
+            <w:pPr>
+              <w:spacing w:after="0" w:line="240" w:lineRule="auto"/>
+              <w:rPr>
+                <w:rFonts w:ascii="Arial" w:hAnsi="Arial" w:cs="Arial"/>
+                <w:sz w:val="20"/>
+                <w:szCs w:val="20"/>
+              </w:rPr>
+            </w:pPr>
+          </w:p>
+        </w:tc>
+        <w:tc>
+          <w:tcPr>
+            <w:tcW w:w="630" w:type="dxa"/>
+            <w:tcBorders>
+              <w:top w:val="single" w:sz="4" w:space="0" w:color="000000"/>
+              <w:left w:val="nil"/>
+              <w:bottom w:val="single" w:sz="4" w:space="0" w:color="000000"/>
+              <w:right w:val="single" w:sz="4" w:space="0" w:color="000000"/>
+            </w:tcBorders>
+            <w:shd w:val="clear" w:color="auto" w:fill="FFFFFF" w:themeFill="background1"/>
+            <w:vAlign w:val="bottom"/>
+          </w:tcPr>
+          <w:p>
+            <w:pPr>
+              <w:spacing w:after="0" w:line="240" w:lineRule="auto"/>
+              <w:rPr>
+                <w:rFonts w:ascii="Arial" w:eastAsia="Arial" w:hAnsi="Arial" w:cs="Arial"/>
+                <w:sz w:val="20"/>
+                <w:szCs w:val="20"/>
+              </w:rPr>
+            </w:pPr>
+          </w:p>
+        </w:tc>
+        <w:tc>
+          <w:tcPr>
+            <w:tcW w:w="630" w:type="dxa"/>
+            <w:tcBorders>
+              <w:top w:val="single" w:sz="4" w:space="0" w:color="000000"/>
+              <w:left w:val="nil"/>
+              <w:bottom w:val="single" w:sz="4" w:space="0" w:color="000000"/>
+              <w:right w:val="single" w:sz="4" w:space="0" w:color="000000"/>
+            </w:tcBorders>
+            <w:shd w:val="clear" w:color="auto" w:fill="FFFFFF" w:themeFill="background1"/>
+            <w:vAlign w:val="bottom"/>
+          </w:tcPr>
+          <w:p>
+            <w:pPr>
+              <w:spacing w:after="0" w:line="240" w:lineRule="auto"/>
+              <w:rPr>
+                <w:rFonts w:ascii="Arial" w:eastAsia="Arial" w:hAnsi="Arial" w:cs="Arial"/>
+                <w:sz w:val="20"/>
+                <w:szCs w:val="20"/>
+              </w:rPr>
+            </w:pPr>
+          </w:p>
+        </w:tc>
+      </w:tr>
+      <w:tr>
+        <w:trPr>
+          <w:trHeight w:val="135"/>
+        </w:trPr>
+        <w:tc>
+          <w:tcPr>
+            <w:tcW w:w="1530" w:type="dxa"/>
+            <w:vMerge/>
+            <w:tcBorders>
+              <w:left w:val="single" w:sz="4" w:space="0" w:color="000000"/>
+              <w:bottom w:val="single" w:sz="4" w:space="0" w:color="000000"/>
+              <w:right w:val="single" w:sz="4" w:space="0" w:color="000000"/>
+            </w:tcBorders>
+          </w:tcPr>
+          <w:p>
+            <w:pPr>
+              <w:widowControl w:val="0"/>
+              <w:pBdr>
+                <w:top w:val="nil"/>
+                <w:left w:val="nil"/>
+                <w:bottom w:val="nil"/>
+                <w:right w:val="nil"/>
+                <w:between w:val="nil"/>
+              </w:pBdr>
+              <w:spacing w:after="0" w:line="240" w:lineRule="auto"/>
+              <w:rPr>
+                <w:rFonts w:ascii="Arial" w:eastAsia="Arial" w:hAnsi="Arial" w:cs="Arial"/>
+                <w:sz w:val="20"/>
+                <w:szCs w:val="20"/>
+              </w:rPr>
+            </w:pPr>
+          </w:p>
+        </w:tc>
+        <w:tc>
+          <w:tcPr>
+            <w:tcW w:w="3118" w:type="dxa"/>
+            <w:vMerge/>
+            <w:tcBorders>
+              <w:left w:val="single" w:sz="4" w:space="0" w:color="000000"/>
+              <w:bottom w:val="single" w:sz="4" w:space="0" w:color="000000"/>
+              <w:right w:val="single" w:sz="4" w:space="0" w:color="000000"/>
+            </w:tcBorders>
+          </w:tcPr>
+          <w:p>
+            <w:pPr>
+              <w:widowControl w:val="0"/>
+              <w:pBdr>
+                <w:top w:val="nil"/>
+                <w:left w:val="nil"/>
+                <w:bottom w:val="nil"/>
+                <w:right w:val="nil"/>
+                <w:between w:val="nil"/>
+              </w:pBdr>
+              <w:spacing w:after="0" w:line="240" w:lineRule="auto"/>
+              <w:rPr>
+                <w:rFonts w:ascii="Arial" w:eastAsia="Arial" w:hAnsi="Arial" w:cs="Arial"/>
+                <w:sz w:val="20"/>
+                <w:szCs w:val="20"/>
+              </w:rPr>
+            </w:pPr>
+          </w:p>
+        </w:tc>
+        <w:tc>
+          <w:tcPr>
+            <w:tcW w:w="630" w:type="dxa"/>
+            <w:tcBorders>
+              <w:top w:val="single" w:sz="4" w:space="0" w:color="000000"/>
+              <w:left w:val="nil"/>
+              <w:bottom w:val="single" w:sz="4" w:space="0" w:color="000000"/>
+              <w:right w:val="single" w:sz="4" w:space="0" w:color="000000"/>
+            </w:tcBorders>
+            <w:shd w:val="clear" w:color="auto" w:fill="FFFFFF" w:themeFill="background1"/>
+            <w:vAlign w:val="bottom"/>
+          </w:tcPr>
+          <w:p>
+            <w:pPr>
+              <w:spacing w:after="0" w:line="240" w:lineRule="auto"/>
+              <w:rPr>
+                <w:rFonts w:ascii="Arial" w:hAnsi="Arial" w:cs="Arial"/>
+                <w:sz w:val="20"/>
+                <w:szCs w:val="20"/>
+              </w:rPr>
+            </w:pPr>
+          </w:p>
+        </w:tc>
+        <w:tc>
+          <w:tcPr>
+            <w:tcW w:w="630" w:type="dxa"/>
+            <w:tcBorders>
+              <w:top w:val="single" w:sz="4" w:space="0" w:color="000000"/>
+              <w:left w:val="nil"/>
+              <w:bottom w:val="single" w:sz="4" w:space="0" w:color="000000"/>
+              <w:right w:val="single" w:sz="4" w:space="0" w:color="000000"/>
+            </w:tcBorders>
+            <w:shd w:val="clear" w:color="auto" w:fill="FFFFFF" w:themeFill="background1"/>
+            <w:vAlign w:val="bottom"/>
+          </w:tcPr>
+          <w:p>
+            <w:pPr>
+              <w:spacing w:after="0" w:line="240" w:lineRule="auto"/>
+              <w:rPr>
+                <w:rFonts w:ascii="Arial" w:hAnsi="Arial" w:cs="Arial"/>
+                <w:sz w:val="20"/>
+                <w:szCs w:val="20"/>
+              </w:rPr>
+            </w:pPr>
+          </w:p>
+        </w:tc>
+        <w:tc>
+          <w:tcPr>
+            <w:tcW w:w="630" w:type="dxa"/>
+            <w:tcBorders>
+              <w:top w:val="single" w:sz="4" w:space="0" w:color="000000"/>
+              <w:left w:val="nil"/>
+              <w:bottom w:val="single" w:sz="4" w:space="0" w:color="000000"/>
+              <w:right w:val="single" w:sz="4" w:space="0" w:color="000000"/>
+            </w:tcBorders>
+            <w:shd w:val="clear" w:color="auto" w:fill="FFFFFF" w:themeFill="background1"/>
+            <w:vAlign w:val="bottom"/>
+          </w:tcPr>
+          <w:p>
+            <w:pPr>
+              <w:spacing w:after="0" w:line="240" w:lineRule="auto"/>
+              <w:rPr>
+                <w:rFonts w:ascii="Arial" w:hAnsi="Arial" w:cs="Arial"/>
+                <w:sz w:val="20"/>
+                <w:szCs w:val="20"/>
+              </w:rPr>
+            </w:pPr>
+          </w:p>
+        </w:tc>
+        <w:tc>
+          <w:tcPr>
+            <w:tcW w:w="630" w:type="dxa"/>
+            <w:tcBorders>
+              <w:top w:val="single" w:sz="4" w:space="0" w:color="000000"/>
+              <w:left w:val="nil"/>
+              <w:bottom w:val="single" w:sz="4" w:space="0" w:color="000000"/>
+              <w:right w:val="single" w:sz="4" w:space="0" w:color="000000"/>
+            </w:tcBorders>
+            <w:shd w:val="clear" w:color="auto" w:fill="70AD47" w:themeFill="accent6"/>
+            <w:vAlign w:val="bottom"/>
+          </w:tcPr>
+          <w:p>
+            <w:pPr>
+              <w:spacing w:after="0" w:line="240" w:lineRule="auto"/>
+              <w:rPr>
+                <w:rFonts w:ascii="Arial" w:hAnsi="Arial" w:cs="Arial"/>
+                <w:sz w:val="20"/>
+                <w:szCs w:val="20"/>
+              </w:rPr>
+            </w:pPr>
+            <w:r>
+              <w:rPr>
+                <w:rFonts w:ascii="Arial" w:hAnsi="Arial" w:cs="Arial"/>
+                <w:sz w:val="20"/>
+                <w:szCs w:val="20"/>
+              </w:rPr>
+              <w:t>R</w:t>
+            </w:r>
+          </w:p>
+        </w:tc>
+        <w:tc>
+          <w:tcPr>
+            <w:tcW w:w="630" w:type="dxa"/>
+            <w:tcBorders>
+              <w:top w:val="single" w:sz="4" w:space="0" w:color="000000"/>
+              <w:left w:val="single" w:sz="4" w:space="0" w:color="000000"/>
+              <w:bottom w:val="single" w:sz="4" w:space="0" w:color="000000"/>
+              <w:right w:val="single" w:sz="4" w:space="0" w:color="000000"/>
+            </w:tcBorders>
+            <w:shd w:val="clear" w:color="auto" w:fill="FFFFFF" w:themeFill="background1"/>
+            <w:vAlign w:val="bottom"/>
+          </w:tcPr>
+          <w:p>
+            <w:pPr>
+              <w:spacing w:after="0" w:line="240" w:lineRule="auto"/>
+              <w:rPr>
+                <w:rFonts w:ascii="Arial" w:hAnsi="Arial" w:cs="Arial"/>
+                <w:sz w:val="20"/>
+                <w:szCs w:val="20"/>
+              </w:rPr>
+            </w:pPr>
+          </w:p>
+        </w:tc>
+        <w:tc>
+          <w:tcPr>
+            <w:tcW w:w="630" w:type="dxa"/>
+            <w:tcBorders>
+              <w:top w:val="single" w:sz="4" w:space="0" w:color="000000"/>
+              <w:left w:val="nil"/>
+              <w:bottom w:val="single" w:sz="4" w:space="0" w:color="000000"/>
+              <w:right w:val="single" w:sz="4" w:space="0" w:color="000000"/>
+            </w:tcBorders>
+            <w:shd w:val="clear" w:color="auto" w:fill="FFFFFF" w:themeFill="background1"/>
+            <w:vAlign w:val="bottom"/>
+          </w:tcPr>
+          <w:p>
+            <w:pPr>
+              <w:spacing w:after="0" w:line="240" w:lineRule="auto"/>
+              <w:rPr>
+                <w:rFonts w:ascii="Arial" w:eastAsia="Arial" w:hAnsi="Arial" w:cs="Arial"/>
+                <w:sz w:val="20"/>
+                <w:szCs w:val="20"/>
+              </w:rPr>
+            </w:pPr>
+          </w:p>
+        </w:tc>
+        <w:tc>
+          <w:tcPr>
+            <w:tcW w:w="630" w:type="dxa"/>
+            <w:tcBorders>
+              <w:top w:val="single" w:sz="4" w:space="0" w:color="000000"/>
+              <w:left w:val="nil"/>
+              <w:bottom w:val="single" w:sz="4" w:space="0" w:color="000000"/>
+              <w:right w:val="single" w:sz="4" w:space="0" w:color="000000"/>
+            </w:tcBorders>
+            <w:shd w:val="clear" w:color="auto" w:fill="FFFFFF" w:themeFill="background1"/>
+            <w:vAlign w:val="bottom"/>
+          </w:tcPr>
+          <w:p>
+            <w:pPr>
+              <w:spacing w:after="0" w:line="240" w:lineRule="auto"/>
+              <w:rPr>
+                <w:rFonts w:ascii="Arial" w:eastAsia="Arial" w:hAnsi="Arial" w:cs="Arial"/>
+                <w:sz w:val="20"/>
+                <w:szCs w:val="20"/>
+              </w:rPr>
+            </w:pPr>
+          </w:p>
+        </w:tc>
+        <w:tc>
+          <w:tcPr>
+            <w:tcW w:w="630" w:type="dxa"/>
+            <w:tcBorders>
+              <w:top w:val="single" w:sz="4" w:space="0" w:color="000000"/>
+              <w:left w:val="nil"/>
+              <w:bottom w:val="single" w:sz="4" w:space="0" w:color="000000"/>
+              <w:right w:val="single" w:sz="4" w:space="0" w:color="000000"/>
+            </w:tcBorders>
+            <w:shd w:val="clear" w:color="auto" w:fill="FFFFFF" w:themeFill="background1"/>
+            <w:vAlign w:val="bottom"/>
+          </w:tcPr>
+          <w:p>
+            <w:pPr>
+              <w:spacing w:after="0" w:line="240" w:lineRule="auto"/>
+              <w:rPr>
+                <w:rFonts w:ascii="Arial" w:hAnsi="Arial" w:cs="Arial"/>
+                <w:sz w:val="20"/>
+                <w:szCs w:val="20"/>
+              </w:rPr>
+            </w:pPr>
+          </w:p>
+        </w:tc>
+        <w:tc>
+          <w:tcPr>
+            <w:tcW w:w="630" w:type="dxa"/>
+            <w:tcBorders>
+              <w:top w:val="single" w:sz="4" w:space="0" w:color="000000"/>
+              <w:left w:val="nil"/>
+              <w:bottom w:val="single" w:sz="4" w:space="0" w:color="000000"/>
+              <w:right w:val="single" w:sz="4" w:space="0" w:color="000000"/>
+            </w:tcBorders>
+            <w:shd w:val="clear" w:color="auto" w:fill="FFFFFF" w:themeFill="background1"/>
+            <w:vAlign w:val="bottom"/>
+          </w:tcPr>
+          <w:p>
+            <w:pPr>
+              <w:spacing w:after="0" w:line="240" w:lineRule="auto"/>
+              <w:rPr>
+                <w:rFonts w:ascii="Arial" w:hAnsi="Arial" w:cs="Arial"/>
+                <w:sz w:val="20"/>
+                <w:szCs w:val="20"/>
+              </w:rPr>
+            </w:pPr>
+          </w:p>
+        </w:tc>
+        <w:tc>
+          <w:tcPr>
+            <w:tcW w:w="630" w:type="dxa"/>
+            <w:tcBorders>
+              <w:top w:val="single" w:sz="4" w:space="0" w:color="000000"/>
+              <w:left w:val="nil"/>
+              <w:bottom w:val="single" w:sz="4" w:space="0" w:color="000000"/>
+              <w:right w:val="single" w:sz="4" w:space="0" w:color="000000"/>
+            </w:tcBorders>
+            <w:shd w:val="clear" w:color="auto" w:fill="FFFFFF" w:themeFill="background1"/>
+            <w:vAlign w:val="bottom"/>
+          </w:tcPr>
+          <w:p>
+            <w:pPr>
+              <w:spacing w:after="0" w:line="240" w:lineRule="auto"/>
+              <w:rPr>
+                <w:rFonts w:ascii="Arial" w:hAnsi="Arial" w:cs="Arial"/>
+                <w:sz w:val="20"/>
+                <w:szCs w:val="20"/>
+              </w:rPr>
+            </w:pPr>
+          </w:p>
+        </w:tc>
+        <w:tc>
+          <w:tcPr>
+            <w:tcW w:w="630" w:type="dxa"/>
+            <w:tcBorders>
+              <w:top w:val="single" w:sz="4" w:space="0" w:color="000000"/>
+              <w:left w:val="nil"/>
+              <w:bottom w:val="single" w:sz="4" w:space="0" w:color="000000"/>
+              <w:right w:val="single" w:sz="4" w:space="0" w:color="000000"/>
+            </w:tcBorders>
+            <w:shd w:val="clear" w:color="auto" w:fill="FFFFFF" w:themeFill="background1"/>
+            <w:vAlign w:val="bottom"/>
+          </w:tcPr>
+          <w:p>
+            <w:pPr>
+              <w:spacing w:after="0" w:line="240" w:lineRule="auto"/>
+              <w:rPr>
+                <w:rFonts w:ascii="Arial" w:hAnsi="Arial" w:cs="Arial"/>
+                <w:sz w:val="20"/>
+                <w:szCs w:val="20"/>
+              </w:rPr>
+            </w:pPr>
+          </w:p>
+        </w:tc>
+        <w:tc>
+          <w:tcPr>
+            <w:tcW w:w="630" w:type="dxa"/>
+            <w:tcBorders>
+              <w:top w:val="single" w:sz="4" w:space="0" w:color="000000"/>
+              <w:left w:val="nil"/>
+              <w:bottom w:val="single" w:sz="4" w:space="0" w:color="000000"/>
+              <w:right w:val="single" w:sz="4" w:space="0" w:color="000000"/>
+            </w:tcBorders>
+            <w:shd w:val="clear" w:color="auto" w:fill="FFFFFF" w:themeFill="background1"/>
+            <w:vAlign w:val="bottom"/>
+          </w:tcPr>
+          <w:p>
+            <w:pPr>
+              <w:spacing w:after="0" w:line="240" w:lineRule="auto"/>
+              <w:rPr>
+                <w:rFonts w:ascii="Arial" w:hAnsi="Arial" w:cs="Arial"/>
+                <w:sz w:val="20"/>
+                <w:szCs w:val="20"/>
+              </w:rPr>
+            </w:pPr>
+          </w:p>
+        </w:tc>
+        <w:tc>
+          <w:tcPr>
+            <w:tcW w:w="630" w:type="dxa"/>
+            <w:tcBorders>
+              <w:top w:val="single" w:sz="4" w:space="0" w:color="000000"/>
+              <w:left w:val="nil"/>
+              <w:bottom w:val="single" w:sz="4" w:space="0" w:color="000000"/>
+              <w:right w:val="single" w:sz="4" w:space="0" w:color="000000"/>
+            </w:tcBorders>
+            <w:shd w:val="clear" w:color="auto" w:fill="FFFFFF" w:themeFill="background1"/>
+            <w:vAlign w:val="bottom"/>
+          </w:tcPr>
+          <w:p>
+            <w:pPr>
+              <w:spacing w:after="0" w:line="240" w:lineRule="auto"/>
+              <w:rPr>
+                <w:rFonts w:ascii="Arial" w:hAnsi="Arial" w:cs="Arial"/>
+                <w:sz w:val="20"/>
+                <w:szCs w:val="20"/>
+              </w:rPr>
+            </w:pPr>
+          </w:p>
+        </w:tc>
+        <w:tc>
+          <w:tcPr>
+            <w:tcW w:w="630" w:type="dxa"/>
+            <w:tcBorders>
+              <w:top w:val="single" w:sz="4" w:space="0" w:color="000000"/>
+              <w:left w:val="nil"/>
+              <w:bottom w:val="single" w:sz="4" w:space="0" w:color="000000"/>
+              <w:right w:val="single" w:sz="4" w:space="0" w:color="000000"/>
+            </w:tcBorders>
+            <w:shd w:val="clear" w:color="auto" w:fill="FFFFFF" w:themeFill="background1"/>
+            <w:vAlign w:val="bottom"/>
+          </w:tcPr>
+          <w:p>
+            <w:pPr>
+              <w:spacing w:after="0" w:line="240" w:lineRule="auto"/>
+              <w:rPr>
+                <w:rFonts w:ascii="Arial" w:hAnsi="Arial" w:cs="Arial"/>
+                <w:sz w:val="20"/>
+                <w:szCs w:val="20"/>
+              </w:rPr>
+            </w:pPr>
+          </w:p>
+        </w:tc>
+        <w:tc>
+          <w:tcPr>
+            <w:tcW w:w="630" w:type="dxa"/>
+            <w:tcBorders>
+              <w:top w:val="single" w:sz="4" w:space="0" w:color="000000"/>
+              <w:left w:val="nil"/>
+              <w:bottom w:val="single" w:sz="4" w:space="0" w:color="000000"/>
+              <w:right w:val="single" w:sz="4" w:space="0" w:color="000000"/>
+            </w:tcBorders>
+            <w:shd w:val="clear" w:color="auto" w:fill="FFFFFF" w:themeFill="background1"/>
+            <w:vAlign w:val="bottom"/>
+          </w:tcPr>
+          <w:p>
+            <w:pPr>
+              <w:spacing w:after="0" w:line="240" w:lineRule="auto"/>
+              <w:rPr>
+                <w:rFonts w:ascii="Arial" w:eastAsia="Arial" w:hAnsi="Arial" w:cs="Arial"/>
+                <w:sz w:val="20"/>
+                <w:szCs w:val="20"/>
+              </w:rPr>
+            </w:pPr>
+          </w:p>
+        </w:tc>
+        <w:tc>
+          <w:tcPr>
+            <w:tcW w:w="630" w:type="dxa"/>
+            <w:tcBorders>
+              <w:top w:val="single" w:sz="4" w:space="0" w:color="000000"/>
+              <w:left w:val="nil"/>
+              <w:bottom w:val="single" w:sz="4" w:space="0" w:color="000000"/>
+              <w:right w:val="single" w:sz="4" w:space="0" w:color="000000"/>
+            </w:tcBorders>
+            <w:shd w:val="clear" w:color="auto" w:fill="FFFFFF" w:themeFill="background1"/>
+            <w:vAlign w:val="bottom"/>
+          </w:tcPr>
+          <w:p>
+            <w:pPr>
+              <w:spacing w:after="0" w:line="240" w:lineRule="auto"/>
+              <w:rPr>
+                <w:rFonts w:ascii="Arial" w:eastAsia="Arial" w:hAnsi="Arial" w:cs="Arial"/>
+                <w:sz w:val="20"/>
+                <w:szCs w:val="20"/>
+              </w:rPr>
+            </w:pPr>
+          </w:p>
+        </w:tc>
+      </w:tr>
+      <w:tr>
+        <w:trPr>
+          <w:trHeight w:val="255"/>
+        </w:trPr>
+        <w:tc>
+          <w:tcPr>
+            <w:tcW w:w="1530" w:type="dxa"/>
+            <w:vMerge w:val="restart"/>
+            <w:tcBorders>
+              <w:top w:val="nil"/>
+              <w:left w:val="single" w:sz="4" w:space="0" w:color="000000"/>
+              <w:bottom w:val="single" w:sz="4" w:space="0" w:color="000000"/>
+              <w:right w:val="single" w:sz="4" w:space="0" w:color="000000"/>
+            </w:tcBorders>
+          </w:tcPr>
+          <w:p>
+            <w:pPr>
+              <w:spacing w:after="0" w:line="240" w:lineRule="auto"/>
+              <w:rPr>
+                <w:rFonts w:ascii="Arial" w:eastAsia="Arial" w:hAnsi="Arial" w:cs="Arial"/>
+                <w:sz w:val="20"/>
+                <w:szCs w:val="20"/>
+              </w:rPr>
+            </w:pPr>
+            <w:r>
+              <w:rPr>
+                <w:rFonts w:ascii="Arial" w:eastAsia="Arial" w:hAnsi="Arial" w:cs="Arial"/>
+                <w:sz w:val="20"/>
+                <w:szCs w:val="20"/>
+              </w:rPr>
+              <w:t>Apresentação</w:t>
+            </w:r>
+          </w:p>
+        </w:tc>
+        <w:tc>
+          <w:tcPr>
+            <w:tcW w:w="3118" w:type="dxa"/>
+            <w:vMerge w:val="restart"/>
+            <w:tcBorders>
+              <w:top w:val="nil"/>
+              <w:left w:val="single" w:sz="4" w:space="0" w:color="000000"/>
+              <w:bottom w:val="single" w:sz="4" w:space="0" w:color="000000"/>
+              <w:right w:val="single" w:sz="4" w:space="0" w:color="000000"/>
+            </w:tcBorders>
+          </w:tcPr>
+          <w:p>
+            <w:pPr>
+              <w:spacing w:after="0" w:line="240" w:lineRule="auto"/>
+              <w:rPr>
+                <w:rFonts w:ascii="Arial" w:eastAsia="Arial" w:hAnsi="Arial" w:cs="Arial"/>
+                <w:sz w:val="20"/>
+                <w:szCs w:val="20"/>
+              </w:rPr>
+            </w:pPr>
+            <w:r>
+              <w:rPr>
+                <w:rFonts w:ascii="Arial" w:eastAsia="Arial" w:hAnsi="Arial" w:cs="Arial"/>
+                <w:sz w:val="20"/>
+                <w:szCs w:val="20"/>
+              </w:rPr>
+              <w:t>Apresentação do PID</w:t>
+            </w:r>
+          </w:p>
+        </w:tc>
+        <w:tc>
+          <w:tcPr>
+            <w:tcW w:w="630" w:type="dxa"/>
+            <w:tcBorders>
+              <w:top w:val="single" w:sz="4" w:space="0" w:color="000000"/>
+              <w:left w:val="nil"/>
+              <w:bottom w:val="single" w:sz="4" w:space="0" w:color="000000"/>
+              <w:right w:val="single" w:sz="4" w:space="0" w:color="000000"/>
+            </w:tcBorders>
+            <w:shd w:val="clear" w:color="auto" w:fill="FFFFFF" w:themeFill="background1"/>
+            <w:vAlign w:val="bottom"/>
+          </w:tcPr>
+          <w:p>
+            <w:pPr>
+              <w:spacing w:after="0" w:line="240" w:lineRule="auto"/>
+              <w:rPr>
+                <w:rFonts w:ascii="Arial" w:hAnsi="Arial" w:cs="Arial"/>
+                <w:sz w:val="20"/>
+                <w:szCs w:val="20"/>
+              </w:rPr>
+            </w:pPr>
+            <w:r>
+              <w:rPr>
+                <w:rFonts w:ascii="Arial" w:hAnsi="Arial" w:cs="Arial"/>
+                <w:sz w:val="20"/>
+                <w:szCs w:val="20"/>
+              </w:rPr>
+              <w:t> </w:t>
+            </w:r>
+          </w:p>
+        </w:tc>
+        <w:tc>
+          <w:tcPr>
+            <w:tcW w:w="630" w:type="dxa"/>
+            <w:tcBorders>
+              <w:top w:val="single" w:sz="4" w:space="0" w:color="000000"/>
+              <w:left w:val="nil"/>
+              <w:bottom w:val="single" w:sz="4" w:space="0" w:color="000000"/>
+              <w:right w:val="single" w:sz="4" w:space="0" w:color="000000"/>
+            </w:tcBorders>
+            <w:shd w:val="clear" w:color="auto" w:fill="FFFFFF" w:themeFill="background1"/>
+            <w:vAlign w:val="bottom"/>
+          </w:tcPr>
+          <w:p>
+            <w:pPr>
+              <w:spacing w:after="0" w:line="240" w:lineRule="auto"/>
+              <w:rPr>
+                <w:rFonts w:ascii="Arial" w:hAnsi="Arial" w:cs="Arial"/>
+                <w:sz w:val="20"/>
+                <w:szCs w:val="20"/>
+              </w:rPr>
+            </w:pPr>
+            <w:r>
+              <w:rPr>
+                <w:rFonts w:ascii="Arial" w:hAnsi="Arial" w:cs="Arial"/>
+                <w:sz w:val="20"/>
+                <w:szCs w:val="20"/>
+              </w:rPr>
+              <w:t> </w:t>
+            </w:r>
+          </w:p>
+        </w:tc>
+        <w:tc>
+          <w:tcPr>
+            <w:tcW w:w="630" w:type="dxa"/>
+            <w:tcBorders>
+              <w:top w:val="single" w:sz="4" w:space="0" w:color="000000"/>
+              <w:left w:val="nil"/>
+              <w:bottom w:val="single" w:sz="4" w:space="0" w:color="000000"/>
+              <w:right w:val="single" w:sz="4" w:space="0" w:color="000000"/>
+            </w:tcBorders>
+            <w:shd w:val="clear" w:color="auto" w:fill="00B0F0"/>
+            <w:vAlign w:val="bottom"/>
+          </w:tcPr>
+          <w:p>
+            <w:pPr>
+              <w:spacing w:after="0" w:line="240" w:lineRule="auto"/>
+              <w:rPr>
+                <w:rFonts w:ascii="Arial" w:hAnsi="Arial" w:cs="Arial"/>
+                <w:sz w:val="20"/>
+                <w:szCs w:val="20"/>
+              </w:rPr>
+            </w:pPr>
+            <w:r>
+              <w:rPr>
+                <w:rFonts w:ascii="Arial" w:hAnsi="Arial" w:cs="Arial"/>
+                <w:sz w:val="20"/>
+                <w:szCs w:val="20"/>
+              </w:rPr>
+              <w:t> </w:t>
+            </w:r>
+            <w:r>
+              <w:rPr>
+                <w:rFonts w:ascii="Arial" w:hAnsi="Arial" w:cs="Arial"/>
+                <w:sz w:val="20"/>
+                <w:szCs w:val="20"/>
+              </w:rPr>
+              <w:t>P</w:t>
+            </w:r>
+          </w:p>
+        </w:tc>
+        <w:tc>
+          <w:tcPr>
+            <w:tcW w:w="630" w:type="dxa"/>
+            <w:tcBorders>
+              <w:top w:val="single" w:sz="4" w:space="0" w:color="000000"/>
+              <w:left w:val="nil"/>
+              <w:bottom w:val="single" w:sz="4" w:space="0" w:color="000000"/>
+              <w:right w:val="single" w:sz="4" w:space="0" w:color="000000"/>
+            </w:tcBorders>
+            <w:shd w:val="clear" w:color="auto" w:fill="FFFFFF" w:themeFill="background1"/>
+            <w:vAlign w:val="bottom"/>
+          </w:tcPr>
+          <w:p>
+            <w:pPr>
+              <w:spacing w:after="0" w:line="240" w:lineRule="auto"/>
+              <w:rPr>
+                <w:rFonts w:ascii="Arial" w:hAnsi="Arial" w:cs="Arial"/>
+                <w:sz w:val="20"/>
+                <w:szCs w:val="20"/>
+              </w:rPr>
+            </w:pPr>
+            <w:r>
+              <w:rPr>
+                <w:rFonts w:ascii="Arial" w:hAnsi="Arial" w:cs="Arial"/>
+                <w:sz w:val="20"/>
+                <w:szCs w:val="20"/>
+              </w:rPr>
+              <w:t> </w:t>
+            </w:r>
+          </w:p>
+        </w:tc>
+        <w:tc>
+          <w:tcPr>
+            <w:tcW w:w="630" w:type="dxa"/>
+            <w:tcBorders>
+              <w:top w:val="single" w:sz="4" w:space="0" w:color="000000"/>
+              <w:left w:val="single" w:sz="4" w:space="0" w:color="000000"/>
+              <w:bottom w:val="single" w:sz="4" w:space="0" w:color="000000"/>
+              <w:right w:val="single" w:sz="4" w:space="0" w:color="000000"/>
+            </w:tcBorders>
+            <w:shd w:val="clear" w:color="auto" w:fill="FFFFFF" w:themeFill="background1"/>
+            <w:vAlign w:val="bottom"/>
+          </w:tcPr>
+          <w:p>
+            <w:pPr>
+              <w:spacing w:after="0" w:line="240" w:lineRule="auto"/>
+              <w:rPr>
+                <w:rFonts w:ascii="Arial" w:hAnsi="Arial" w:cs="Arial"/>
+                <w:sz w:val="20"/>
+                <w:szCs w:val="20"/>
+              </w:rPr>
+            </w:pPr>
+            <w:r>
+              <w:rPr>
+                <w:rFonts w:ascii="Arial" w:hAnsi="Arial" w:cs="Arial"/>
+                <w:sz w:val="20"/>
+                <w:szCs w:val="20"/>
+              </w:rPr>
+              <w:t> </w:t>
+            </w:r>
+          </w:p>
+        </w:tc>
+        <w:tc>
+          <w:tcPr>
+            <w:tcW w:w="630" w:type="dxa"/>
+            <w:tcBorders>
+              <w:top w:val="single" w:sz="4" w:space="0" w:color="000000"/>
+              <w:left w:val="nil"/>
+              <w:bottom w:val="single" w:sz="4" w:space="0" w:color="000000"/>
+              <w:right w:val="single" w:sz="4" w:space="0" w:color="000000"/>
+            </w:tcBorders>
+            <w:shd w:val="clear" w:color="auto" w:fill="FFFFFF" w:themeFill="background1"/>
+            <w:vAlign w:val="bottom"/>
+          </w:tcPr>
+          <w:p>
+            <w:pPr>
+              <w:spacing w:after="0" w:line="240" w:lineRule="auto"/>
+              <w:rPr>
+                <w:rFonts w:ascii="Arial" w:eastAsia="Arial" w:hAnsi="Arial" w:cs="Arial"/>
+                <w:sz w:val="20"/>
+                <w:szCs w:val="20"/>
+              </w:rPr>
+            </w:pPr>
+            <w:r>
+              <w:rPr>
+                <w:rFonts w:ascii="Arial" w:eastAsia="Arial" w:hAnsi="Arial" w:cs="Arial"/>
+                <w:sz w:val="20"/>
+                <w:szCs w:val="20"/>
+              </w:rPr>
+              <w:t> </w:t>
+            </w:r>
+          </w:p>
+        </w:tc>
+        <w:tc>
+          <w:tcPr>
+            <w:tcW w:w="630" w:type="dxa"/>
+            <w:tcBorders>
+              <w:top w:val="single" w:sz="4" w:space="0" w:color="000000"/>
+              <w:left w:val="nil"/>
+              <w:bottom w:val="single" w:sz="4" w:space="0" w:color="000000"/>
+              <w:right w:val="single" w:sz="4" w:space="0" w:color="000000"/>
+            </w:tcBorders>
+            <w:shd w:val="clear" w:color="auto" w:fill="FFFFFF" w:themeFill="background1"/>
+            <w:vAlign w:val="bottom"/>
+          </w:tcPr>
+          <w:p>
+            <w:pPr>
+              <w:spacing w:after="0" w:line="240" w:lineRule="auto"/>
+              <w:rPr>
+                <w:rFonts w:ascii="Arial" w:eastAsia="Arial" w:hAnsi="Arial" w:cs="Arial"/>
+                <w:sz w:val="20"/>
+                <w:szCs w:val="20"/>
+              </w:rPr>
+            </w:pPr>
+            <w:r>
+              <w:rPr>
+                <w:rFonts w:ascii="Arial" w:eastAsia="Arial" w:hAnsi="Arial" w:cs="Arial"/>
+                <w:sz w:val="20"/>
+                <w:szCs w:val="20"/>
+              </w:rPr>
+              <w:t> </w:t>
+            </w:r>
+          </w:p>
+        </w:tc>
+        <w:tc>
+          <w:tcPr>
+            <w:tcW w:w="630" w:type="dxa"/>
+            <w:tcBorders>
+              <w:top w:val="single" w:sz="4" w:space="0" w:color="000000"/>
+              <w:left w:val="nil"/>
+              <w:bottom w:val="single" w:sz="4" w:space="0" w:color="000000"/>
+              <w:right w:val="single" w:sz="4" w:space="0" w:color="000000"/>
+            </w:tcBorders>
+            <w:shd w:val="clear" w:color="auto" w:fill="FFFFFF" w:themeFill="background1"/>
+            <w:vAlign w:val="bottom"/>
+          </w:tcPr>
+          <w:p>
+            <w:pPr>
+              <w:spacing w:after="0" w:line="240" w:lineRule="auto"/>
+              <w:rPr>
+                <w:rFonts w:ascii="Arial" w:hAnsi="Arial" w:cs="Arial"/>
+                <w:sz w:val="20"/>
+                <w:szCs w:val="20"/>
+              </w:rPr>
+            </w:pPr>
+            <w:r>
+              <w:rPr>
+                <w:rFonts w:ascii="Arial" w:hAnsi="Arial" w:cs="Arial"/>
+                <w:sz w:val="20"/>
+                <w:szCs w:val="20"/>
+              </w:rPr>
+              <w:t> </w:t>
+            </w:r>
+          </w:p>
+        </w:tc>
+        <w:tc>
+          <w:tcPr>
+            <w:tcW w:w="630" w:type="dxa"/>
+            <w:tcBorders>
+              <w:top w:val="single" w:sz="4" w:space="0" w:color="000000"/>
+              <w:left w:val="nil"/>
+              <w:bottom w:val="single" w:sz="4" w:space="0" w:color="000000"/>
+              <w:right w:val="single" w:sz="4" w:space="0" w:color="000000"/>
+            </w:tcBorders>
+            <w:shd w:val="clear" w:color="auto" w:fill="FFFFFF" w:themeFill="background1"/>
+            <w:vAlign w:val="bottom"/>
+          </w:tcPr>
+          <w:p>
+            <w:pPr>
+              <w:spacing w:after="0" w:line="240" w:lineRule="auto"/>
+              <w:rPr>
+                <w:rFonts w:ascii="Arial" w:hAnsi="Arial" w:cs="Arial"/>
+                <w:sz w:val="20"/>
+                <w:szCs w:val="20"/>
+              </w:rPr>
+            </w:pPr>
+            <w:r>
+              <w:rPr>
+                <w:rFonts w:ascii="Arial" w:hAnsi="Arial" w:cs="Arial"/>
+                <w:sz w:val="20"/>
+                <w:szCs w:val="20"/>
+              </w:rPr>
+              <w:t> </w:t>
+            </w:r>
+          </w:p>
+        </w:tc>
+        <w:tc>
+          <w:tcPr>
+            <w:tcW w:w="630" w:type="dxa"/>
+            <w:tcBorders>
+              <w:top w:val="single" w:sz="4" w:space="0" w:color="000000"/>
+              <w:left w:val="nil"/>
+              <w:bottom w:val="single" w:sz="4" w:space="0" w:color="000000"/>
+              <w:right w:val="single" w:sz="4" w:space="0" w:color="000000"/>
+            </w:tcBorders>
+            <w:shd w:val="clear" w:color="auto" w:fill="FFFFFF" w:themeFill="background1"/>
+            <w:vAlign w:val="bottom"/>
+          </w:tcPr>
+          <w:p>
+            <w:pPr>
+              <w:spacing w:after="0" w:line="240" w:lineRule="auto"/>
+              <w:rPr>
+                <w:rFonts w:ascii="Arial" w:hAnsi="Arial" w:cs="Arial"/>
+                <w:sz w:val="20"/>
+                <w:szCs w:val="20"/>
+              </w:rPr>
+            </w:pPr>
+            <w:r>
+              <w:rPr>
+                <w:rFonts w:ascii="Arial" w:hAnsi="Arial" w:cs="Arial"/>
+                <w:sz w:val="20"/>
+                <w:szCs w:val="20"/>
+              </w:rPr>
+              <w:t> </w:t>
+            </w:r>
+          </w:p>
+        </w:tc>
+        <w:tc>
+          <w:tcPr>
+            <w:tcW w:w="630" w:type="dxa"/>
+            <w:tcBorders>
+              <w:top w:val="single" w:sz="4" w:space="0" w:color="000000"/>
+              <w:left w:val="nil"/>
+              <w:bottom w:val="single" w:sz="4" w:space="0" w:color="000000"/>
+              <w:right w:val="single" w:sz="4" w:space="0" w:color="000000"/>
+            </w:tcBorders>
+            <w:shd w:val="clear" w:color="auto" w:fill="FFFFFF" w:themeFill="background1"/>
+            <w:vAlign w:val="bottom"/>
+          </w:tcPr>
+          <w:p>
+            <w:pPr>
+              <w:spacing w:after="0" w:line="240" w:lineRule="auto"/>
+              <w:rPr>
+                <w:rFonts w:ascii="Arial" w:hAnsi="Arial" w:cs="Arial"/>
+                <w:sz w:val="20"/>
+                <w:szCs w:val="20"/>
+              </w:rPr>
+            </w:pPr>
+            <w:r>
+              <w:rPr>
+                <w:rFonts w:ascii="Arial" w:hAnsi="Arial" w:cs="Arial"/>
+                <w:sz w:val="20"/>
+                <w:szCs w:val="20"/>
+              </w:rPr>
+              <w:t> </w:t>
+            </w:r>
+          </w:p>
+        </w:tc>
+        <w:tc>
+          <w:tcPr>
+            <w:tcW w:w="630" w:type="dxa"/>
+            <w:tcBorders>
+              <w:top w:val="single" w:sz="4" w:space="0" w:color="000000"/>
+              <w:left w:val="nil"/>
+              <w:bottom w:val="single" w:sz="4" w:space="0" w:color="000000"/>
+              <w:right w:val="single" w:sz="4" w:space="0" w:color="000000"/>
+            </w:tcBorders>
+            <w:shd w:val="clear" w:color="auto" w:fill="FFFFFF" w:themeFill="background1"/>
+            <w:vAlign w:val="bottom"/>
+          </w:tcPr>
+          <w:p>
+            <w:pPr>
+              <w:spacing w:after="0" w:line="240" w:lineRule="auto"/>
+              <w:rPr>
+                <w:rFonts w:ascii="Arial" w:hAnsi="Arial" w:cs="Arial"/>
+                <w:sz w:val="20"/>
+                <w:szCs w:val="20"/>
+              </w:rPr>
+            </w:pPr>
+            <w:r>
+              <w:rPr>
+                <w:rFonts w:ascii="Arial" w:hAnsi="Arial" w:cs="Arial"/>
+                <w:sz w:val="20"/>
+                <w:szCs w:val="20"/>
+              </w:rPr>
+              <w:t> </w:t>
+            </w:r>
+          </w:p>
+        </w:tc>
+        <w:tc>
+          <w:tcPr>
+            <w:tcW w:w="630" w:type="dxa"/>
+            <w:tcBorders>
+              <w:top w:val="single" w:sz="4" w:space="0" w:color="000000"/>
+              <w:left w:val="nil"/>
+              <w:bottom w:val="single" w:sz="4" w:space="0" w:color="000000"/>
+              <w:right w:val="single" w:sz="4" w:space="0" w:color="000000"/>
+            </w:tcBorders>
+            <w:shd w:val="clear" w:color="auto" w:fill="FFFFFF" w:themeFill="background1"/>
+            <w:vAlign w:val="bottom"/>
+          </w:tcPr>
+          <w:p>
+            <w:pPr>
+              <w:spacing w:after="0" w:line="240" w:lineRule="auto"/>
+              <w:rPr>
+                <w:rFonts w:ascii="Arial" w:hAnsi="Arial" w:cs="Arial"/>
+                <w:b/>
+                <w:sz w:val="20"/>
+                <w:szCs w:val="20"/>
+              </w:rPr>
+            </w:pPr>
+            <w:r>
+              <w:rPr>
+                <w:rFonts w:ascii="Arial" w:hAnsi="Arial" w:cs="Arial"/>
+                <w:sz w:val="20"/>
+                <w:szCs w:val="20"/>
+              </w:rPr>
+              <w:t> </w:t>
+            </w:r>
+            <w:r>
+              <w:rPr>
+                <w:rFonts w:ascii="Arial" w:hAnsi="Arial" w:cs="Arial"/>
+                <w:color w:val="0070C0"/>
+                <w:sz w:val="20"/>
+                <w:szCs w:val="20"/>
+              </w:rPr>
+              <w:t> </w:t>
+            </w:r>
+          </w:p>
+        </w:tc>
+        <w:tc>
+          <w:tcPr>
+            <w:tcW w:w="630" w:type="dxa"/>
+            <w:tcBorders>
+              <w:top w:val="single" w:sz="4" w:space="0" w:color="000000"/>
+              <w:left w:val="nil"/>
+              <w:bottom w:val="single" w:sz="4" w:space="0" w:color="000000"/>
+              <w:right w:val="single" w:sz="4" w:space="0" w:color="000000"/>
+            </w:tcBorders>
+            <w:shd w:val="clear" w:color="auto" w:fill="FFFFFF" w:themeFill="background1"/>
+            <w:vAlign w:val="bottom"/>
+          </w:tcPr>
+          <w:p>
+            <w:pPr>
+              <w:spacing w:after="0" w:line="240" w:lineRule="auto"/>
+              <w:rPr>
+                <w:rFonts w:ascii="Arial" w:hAnsi="Arial" w:cs="Arial"/>
+                <w:sz w:val="20"/>
+                <w:szCs w:val="20"/>
+              </w:rPr>
+            </w:pPr>
+            <w:r>
+              <w:rPr>
+                <w:rFonts w:ascii="Arial" w:hAnsi="Arial" w:cs="Arial"/>
+                <w:sz w:val="20"/>
+                <w:szCs w:val="20"/>
+              </w:rPr>
+              <w:t> </w:t>
+            </w:r>
+          </w:p>
+        </w:tc>
+        <w:tc>
+          <w:tcPr>
+            <w:tcW w:w="630" w:type="dxa"/>
+            <w:tcBorders>
+              <w:top w:val="single" w:sz="4" w:space="0" w:color="000000"/>
+              <w:left w:val="nil"/>
+              <w:bottom w:val="single" w:sz="4" w:space="0" w:color="000000"/>
+              <w:right w:val="single" w:sz="4" w:space="0" w:color="000000"/>
+            </w:tcBorders>
+            <w:shd w:val="clear" w:color="auto" w:fill="FFFFFF" w:themeFill="background1"/>
+            <w:vAlign w:val="bottom"/>
+          </w:tcPr>
+          <w:p>
+            <w:pPr>
+              <w:spacing w:after="0" w:line="240" w:lineRule="auto"/>
+              <w:rPr>
+                <w:rFonts w:ascii="Arial" w:eastAsia="Arial" w:hAnsi="Arial" w:cs="Arial"/>
+                <w:sz w:val="20"/>
+                <w:szCs w:val="20"/>
+              </w:rPr>
+            </w:pPr>
+            <w:r>
+              <w:rPr>
+                <w:rFonts w:ascii="Arial" w:eastAsia="Arial" w:hAnsi="Arial" w:cs="Arial"/>
+                <w:sz w:val="20"/>
+                <w:szCs w:val="20"/>
+              </w:rPr>
+              <w:t> </w:t>
+            </w:r>
+          </w:p>
+        </w:tc>
+        <w:tc>
+          <w:tcPr>
+            <w:tcW w:w="630" w:type="dxa"/>
+            <w:tcBorders>
+              <w:top w:val="single" w:sz="4" w:space="0" w:color="000000"/>
+              <w:left w:val="nil"/>
+              <w:bottom w:val="single" w:sz="4" w:space="0" w:color="000000"/>
+              <w:right w:val="single" w:sz="4" w:space="0" w:color="000000"/>
+            </w:tcBorders>
+            <w:shd w:val="clear" w:color="auto" w:fill="FFFFFF" w:themeFill="background1"/>
+            <w:vAlign w:val="bottom"/>
+          </w:tcPr>
+          <w:p>
+            <w:pPr>
+              <w:spacing w:after="0" w:line="240" w:lineRule="auto"/>
+              <w:rPr>
+                <w:rFonts w:ascii="Arial" w:eastAsia="Arial" w:hAnsi="Arial" w:cs="Arial"/>
+                <w:sz w:val="20"/>
+                <w:szCs w:val="20"/>
+              </w:rPr>
+            </w:pPr>
+            <w:r>
+              <w:rPr>
+                <w:rFonts w:ascii="Arial" w:eastAsia="Arial" w:hAnsi="Arial" w:cs="Arial"/>
+                <w:sz w:val="20"/>
+                <w:szCs w:val="20"/>
+              </w:rPr>
+              <w:t> </w:t>
+            </w:r>
+          </w:p>
+        </w:tc>
+      </w:tr>
+      <w:tr>
+        <w:trPr>
+          <w:trHeight w:val="255"/>
+        </w:trPr>
+        <w:tc>
+          <w:tcPr>
+            <w:tcW w:w="1530" w:type="dxa"/>
+            <w:vMerge/>
+            <w:tcBorders>
+              <w:top w:val="nil"/>
+              <w:left w:val="single" w:sz="4" w:space="0" w:color="000000"/>
+              <w:bottom w:val="single" w:sz="4" w:space="0" w:color="000000"/>
+              <w:right w:val="single" w:sz="4" w:space="0" w:color="000000"/>
+            </w:tcBorders>
+          </w:tcPr>
+          <w:p>
+            <w:pPr>
+              <w:widowControl w:val="0"/>
+              <w:pBdr>
+                <w:top w:val="nil"/>
+                <w:left w:val="nil"/>
+                <w:bottom w:val="nil"/>
+                <w:right w:val="nil"/>
+                <w:between w:val="nil"/>
+              </w:pBdr>
+              <w:spacing w:after="0" w:line="240" w:lineRule="auto"/>
+              <w:rPr>
+                <w:rFonts w:ascii="Arial" w:eastAsia="Arial" w:hAnsi="Arial" w:cs="Arial"/>
+                <w:sz w:val="20"/>
+                <w:szCs w:val="20"/>
+              </w:rPr>
+            </w:pPr>
+          </w:p>
+        </w:tc>
+        <w:tc>
+          <w:tcPr>
+            <w:tcW w:w="3118" w:type="dxa"/>
+            <w:vMerge/>
+            <w:tcBorders>
+              <w:top w:val="nil"/>
+              <w:left w:val="single" w:sz="4" w:space="0" w:color="000000"/>
+              <w:bottom w:val="single" w:sz="4" w:space="0" w:color="000000"/>
+              <w:right w:val="single" w:sz="4" w:space="0" w:color="000000"/>
+            </w:tcBorders>
+          </w:tcPr>
+          <w:p>
+            <w:pPr>
+              <w:widowControl w:val="0"/>
+              <w:pBdr>
+                <w:top w:val="nil"/>
+                <w:left w:val="nil"/>
+                <w:bottom w:val="nil"/>
+                <w:right w:val="nil"/>
+                <w:between w:val="nil"/>
+              </w:pBdr>
               <w:spacing w:after="0" w:line="240" w:lineRule="auto"/>
               <w:rPr>
                 <w:rFonts w:ascii="Arial" w:eastAsia="Arial" w:hAnsi="Arial" w:cs="Arial"/>
@@ -7615,10 +10280,7 @@
         </w:tc>
       </w:tr>
     </w:tbl>
-    <w:p>
-      <w:bookmarkStart w:id="1" w:name="_GoBack"/>
-      <w:bookmarkEnd w:id="1"/>
-    </w:p>
+    <w:p/>
     <w:p/>
     <w:p/>
     <w:p/>
@@ -8396,7 +11058,6 @@
                 <w:szCs w:val="20"/>
               </w:rPr>
             </w:pPr>
-            <w:proofErr w:type="gramStart"/>
             <w:r>
               <w:rPr>
                 <w:rFonts w:ascii="Arial" w:eastAsia="Arial" w:hAnsi="Arial" w:cs="Arial"/>
@@ -8405,7 +11066,6 @@
               </w:rPr>
               <w:t>sem1</w:t>
             </w:r>
-            <w:proofErr w:type="gramEnd"/>
           </w:p>
         </w:tc>
         <w:tc>
@@ -8429,7 +11089,6 @@
                 <w:szCs w:val="20"/>
               </w:rPr>
             </w:pPr>
-            <w:proofErr w:type="gramStart"/>
             <w:r>
               <w:rPr>
                 <w:rFonts w:ascii="Arial" w:eastAsia="Arial" w:hAnsi="Arial" w:cs="Arial"/>
@@ -8438,7 +11097,6 @@
               </w:rPr>
               <w:t>sem2</w:t>
             </w:r>
-            <w:proofErr w:type="gramEnd"/>
           </w:p>
         </w:tc>
         <w:tc>
@@ -8462,7 +11120,6 @@
                 <w:szCs w:val="20"/>
               </w:rPr>
             </w:pPr>
-            <w:proofErr w:type="gramStart"/>
             <w:r>
               <w:rPr>
                 <w:rFonts w:ascii="Arial" w:eastAsia="Arial" w:hAnsi="Arial" w:cs="Arial"/>
@@ -8471,7 +11128,6 @@
               </w:rPr>
               <w:t>sem3</w:t>
             </w:r>
-            <w:proofErr w:type="gramEnd"/>
           </w:p>
         </w:tc>
         <w:tc>
@@ -8495,7 +11151,6 @@
                 <w:szCs w:val="20"/>
               </w:rPr>
             </w:pPr>
-            <w:proofErr w:type="gramStart"/>
             <w:r>
               <w:rPr>
                 <w:rFonts w:ascii="Arial" w:eastAsia="Arial" w:hAnsi="Arial" w:cs="Arial"/>
@@ -8504,7 +11159,6 @@
               </w:rPr>
               <w:t>sem1</w:t>
             </w:r>
-            <w:proofErr w:type="gramEnd"/>
           </w:p>
         </w:tc>
         <w:tc>
@@ -8528,7 +11182,6 @@
                 <w:szCs w:val="20"/>
               </w:rPr>
             </w:pPr>
-            <w:proofErr w:type="gramStart"/>
             <w:r>
               <w:rPr>
                 <w:rFonts w:ascii="Arial" w:eastAsia="Arial" w:hAnsi="Arial" w:cs="Arial"/>
@@ -8537,7 +11190,6 @@
               </w:rPr>
               <w:t>sem2</w:t>
             </w:r>
-            <w:proofErr w:type="gramEnd"/>
           </w:p>
         </w:tc>
         <w:tc>
@@ -8561,7 +11213,6 @@
                 <w:szCs w:val="20"/>
               </w:rPr>
             </w:pPr>
-            <w:proofErr w:type="gramStart"/>
             <w:r>
               <w:rPr>
                 <w:rFonts w:ascii="Arial" w:eastAsia="Arial" w:hAnsi="Arial" w:cs="Arial"/>
@@ -8570,7 +11221,6 @@
               </w:rPr>
               <w:t>sem3</w:t>
             </w:r>
-            <w:proofErr w:type="gramEnd"/>
           </w:p>
         </w:tc>
         <w:tc>
@@ -8594,7 +11244,6 @@
                 <w:szCs w:val="20"/>
               </w:rPr>
             </w:pPr>
-            <w:proofErr w:type="gramStart"/>
             <w:r>
               <w:rPr>
                 <w:rFonts w:ascii="Arial" w:eastAsia="Arial" w:hAnsi="Arial" w:cs="Arial"/>
@@ -8603,7 +11252,6 @@
               </w:rPr>
               <w:t>sem4</w:t>
             </w:r>
-            <w:proofErr w:type="gramEnd"/>
           </w:p>
         </w:tc>
         <w:tc>
@@ -8627,7 +11275,6 @@
                 <w:szCs w:val="20"/>
               </w:rPr>
             </w:pPr>
-            <w:proofErr w:type="gramStart"/>
             <w:r>
               <w:rPr>
                 <w:rFonts w:ascii="Arial" w:eastAsia="Arial" w:hAnsi="Arial" w:cs="Arial"/>
@@ -8636,7 +11283,6 @@
               </w:rPr>
               <w:t>sem4</w:t>
             </w:r>
-            <w:proofErr w:type="gramEnd"/>
           </w:p>
         </w:tc>
         <w:tc>
@@ -8660,7 +11306,6 @@
                 <w:szCs w:val="20"/>
               </w:rPr>
             </w:pPr>
-            <w:proofErr w:type="gramStart"/>
             <w:r>
               <w:rPr>
                 <w:rFonts w:ascii="Arial" w:eastAsia="Arial" w:hAnsi="Arial" w:cs="Arial"/>
@@ -8669,7 +11314,6 @@
               </w:rPr>
               <w:t>sem1</w:t>
             </w:r>
-            <w:proofErr w:type="gramEnd"/>
           </w:p>
         </w:tc>
         <w:tc>
@@ -8693,7 +11337,6 @@
                 <w:szCs w:val="20"/>
               </w:rPr>
             </w:pPr>
-            <w:proofErr w:type="gramStart"/>
             <w:r>
               <w:rPr>
                 <w:rFonts w:ascii="Arial" w:eastAsia="Arial" w:hAnsi="Arial" w:cs="Arial"/>
@@ -8702,7 +11345,6 @@
               </w:rPr>
               <w:t>sem2</w:t>
             </w:r>
-            <w:proofErr w:type="gramEnd"/>
           </w:p>
         </w:tc>
         <w:tc>
@@ -8726,7 +11368,6 @@
                 <w:szCs w:val="20"/>
               </w:rPr>
             </w:pPr>
-            <w:proofErr w:type="gramStart"/>
             <w:r>
               <w:rPr>
                 <w:rFonts w:ascii="Arial" w:eastAsia="Arial" w:hAnsi="Arial" w:cs="Arial"/>
@@ -8735,7 +11376,6 @@
               </w:rPr>
               <w:t>sem3</w:t>
             </w:r>
-            <w:proofErr w:type="gramEnd"/>
           </w:p>
         </w:tc>
         <w:tc>
@@ -8759,7 +11399,6 @@
                 <w:szCs w:val="20"/>
               </w:rPr>
             </w:pPr>
-            <w:proofErr w:type="gramStart"/>
             <w:r>
               <w:rPr>
                 <w:rFonts w:ascii="Arial" w:eastAsia="Arial" w:hAnsi="Arial" w:cs="Arial"/>
@@ -8768,7 +11407,6 @@
               </w:rPr>
               <w:t>sem4</w:t>
             </w:r>
-            <w:proofErr w:type="gramEnd"/>
           </w:p>
         </w:tc>
         <w:tc>
@@ -8792,7 +11430,6 @@
                 <w:szCs w:val="20"/>
               </w:rPr>
             </w:pPr>
-            <w:proofErr w:type="gramStart"/>
             <w:r>
               <w:rPr>
                 <w:rFonts w:ascii="Arial" w:eastAsia="Arial" w:hAnsi="Arial" w:cs="Arial"/>
@@ -8801,7 +11438,6 @@
               </w:rPr>
               <w:t>sem1</w:t>
             </w:r>
-            <w:proofErr w:type="gramEnd"/>
           </w:p>
         </w:tc>
         <w:tc>
@@ -8825,7 +11461,6 @@
                 <w:szCs w:val="20"/>
               </w:rPr>
             </w:pPr>
-            <w:proofErr w:type="gramStart"/>
             <w:r>
               <w:rPr>
                 <w:rFonts w:ascii="Arial" w:eastAsia="Arial" w:hAnsi="Arial" w:cs="Arial"/>
@@ -8834,7 +11469,6 @@
               </w:rPr>
               <w:t>sem2</w:t>
             </w:r>
-            <w:proofErr w:type="gramEnd"/>
           </w:p>
         </w:tc>
         <w:tc>
@@ -8858,7 +11492,6 @@
                 <w:szCs w:val="20"/>
               </w:rPr>
             </w:pPr>
-            <w:proofErr w:type="gramStart"/>
             <w:r>
               <w:rPr>
                 <w:rFonts w:ascii="Arial" w:eastAsia="Arial" w:hAnsi="Arial" w:cs="Arial"/>
@@ -8867,7 +11500,6 @@
               </w:rPr>
               <w:t>sem3</w:t>
             </w:r>
-            <w:proofErr w:type="gramEnd"/>
           </w:p>
         </w:tc>
         <w:tc>
@@ -8891,7 +11523,6 @@
                 <w:szCs w:val="20"/>
               </w:rPr>
             </w:pPr>
-            <w:proofErr w:type="gramStart"/>
             <w:r>
               <w:rPr>
                 <w:rFonts w:ascii="Arial" w:eastAsia="Arial" w:hAnsi="Arial" w:cs="Arial"/>
@@ -8900,7 +11531,6 @@
               </w:rPr>
               <w:t>sem4</w:t>
             </w:r>
-            <w:proofErr w:type="gramEnd"/>
           </w:p>
         </w:tc>
       </w:tr>
@@ -12282,18 +14912,8 @@
                 <w:sz w:val="20"/>
                 <w:szCs w:val="20"/>
               </w:rPr>
-              <w:t xml:space="preserve">Apresentação na </w:t>
-            </w:r>
-            <w:proofErr w:type="spellStart"/>
-            <w:r>
-              <w:rPr>
-                <w:rFonts w:ascii="Arial" w:eastAsia="Arial" w:hAnsi="Arial" w:cs="Arial"/>
-                <w:sz w:val="20"/>
-                <w:szCs w:val="20"/>
-              </w:rPr>
-              <w:t>Faitec</w:t>
-            </w:r>
-            <w:proofErr w:type="spellEnd"/>
+              <w:t>Apresentação na Faitec</w:t>
+            </w:r>
           </w:p>
         </w:tc>
         <w:tc>
@@ -13378,8 +15998,8 @@
       </w:pPr>
     </w:p>
     <w:sectPr>
-      <w:headerReference w:type="default" r:id="rId7"/>
-      <w:footerReference w:type="default" r:id="rId8"/>
+      <w:headerReference w:type="default" r:id="rId6"/>
+      <w:footerReference w:type="default" r:id="rId7"/>
       <w:pgSz w:w="16838" w:h="11906" w:orient="landscape"/>
       <w:pgMar w:top="1701" w:right="1417" w:bottom="1701" w:left="1417" w:header="708" w:footer="708" w:gutter="0"/>
       <w:cols w:space="708"/>
@@ -13390,7 +16010,7 @@
 </file>
 
 <file path=word/endnotes.xml><?xml version="1.0" encoding="utf-8"?>
-<w:endnotes xmlns:wpc="http://schemas.microsoft.com/office/word/2010/wordprocessingCanvas" xmlns:mc="http://schemas.openxmlformats.org/markup-compatibility/2006" xmlns:o="urn:schemas-microsoft-com:office:office" xmlns:r="http://schemas.openxmlformats.org/officeDocument/2006/relationships" xmlns:m="http://schemas.openxmlformats.org/officeDocument/2006/math" xmlns:v="urn:schemas-microsoft-com:vml" xmlns:wp14="http://schemas.microsoft.com/office/word/2010/wordprocessingDrawing" xmlns:wp="http://schemas.openxmlformats.org/drawingml/2006/wordprocessingDrawing" xmlns:w10="urn:schemas-microsoft-com:office:word" xmlns:w="http://schemas.openxmlformats.org/wordprocessingml/2006/main" xmlns:w14="http://schemas.microsoft.com/office/word/2010/wordml" xmlns:wpg="http://schemas.microsoft.com/office/word/2010/wordprocessingGroup" xmlns:wpi="http://schemas.microsoft.com/office/word/2010/wordprocessingInk" xmlns:wne="http://schemas.microsoft.com/office/word/2006/wordml" xmlns:wps="http://schemas.microsoft.com/office/word/2010/wordprocessingShape" mc:Ignorable="w14 wp14">
+<w:endnotes xmlns:wpc="http://schemas.microsoft.com/office/word/2010/wordprocessingCanvas" xmlns:mc="http://schemas.openxmlformats.org/markup-compatibility/2006" xmlns:o="urn:schemas-microsoft-com:office:office" xmlns:r="http://schemas.openxmlformats.org/officeDocument/2006/relationships" xmlns:m="http://schemas.openxmlformats.org/officeDocument/2006/math" xmlns:v="urn:schemas-microsoft-com:vml" xmlns:wp14="http://schemas.microsoft.com/office/word/2010/wordprocessingDrawing" xmlns:wp="http://schemas.openxmlformats.org/drawingml/2006/wordprocessingDrawing" xmlns:w10="urn:schemas-microsoft-com:office:word" xmlns:w="http://schemas.openxmlformats.org/wordprocessingml/2006/main" xmlns:w14="http://schemas.microsoft.com/office/word/2010/wordml" xmlns:w15="http://schemas.microsoft.com/office/word/2012/wordml" xmlns:wpg="http://schemas.microsoft.com/office/word/2010/wordprocessingGroup" xmlns:wpi="http://schemas.microsoft.com/office/word/2010/wordprocessingInk" xmlns:wne="http://schemas.microsoft.com/office/word/2006/wordml" xmlns:wps="http://schemas.microsoft.com/office/word/2010/wordprocessingShape" mc:Ignorable="w14 w15 wp14">
   <w:endnote w:type="separator" w:id="-1">
     <w:p>
       <w:pPr>
@@ -13415,7 +16035,7 @@
 </file>
 
 <file path=word/footer1.xml><?xml version="1.0" encoding="utf-8"?>
-<w:ftr xmlns:wpc="http://schemas.microsoft.com/office/word/2010/wordprocessingCanvas" xmlns:mc="http://schemas.openxmlformats.org/markup-compatibility/2006" xmlns:o="urn:schemas-microsoft-com:office:office" xmlns:r="http://schemas.openxmlformats.org/officeDocument/2006/relationships" xmlns:m="http://schemas.openxmlformats.org/officeDocument/2006/math" xmlns:v="urn:schemas-microsoft-com:vml" xmlns:wp14="http://schemas.microsoft.com/office/word/2010/wordprocessingDrawing" xmlns:wp="http://schemas.openxmlformats.org/drawingml/2006/wordprocessingDrawing" xmlns:w10="urn:schemas-microsoft-com:office:word" xmlns:w="http://schemas.openxmlformats.org/wordprocessingml/2006/main" xmlns:w14="http://schemas.microsoft.com/office/word/2010/wordml" xmlns:wpg="http://schemas.microsoft.com/office/word/2010/wordprocessingGroup" xmlns:wpi="http://schemas.microsoft.com/office/word/2010/wordprocessingInk" xmlns:wne="http://schemas.microsoft.com/office/word/2006/wordml" xmlns:wps="http://schemas.microsoft.com/office/word/2010/wordprocessingShape" mc:Ignorable="w14 wp14">
+<w:ftr xmlns:wpc="http://schemas.microsoft.com/office/word/2010/wordprocessingCanvas" xmlns:mc="http://schemas.openxmlformats.org/markup-compatibility/2006" xmlns:o="urn:schemas-microsoft-com:office:office" xmlns:r="http://schemas.openxmlformats.org/officeDocument/2006/relationships" xmlns:m="http://schemas.openxmlformats.org/officeDocument/2006/math" xmlns:v="urn:schemas-microsoft-com:vml" xmlns:wp14="http://schemas.microsoft.com/office/word/2010/wordprocessingDrawing" xmlns:wp="http://schemas.openxmlformats.org/drawingml/2006/wordprocessingDrawing" xmlns:w10="urn:schemas-microsoft-com:office:word" xmlns:w="http://schemas.openxmlformats.org/wordprocessingml/2006/main" xmlns:w14="http://schemas.microsoft.com/office/word/2010/wordml" xmlns:w15="http://schemas.microsoft.com/office/word/2012/wordml" xmlns:wpg="http://schemas.microsoft.com/office/word/2010/wordprocessingGroup" xmlns:wpi="http://schemas.microsoft.com/office/word/2010/wordprocessingInk" xmlns:wne="http://schemas.microsoft.com/office/word/2006/wordml" xmlns:wps="http://schemas.microsoft.com/office/word/2010/wordprocessingShape" mc:Ignorable="w14 w15 wp14">
   <w:p>
     <w:pPr>
       <w:pStyle w:val="Rodap"/>
@@ -13529,7 +16149,7 @@
 </file>
 
 <file path=word/footnotes.xml><?xml version="1.0" encoding="utf-8"?>
-<w:footnotes xmlns:wpc="http://schemas.microsoft.com/office/word/2010/wordprocessingCanvas" xmlns:mc="http://schemas.openxmlformats.org/markup-compatibility/2006" xmlns:o="urn:schemas-microsoft-com:office:office" xmlns:r="http://schemas.openxmlformats.org/officeDocument/2006/relationships" xmlns:m="http://schemas.openxmlformats.org/officeDocument/2006/math" xmlns:v="urn:schemas-microsoft-com:vml" xmlns:wp14="http://schemas.microsoft.com/office/word/2010/wordprocessingDrawing" xmlns:wp="http://schemas.openxmlformats.org/drawingml/2006/wordprocessingDrawing" xmlns:w10="urn:schemas-microsoft-com:office:word" xmlns:w="http://schemas.openxmlformats.org/wordprocessingml/2006/main" xmlns:w14="http://schemas.microsoft.com/office/word/2010/wordml" xmlns:wpg="http://schemas.microsoft.com/office/word/2010/wordprocessingGroup" xmlns:wpi="http://schemas.microsoft.com/office/word/2010/wordprocessingInk" xmlns:wne="http://schemas.microsoft.com/office/word/2006/wordml" xmlns:wps="http://schemas.microsoft.com/office/word/2010/wordprocessingShape" mc:Ignorable="w14 wp14">
+<w:footnotes xmlns:wpc="http://schemas.microsoft.com/office/word/2010/wordprocessingCanvas" xmlns:mc="http://schemas.openxmlformats.org/markup-compatibility/2006" xmlns:o="urn:schemas-microsoft-com:office:office" xmlns:r="http://schemas.openxmlformats.org/officeDocument/2006/relationships" xmlns:m="http://schemas.openxmlformats.org/officeDocument/2006/math" xmlns:v="urn:schemas-microsoft-com:vml" xmlns:wp14="http://schemas.microsoft.com/office/word/2010/wordprocessingDrawing" xmlns:wp="http://schemas.openxmlformats.org/drawingml/2006/wordprocessingDrawing" xmlns:w10="urn:schemas-microsoft-com:office:word" xmlns:w="http://schemas.openxmlformats.org/wordprocessingml/2006/main" xmlns:w14="http://schemas.microsoft.com/office/word/2010/wordml" xmlns:w15="http://schemas.microsoft.com/office/word/2012/wordml" xmlns:wpg="http://schemas.microsoft.com/office/word/2010/wordprocessingGroup" xmlns:wpi="http://schemas.microsoft.com/office/word/2010/wordprocessingInk" xmlns:wne="http://schemas.microsoft.com/office/word/2006/wordml" xmlns:wps="http://schemas.microsoft.com/office/word/2010/wordprocessingShape" mc:Ignorable="w14 w15 wp14">
   <w:footnote w:type="separator" w:id="-1">
     <w:p>
       <w:pPr>
@@ -13554,7 +16174,7 @@
 </file>
 
 <file path=word/header1.xml><?xml version="1.0" encoding="utf-8"?>
-<w:hdr xmlns:wpc="http://schemas.microsoft.com/office/word/2010/wordprocessingCanvas" xmlns:mc="http://schemas.openxmlformats.org/markup-compatibility/2006" xmlns:o="urn:schemas-microsoft-com:office:office" xmlns:r="http://schemas.openxmlformats.org/officeDocument/2006/relationships" xmlns:m="http://schemas.openxmlformats.org/officeDocument/2006/math" xmlns:v="urn:schemas-microsoft-com:vml" xmlns:wp14="http://schemas.microsoft.com/office/word/2010/wordprocessingDrawing" xmlns:wp="http://schemas.openxmlformats.org/drawingml/2006/wordprocessingDrawing" xmlns:w10="urn:schemas-microsoft-com:office:word" xmlns:w="http://schemas.openxmlformats.org/wordprocessingml/2006/main" xmlns:w14="http://schemas.microsoft.com/office/word/2010/wordml" xmlns:wpg="http://schemas.microsoft.com/office/word/2010/wordprocessingGroup" xmlns:wpi="http://schemas.microsoft.com/office/word/2010/wordprocessingInk" xmlns:wne="http://schemas.microsoft.com/office/word/2006/wordml" xmlns:wps="http://schemas.microsoft.com/office/word/2010/wordprocessingShape" mc:Ignorable="w14 wp14">
+<w:hdr xmlns:wpc="http://schemas.microsoft.com/office/word/2010/wordprocessingCanvas" xmlns:mc="http://schemas.openxmlformats.org/markup-compatibility/2006" xmlns:o="urn:schemas-microsoft-com:office:office" xmlns:r="http://schemas.openxmlformats.org/officeDocument/2006/relationships" xmlns:m="http://schemas.openxmlformats.org/officeDocument/2006/math" xmlns:v="urn:schemas-microsoft-com:vml" xmlns:wp14="http://schemas.microsoft.com/office/word/2010/wordprocessingDrawing" xmlns:wp="http://schemas.openxmlformats.org/drawingml/2006/wordprocessingDrawing" xmlns:w10="urn:schemas-microsoft-com:office:word" xmlns:w="http://schemas.openxmlformats.org/wordprocessingml/2006/main" xmlns:w14="http://schemas.microsoft.com/office/word/2010/wordml" xmlns:w15="http://schemas.microsoft.com/office/word/2012/wordml" xmlns:wpg="http://schemas.microsoft.com/office/word/2010/wordprocessingGroup" xmlns:wpi="http://schemas.microsoft.com/office/word/2010/wordprocessingInk" xmlns:wne="http://schemas.microsoft.com/office/word/2006/wordml" xmlns:wps="http://schemas.microsoft.com/office/word/2010/wordprocessingShape" mc:Ignorable="w14 w15 wp14">
   <w:p>
     <w:pPr>
       <w:pStyle w:val="Cabealho"/>
@@ -13570,7 +16190,7 @@
 </file>
 
 <file path=word/styles.xml><?xml version="1.0" encoding="utf-8"?>
-<w:styles xmlns:mc="http://schemas.openxmlformats.org/markup-compatibility/2006" xmlns:r="http://schemas.openxmlformats.org/officeDocument/2006/relationships" xmlns:w="http://schemas.openxmlformats.org/wordprocessingml/2006/main" xmlns:w14="http://schemas.microsoft.com/office/word/2010/wordml" mc:Ignorable="w14">
+<w:styles xmlns:mc="http://schemas.openxmlformats.org/markup-compatibility/2006" xmlns:r="http://schemas.openxmlformats.org/officeDocument/2006/relationships" xmlns:w="http://schemas.openxmlformats.org/wordprocessingml/2006/main" xmlns:w14="http://schemas.microsoft.com/office/word/2010/wordml" xmlns:w15="http://schemas.microsoft.com/office/word/2012/wordml" mc:Ignorable="w14 w15">
   <w:docDefaults>
     <w:rPrDefault>
       <w:rPr>
@@ -13586,429 +16206,378 @@
       </w:pPr>
     </w:pPrDefault>
   </w:docDefaults>
-  <w:latentStyles w:defLockedState="0" w:defUIPriority="99" w:defSemiHidden="1" w:defUnhideWhenUsed="1" w:defQFormat="0" w:count="267">
-    <w:lsdException w:name="Normal" w:semiHidden="0" w:uiPriority="0" w:unhideWhenUsed="0" w:qFormat="1"/>
-    <w:lsdException w:name="heading 1" w:semiHidden="0" w:uiPriority="9" w:unhideWhenUsed="0" w:qFormat="1"/>
-    <w:lsdException w:name="heading 2" w:uiPriority="9" w:qFormat="1"/>
-    <w:lsdException w:name="heading 3" w:uiPriority="9" w:qFormat="1"/>
-    <w:lsdException w:name="heading 4" w:uiPriority="9" w:qFormat="1"/>
-    <w:lsdException w:name="heading 5" w:uiPriority="9" w:qFormat="1"/>
-    <w:lsdException w:name="heading 6" w:uiPriority="9" w:qFormat="1"/>
-    <w:lsdException w:name="heading 7" w:uiPriority="9" w:qFormat="1"/>
-    <w:lsdException w:name="heading 8" w:uiPriority="9" w:qFormat="1"/>
-    <w:lsdException w:name="heading 9" w:uiPriority="9" w:qFormat="1"/>
-    <w:lsdException w:name="toc 1" w:uiPriority="39"/>
-    <w:lsdException w:name="toc 2" w:uiPriority="39"/>
-    <w:lsdException w:name="toc 3" w:uiPriority="39"/>
-    <w:lsdException w:name="toc 4" w:uiPriority="39"/>
-    <w:lsdException w:name="toc 5" w:uiPriority="39"/>
-    <w:lsdException w:name="toc 6" w:uiPriority="39"/>
-    <w:lsdException w:name="toc 7" w:uiPriority="39"/>
-    <w:lsdException w:name="toc 8" w:uiPriority="39"/>
-    <w:lsdException w:name="toc 9" w:uiPriority="39"/>
-    <w:lsdException w:name="caption" w:uiPriority="35" w:qFormat="1"/>
-    <w:lsdException w:name="Title" w:semiHidden="0" w:uiPriority="10" w:unhideWhenUsed="0" w:qFormat="1"/>
-    <w:lsdException w:name="Default Paragraph Font" w:uiPriority="1"/>
-    <w:lsdException w:name="Subtitle" w:semiHidden="0" w:uiPriority="11" w:unhideWhenUsed="0" w:qFormat="1"/>
-    <w:lsdException w:name="Strong" w:semiHidden="0" w:uiPriority="22" w:unhideWhenUsed="0" w:qFormat="1"/>
-    <w:lsdException w:name="Emphasis" w:semiHidden="0" w:uiPriority="20" w:unhideWhenUsed="0" w:qFormat="1"/>
-    <w:lsdException w:name="Table Grid" w:semiHidden="0" w:uiPriority="39" w:unhideWhenUsed="0"/>
-    <w:lsdException w:name="Placeholder Text" w:unhideWhenUsed="0"/>
-    <w:lsdException w:name="No Spacing" w:semiHidden="0" w:uiPriority="1" w:unhideWhenUsed="0" w:qFormat="1"/>
-    <w:lsdException w:name="Light Shading" w:semiHidden="0" w:uiPriority="60" w:unhideWhenUsed="0"/>
-    <w:lsdException w:name="Light List" w:semiHidden="0" w:uiPriority="61" w:unhideWhenUsed="0"/>
-    <w:lsdException w:name="Light Grid" w:semiHidden="0" w:uiPriority="62" w:unhideWhenUsed="0"/>
-    <w:lsdException w:name="Medium Shading 1" w:semiHidden="0" w:uiPriority="63" w:unhideWhenUsed="0"/>
-    <w:lsdException w:name="Medium Shading 2" w:semiHidden="0" w:uiPriority="64" w:unhideWhenUsed="0"/>
-    <w:lsdException w:name="Medium List 1" w:semiHidden="0" w:uiPriority="65" w:unhideWhenUsed="0"/>
-    <w:lsdException w:name="Medium List 2" w:semiHidden="0" w:uiPriority="66" w:unhideWhenUsed="0"/>
-    <w:lsdException w:name="Medium Grid 1" w:semiHidden="0" w:uiPriority="67" w:unhideWhenUsed="0"/>
-    <w:lsdException w:name="Medium Grid 2" w:semiHidden="0" w:uiPriority="68" w:unhideWhenUsed="0"/>
-    <w:lsdException w:name="Medium Grid 3" w:semiHidden="0" w:uiPriority="69" w:unhideWhenUsed="0"/>
-    <w:lsdException w:name="Dark List" w:semiHidden="0" w:uiPriority="70" w:unhideWhenUsed="0"/>
-    <w:lsdException w:name="Colorful Shading" w:semiHidden="0" w:uiPriority="71" w:unhideWhenUsed="0"/>
-    <w:lsdException w:name="Colorful List" w:semiHidden="0" w:uiPriority="72" w:unhideWhenUsed="0"/>
-    <w:lsdException w:name="Colorful Grid" w:semiHidden="0" w:uiPriority="73" w:unhideWhenUsed="0"/>
-    <w:lsdException w:name="Light Shading Accent 1" w:semiHidden="0" w:uiPriority="60" w:unhideWhenUsed="0"/>
-    <w:lsdException w:name="Light List Accent 1" w:semiHidden="0" w:uiPriority="61" w:unhideWhenUsed="0"/>
-    <w:lsdException w:name="Light Grid Accent 1" w:semiHidden="0" w:uiPriority="62" w:unhideWhenUsed="0"/>
-    <w:lsdException w:name="Medium Shading 1 Accent 1" w:semiHidden="0" w:uiPriority="63" w:unhideWhenUsed="0"/>
-    <w:lsdException w:name="Medium Shading 2 Accent 1" w:semiHidden="0" w:uiPriority="64" w:unhideWhenUsed="0"/>
-    <w:lsdException w:name="Medium List 1 Accent 1" w:semiHidden="0" w:uiPriority="65" w:unhideWhenUsed="0"/>
-    <w:lsdException w:name="Revision" w:unhideWhenUsed="0"/>
-    <w:lsdException w:name="List Paragraph" w:semiHidden="0" w:uiPriority="34" w:unhideWhenUsed="0" w:qFormat="1"/>
-    <w:lsdException w:name="Quote" w:semiHidden="0" w:uiPriority="29" w:unhideWhenUsed="0" w:qFormat="1"/>
-    <w:lsdException w:name="Intense Quote" w:semiHidden="0" w:uiPriority="30" w:unhideWhenUsed="0" w:qFormat="1"/>
-    <w:lsdException w:name="Medium List 2 Accent 1" w:semiHidden="0" w:uiPriority="66" w:unhideWhenUsed="0"/>
-    <w:lsdException w:name="Medium Grid 1 Accent 1" w:semiHidden="0" w:uiPriority="67" w:unhideWhenUsed="0"/>
-    <w:lsdException w:name="Medium Grid 2 Accent 1" w:semiHidden="0" w:uiPriority="68" w:unhideWhenUsed="0"/>
-    <w:lsdException w:name="Medium Grid 3 Accent 1" w:semiHidden="0" w:uiPriority="69" w:unhideWhenUsed="0"/>
-    <w:lsdException w:name="Dark List Accent 1" w:semiHidden="0" w:uiPriority="70" w:unhideWhenUsed="0"/>
-    <w:lsdException w:name="Colorful Shading Accent 1" w:semiHidden="0" w:uiPriority="71" w:unhideWhenUsed="0"/>
-    <w:lsdException w:name="Colorful List Accent 1" w:semiHidden="0" w:uiPriority="72" w:unhideWhenUsed="0"/>
-    <w:lsdException w:name="Colorful Grid Accent 1" w:semiHidden="0" w:uiPriority="73" w:unhideWhenUsed="0"/>
-    <w:lsdException w:name="Light Shading Accent 2" w:semiHidden="0" w:uiPriority="60" w:unhideWhenUsed="0"/>
-    <w:lsdException w:name="Light List Accent 2" w:semiHidden="0" w:uiPriority="61" w:unhideWhenUsed="0"/>
-    <w:lsdException w:name="Light Grid Accent 2" w:semiHidden="0" w:uiPriority="62" w:unhideWhenUsed="0"/>
-    <w:lsdException w:name="Medium Shading 1 Accent 2" w:semiHidden="0" w:uiPriority="63" w:unhideWhenUsed="0"/>
-    <w:lsdException w:name="Medium Shading 2 Accent 2" w:semiHidden="0" w:uiPriority="64" w:unhideWhenUsed="0"/>
-    <w:lsdException w:name="Medium List 1 Accent 2" w:semiHidden="0" w:uiPriority="65" w:unhideWhenUsed="0"/>
-    <w:lsdException w:name="Medium List 2 Accent 2" w:semiHidden="0" w:uiPriority="66" w:unhideWhenUsed="0"/>
-    <w:lsdException w:name="Medium Grid 1 Accent 2" w:semiHidden="0" w:uiPriority="67" w:unhideWhenUsed="0"/>
-    <w:lsdException w:name="Medium Grid 2 Accent 2" w:semiHidden="0" w:uiPriority="68" w:unhideWhenUsed="0"/>
-    <w:lsdException w:name="Medium Grid 3 Accent 2" w:semiHidden="0" w:uiPriority="69" w:unhideWhenUsed="0"/>
-    <w:lsdException w:name="Dark List Accent 2" w:semiHidden="0" w:uiPriority="70" w:unhideWhenUsed="0"/>
-    <w:lsdException w:name="Colorful Shading Accent 2" w:semiHidden="0" w:uiPriority="71" w:unhideWhenUsed="0"/>
-    <w:lsdException w:name="Colorful List Accent 2" w:semiHidden="0" w:uiPriority="72" w:unhideWhenUsed="0"/>
-    <w:lsdException w:name="Colorful Grid Accent 2" w:semiHidden="0" w:uiPriority="73" w:unhideWhenUsed="0"/>
-    <w:lsdException w:name="Light Shading Accent 3" w:semiHidden="0" w:uiPriority="60" w:unhideWhenUsed="0"/>
-    <w:lsdException w:name="Light List Accent 3" w:semiHidden="0" w:uiPriority="61" w:unhideWhenUsed="0"/>
-    <w:lsdException w:name="Light Grid Accent 3" w:semiHidden="0" w:uiPriority="62" w:unhideWhenUsed="0"/>
-    <w:lsdException w:name="Medium Shading 1 Accent 3" w:semiHidden="0" w:uiPriority="63" w:unhideWhenUsed="0"/>
-    <w:lsdException w:name="Medium Shading 2 Accent 3" w:semiHidden="0" w:uiPriority="64" w:unhideWhenUsed="0"/>
-    <w:lsdException w:name="Medium List 1 Accent 3" w:semiHidden="0" w:uiPriority="65" w:unhideWhenUsed="0"/>
-    <w:lsdException w:name="Medium List 2 Accent 3" w:semiHidden="0" w:uiPriority="66" w:unhideWhenUsed="0"/>
-    <w:lsdException w:name="Medium Grid 1 Accent 3" w:semiHidden="0" w:uiPriority="67" w:unhideWhenUsed="0"/>
-    <w:lsdException w:name="Medium Grid 2 Accent 3" w:semiHidden="0" w:uiPriority="68" w:unhideWhenUsed="0"/>
-    <w:lsdException w:name="Medium Grid 3 Accent 3" w:semiHidden="0" w:uiPriority="69" w:unhideWhenUsed="0"/>
-    <w:lsdException w:name="Dark List Accent 3" w:semiHidden="0" w:uiPriority="70" w:unhideWhenUsed="0"/>
-    <w:lsdException w:name="Colorful Shading Accent 3" w:semiHidden="0" w:uiPriority="71" w:unhideWhenUsed="0"/>
-    <w:lsdException w:name="Colorful List Accent 3" w:semiHidden="0" w:uiPriority="72" w:unhideWhenUsed="0"/>
-    <w:lsdException w:name="Colorful Grid Accent 3" w:semiHidden="0" w:uiPriority="73" w:unhideWhenUsed="0"/>
-    <w:lsdException w:name="Light Shading Accent 4" w:semiHidden="0" w:uiPriority="60" w:unhideWhenUsed="0"/>
-    <w:lsdException w:name="Light List Accent 4" w:semiHidden="0" w:uiPriority="61" w:unhideWhenUsed="0"/>
-    <w:lsdException w:name="Light Grid Accent 4" w:semiHidden="0" w:uiPriority="62" w:unhideWhenUsed="0"/>
-    <w:lsdException w:name="Medium Shading 1 Accent 4" w:semiHidden="0" w:uiPriority="63" w:unhideWhenUsed="0"/>
-    <w:lsdException w:name="Medium Shading 2 Accent 4" w:semiHidden="0" w:uiPriority="64" w:unhideWhenUsed="0"/>
-    <w:lsdException w:name="Medium List 1 Accent 4" w:semiHidden="0" w:uiPriority="65" w:unhideWhenUsed="0"/>
-    <w:lsdException w:name="Medium List 2 Accent 4" w:semiHidden="0" w:uiPriority="66" w:unhideWhenUsed="0"/>
-    <w:lsdException w:name="Medium Grid 1 Accent 4" w:semiHidden="0" w:uiPriority="67" w:unhideWhenUsed="0"/>
-    <w:lsdException w:name="Medium Grid 2 Accent 4" w:semiHidden="0" w:uiPriority="68" w:unhideWhenUsed="0"/>
-    <w:lsdException w:name="Medium Grid 3 Accent 4" w:semiHidden="0" w:uiPriority="69" w:unhideWhenUsed="0"/>
-    <w:lsdException w:name="Dark List Accent 4" w:semiHidden="0" w:uiPriority="70" w:unhideWhenUsed="0"/>
-    <w:lsdException w:name="Colorful Shading Accent 4" w:semiHidden="0" w:uiPriority="71" w:unhideWhenUsed="0"/>
-    <w:lsdException w:name="Colorful List Accent 4" w:semiHidden="0" w:uiPriority="72" w:unhideWhenUsed="0"/>
-    <w:lsdException w:name="Colorful Grid Accent 4" w:semiHidden="0" w:uiPriority="73" w:unhideWhenUsed="0"/>
-    <w:lsdException w:name="Light Shading Accent 5" w:semiHidden="0" w:uiPriority="60" w:unhideWhenUsed="0"/>
-    <w:lsdException w:name="Light List Accent 5" w:semiHidden="0" w:uiPriority="61" w:unhideWhenUsed="0"/>
-    <w:lsdException w:name="Light Grid Accent 5" w:semiHidden="0" w:uiPriority="62" w:unhideWhenUsed="0"/>
-    <w:lsdException w:name="Medium Shading 1 Accent 5" w:semiHidden="0" w:uiPriority="63" w:unhideWhenUsed="0"/>
-    <w:lsdException w:name="Medium Shading 2 Accent 5" w:semiHidden="0" w:uiPriority="64" w:unhideWhenUsed="0"/>
-    <w:lsdException w:name="Medium List 1 Accent 5" w:semiHidden="0" w:uiPriority="65" w:unhideWhenUsed="0"/>
-    <w:lsdException w:name="Medium List 2 Accent 5" w:semiHidden="0" w:uiPriority="66" w:unhideWhenUsed="0"/>
-    <w:lsdException w:name="Medium Grid 1 Accent 5" w:semiHidden="0" w:uiPriority="67" w:unhideWhenUsed="0"/>
-    <w:lsdException w:name="Medium Grid 2 Accent 5" w:semiHidden="0" w:uiPriority="68" w:unhideWhenUsed="0"/>
-    <w:lsdException w:name="Medium Grid 3 Accent 5" w:semiHidden="0" w:uiPriority="69" w:unhideWhenUsed="0"/>
-    <w:lsdException w:name="Dark List Accent 5" w:semiHidden="0" w:uiPriority="70" w:unhideWhenUsed="0"/>
-    <w:lsdException w:name="Colorful Shading Accent 5" w:semiHidden="0" w:uiPriority="71" w:unhideWhenUsed="0"/>
-    <w:lsdException w:name="Colorful List Accent 5" w:semiHidden="0" w:uiPriority="72" w:unhideWhenUsed="0"/>
-    <w:lsdException w:name="Colorful Grid Accent 5" w:semiHidden="0" w:uiPriority="73" w:unhideWhenUsed="0"/>
-    <w:lsdException w:name="Light Shading Accent 6" w:semiHidden="0" w:uiPriority="60" w:unhideWhenUsed="0"/>
-    <w:lsdException w:name="Light List Accent 6" w:semiHidden="0" w:uiPriority="61" w:unhideWhenUsed="0"/>
-    <w:lsdException w:name="Light Grid Accent 6" w:semiHidden="0" w:uiPriority="62" w:unhideWhenUsed="0"/>
-    <w:lsdException w:name="Medium Shading 1 Accent 6" w:semiHidden="0" w:uiPriority="63" w:unhideWhenUsed="0"/>
-    <w:lsdException w:name="Medium Shading 2 Accent 6" w:semiHidden="0" w:uiPriority="64" w:unhideWhenUsed="0"/>
-    <w:lsdException w:name="Medium List 1 Accent 6" w:semiHidden="0" w:uiPriority="65" w:unhideWhenUsed="0"/>
-    <w:lsdException w:name="Medium List 2 Accent 6" w:semiHidden="0" w:uiPriority="66" w:unhideWhenUsed="0"/>
-    <w:lsdException w:name="Medium Grid 1 Accent 6" w:semiHidden="0" w:uiPriority="67" w:unhideWhenUsed="0"/>
-    <w:lsdException w:name="Medium Grid 2 Accent 6" w:semiHidden="0" w:uiPriority="68" w:unhideWhenUsed="0"/>
-    <w:lsdException w:name="Medium Grid 3 Accent 6" w:semiHidden="0" w:uiPriority="69" w:unhideWhenUsed="0"/>
-    <w:lsdException w:name="Dark List Accent 6" w:semiHidden="0" w:uiPriority="70" w:unhideWhenUsed="0"/>
-    <w:lsdException w:name="Colorful Shading Accent 6" w:semiHidden="0" w:uiPriority="71" w:unhideWhenUsed="0"/>
-    <w:lsdException w:name="Colorful List Accent 6" w:semiHidden="0" w:uiPriority="72" w:unhideWhenUsed="0"/>
-    <w:lsdException w:name="Colorful Grid Accent 6" w:semiHidden="0" w:uiPriority="73" w:unhideWhenUsed="0"/>
-    <w:lsdException w:name="Subtle Emphasis" w:semiHidden="0" w:uiPriority="19" w:unhideWhenUsed="0" w:qFormat="1"/>
-    <w:lsdException w:name="Intense Emphasis" w:semiHidden="0" w:uiPriority="21" w:unhideWhenUsed="0" w:qFormat="1"/>
-    <w:lsdException w:name="Subtle Reference" w:semiHidden="0" w:uiPriority="31" w:unhideWhenUsed="0" w:qFormat="1"/>
-    <w:lsdException w:name="Intense Reference" w:semiHidden="0" w:uiPriority="32" w:unhideWhenUsed="0" w:qFormat="1"/>
-    <w:lsdException w:name="Book Title" w:semiHidden="0" w:uiPriority="33" w:unhideWhenUsed="0" w:qFormat="1"/>
-    <w:lsdException w:name="Bibliography" w:uiPriority="37"/>
-    <w:lsdException w:name="TOC Heading" w:uiPriority="39" w:qFormat="1"/>
-  </w:latentStyles>
-  <w:style w:type="paragraph" w:default="1" w:styleId="Normal">
-    <w:name w:val="Normal"/>
-    <w:qFormat/>
-    <w:rsid w:val="004B70AF"/>
-    <w:pPr>
-      <w:spacing w:after="200" w:line="276" w:lineRule="auto"/>
-    </w:pPr>
-    <w:rPr>
-      <w:rFonts w:ascii="Calibri" w:eastAsia="Calibri" w:hAnsi="Calibri" w:cs="Calibri"/>
-    </w:rPr>
-  </w:style>
-  <w:style w:type="paragraph" w:styleId="Ttulo1">
-    <w:name w:val="heading 1"/>
-    <w:basedOn w:val="Normal"/>
-    <w:next w:val="Normal"/>
-    <w:link w:val="Ttulo1Char"/>
-    <w:uiPriority w:val="9"/>
-    <w:qFormat/>
-    <w:rsid w:val="004B70AF"/>
-    <w:pPr>
-      <w:keepNext/>
-      <w:keepLines/>
-      <w:spacing w:before="120" w:after="0" w:line="240" w:lineRule="auto"/>
-      <w:outlineLvl w:val="0"/>
-    </w:pPr>
-    <w:rPr>
-      <w:rFonts w:asciiTheme="majorHAnsi" w:eastAsiaTheme="majorEastAsia" w:hAnsiTheme="majorHAnsi" w:cstheme="majorBidi"/>
-      <w:b/>
-      <w:bCs/>
-      <w:color w:val="2E74B5" w:themeColor="accent1" w:themeShade="BF"/>
-      <w:sz w:val="28"/>
-      <w:szCs w:val="28"/>
-    </w:rPr>
-  </w:style>
-  <w:style w:type="character" w:default="1" w:styleId="Fontepargpadro">
-    <w:name w:val="Default Paragraph Font"/>
-    <w:uiPriority w:val="1"/>
-    <w:semiHidden/>
-    <w:unhideWhenUsed/>
-  </w:style>
-  <w:style w:type="table" w:default="1" w:styleId="Tabelanormal">
-    <w:name w:val="Normal Table"/>
-    <w:uiPriority w:val="99"/>
-    <w:semiHidden/>
-    <w:unhideWhenUsed/>
-    <w:tblPr>
-      <w:tblInd w:w="0" w:type="dxa"/>
-      <w:tblCellMar>
-        <w:top w:w="0" w:type="dxa"/>
-        <w:left w:w="108" w:type="dxa"/>
-        <w:bottom w:w="0" w:type="dxa"/>
-        <w:right w:w="108" w:type="dxa"/>
-      </w:tblCellMar>
-    </w:tblPr>
-  </w:style>
-  <w:style w:type="numbering" w:default="1" w:styleId="Semlista">
-    <w:name w:val="No List"/>
-    <w:uiPriority w:val="99"/>
-    <w:semiHidden/>
-    <w:unhideWhenUsed/>
-  </w:style>
-  <w:style w:type="character" w:customStyle="1" w:styleId="Ttulo1Char">
-    <w:name w:val="Título 1 Char"/>
-    <w:basedOn w:val="Fontepargpadro"/>
-    <w:link w:val="Ttulo1"/>
-    <w:uiPriority w:val="9"/>
-    <w:rsid w:val="004B70AF"/>
-    <w:rPr>
-      <w:rFonts w:asciiTheme="majorHAnsi" w:eastAsiaTheme="majorEastAsia" w:hAnsiTheme="majorHAnsi" w:cstheme="majorBidi"/>
-      <w:b/>
-      <w:bCs/>
-      <w:color w:val="2E74B5" w:themeColor="accent1" w:themeShade="BF"/>
-      <w:sz w:val="28"/>
-      <w:szCs w:val="28"/>
-    </w:rPr>
-  </w:style>
-  <w:style w:type="paragraph" w:styleId="Cabealho">
-    <w:name w:val="header"/>
-    <w:basedOn w:val="Normal"/>
-    <w:link w:val="CabealhoChar"/>
-    <w:uiPriority w:val="99"/>
-    <w:unhideWhenUsed/>
-    <w:rsid w:val="008B21D8"/>
-    <w:pPr>
-      <w:tabs>
-        <w:tab w:val="center" w:pos="4252"/>
-        <w:tab w:val="right" w:pos="8504"/>
-      </w:tabs>
-      <w:spacing w:after="0" w:line="240" w:lineRule="auto"/>
-    </w:pPr>
-  </w:style>
-  <w:style w:type="character" w:customStyle="1" w:styleId="CabealhoChar">
-    <w:name w:val="Cabeçalho Char"/>
-    <w:basedOn w:val="Fontepargpadro"/>
-    <w:link w:val="Cabealho"/>
-    <w:uiPriority w:val="99"/>
-    <w:rsid w:val="008B21D8"/>
-    <w:rPr>
-      <w:rFonts w:ascii="Calibri" w:eastAsia="Calibri" w:hAnsi="Calibri" w:cs="Calibri"/>
-    </w:rPr>
-  </w:style>
-  <w:style w:type="paragraph" w:styleId="Rodap">
-    <w:name w:val="footer"/>
-    <w:basedOn w:val="Normal"/>
-    <w:link w:val="RodapChar"/>
-    <w:uiPriority w:val="99"/>
-    <w:unhideWhenUsed/>
-    <w:rsid w:val="008B21D8"/>
-    <w:pPr>
-      <w:tabs>
-        <w:tab w:val="center" w:pos="4252"/>
-        <w:tab w:val="right" w:pos="8504"/>
-      </w:tabs>
-      <w:spacing w:after="0" w:line="240" w:lineRule="auto"/>
-    </w:pPr>
-  </w:style>
-  <w:style w:type="character" w:customStyle="1" w:styleId="RodapChar">
-    <w:name w:val="Rodapé Char"/>
-    <w:basedOn w:val="Fontepargpadro"/>
-    <w:link w:val="Rodap"/>
-    <w:uiPriority w:val="99"/>
-    <w:rsid w:val="008B21D8"/>
-    <w:rPr>
-      <w:rFonts w:ascii="Calibri" w:eastAsia="Calibri" w:hAnsi="Calibri" w:cs="Calibri"/>
-    </w:rPr>
-  </w:style>
-</w:styles>
-</file>
-
-<file path=word/stylesWithEffects.xml><?xml version="1.0" encoding="utf-8"?>
-<w:styles xmlns:wpc="http://schemas.microsoft.com/office/word/2010/wordprocessingCanvas" xmlns:mc="http://schemas.openxmlformats.org/markup-compatibility/2006" xmlns:o="urn:schemas-microsoft-com:office:office" xmlns:r="http://schemas.openxmlformats.org/officeDocument/2006/relationships" xmlns:m="http://schemas.openxmlformats.org/officeDocument/2006/math" xmlns:v="urn:schemas-microsoft-com:vml" xmlns:wp14="http://schemas.microsoft.com/office/word/2010/wordprocessingDrawing" xmlns:wp="http://schemas.openxmlformats.org/drawingml/2006/wordprocessingDrawing" xmlns:w10="urn:schemas-microsoft-com:office:word" xmlns:w="http://schemas.openxmlformats.org/wordprocessingml/2006/main" xmlns:w14="http://schemas.microsoft.com/office/word/2010/wordml" xmlns:wpg="http://schemas.microsoft.com/office/word/2010/wordprocessingGroup" xmlns:wpi="http://schemas.microsoft.com/office/word/2010/wordprocessingInk" xmlns:wne="http://schemas.microsoft.com/office/word/2006/wordml" xmlns:wps="http://schemas.microsoft.com/office/word/2010/wordprocessingShape" mc:Ignorable="w14 wp14">
-  <w:docDefaults>
-    <w:rPrDefault>
-      <w:rPr>
-        <w:rFonts w:asciiTheme="minorHAnsi" w:eastAsiaTheme="minorHAnsi" w:hAnsiTheme="minorHAnsi" w:cstheme="minorBidi"/>
-        <w:sz w:val="22"/>
-        <w:szCs w:val="22"/>
-        <w:lang w:val="pt-BR" w:eastAsia="en-US" w:bidi="ar-SA"/>
-      </w:rPr>
-    </w:rPrDefault>
-    <w:pPrDefault>
-      <w:pPr>
-        <w:spacing w:after="160" w:line="259" w:lineRule="auto"/>
-      </w:pPr>
-    </w:pPrDefault>
-  </w:docDefaults>
-  <w:latentStyles w:defLockedState="0" w:defUIPriority="99" w:defSemiHidden="1" w:defUnhideWhenUsed="1" w:defQFormat="0" w:count="267">
-    <w:lsdException w:name="Normal" w:semiHidden="0" w:uiPriority="0" w:unhideWhenUsed="0" w:qFormat="1"/>
-    <w:lsdException w:name="heading 1" w:semiHidden="0" w:uiPriority="9" w:unhideWhenUsed="0" w:qFormat="1"/>
-    <w:lsdException w:name="heading 2" w:uiPriority="9" w:qFormat="1"/>
-    <w:lsdException w:name="heading 3" w:uiPriority="9" w:qFormat="1"/>
-    <w:lsdException w:name="heading 4" w:uiPriority="9" w:qFormat="1"/>
-    <w:lsdException w:name="heading 5" w:uiPriority="9" w:qFormat="1"/>
-    <w:lsdException w:name="heading 6" w:uiPriority="9" w:qFormat="1"/>
-    <w:lsdException w:name="heading 7" w:uiPriority="9" w:qFormat="1"/>
-    <w:lsdException w:name="heading 8" w:uiPriority="9" w:qFormat="1"/>
-    <w:lsdException w:name="heading 9" w:uiPriority="9" w:qFormat="1"/>
-    <w:lsdException w:name="toc 1" w:uiPriority="39"/>
-    <w:lsdException w:name="toc 2" w:uiPriority="39"/>
-    <w:lsdException w:name="toc 3" w:uiPriority="39"/>
-    <w:lsdException w:name="toc 4" w:uiPriority="39"/>
-    <w:lsdException w:name="toc 5" w:uiPriority="39"/>
-    <w:lsdException w:name="toc 6" w:uiPriority="39"/>
-    <w:lsdException w:name="toc 7" w:uiPriority="39"/>
-    <w:lsdException w:name="toc 8" w:uiPriority="39"/>
-    <w:lsdException w:name="toc 9" w:uiPriority="39"/>
-    <w:lsdException w:name="caption" w:uiPriority="35" w:qFormat="1"/>
-    <w:lsdException w:name="Title" w:semiHidden="0" w:uiPriority="10" w:unhideWhenUsed="0" w:qFormat="1"/>
-    <w:lsdException w:name="Default Paragraph Font" w:uiPriority="1"/>
-    <w:lsdException w:name="Subtitle" w:semiHidden="0" w:uiPriority="11" w:unhideWhenUsed="0" w:qFormat="1"/>
-    <w:lsdException w:name="Strong" w:semiHidden="0" w:uiPriority="22" w:unhideWhenUsed="0" w:qFormat="1"/>
-    <w:lsdException w:name="Emphasis" w:semiHidden="0" w:uiPriority="20" w:unhideWhenUsed="0" w:qFormat="1"/>
-    <w:lsdException w:name="Table Grid" w:semiHidden="0" w:uiPriority="39" w:unhideWhenUsed="0"/>
-    <w:lsdException w:name="Placeholder Text" w:unhideWhenUsed="0"/>
-    <w:lsdException w:name="No Spacing" w:semiHidden="0" w:uiPriority="1" w:unhideWhenUsed="0" w:qFormat="1"/>
-    <w:lsdException w:name="Light Shading" w:semiHidden="0" w:uiPriority="60" w:unhideWhenUsed="0"/>
-    <w:lsdException w:name="Light List" w:semiHidden="0" w:uiPriority="61" w:unhideWhenUsed="0"/>
-    <w:lsdException w:name="Light Grid" w:semiHidden="0" w:uiPriority="62" w:unhideWhenUsed="0"/>
-    <w:lsdException w:name="Medium Shading 1" w:semiHidden="0" w:uiPriority="63" w:unhideWhenUsed="0"/>
-    <w:lsdException w:name="Medium Shading 2" w:semiHidden="0" w:uiPriority="64" w:unhideWhenUsed="0"/>
-    <w:lsdException w:name="Medium List 1" w:semiHidden="0" w:uiPriority="65" w:unhideWhenUsed="0"/>
-    <w:lsdException w:name="Medium List 2" w:semiHidden="0" w:uiPriority="66" w:unhideWhenUsed="0"/>
-    <w:lsdException w:name="Medium Grid 1" w:semiHidden="0" w:uiPriority="67" w:unhideWhenUsed="0"/>
-    <w:lsdException w:name="Medium Grid 2" w:semiHidden="0" w:uiPriority="68" w:unhideWhenUsed="0"/>
-    <w:lsdException w:name="Medium Grid 3" w:semiHidden="0" w:uiPriority="69" w:unhideWhenUsed="0"/>
-    <w:lsdException w:name="Dark List" w:semiHidden="0" w:uiPriority="70" w:unhideWhenUsed="0"/>
-    <w:lsdException w:name="Colorful Shading" w:semiHidden="0" w:uiPriority="71" w:unhideWhenUsed="0"/>
-    <w:lsdException w:name="Colorful List" w:semiHidden="0" w:uiPriority="72" w:unhideWhenUsed="0"/>
-    <w:lsdException w:name="Colorful Grid" w:semiHidden="0" w:uiPriority="73" w:unhideWhenUsed="0"/>
-    <w:lsdException w:name="Light Shading Accent 1" w:semiHidden="0" w:uiPriority="60" w:unhideWhenUsed="0"/>
-    <w:lsdException w:name="Light List Accent 1" w:semiHidden="0" w:uiPriority="61" w:unhideWhenUsed="0"/>
-    <w:lsdException w:name="Light Grid Accent 1" w:semiHidden="0" w:uiPriority="62" w:unhideWhenUsed="0"/>
-    <w:lsdException w:name="Medium Shading 1 Accent 1" w:semiHidden="0" w:uiPriority="63" w:unhideWhenUsed="0"/>
-    <w:lsdException w:name="Medium Shading 2 Accent 1" w:semiHidden="0" w:uiPriority="64" w:unhideWhenUsed="0"/>
-    <w:lsdException w:name="Medium List 1 Accent 1" w:semiHidden="0" w:uiPriority="65" w:unhideWhenUsed="0"/>
-    <w:lsdException w:name="Revision" w:unhideWhenUsed="0"/>
-    <w:lsdException w:name="List Paragraph" w:semiHidden="0" w:uiPriority="34" w:unhideWhenUsed="0" w:qFormat="1"/>
-    <w:lsdException w:name="Quote" w:semiHidden="0" w:uiPriority="29" w:unhideWhenUsed="0" w:qFormat="1"/>
-    <w:lsdException w:name="Intense Quote" w:semiHidden="0" w:uiPriority="30" w:unhideWhenUsed="0" w:qFormat="1"/>
-    <w:lsdException w:name="Medium List 2 Accent 1" w:semiHidden="0" w:uiPriority="66" w:unhideWhenUsed="0"/>
-    <w:lsdException w:name="Medium Grid 1 Accent 1" w:semiHidden="0" w:uiPriority="67" w:unhideWhenUsed="0"/>
-    <w:lsdException w:name="Medium Grid 2 Accent 1" w:semiHidden="0" w:uiPriority="68" w:unhideWhenUsed="0"/>
-    <w:lsdException w:name="Medium Grid 3 Accent 1" w:semiHidden="0" w:uiPriority="69" w:unhideWhenUsed="0"/>
-    <w:lsdException w:name="Dark List Accent 1" w:semiHidden="0" w:uiPriority="70" w:unhideWhenUsed="0"/>
-    <w:lsdException w:name="Colorful Shading Accent 1" w:semiHidden="0" w:uiPriority="71" w:unhideWhenUsed="0"/>
-    <w:lsdException w:name="Colorful List Accent 1" w:semiHidden="0" w:uiPriority="72" w:unhideWhenUsed="0"/>
-    <w:lsdException w:name="Colorful Grid Accent 1" w:semiHidden="0" w:uiPriority="73" w:unhideWhenUsed="0"/>
-    <w:lsdException w:name="Light Shading Accent 2" w:semiHidden="0" w:uiPriority="60" w:unhideWhenUsed="0"/>
-    <w:lsdException w:name="Light List Accent 2" w:semiHidden="0" w:uiPriority="61" w:unhideWhenUsed="0"/>
-    <w:lsdException w:name="Light Grid Accent 2" w:semiHidden="0" w:uiPriority="62" w:unhideWhenUsed="0"/>
-    <w:lsdException w:name="Medium Shading 1 Accent 2" w:semiHidden="0" w:uiPriority="63" w:unhideWhenUsed="0"/>
-    <w:lsdException w:name="Medium Shading 2 Accent 2" w:semiHidden="0" w:uiPriority="64" w:unhideWhenUsed="0"/>
-    <w:lsdException w:name="Medium List 1 Accent 2" w:semiHidden="0" w:uiPriority="65" w:unhideWhenUsed="0"/>
-    <w:lsdException w:name="Medium List 2 Accent 2" w:semiHidden="0" w:uiPriority="66" w:unhideWhenUsed="0"/>
-    <w:lsdException w:name="Medium Grid 1 Accent 2" w:semiHidden="0" w:uiPriority="67" w:unhideWhenUsed="0"/>
-    <w:lsdException w:name="Medium Grid 2 Accent 2" w:semiHidden="0" w:uiPriority="68" w:unhideWhenUsed="0"/>
-    <w:lsdException w:name="Medium Grid 3 Accent 2" w:semiHidden="0" w:uiPriority="69" w:unhideWhenUsed="0"/>
-    <w:lsdException w:name="Dark List Accent 2" w:semiHidden="0" w:uiPriority="70" w:unhideWhenUsed="0"/>
-    <w:lsdException w:name="Colorful Shading Accent 2" w:semiHidden="0" w:uiPriority="71" w:unhideWhenUsed="0"/>
-    <w:lsdException w:name="Colorful List Accent 2" w:semiHidden="0" w:uiPriority="72" w:unhideWhenUsed="0"/>
-    <w:lsdException w:name="Colorful Grid Accent 2" w:semiHidden="0" w:uiPriority="73" w:unhideWhenUsed="0"/>
-    <w:lsdException w:name="Light Shading Accent 3" w:semiHidden="0" w:uiPriority="60" w:unhideWhenUsed="0"/>
-    <w:lsdException w:name="Light List Accent 3" w:semiHidden="0" w:uiPriority="61" w:unhideWhenUsed="0"/>
-    <w:lsdException w:name="Light Grid Accent 3" w:semiHidden="0" w:uiPriority="62" w:unhideWhenUsed="0"/>
-    <w:lsdException w:name="Medium Shading 1 Accent 3" w:semiHidden="0" w:uiPriority="63" w:unhideWhenUsed="0"/>
-    <w:lsdException w:name="Medium Shading 2 Accent 3" w:semiHidden="0" w:uiPriority="64" w:unhideWhenUsed="0"/>
-    <w:lsdException w:name="Medium List 1 Accent 3" w:semiHidden="0" w:uiPriority="65" w:unhideWhenUsed="0"/>
-    <w:lsdException w:name="Medium List 2 Accent 3" w:semiHidden="0" w:uiPriority="66" w:unhideWhenUsed="0"/>
-    <w:lsdException w:name="Medium Grid 1 Accent 3" w:semiHidden="0" w:uiPriority="67" w:unhideWhenUsed="0"/>
-    <w:lsdException w:name="Medium Grid 2 Accent 3" w:semiHidden="0" w:uiPriority="68" w:unhideWhenUsed="0"/>
-    <w:lsdException w:name="Medium Grid 3 Accent 3" w:semiHidden="0" w:uiPriority="69" w:unhideWhenUsed="0"/>
-    <w:lsdException w:name="Dark List Accent 3" w:semiHidden="0" w:uiPriority="70" w:unhideWhenUsed="0"/>
-    <w:lsdException w:name="Colorful Shading Accent 3" w:semiHidden="0" w:uiPriority="71" w:unhideWhenUsed="0"/>
-    <w:lsdException w:name="Colorful List Accent 3" w:semiHidden="0" w:uiPriority="72" w:unhideWhenUsed="0"/>
-    <w:lsdException w:name="Colorful Grid Accent 3" w:semiHidden="0" w:uiPriority="73" w:unhideWhenUsed="0"/>
-    <w:lsdException w:name="Light Shading Accent 4" w:semiHidden="0" w:uiPriority="60" w:unhideWhenUsed="0"/>
-    <w:lsdException w:name="Light List Accent 4" w:semiHidden="0" w:uiPriority="61" w:unhideWhenUsed="0"/>
-    <w:lsdException w:name="Light Grid Accent 4" w:semiHidden="0" w:uiPriority="62" w:unhideWhenUsed="0"/>
-    <w:lsdException w:name="Medium Shading 1 Accent 4" w:semiHidden="0" w:uiPriority="63" w:unhideWhenUsed="0"/>
-    <w:lsdException w:name="Medium Shading 2 Accent 4" w:semiHidden="0" w:uiPriority="64" w:unhideWhenUsed="0"/>
-    <w:lsdException w:name="Medium List 1 Accent 4" w:semiHidden="0" w:uiPriority="65" w:unhideWhenUsed="0"/>
-    <w:lsdException w:name="Medium List 2 Accent 4" w:semiHidden="0" w:uiPriority="66" w:unhideWhenUsed="0"/>
-    <w:lsdException w:name="Medium Grid 1 Accent 4" w:semiHidden="0" w:uiPriority="67" w:unhideWhenUsed="0"/>
-    <w:lsdException w:name="Medium Grid 2 Accent 4" w:semiHidden="0" w:uiPriority="68" w:unhideWhenUsed="0"/>
-    <w:lsdException w:name="Medium Grid 3 Accent 4" w:semiHidden="0" w:uiPriority="69" w:unhideWhenUsed="0"/>
-    <w:lsdException w:name="Dark List Accent 4" w:semiHidden="0" w:uiPriority="70" w:unhideWhenUsed="0"/>
-    <w:lsdException w:name="Colorful Shading Accent 4" w:semiHidden="0" w:uiPriority="71" w:unhideWhenUsed="0"/>
-    <w:lsdException w:name="Colorful List Accent 4" w:semiHidden="0" w:uiPriority="72" w:unhideWhenUsed="0"/>
-    <w:lsdException w:name="Colorful Grid Accent 4" w:semiHidden="0" w:uiPriority="73" w:unhideWhenUsed="0"/>
-    <w:lsdException w:name="Light Shading Accent 5" w:semiHidden="0" w:uiPriority="60" w:unhideWhenUsed="0"/>
-    <w:lsdException w:name="Light List Accent 5" w:semiHidden="0" w:uiPriority="61" w:unhideWhenUsed="0"/>
-    <w:lsdException w:name="Light Grid Accent 5" w:semiHidden="0" w:uiPriority="62" w:unhideWhenUsed="0"/>
-    <w:lsdException w:name="Medium Shading 1 Accent 5" w:semiHidden="0" w:uiPriority="63" w:unhideWhenUsed="0"/>
-    <w:lsdException w:name="Medium Shading 2 Accent 5" w:semiHidden="0" w:uiPriority="64" w:unhideWhenUsed="0"/>
-    <w:lsdException w:name="Medium List 1 Accent 5" w:semiHidden="0" w:uiPriority="65" w:unhideWhenUsed="0"/>
-    <w:lsdException w:name="Medium List 2 Accent 5" w:semiHidden="0" w:uiPriority="66" w:unhideWhenUsed="0"/>
-    <w:lsdException w:name="Medium Grid 1 Accent 5" w:semiHidden="0" w:uiPriority="67" w:unhideWhenUsed="0"/>
-    <w:lsdException w:name="Medium Grid 2 Accent 5" w:semiHidden="0" w:uiPriority="68" w:unhideWhenUsed="0"/>
-    <w:lsdException w:name="Medium Grid 3 Accent 5" w:semiHidden="0" w:uiPriority="69" w:unhideWhenUsed="0"/>
-    <w:lsdException w:name="Dark List Accent 5" w:semiHidden="0" w:uiPriority="70" w:unhideWhenUsed="0"/>
-    <w:lsdException w:name="Colorful Shading Accent 5" w:semiHidden="0" w:uiPriority="71" w:unhideWhenUsed="0"/>
-    <w:lsdException w:name="Colorful List Accent 5" w:semiHidden="0" w:uiPriority="72" w:unhideWhenUsed="0"/>
-    <w:lsdException w:name="Colorful Grid Accent 5" w:semiHidden="0" w:uiPriority="73" w:unhideWhenUsed="0"/>
-    <w:lsdException w:name="Light Shading Accent 6" w:semiHidden="0" w:uiPriority="60" w:unhideWhenUsed="0"/>
-    <w:lsdException w:name="Light List Accent 6" w:semiHidden="0" w:uiPriority="61" w:unhideWhenUsed="0"/>
-    <w:lsdException w:name="Light Grid Accent 6" w:semiHidden="0" w:uiPriority="62" w:unhideWhenUsed="0"/>
-    <w:lsdException w:name="Medium Shading 1 Accent 6" w:semiHidden="0" w:uiPriority="63" w:unhideWhenUsed="0"/>
-    <w:lsdException w:name="Medium Shading 2 Accent 6" w:semiHidden="0" w:uiPriority="64" w:unhideWhenUsed="0"/>
-    <w:lsdException w:name="Medium List 1 Accent 6" w:semiHidden="0" w:uiPriority="65" w:unhideWhenUsed="0"/>
-    <w:lsdException w:name="Medium List 2 Accent 6" w:semiHidden="0" w:uiPriority="66" w:unhideWhenUsed="0"/>
-    <w:lsdException w:name="Medium Grid 1 Accent 6" w:semiHidden="0" w:uiPriority="67" w:unhideWhenUsed="0"/>
-    <w:lsdException w:name="Medium Grid 2 Accent 6" w:semiHidden="0" w:uiPriority="68" w:unhideWhenUsed="0"/>
-    <w:lsdException w:name="Medium Grid 3 Accent 6" w:semiHidden="0" w:uiPriority="69" w:unhideWhenUsed="0"/>
-    <w:lsdException w:name="Dark List Accent 6" w:semiHidden="0" w:uiPriority="70" w:unhideWhenUsed="0"/>
-    <w:lsdException w:name="Colorful Shading Accent 6" w:semiHidden="0" w:uiPriority="71" w:unhideWhenUsed="0"/>
-    <w:lsdException w:name="Colorful List Accent 6" w:semiHidden="0" w:uiPriority="72" w:unhideWhenUsed="0"/>
-    <w:lsdException w:name="Colorful Grid Accent 6" w:semiHidden="0" w:uiPriority="73" w:unhideWhenUsed="0"/>
-    <w:lsdException w:name="Subtle Emphasis" w:semiHidden="0" w:uiPriority="19" w:unhideWhenUsed="0" w:qFormat="1"/>
-    <w:lsdException w:name="Intense Emphasis" w:semiHidden="0" w:uiPriority="21" w:unhideWhenUsed="0" w:qFormat="1"/>
-    <w:lsdException w:name="Subtle Reference" w:semiHidden="0" w:uiPriority="31" w:unhideWhenUsed="0" w:qFormat="1"/>
-    <w:lsdException w:name="Intense Reference" w:semiHidden="0" w:uiPriority="32" w:unhideWhenUsed="0" w:qFormat="1"/>
-    <w:lsdException w:name="Book Title" w:semiHidden="0" w:uiPriority="33" w:unhideWhenUsed="0" w:qFormat="1"/>
-    <w:lsdException w:name="Bibliography" w:uiPriority="37"/>
-    <w:lsdException w:name="TOC Heading" w:uiPriority="39" w:qFormat="1"/>
+  <w:latentStyles w:defLockedState="0" w:defUIPriority="99" w:defSemiHidden="0" w:defUnhideWhenUsed="0" w:defQFormat="0" w:count="371">
+    <w:lsdException w:name="Normal" w:uiPriority="0" w:qFormat="1"/>
+    <w:lsdException w:name="heading 1" w:uiPriority="9" w:qFormat="1"/>
+    <w:lsdException w:name="heading 2" w:semiHidden="1" w:uiPriority="9" w:unhideWhenUsed="1" w:qFormat="1"/>
+    <w:lsdException w:name="heading 3" w:semiHidden="1" w:uiPriority="9" w:unhideWhenUsed="1" w:qFormat="1"/>
+    <w:lsdException w:name="heading 4" w:semiHidden="1" w:uiPriority="9" w:unhideWhenUsed="1" w:qFormat="1"/>
+    <w:lsdException w:name="heading 5" w:semiHidden="1" w:uiPriority="9" w:unhideWhenUsed="1" w:qFormat="1"/>
+    <w:lsdException w:name="heading 6" w:semiHidden="1" w:uiPriority="9" w:unhideWhenUsed="1" w:qFormat="1"/>
+    <w:lsdException w:name="heading 7" w:semiHidden="1" w:uiPriority="9" w:unhideWhenUsed="1" w:qFormat="1"/>
+    <w:lsdException w:name="heading 8" w:semiHidden="1" w:uiPriority="9" w:unhideWhenUsed="1" w:qFormat="1"/>
+    <w:lsdException w:name="heading 9" w:semiHidden="1" w:uiPriority="9" w:unhideWhenUsed="1" w:qFormat="1"/>
+    <w:lsdException w:name="index 1" w:semiHidden="1" w:unhideWhenUsed="1"/>
+    <w:lsdException w:name="index 2" w:semiHidden="1" w:unhideWhenUsed="1"/>
+    <w:lsdException w:name="index 3" w:semiHidden="1" w:unhideWhenUsed="1"/>
+    <w:lsdException w:name="index 4" w:semiHidden="1" w:unhideWhenUsed="1"/>
+    <w:lsdException w:name="index 5" w:semiHidden="1" w:unhideWhenUsed="1"/>
+    <w:lsdException w:name="index 6" w:semiHidden="1" w:unhideWhenUsed="1"/>
+    <w:lsdException w:name="index 7" w:semiHidden="1" w:unhideWhenUsed="1"/>
+    <w:lsdException w:name="index 8" w:semiHidden="1" w:unhideWhenUsed="1"/>
+    <w:lsdException w:name="index 9" w:semiHidden="1" w:unhideWhenUsed="1"/>
+    <w:lsdException w:name="toc 1" w:semiHidden="1" w:uiPriority="39" w:unhideWhenUsed="1"/>
+    <w:lsdException w:name="toc 2" w:semiHidden="1" w:uiPriority="39" w:unhideWhenUsed="1"/>
+    <w:lsdException w:name="toc 3" w:semiHidden="1" w:uiPriority="39" w:unhideWhenUsed="1"/>
+    <w:lsdException w:name="toc 4" w:semiHidden="1" w:uiPriority="39" w:unhideWhenUsed="1"/>
+    <w:lsdException w:name="toc 5" w:semiHidden="1" w:uiPriority="39" w:unhideWhenUsed="1"/>
+    <w:lsdException w:name="toc 6" w:semiHidden="1" w:uiPriority="39" w:unhideWhenUsed="1"/>
+    <w:lsdException w:name="toc 7" w:semiHidden="1" w:uiPriority="39" w:unhideWhenUsed="1"/>
+    <w:lsdException w:name="toc 8" w:semiHidden="1" w:uiPriority="39" w:unhideWhenUsed="1"/>
+    <w:lsdException w:name="toc 9" w:semiHidden="1" w:uiPriority="39" w:unhideWhenUsed="1"/>
+    <w:lsdException w:name="Normal Indent" w:semiHidden="1" w:unhideWhenUsed="1"/>
+    <w:lsdException w:name="footnote text" w:semiHidden="1" w:unhideWhenUsed="1"/>
+    <w:lsdException w:name="annotation text" w:semiHidden="1" w:unhideWhenUsed="1"/>
+    <w:lsdException w:name="header" w:semiHidden="1" w:unhideWhenUsed="1"/>
+    <w:lsdException w:name="footer" w:semiHidden="1" w:unhideWhenUsed="1"/>
+    <w:lsdException w:name="index heading" w:semiHidden="1" w:unhideWhenUsed="1"/>
+    <w:lsdException w:name="caption" w:semiHidden="1" w:uiPriority="35" w:unhideWhenUsed="1" w:qFormat="1"/>
+    <w:lsdException w:name="table of figures" w:semiHidden="1" w:unhideWhenUsed="1"/>
+    <w:lsdException w:name="envelope address" w:semiHidden="1" w:unhideWhenUsed="1"/>
+    <w:lsdException w:name="envelope return" w:semiHidden="1" w:unhideWhenUsed="1"/>
+    <w:lsdException w:name="footnote reference" w:semiHidden="1" w:unhideWhenUsed="1"/>
+    <w:lsdException w:name="annotation reference" w:semiHidden="1" w:unhideWhenUsed="1"/>
+    <w:lsdException w:name="line number" w:semiHidden="1" w:unhideWhenUsed="1"/>
+    <w:lsdException w:name="page number" w:semiHidden="1" w:unhideWhenUsed="1"/>
+    <w:lsdException w:name="endnote reference" w:semiHidden="1" w:unhideWhenUsed="1"/>
+    <w:lsdException w:name="endnote text" w:semiHidden="1" w:unhideWhenUsed="1"/>
+    <w:lsdException w:name="table of authorities" w:semiHidden="1" w:unhideWhenUsed="1"/>
+    <w:lsdException w:name="macro" w:semiHidden="1" w:unhideWhenUsed="1"/>
+    <w:lsdException w:name="toa heading" w:semiHidden="1" w:unhideWhenUsed="1"/>
+    <w:lsdException w:name="List" w:semiHidden="1" w:unhideWhenUsed="1"/>
+    <w:lsdException w:name="List Bullet" w:semiHidden="1" w:unhideWhenUsed="1"/>
+    <w:lsdException w:name="List Number" w:semiHidden="1" w:unhideWhenUsed="1"/>
+    <w:lsdException w:name="List 2" w:semiHidden="1" w:unhideWhenUsed="1"/>
+    <w:lsdException w:name="List 3" w:semiHidden="1" w:unhideWhenUsed="1"/>
+    <w:lsdException w:name="List 4" w:semiHidden="1" w:unhideWhenUsed="1"/>
+    <w:lsdException w:name="List 5" w:semiHidden="1" w:unhideWhenUsed="1"/>
+    <w:lsdException w:name="List Bullet 2" w:semiHidden="1" w:unhideWhenUsed="1"/>
+    <w:lsdException w:name="List Bullet 3" w:semiHidden="1" w:unhideWhenUsed="1"/>
+    <w:lsdException w:name="List Bullet 4" w:semiHidden="1" w:unhideWhenUsed="1"/>
+    <w:lsdException w:name="List Bullet 5" w:semiHidden="1" w:unhideWhenUsed="1"/>
+    <w:lsdException w:name="List Number 2" w:semiHidden="1" w:unhideWhenUsed="1"/>
+    <w:lsdException w:name="List Number 3" w:semiHidden="1" w:unhideWhenUsed="1"/>
+    <w:lsdException w:name="List Number 4" w:semiHidden="1" w:unhideWhenUsed="1"/>
+    <w:lsdException w:name="List Number 5" w:semiHidden="1" w:unhideWhenUsed="1"/>
+    <w:lsdException w:name="Title" w:uiPriority="10" w:qFormat="1"/>
+    <w:lsdException w:name="Closing" w:semiHidden="1" w:unhideWhenUsed="1"/>
+    <w:lsdException w:name="Signature" w:semiHidden="1" w:unhideWhenUsed="1"/>
+    <w:lsdException w:name="Default Paragraph Font" w:semiHidden="1" w:uiPriority="1" w:unhideWhenUsed="1"/>
+    <w:lsdException w:name="Body Text" w:semiHidden="1" w:unhideWhenUsed="1"/>
+    <w:lsdException w:name="Body Text Indent" w:semiHidden="1" w:unhideWhenUsed="1"/>
+    <w:lsdException w:name="List Continue" w:semiHidden="1" w:unhideWhenUsed="1"/>
+    <w:lsdException w:name="List Continue 2" w:semiHidden="1" w:unhideWhenUsed="1"/>
+    <w:lsdException w:name="List Continue 3" w:semiHidden="1" w:unhideWhenUsed="1"/>
+    <w:lsdException w:name="List Continue 4" w:semiHidden="1" w:unhideWhenUsed="1"/>
+    <w:lsdException w:name="List Continue 5" w:semiHidden="1" w:unhideWhenUsed="1"/>
+    <w:lsdException w:name="Message Header" w:semiHidden="1" w:unhideWhenUsed="1"/>
+    <w:lsdException w:name="Subtitle" w:uiPriority="11" w:qFormat="1"/>
+    <w:lsdException w:name="Salutation" w:semiHidden="1" w:unhideWhenUsed="1"/>
+    <w:lsdException w:name="Date" w:semiHidden="1" w:unhideWhenUsed="1"/>
+    <w:lsdException w:name="Body Text First Indent" w:semiHidden="1" w:unhideWhenUsed="1"/>
+    <w:lsdException w:name="Body Text First Indent 2" w:semiHidden="1" w:unhideWhenUsed="1"/>
+    <w:lsdException w:name="Note Heading" w:semiHidden="1" w:unhideWhenUsed="1"/>
+    <w:lsdException w:name="Body Text 2" w:semiHidden="1" w:unhideWhenUsed="1"/>
+    <w:lsdException w:name="Body Text 3" w:semiHidden="1" w:unhideWhenUsed="1"/>
+    <w:lsdException w:name="Body Text Indent 2" w:semiHidden="1" w:unhideWhenUsed="1"/>
+    <w:lsdException w:name="Body Text Indent 3" w:semiHidden="1" w:unhideWhenUsed="1"/>
+    <w:lsdException w:name="Block Text" w:semiHidden="1" w:unhideWhenUsed="1"/>
+    <w:lsdException w:name="Hyperlink" w:semiHidden="1" w:unhideWhenUsed="1"/>
+    <w:lsdException w:name="FollowedHyperlink" w:semiHidden="1" w:unhideWhenUsed="1"/>
+    <w:lsdException w:name="Strong" w:uiPriority="22" w:qFormat="1"/>
+    <w:lsdException w:name="Emphasis" w:uiPriority="20" w:qFormat="1"/>
+    <w:lsdException w:name="Document Map" w:semiHidden="1" w:unhideWhenUsed="1"/>
+    <w:lsdException w:name="Plain Text" w:semiHidden="1" w:unhideWhenUsed="1"/>
+    <w:lsdException w:name="E-mail Signature" w:semiHidden="1" w:unhideWhenUsed="1"/>
+    <w:lsdException w:name="HTML Top of Form" w:semiHidden="1" w:unhideWhenUsed="1"/>
+    <w:lsdException w:name="HTML Bottom of Form" w:semiHidden="1" w:unhideWhenUsed="1"/>
+    <w:lsdException w:name="Normal (Web)" w:semiHidden="1" w:unhideWhenUsed="1"/>
+    <w:lsdException w:name="HTML Acronym" w:semiHidden="1" w:unhideWhenUsed="1"/>
+    <w:lsdException w:name="HTML Address" w:semiHidden="1" w:unhideWhenUsed="1"/>
+    <w:lsdException w:name="HTML Cite" w:semiHidden="1" w:unhideWhenUsed="1"/>
+    <w:lsdException w:name="HTML Code" w:semiHidden="1" w:unhideWhenUsed="1"/>
+    <w:lsdException w:name="HTML Definition" w:semiHidden="1" w:unhideWhenUsed="1"/>
+    <w:lsdException w:name="HTML Keyboard" w:semiHidden="1" w:unhideWhenUsed="1"/>
+    <w:lsdException w:name="HTML Preformatted" w:semiHidden="1" w:unhideWhenUsed="1"/>
+    <w:lsdException w:name="HTML Sample" w:semiHidden="1" w:unhideWhenUsed="1"/>
+    <w:lsdException w:name="HTML Typewriter" w:semiHidden="1" w:unhideWhenUsed="1"/>
+    <w:lsdException w:name="HTML Variable" w:semiHidden="1" w:unhideWhenUsed="1"/>
+    <w:lsdException w:name="Normal Table" w:semiHidden="1" w:unhideWhenUsed="1"/>
+    <w:lsdException w:name="annotation subject" w:semiHidden="1" w:unhideWhenUsed="1"/>
+    <w:lsdException w:name="No List" w:semiHidden="1" w:unhideWhenUsed="1"/>
+    <w:lsdException w:name="Outline List 1" w:semiHidden="1" w:unhideWhenUsed="1"/>
+    <w:lsdException w:name="Outline List 2" w:semiHidden="1" w:unhideWhenUsed="1"/>
+    <w:lsdException w:name="Outline List 3" w:semiHidden="1" w:unhideWhenUsed="1"/>
+    <w:lsdException w:name="Table Simple 1" w:semiHidden="1" w:unhideWhenUsed="1"/>
+    <w:lsdException w:name="Table Simple 2" w:semiHidden="1" w:unhideWhenUsed="1"/>
+    <w:lsdException w:name="Table Simple 3" w:semiHidden="1" w:unhideWhenUsed="1"/>
+    <w:lsdException w:name="Table Classic 1" w:semiHidden="1" w:unhideWhenUsed="1"/>
+    <w:lsdException w:name="Table Classic 2" w:semiHidden="1" w:unhideWhenUsed="1"/>
+    <w:lsdException w:name="Table Classic 3" w:semiHidden="1" w:unhideWhenUsed="1"/>
+    <w:lsdException w:name="Table Classic 4" w:semiHidden="1" w:unhideWhenUsed="1"/>
+    <w:lsdException w:name="Table Colorful 1" w:semiHidden="1" w:unhideWhenUsed="1"/>
+    <w:lsdException w:name="Table Colorful 2" w:semiHidden="1" w:unhideWhenUsed="1"/>
+    <w:lsdException w:name="Table Colorful 3" w:semiHidden="1" w:unhideWhenUsed="1"/>
+    <w:lsdException w:name="Table Columns 1" w:semiHidden="1" w:unhideWhenUsed="1"/>
+    <w:lsdException w:name="Table Columns 2" w:semiHidden="1" w:unhideWhenUsed="1"/>
+    <w:lsdException w:name="Table Columns 3" w:semiHidden="1" w:unhideWhenUsed="1"/>
+    <w:lsdException w:name="Table Columns 4" w:semiHidden="1" w:unhideWhenUsed="1"/>
+    <w:lsdException w:name="Table Columns 5" w:semiHidden="1" w:unhideWhenUsed="1"/>
+    <w:lsdException w:name="Table Grid 1" w:semiHidden="1" w:unhideWhenUsed="1"/>
+    <w:lsdException w:name="Table Grid 2" w:semiHidden="1" w:unhideWhenUsed="1"/>
+    <w:lsdException w:name="Table Grid 3" w:semiHidden="1" w:unhideWhenUsed="1"/>
+    <w:lsdException w:name="Table Grid 4" w:semiHidden="1" w:unhideWhenUsed="1"/>
+    <w:lsdException w:name="Table Grid 5" w:semiHidden="1" w:unhideWhenUsed="1"/>
+    <w:lsdException w:name="Table Grid 6" w:semiHidden="1" w:unhideWhenUsed="1"/>
+    <w:lsdException w:name="Table Grid 7" w:semiHidden="1" w:unhideWhenUsed="1"/>
+    <w:lsdException w:name="Table Grid 8" w:semiHidden="1" w:unhideWhenUsed="1"/>
+    <w:lsdException w:name="Table List 1" w:semiHidden="1" w:unhideWhenUsed="1"/>
+    <w:lsdException w:name="Table List 2" w:semiHidden="1" w:unhideWhenUsed="1"/>
+    <w:lsdException w:name="Table List 3" w:semiHidden="1" w:unhideWhenUsed="1"/>
+    <w:lsdException w:name="Table List 4" w:semiHidden="1" w:unhideWhenUsed="1"/>
+    <w:lsdException w:name="Table List 5" w:semiHidden="1" w:unhideWhenUsed="1"/>
+    <w:lsdException w:name="Table List 6" w:semiHidden="1" w:unhideWhenUsed="1"/>
+    <w:lsdException w:name="Table List 7" w:semiHidden="1" w:unhideWhenUsed="1"/>
+    <w:lsdException w:name="Table List 8" w:semiHidden="1" w:unhideWhenUsed="1"/>
+    <w:lsdException w:name="Table 3D effects 1" w:semiHidden="1" w:unhideWhenUsed="1"/>
+    <w:lsdException w:name="Table 3D effects 2" w:semiHidden="1" w:unhideWhenUsed="1"/>
+    <w:lsdException w:name="Table 3D effects 3" w:semiHidden="1" w:unhideWhenUsed="1"/>
+    <w:lsdException w:name="Table Contemporary" w:semiHidden="1" w:unhideWhenUsed="1"/>
+    <w:lsdException w:name="Table Elegant" w:semiHidden="1" w:unhideWhenUsed="1"/>
+    <w:lsdException w:name="Table Professional" w:semiHidden="1" w:unhideWhenUsed="1"/>
+    <w:lsdException w:name="Table Subtle 1" w:semiHidden="1" w:unhideWhenUsed="1"/>
+    <w:lsdException w:name="Table Subtle 2" w:semiHidden="1" w:unhideWhenUsed="1"/>
+    <w:lsdException w:name="Table Web 1" w:semiHidden="1" w:unhideWhenUsed="1"/>
+    <w:lsdException w:name="Table Web 2" w:semiHidden="1" w:unhideWhenUsed="1"/>
+    <w:lsdException w:name="Table Web 3" w:semiHidden="1" w:unhideWhenUsed="1"/>
+    <w:lsdException w:name="Balloon Text" w:semiHidden="1" w:unhideWhenUsed="1"/>
+    <w:lsdException w:name="Table Grid" w:uiPriority="39"/>
+    <w:lsdException w:name="Table Theme" w:semiHidden="1" w:unhideWhenUsed="1"/>
+    <w:lsdException w:name="Placeholder Text" w:semiHidden="1"/>
+    <w:lsdException w:name="No Spacing" w:uiPriority="1" w:qFormat="1"/>
+    <w:lsdException w:name="Light Shading" w:uiPriority="60"/>
+    <w:lsdException w:name="Light List" w:uiPriority="61"/>
+    <w:lsdException w:name="Light Grid" w:uiPriority="62"/>
+    <w:lsdException w:name="Medium Shading 1" w:uiPriority="63"/>
+    <w:lsdException w:name="Medium Shading 2" w:uiPriority="64"/>
+    <w:lsdException w:name="Medium List 1" w:uiPriority="65"/>
+    <w:lsdException w:name="Medium List 2" w:uiPriority="66"/>
+    <w:lsdException w:name="Medium Grid 1" w:uiPriority="67"/>
+    <w:lsdException w:name="Medium Grid 2" w:uiPriority="68"/>
+    <w:lsdException w:name="Medium Grid 3" w:uiPriority="69"/>
+    <w:lsdException w:name="Dark List" w:uiPriority="70"/>
+    <w:lsdException w:name="Colorful Shading" w:uiPriority="71"/>
+    <w:lsdException w:name="Colorful List" w:uiPriority="72"/>
+    <w:lsdException w:name="Colorful Grid" w:uiPriority="73"/>
+    <w:lsdException w:name="Light Shading Accent 1" w:uiPriority="60"/>
+    <w:lsdException w:name="Light List Accent 1" w:uiPriority="61"/>
+    <w:lsdException w:name="Light Grid Accent 1" w:uiPriority="62"/>
+    <w:lsdException w:name="Medium Shading 1 Accent 1" w:uiPriority="63"/>
+    <w:lsdException w:name="Medium Shading 2 Accent 1" w:uiPriority="64"/>
+    <w:lsdException w:name="Medium List 1 Accent 1" w:uiPriority="65"/>
+    <w:lsdException w:name="Revision" w:semiHidden="1"/>
+    <w:lsdException w:name="List Paragraph" w:uiPriority="34" w:qFormat="1"/>
+    <w:lsdException w:name="Quote" w:uiPriority="29" w:qFormat="1"/>
+    <w:lsdException w:name="Intense Quote" w:uiPriority="30" w:qFormat="1"/>
+    <w:lsdException w:name="Medium List 2 Accent 1" w:uiPriority="66"/>
+    <w:lsdException w:name="Medium Grid 1 Accent 1" w:uiPriority="67"/>
+    <w:lsdException w:name="Medium Grid 2 Accent 1" w:uiPriority="68"/>
+    <w:lsdException w:name="Medium Grid 3 Accent 1" w:uiPriority="69"/>
+    <w:lsdException w:name="Dark List Accent 1" w:uiPriority="70"/>
+    <w:lsdException w:name="Colorful Shading Accent 1" w:uiPriority="71"/>
+    <w:lsdException w:name="Colorful List Accent 1" w:uiPriority="72"/>
+    <w:lsdException w:name="Colorful Grid Accent 1" w:uiPriority="73"/>
+    <w:lsdException w:name="Light Shading Accent 2" w:uiPriority="60"/>
+    <w:lsdException w:name="Light List Accent 2" w:uiPriority="61"/>
+    <w:lsdException w:name="Light Grid Accent 2" w:uiPriority="62"/>
+    <w:lsdException w:name="Medium Shading 1 Accent 2" w:uiPriority="63"/>
+    <w:lsdException w:name="Medium Shading 2 Accent 2" w:uiPriority="64"/>
+    <w:lsdException w:name="Medium List 1 Accent 2" w:uiPriority="65"/>
+    <w:lsdException w:name="Medium List 2 Accent 2" w:uiPriority="66"/>
+    <w:lsdException w:name="Medium Grid 1 Accent 2" w:uiPriority="67"/>
+    <w:lsdException w:name="Medium Grid 2 Accent 2" w:uiPriority="68"/>
+    <w:lsdException w:name="Medium Grid 3 Accent 2" w:uiPriority="69"/>
+    <w:lsdException w:name="Dark List Accent 2" w:uiPriority="70"/>
+    <w:lsdException w:name="Colorful Shading Accent 2" w:uiPriority="71"/>
+    <w:lsdException w:name="Colorful List Accent 2" w:uiPriority="72"/>
+    <w:lsdException w:name="Colorful Grid Accent 2" w:uiPriority="73"/>
+    <w:lsdException w:name="Light Shading Accent 3" w:uiPriority="60"/>
+    <w:lsdException w:name="Light List Accent 3" w:uiPriority="61"/>
+    <w:lsdException w:name="Light Grid Accent 3" w:uiPriority="62"/>
+    <w:lsdException w:name="Medium Shading 1 Accent 3" w:uiPriority="63"/>
+    <w:lsdException w:name="Medium Shading 2 Accent 3" w:uiPriority="64"/>
+    <w:lsdException w:name="Medium List 1 Accent 3" w:uiPriority="65"/>
+    <w:lsdException w:name="Medium List 2 Accent 3" w:uiPriority="66"/>
+    <w:lsdException w:name="Medium Grid 1 Accent 3" w:uiPriority="67"/>
+    <w:lsdException w:name="Medium Grid 2 Accent 3" w:uiPriority="68"/>
+    <w:lsdException w:name="Medium Grid 3 Accent 3" w:uiPriority="69"/>
+    <w:lsdException w:name="Dark List Accent 3" w:uiPriority="70"/>
+    <w:lsdException w:name="Colorful Shading Accent 3" w:uiPriority="71"/>
+    <w:lsdException w:name="Colorful List Accent 3" w:uiPriority="72"/>
+    <w:lsdException w:name="Colorful Grid Accent 3" w:uiPriority="73"/>
+    <w:lsdException w:name="Light Shading Accent 4" w:uiPriority="60"/>
+    <w:lsdException w:name="Light List Accent 4" w:uiPriority="61"/>
+    <w:lsdException w:name="Light Grid Accent 4" w:uiPriority="62"/>
+    <w:lsdException w:name="Medium Shading 1 Accent 4" w:uiPriority="63"/>
+    <w:lsdException w:name="Medium Shading 2 Accent 4" w:uiPriority="64"/>
+    <w:lsdException w:name="Medium List 1 Accent 4" w:uiPriority="65"/>
+    <w:lsdException w:name="Medium List 2 Accent 4" w:uiPriority="66"/>
+    <w:lsdException w:name="Medium Grid 1 Accent 4" w:uiPriority="67"/>
+    <w:lsdException w:name="Medium Grid 2 Accent 4" w:uiPriority="68"/>
+    <w:lsdException w:name="Medium Grid 3 Accent 4" w:uiPriority="69"/>
+    <w:lsdException w:name="Dark List Accent 4" w:uiPriority="70"/>
+    <w:lsdException w:name="Colorful Shading Accent 4" w:uiPriority="71"/>
+    <w:lsdException w:name="Colorful List Accent 4" w:uiPriority="72"/>
+    <w:lsdException w:name="Colorful Grid Accent 4" w:uiPriority="73"/>
+    <w:lsdException w:name="Light Shading Accent 5" w:uiPriority="60"/>
+    <w:lsdException w:name="Light List Accent 5" w:uiPriority="61"/>
+    <w:lsdException w:name="Light Grid Accent 5" w:uiPriority="62"/>
+    <w:lsdException w:name="Medium Shading 1 Accent 5" w:uiPriority="63"/>
+    <w:lsdException w:name="Medium Shading 2 Accent 5" w:uiPriority="64"/>
+    <w:lsdException w:name="Medium List 1 Accent 5" w:uiPriority="65"/>
+    <w:lsdException w:name="Medium List 2 Accent 5" w:uiPriority="66"/>
+    <w:lsdException w:name="Medium Grid 1 Accent 5" w:uiPriority="67"/>
+    <w:lsdException w:name="Medium Grid 2 Accent 5" w:uiPriority="68"/>
+    <w:lsdException w:name="Medium Grid 3 Accent 5" w:uiPriority="69"/>
+    <w:lsdException w:name="Dark List Accent 5" w:uiPriority="70"/>
+    <w:lsdException w:name="Colorful Shading Accent 5" w:uiPriority="71"/>
+    <w:lsdException w:name="Colorful List Accent 5" w:uiPriority="72"/>
+    <w:lsdException w:name="Colorful Grid Accent 5" w:uiPriority="73"/>
+    <w:lsdException w:name="Light Shading Accent 6" w:uiPriority="60"/>
+    <w:lsdException w:name="Light List Accent 6" w:uiPriority="61"/>
+    <w:lsdException w:name="Light Grid Accent 6" w:uiPriority="62"/>
+    <w:lsdException w:name="Medium Shading 1 Accent 6" w:uiPriority="63"/>
+    <w:lsdException w:name="Medium Shading 2 Accent 6" w:uiPriority="64"/>
+    <w:lsdException w:name="Medium List 1 Accent 6" w:uiPriority="65"/>
+    <w:lsdException w:name="Medium List 2 Accent 6" w:uiPriority="66"/>
+    <w:lsdException w:name="Medium Grid 1 Accent 6" w:uiPriority="67"/>
+    <w:lsdException w:name="Medium Grid 2 Accent 6" w:uiPriority="68"/>
+    <w:lsdException w:name="Medium Grid 3 Accent 6" w:uiPriority="69"/>
+    <w:lsdException w:name="Dark List Accent 6" w:uiPriority="70"/>
+    <w:lsdException w:name="Colorful Shading Accent 6" w:uiPriority="71"/>
+    <w:lsdException w:name="Colorful List Accent 6" w:uiPriority="72"/>
+    <w:lsdException w:name="Colorful Grid Accent 6" w:uiPriority="73"/>
+    <w:lsdException w:name="Subtle Emphasis" w:uiPriority="19" w:qFormat="1"/>
+    <w:lsdException w:name="Intense Emphasis" w:uiPriority="21" w:qFormat="1"/>
+    <w:lsdException w:name="Subtle Reference" w:uiPriority="31" w:qFormat="1"/>
+    <w:lsdException w:name="Intense Reference" w:uiPriority="32" w:qFormat="1"/>
+    <w:lsdException w:name="Book Title" w:uiPriority="33" w:qFormat="1"/>
+    <w:lsdException w:name="Bibliography" w:semiHidden="1" w:uiPriority="37" w:unhideWhenUsed="1"/>
+    <w:lsdException w:name="TOC Heading" w:semiHidden="1" w:uiPriority="39" w:unhideWhenUsed="1" w:qFormat="1"/>
+    <w:lsdException w:name="Plain Table 1" w:uiPriority="41"/>
+    <w:lsdException w:name="Plain Table 2" w:uiPriority="42"/>
+    <w:lsdException w:name="Plain Table 3" w:uiPriority="43"/>
+    <w:lsdException w:name="Plain Table 4" w:uiPriority="44"/>
+    <w:lsdException w:name="Plain Table 5" w:uiPriority="45"/>
+    <w:lsdException w:name="Grid Table Light" w:uiPriority="40"/>
+    <w:lsdException w:name="Grid Table 1 Light" w:uiPriority="46"/>
+    <w:lsdException w:name="Grid Table 2" w:uiPriority="47"/>
+    <w:lsdException w:name="Grid Table 3" w:uiPriority="48"/>
+    <w:lsdException w:name="Grid Table 4" w:uiPriority="49"/>
+    <w:lsdException w:name="Grid Table 5 Dark" w:uiPriority="50"/>
+    <w:lsdException w:name="Grid Table 6 Colorful" w:uiPriority="51"/>
+    <w:lsdException w:name="Grid Table 7 Colorful" w:uiPriority="52"/>
+    <w:lsdException w:name="Grid Table 1 Light Accent 1" w:uiPriority="46"/>
+    <w:lsdException w:name="Grid Table 2 Accent 1" w:uiPriority="47"/>
+    <w:lsdException w:name="Grid Table 3 Accent 1" w:uiPriority="48"/>
+    <w:lsdException w:name="Grid Table 4 Accent 1" w:uiPriority="49"/>
+    <w:lsdException w:name="Grid Table 5 Dark Accent 1" w:uiPriority="50"/>
+    <w:lsdException w:name="Grid Table 6 Colorful Accent 1" w:uiPriority="51"/>
+    <w:lsdException w:name="Grid Table 7 Colorful Accent 1" w:uiPriority="52"/>
+    <w:lsdException w:name="Grid Table 1 Light Accent 2" w:uiPriority="46"/>
+    <w:lsdException w:name="Grid Table 2 Accent 2" w:uiPriority="47"/>
+    <w:lsdException w:name="Grid Table 3 Accent 2" w:uiPriority="48"/>
+    <w:lsdException w:name="Grid Table 4 Accent 2" w:uiPriority="49"/>
+    <w:lsdException w:name="Grid Table 5 Dark Accent 2" w:uiPriority="50"/>
+    <w:lsdException w:name="Grid Table 6 Colorful Accent 2" w:uiPriority="51"/>
+    <w:lsdException w:name="Grid Table 7 Colorful Accent 2" w:uiPriority="52"/>
+    <w:lsdException w:name="Grid Table 1 Light Accent 3" w:uiPriority="46"/>
+    <w:lsdException w:name="Grid Table 2 Accent 3" w:uiPriority="47"/>
+    <w:lsdException w:name="Grid Table 3 Accent 3" w:uiPriority="48"/>
+    <w:lsdException w:name="Grid Table 4 Accent 3" w:uiPriority="49"/>
+    <w:lsdException w:name="Grid Table 5 Dark Accent 3" w:uiPriority="50"/>
+    <w:lsdException w:name="Grid Table 6 Colorful Accent 3" w:uiPriority="51"/>
+    <w:lsdException w:name="Grid Table 7 Colorful Accent 3" w:uiPriority="52"/>
+    <w:lsdException w:name="Grid Table 1 Light Accent 4" w:uiPriority="46"/>
+    <w:lsdException w:name="Grid Table 2 Accent 4" w:uiPriority="47"/>
+    <w:lsdException w:name="Grid Table 3 Accent 4" w:uiPriority="48"/>
+    <w:lsdException w:name="Grid Table 4 Accent 4" w:uiPriority="49"/>
+    <w:lsdException w:name="Grid Table 5 Dark Accent 4" w:uiPriority="50"/>
+    <w:lsdException w:name="Grid Table 6 Colorful Accent 4" w:uiPriority="51"/>
+    <w:lsdException w:name="Grid Table 7 Colorful Accent 4" w:uiPriority="52"/>
+    <w:lsdException w:name="Grid Table 1 Light Accent 5" w:uiPriority="46"/>
+    <w:lsdException w:name="Grid Table 2 Accent 5" w:uiPriority="47"/>
+    <w:lsdException w:name="Grid Table 3 Accent 5" w:uiPriority="48"/>
+    <w:lsdException w:name="Grid Table 4 Accent 5" w:uiPriority="49"/>
+    <w:lsdException w:name="Grid Table 5 Dark Accent 5" w:uiPriority="50"/>
+    <w:lsdException w:name="Grid Table 6 Colorful Accent 5" w:uiPriority="51"/>
+    <w:lsdException w:name="Grid Table 7 Colorful Accent 5" w:uiPriority="52"/>
+    <w:lsdException w:name="Grid Table 1 Light Accent 6" w:uiPriority="46"/>
+    <w:lsdException w:name="Grid Table 2 Accent 6" w:uiPriority="47"/>
+    <w:lsdException w:name="Grid Table 3 Accent 6" w:uiPriority="48"/>
+    <w:lsdException w:name="Grid Table 4 Accent 6" w:uiPriority="49"/>
+    <w:lsdException w:name="Grid Table 5 Dark Accent 6" w:uiPriority="50"/>
+    <w:lsdException w:name="Grid Table 6 Colorful Accent 6" w:uiPriority="51"/>
+    <w:lsdException w:name="Grid Table 7 Colorful Accent 6" w:uiPriority="52"/>
+    <w:lsdException w:name="List Table 1 Light" w:uiPriority="46"/>
+    <w:lsdException w:name="List Table 2" w:uiPriority="47"/>
+    <w:lsdException w:name="List Table 3" w:uiPriority="48"/>
+    <w:lsdException w:name="List Table 4" w:uiPriority="49"/>
+    <w:lsdException w:name="List Table 5 Dark" w:uiPriority="50"/>
+    <w:lsdException w:name="List Table 6 Colorful" w:uiPriority="51"/>
+    <w:lsdException w:name="List Table 7 Colorful" w:uiPriority="52"/>
+    <w:lsdException w:name="List Table 1 Light Accent 1" w:uiPriority="46"/>
+    <w:lsdException w:name="List Table 2 Accent 1" w:uiPriority="47"/>
+    <w:lsdException w:name="List Table 3 Accent 1" w:uiPriority="48"/>
+    <w:lsdException w:name="List Table 4 Accent 1" w:uiPriority="49"/>
+    <w:lsdException w:name="List Table 5 Dark Accent 1" w:uiPriority="50"/>
+    <w:lsdException w:name="List Table 6 Colorful Accent 1" w:uiPriority="51"/>
+    <w:lsdException w:name="List Table 7 Colorful Accent 1" w:uiPriority="52"/>
+    <w:lsdException w:name="List Table 1 Light Accent 2" w:uiPriority="46"/>
+    <w:lsdException w:name="List Table 2 Accent 2" w:uiPriority="47"/>
+    <w:lsdException w:name="List Table 3 Accent 2" w:uiPriority="48"/>
+    <w:lsdException w:name="List Table 4 Accent 2" w:uiPriority="49"/>
+    <w:lsdException w:name="List Table 5 Dark Accent 2" w:uiPriority="50"/>
+    <w:lsdException w:name="List Table 6 Colorful Accent 2" w:uiPriority="51"/>
+    <w:lsdException w:name="List Table 7 Colorful Accent 2" w:uiPriority="52"/>
+    <w:lsdException w:name="List Table 1 Light Accent 3" w:uiPriority="46"/>
+    <w:lsdException w:name="List Table 2 Accent 3" w:uiPriority="47"/>
+    <w:lsdException w:name="List Table 3 Accent 3" w:uiPriority="48"/>
+    <w:lsdException w:name="List Table 4 Accent 3" w:uiPriority="49"/>
+    <w:lsdException w:name="List Table 5 Dark Accent 3" w:uiPriority="50"/>
+    <w:lsdException w:name="List Table 6 Colorful Accent 3" w:uiPriority="51"/>
+    <w:lsdException w:name="List Table 7 Colorful Accent 3" w:uiPriority="52"/>
+    <w:lsdException w:name="List Table 1 Light Accent 4" w:uiPriority="46"/>
+    <w:lsdException w:name="List Table 2 Accent 4" w:uiPriority="47"/>
+    <w:lsdException w:name="List Table 3 Accent 4" w:uiPriority="48"/>
+    <w:lsdException w:name="List Table 4 Accent 4" w:uiPriority="49"/>
+    <w:lsdException w:name="List Table 5 Dark Accent 4" w:uiPriority="50"/>
+    <w:lsdException w:name="List Table 6 Colorful Accent 4" w:uiPriority="51"/>
+    <w:lsdException w:name="List Table 7 Colorful Accent 4" w:uiPriority="52"/>
+    <w:lsdException w:name="List Table 1 Light Accent 5" w:uiPriority="46"/>
+    <w:lsdException w:name="List Table 2 Accent 5" w:uiPriority="47"/>
+    <w:lsdException w:name="List Table 3 Accent 5" w:uiPriority="48"/>
+    <w:lsdException w:name="List Table 4 Accent 5" w:uiPriority="49"/>
+    <w:lsdException w:name="List Table 5 Dark Accent 5" w:uiPriority="50"/>
+    <w:lsdException w:name="List Table 6 Colorful Accent 5" w:uiPriority="51"/>
+    <w:lsdException w:name="List Table 7 Colorful Accent 5" w:uiPriority="52"/>
+    <w:lsdException w:name="List Table 1 Light Accent 6" w:uiPriority="46"/>
+    <w:lsdException w:name="List Table 2 Accent 6" w:uiPriority="47"/>
+    <w:lsdException w:name="List Table 3 Accent 6" w:uiPriority="48"/>
+    <w:lsdException w:name="List Table 4 Accent 6" w:uiPriority="49"/>
+    <w:lsdException w:name="List Table 5 Dark Accent 6" w:uiPriority="50"/>
+    <w:lsdException w:name="List Table 6 Colorful Accent 6" w:uiPriority="51"/>
+    <w:lsdException w:name="List Table 7 Colorful Accent 6" w:uiPriority="52"/>
   </w:latentStyles>
   <w:style w:type="paragraph" w:default="1" w:styleId="Normal">
     <w:name w:val="Normal"/>
@@ -14394,7 +16963,7 @@
   <a:extraClrSchemeLst/>
   <a:extLst>
     <a:ext uri="{05A4C25C-085E-4340-85A3-A5531E510DB2}">
-      <thm15:themeFamily xmlns="" xmlns:thm15="http://schemas.microsoft.com/office/thememl/2012/main" name="Office Theme" id="{62F939B6-93AF-4DB8-9C6B-D6C7DFDC589F}" vid="{4A3C46E8-61CC-4603-A589-7422A47A8E4A}"/>
+      <thm15:themeFamily xmlns:thm15="http://schemas.microsoft.com/office/thememl/2012/main" name="Office Theme" id="{62F939B6-93AF-4DB8-9C6B-D6C7DFDC589F}" vid="{4A3C46E8-61CC-4603-A589-7422A47A8E4A}"/>
     </a:ext>
   </a:extLst>
 </a:theme>
